--- a/output/Final_Project_STA6166_Completed.docx
+++ b/output/Final_Project_STA6166_Completed.docx
@@ -66,7 +66,8 @@
     </w:p>
     <w:p>
       <w:pPr>
-        <w:spacing w:before="180"/>
+        <w:keepNext/>
+        <w:spacing w:before="280"/>
       </w:pPr>
       <w:r>
         <w:rPr>
@@ -285,11 +286,6 @@
       <w:r>
         <w:t>Fill in the following table using the R output from the full model with 15 predictors.</w:t>
       </w:r>
-    </w:p>
-    <w:p>
-      <w:pPr>
-        <w:spacing w:after="180"/>
-      </w:pPr>
     </w:p>
     <w:tbl>
       <w:tblPr>
@@ -407,12 +403,14 @@
             <w:r>
               <w:rPr>
                 <w:rFonts w:ascii="Cambria Math" w:hAnsi="Cambria Math"/>
+                <w:b/>
                 <w:sz w:val="24"/>
               </w:rPr>
               <w:t>β</w:t>
             </w:r>
             <w:r>
               <w:rPr>
+                <w:b/>
                 <w:sz w:val="20"/>
                 <w:vertAlign w:val="subscript"/>
               </w:rPr>
@@ -435,6 +433,7 @@
             </w:pPr>
             <w:r>
               <w:rPr>
+                <w:b/>
                 <w:sz w:val="20"/>
               </w:rPr>
               <w:t>1.9115</w:t>
@@ -456,6 +455,7 @@
             </w:pPr>
             <w:r>
               <w:rPr>
+                <w:b/>
                 <w:sz w:val="20"/>
               </w:rPr>
               <w:t>0.7175</w:t>
@@ -477,6 +477,7 @@
             </w:pPr>
             <w:r>
               <w:rPr>
+                <w:b/>
                 <w:sz w:val="20"/>
               </w:rPr>
               <w:t>2.664</w:t>
@@ -498,6 +499,7 @@
             </w:pPr>
             <w:r>
               <w:rPr>
+                <w:b/>
                 <w:sz w:val="20"/>
               </w:rPr>
               <w:t>0.009253</w:t>
@@ -752,12 +754,14 @@
             <w:r>
               <w:rPr>
                 <w:rFonts w:ascii="Cambria Math" w:hAnsi="Cambria Math"/>
+                <w:b/>
                 <w:sz w:val="24"/>
               </w:rPr>
               <w:t>β</w:t>
             </w:r>
             <w:r>
               <w:rPr>
+                <w:b/>
                 <w:sz w:val="20"/>
                 <w:vertAlign w:val="subscript"/>
               </w:rPr>
@@ -780,6 +784,7 @@
             </w:pPr>
             <w:r>
               <w:rPr>
+                <w:b/>
                 <w:sz w:val="20"/>
               </w:rPr>
               <w:t>-2.6473</w:t>
@@ -801,6 +806,7 @@
             </w:pPr>
             <w:r>
               <w:rPr>
+                <w:b/>
                 <w:sz w:val="20"/>
               </w:rPr>
               <w:t>0.8055</w:t>
@@ -822,6 +828,7 @@
             </w:pPr>
             <w:r>
               <w:rPr>
+                <w:b/>
                 <w:sz w:val="20"/>
               </w:rPr>
               <w:t>-3.287</w:t>
@@ -843,6 +850,7 @@
             </w:pPr>
             <w:r>
               <w:rPr>
+                <w:b/>
                 <w:sz w:val="20"/>
               </w:rPr>
               <w:t>0.001481</w:t>
@@ -1442,12 +1450,14 @@
             <w:r>
               <w:rPr>
                 <w:rFonts w:ascii="Cambria Math" w:hAnsi="Cambria Math"/>
+                <w:b/>
                 <w:sz w:val="24"/>
               </w:rPr>
               <w:t>β</w:t>
             </w:r>
             <w:r>
               <w:rPr>
+                <w:b/>
                 <w:sz w:val="20"/>
                 <w:vertAlign w:val="subscript"/>
               </w:rPr>
@@ -1470,6 +1480,7 @@
             </w:pPr>
             <w:r>
               <w:rPr>
+                <w:b/>
                 <w:sz w:val="20"/>
               </w:rPr>
               <w:t>7.2157</w:t>
@@ -1491,6 +1502,7 @@
             </w:pPr>
             <w:r>
               <w:rPr>
+                <w:b/>
                 <w:sz w:val="20"/>
               </w:rPr>
               <w:t>0.7176</w:t>
@@ -1512,6 +1524,7 @@
             </w:pPr>
             <w:r>
               <w:rPr>
+                <w:b/>
                 <w:sz w:val="20"/>
               </w:rPr>
               <w:t>10.056</w:t>
@@ -1533,6 +1546,7 @@
             </w:pPr>
             <w:r>
               <w:rPr>
+                <w:b/>
                 <w:sz w:val="20"/>
               </w:rPr>
               <w:t>4.49e-16</w:t>
@@ -1788,12 +1802,14 @@
             <w:r>
               <w:rPr>
                 <w:rFonts w:ascii="Cambria Math" w:hAnsi="Cambria Math"/>
+                <w:b/>
                 <w:sz w:val="24"/>
               </w:rPr>
               <w:t>β</w:t>
             </w:r>
             <w:r>
               <w:rPr>
+                <w:b/>
                 <w:sz w:val="20"/>
                 <w:vertAlign w:val="subscript"/>
               </w:rPr>
@@ -1816,6 +1832,7 @@
             </w:pPr>
             <w:r>
               <w:rPr>
+                <w:b/>
                 <w:sz w:val="20"/>
               </w:rPr>
               <w:t>-2.6675</w:t>
@@ -1837,6 +1854,7 @@
             </w:pPr>
             <w:r>
               <w:rPr>
+                <w:b/>
                 <w:sz w:val="20"/>
               </w:rPr>
               <w:t>0.6812</w:t>
@@ -1858,6 +1876,7 @@
             </w:pPr>
             <w:r>
               <w:rPr>
+                <w:b/>
                 <w:sz w:val="20"/>
               </w:rPr>
               <w:t>-3.916</w:t>
@@ -1879,6 +1898,7 @@
             </w:pPr>
             <w:r>
               <w:rPr>
+                <w:b/>
                 <w:sz w:val="20"/>
               </w:rPr>
               <w:t>0.000183</w:t>
@@ -1903,12 +1923,14 @@
             <w:r>
               <w:rPr>
                 <w:rFonts w:ascii="Cambria Math" w:hAnsi="Cambria Math"/>
+                <w:b/>
                 <w:sz w:val="24"/>
               </w:rPr>
               <w:t>β</w:t>
             </w:r>
             <w:r>
               <w:rPr>
+                <w:b/>
                 <w:sz w:val="20"/>
                 <w:vertAlign w:val="subscript"/>
               </w:rPr>
@@ -1931,6 +1953,7 @@
             </w:pPr>
             <w:r>
               <w:rPr>
+                <w:b/>
                 <w:sz w:val="20"/>
               </w:rPr>
               <w:t>-1.6059</w:t>
@@ -1952,6 +1975,7 @@
             </w:pPr>
             <w:r>
               <w:rPr>
+                <w:b/>
                 <w:sz w:val="20"/>
               </w:rPr>
               <w:t>0.6871</w:t>
@@ -1973,6 +1997,7 @@
             </w:pPr>
             <w:r>
               <w:rPr>
+                <w:b/>
                 <w:sz w:val="20"/>
               </w:rPr>
               <w:t>-2.337</w:t>
@@ -1994,6 +2019,7 @@
             </w:pPr>
             <w:r>
               <w:rPr>
+                <w:b/>
                 <w:sz w:val="20"/>
               </w:rPr>
               <w:t>0.021801</w:t>
@@ -2119,43 +2145,124 @@
     </w:tbl>
     <w:p>
       <w:pPr>
-        <w:spacing w:after="120"/>
-      </w:pPr>
+        <w:spacing w:after="120" w:before="60"/>
+      </w:pPr>
+      <w:r>
+        <w:rPr>
+          <w:i/>
+          <w:sz w:val="19"/>
+        </w:rPr>
+        <w:t>Rows in bold are significant at α = 0.05.</w:t>
+      </w:r>
+    </w:p>
+    <w:p>
+      <w:pPr>
+        <w:pBdr>
+          <w:left w:val="single" w:sz="18" w:space="8" w:color="2F5496"/>
+        </w:pBdr>
+        <w:spacing w:after="100" w:before="0"/>
+        <w:ind w:left="288"/>
+      </w:pPr>
+      <w:r>
+        <w:rPr/>
+        <w:t xml:space="preserve">The full model explains about 65% of the variation in Y: </w:t>
+      </w:r>
       <w:r>
         <w:rPr>
           <w:b/>
         </w:rPr>
-        <w:t>Model fit (full model, R output):</w:t>
+        <w:t>R² = 0.6506</w:t>
+      </w:r>
+      <w:r>
+        <w:rPr/>
+        <w:t xml:space="preserve"> and </w:t>
       </w:r>
       <w:r>
         <w:rPr>
-          <w:b w:val="0"/>
+          <w:b/>
         </w:rPr>
-        <w:t xml:space="preserve"> Multiple R² = 0.6506 and adjusted R² = 0.5882. Residual standard error = 6.427 on 84 degrees of freedom; overall F-statistic = 10.43 on 15 and 84 DF, p-value = 1.442e-13. The intercept estimate is 1.5842 (SE 0.7122, t = 2.224, p = 0.028813).</w:t>
+        <w:t>adjusted R² = 0.5882</w:t>
+      </w:r>
+      <w:r>
+        <w:rPr/>
+        <w:t>. It is highly significant overall (F = 10.43 on 15 and 84 df, p = 1.442e-13). Five slopes are significant at the 5% level (</w:t>
+      </w:r>
+      <w:r>
+        <w:rPr>
+          <w:b/>
+        </w:rPr>
+        <w:t>X1, X4, X10, X13, X14</w:t>
+      </w:r>
+      <w:r>
+        <w:rPr/>
+        <w:t>). X7 is borderline (p = 0.057), and the other nine predictors are not significant. The intercept is 1.5842 (SE = 0.7122, t = 2.224, p = 0.0288).</w:t>
       </w:r>
     </w:p>
     <w:p>
       <w:pPr>
-        <w:spacing w:after="120"/>
+        <w:keepNext/>
+        <w:shd w:val="clear" w:color="auto" w:fill="F2F2F2"/>
+        <w:spacing w:before="80" w:after="0" w:line="240" w:lineRule="auto"/>
+        <w:ind w:left="504" w:right="144"/>
       </w:pPr>
       <w:r>
         <w:rPr>
-          <w:b w:val="0"/>
+          <w:rFonts w:ascii="Consolas" w:hAnsi="Consolas" w:eastAsia="Consolas" w:cs="Consolas"/>
+          <w:color w:val="2F5496"/>
+          <w:sz w:val="17"/>
         </w:rPr>
-        <w:t>At the 5% level, X1, X4, X10, X13 and X14 have significant coefficients; X7 is borderline (p = 0.057121). The other nine predictors are not significant.</w:t>
+        <w:t>&gt; summary(full_model)     # last lines of the output</w:t>
       </w:r>
     </w:p>
     <w:p>
       <w:pPr>
-        <w:spacing w:after="180"/>
-      </w:pPr>
-      <w:r>
-        <w:t xml:space="preserve"> </w:t>
+        <w:keepNext/>
+        <w:shd w:val="clear" w:color="auto" w:fill="F2F2F2"/>
+        <w:spacing w:before="0" w:after="0" w:line="240" w:lineRule="auto"/>
+        <w:ind w:left="504" w:right="144"/>
+      </w:pPr>
+      <w:r>
+        <w:rPr>
+          <w:rFonts w:ascii="Consolas" w:hAnsi="Consolas" w:eastAsia="Consolas" w:cs="Consolas"/>
+          <w:sz w:val="17"/>
+        </w:rPr>
+        <w:t>Residual standard error: 6.427 on 84 degrees of freedom</w:t>
       </w:r>
     </w:p>
     <w:p>
       <w:pPr>
-        <w:spacing w:before="180"/>
+        <w:keepNext/>
+        <w:shd w:val="clear" w:color="auto" w:fill="F2F2F2"/>
+        <w:spacing w:before="0" w:after="0" w:line="240" w:lineRule="auto"/>
+        <w:ind w:left="504" w:right="144"/>
+      </w:pPr>
+      <w:r>
+        <w:rPr>
+          <w:rFonts w:ascii="Consolas" w:hAnsi="Consolas" w:eastAsia="Consolas" w:cs="Consolas"/>
+          <w:sz w:val="17"/>
+        </w:rPr>
+        <w:t xml:space="preserve">Multiple R-squared:  0.6506,    Adjusted R-squared:  0.5882 </w:t>
+      </w:r>
+    </w:p>
+    <w:p>
+      <w:pPr>
+        <w:keepNext w:val="0"/>
+        <w:shd w:val="clear" w:color="auto" w:fill="F2F2F2"/>
+        <w:spacing w:before="0" w:after="160" w:line="240" w:lineRule="auto"/>
+        <w:ind w:left="504" w:right="144"/>
+      </w:pPr>
+      <w:r>
+        <w:rPr>
+          <w:rFonts w:ascii="Consolas" w:hAnsi="Consolas" w:eastAsia="Consolas" w:cs="Consolas"/>
+          <w:sz w:val="17"/>
+        </w:rPr>
+        <w:t>F-statistic: 10.43 on 15 and 84 DF,  p-value: 1.442e-13</w:t>
+      </w:r>
+    </w:p>
+    <w:p>
+      <w:pPr>
+        <w:keepNext/>
+        <w:spacing w:before="280"/>
       </w:pPr>
       <w:r>
         <w:rPr>
@@ -2169,6 +2276,8 @@
     </w:p>
     <w:p>
       <w:pPr>
+        <w:keepNext/>
+        <w:spacing w:before="120"/>
         <w:ind w:left="259"/>
       </w:pPr>
       <w:r>
@@ -2177,66 +2286,107 @@
     </w:p>
     <w:p>
       <w:pPr>
-        <w:spacing w:after="120"/>
-        <w:ind w:left="259"/>
+        <w:pBdr>
+          <w:left w:val="single" w:sz="18" w:space="8" w:color="2F5496"/>
+        </w:pBdr>
+        <w:spacing w:after="100" w:before="0"/>
+        <w:ind w:left="288"/>
       </w:pPr>
       <w:r>
         <w:rPr>
-          <w:b w:val="0"/>
+          <w:b/>
         </w:rPr>
-        <w:t>H₀: the error variance is constant, Var(εᵢ | Xᵢ) = σ² for all i (homoscedasticity).</w:t>
+        <w:t>H₀:</w:t>
+      </w:r>
+      <w:r>
+        <w:rPr/>
+        <w:t xml:space="preserve"> the error variance is constant, Var(εᵢ | Xᵢ) = σ² for all i (homoscedasticity).</w:t>
       </w:r>
     </w:p>
     <w:p>
       <w:pPr>
-        <w:spacing w:after="120"/>
-        <w:ind w:left="259"/>
+        <w:pBdr>
+          <w:left w:val="single" w:sz="18" w:space="8" w:color="2F5496"/>
+        </w:pBdr>
+        <w:spacing w:after="100" w:before="0"/>
+        <w:ind w:left="288"/>
       </w:pPr>
       <w:r>
         <w:rPr>
-          <w:b w:val="0"/>
+          <w:b/>
         </w:rPr>
-        <w:t>H₁: the error variance depends on the predictors X₁, …, X₁₅ (heteroscedasticity).</w:t>
+        <w:t>H₁:</w:t>
+      </w:r>
+      <w:r>
+        <w:rPr/>
+        <w:t xml:space="preserve"> the error variance depends on the predictors X₁, …, X₁₅ (heteroscedasticity).</w:t>
       </w:r>
     </w:p>
     <w:p>
       <w:pPr>
-        <w:spacing w:after="180"/>
-      </w:pPr>
-      <w:r>
-        <w:t xml:space="preserve"> </w:t>
+        <w:keepNext/>
+        <w:spacing w:before="120"/>
+        <w:ind w:left="259"/>
+      </w:pPr>
+      <w:r>
+        <w:t>(b) Write down the test statistic and p-value you get from the R function.</w:t>
       </w:r>
     </w:p>
     <w:p>
       <w:pPr>
-        <w:ind w:left="259"/>
-      </w:pPr>
-      <w:r>
-        <w:t>(b) Write down the test statistic and p-value you get from the R function.</w:t>
+        <w:pBdr>
+          <w:left w:val="single" w:sz="18" w:space="8" w:color="2F5496"/>
+        </w:pBdr>
+        <w:spacing w:after="100" w:before="0"/>
+        <w:ind w:left="288"/>
+      </w:pPr>
+      <w:r>
+        <w:rPr>
+          <w:b/>
+        </w:rPr>
+        <w:t>BP = 17.673</w:t>
+      </w:r>
+      <w:r>
+        <w:rPr/>
+        <w:t xml:space="preserve"> on 15 df, </w:t>
+      </w:r>
+      <w:r>
+        <w:rPr>
+          <w:b/>
+        </w:rPr>
+        <w:t>p-value = 0.2802</w:t>
+      </w:r>
+      <w:r>
+        <w:rPr/>
+        <w:t>.</w:t>
       </w:r>
     </w:p>
     <w:p>
       <w:pPr>
-        <w:spacing w:after="120"/>
-        <w:ind w:left="259"/>
+        <w:keepNext/>
+        <w:shd w:val="clear" w:color="auto" w:fill="F2F2F2"/>
+        <w:spacing w:before="80" w:after="0" w:line="240" w:lineRule="auto"/>
+        <w:ind w:left="504" w:right="144"/>
       </w:pPr>
       <w:r>
         <w:rPr>
-          <w:b w:val="0"/>
+          <w:rFonts w:ascii="Consolas" w:hAnsi="Consolas" w:eastAsia="Consolas" w:cs="Consolas"/>
+          <w:color w:val="2F5496"/>
+          <w:sz w:val="17"/>
         </w:rPr>
-        <w:t>Breusch–Pagan statistic BP = 17.673 with df = 15; p-value = 0.2802.</w:t>
+        <w:t>&gt; bptest(full_model)</w:t>
       </w:r>
     </w:p>
     <w:p>
       <w:pPr>
-        <w:spacing w:after="0" w:line="240" w:lineRule="auto"/>
-        <w:ind w:left="259"/>
+        <w:keepNext/>
         <w:shd w:val="clear" w:color="auto" w:fill="F2F2F2"/>
+        <w:spacing w:before="0" w:after="0" w:line="240" w:lineRule="auto"/>
+        <w:ind w:left="504" w:right="144"/>
       </w:pPr>
       <w:r>
         <w:rPr>
           <w:rFonts w:ascii="Consolas" w:hAnsi="Consolas" w:eastAsia="Consolas" w:cs="Consolas"/>
-          <w:b w:val="0"/>
           <w:sz w:val="17"/>
         </w:rPr>
         <w:t xml:space="preserve">    studentized Breusch-Pagan test</w:t>
@@ -2244,14 +2394,14 @@
     </w:p>
     <w:p>
       <w:pPr>
-        <w:spacing w:after="0" w:line="240" w:lineRule="auto"/>
-        <w:ind w:left="259"/>
+        <w:keepNext/>
         <w:shd w:val="clear" w:color="auto" w:fill="F2F2F2"/>
+        <w:spacing w:before="0" w:after="0" w:line="240" w:lineRule="auto"/>
+        <w:ind w:left="504" w:right="144"/>
       </w:pPr>
       <w:r>
         <w:rPr>
           <w:rFonts w:ascii="Consolas" w:hAnsi="Consolas" w:eastAsia="Consolas" w:cs="Consolas"/>
-          <w:b w:val="0"/>
           <w:sz w:val="17"/>
         </w:rPr>
         <w:t xml:space="preserve"> </w:t>
@@ -2259,14 +2409,14 @@
     </w:p>
     <w:p>
       <w:pPr>
-        <w:spacing w:after="0" w:line="240" w:lineRule="auto"/>
-        <w:ind w:left="259"/>
+        <w:keepNext/>
         <w:shd w:val="clear" w:color="auto" w:fill="F2F2F2"/>
+        <w:spacing w:before="0" w:after="0" w:line="240" w:lineRule="auto"/>
+        <w:ind w:left="504" w:right="144"/>
       </w:pPr>
       <w:r>
         <w:rPr>
           <w:rFonts w:ascii="Consolas" w:hAnsi="Consolas" w:eastAsia="Consolas" w:cs="Consolas"/>
-          <w:b w:val="0"/>
           <w:sz w:val="17"/>
         </w:rPr>
         <w:t>data:  full_model</w:t>
@@ -2274,14 +2424,14 @@
     </w:p>
     <w:p>
       <w:pPr>
-        <w:spacing w:after="120" w:line="240" w:lineRule="auto"/>
-        <w:ind w:left="259"/>
+        <w:keepNext w:val="0"/>
         <w:shd w:val="clear" w:color="auto" w:fill="F2F2F2"/>
+        <w:spacing w:before="0" w:after="160" w:line="240" w:lineRule="auto"/>
+        <w:ind w:left="504" w:right="144"/>
       </w:pPr>
       <w:r>
         <w:rPr>
           <w:rFonts w:ascii="Consolas" w:hAnsi="Consolas" w:eastAsia="Consolas" w:cs="Consolas"/>
-          <w:b w:val="0"/>
           <w:sz w:val="17"/>
         </w:rPr>
         <w:t>BP = 17.673, df = 15, p-value = 0.2802</w:t>
@@ -2289,43 +2439,37 @@
     </w:p>
     <w:p>
       <w:pPr>
-        <w:spacing w:after="180"/>
-      </w:pPr>
-      <w:r>
-        <w:t xml:space="preserve"> </w:t>
+        <w:keepNext/>
+        <w:spacing w:before="120"/>
+        <w:ind w:left="259"/>
+      </w:pPr>
+      <w:r>
+        <w:t>(c) State if you have enough evidence to reject H₀.</w:t>
       </w:r>
     </w:p>
     <w:p>
       <w:pPr>
-        <w:ind w:left="259"/>
-      </w:pPr>
-      <w:r>
-        <w:t>(c) State if you have enough evidence to reject H₀.</w:t>
+        <w:pBdr>
+          <w:left w:val="single" w:sz="18" w:space="8" w:color="2F5496"/>
+        </w:pBdr>
+        <w:spacing w:after="100" w:before="0"/>
+        <w:ind w:left="288"/>
+      </w:pPr>
+      <w:r>
+        <w:rPr>
+          <w:b/>
+        </w:rPr>
+        <w:t>No.</w:t>
+      </w:r>
+      <w:r>
+        <w:rPr/>
+        <w:t xml:space="preserve"> Since p = 0.2802 &gt; 0.05, we fail to reject H₀. There is no significant evidence of unequal error variances, so the constant-variance assumption is reasonable.</w:t>
       </w:r>
     </w:p>
     <w:p>
       <w:pPr>
-        <w:spacing w:after="120"/>
-        <w:ind w:left="259"/>
-      </w:pPr>
-      <w:r>
-        <w:rPr>
-          <w:b w:val="0"/>
-        </w:rPr>
-        <w:t>No. Since p = 0.2802 &gt; 0.05, we fail to reject H₀. There is not enough evidence of unequal error variances; the constant-variance assumption is reasonable for the full model.</w:t>
-      </w:r>
-    </w:p>
-    <w:p>
-      <w:pPr>
-        <w:spacing w:after="180"/>
-      </w:pPr>
-      <w:r>
-        <w:t xml:space="preserve"> </w:t>
-      </w:r>
-    </w:p>
-    <w:p>
-      <w:pPr>
-        <w:spacing w:before="180"/>
+        <w:keepNext/>
+        <w:spacing w:before="280"/>
       </w:pPr>
       <w:r>
         <w:rPr>
@@ -2339,6 +2483,8 @@
     </w:p>
     <w:p>
       <w:pPr>
+        <w:keepNext/>
+        <w:spacing w:before="120"/>
         <w:ind w:left="259"/>
       </w:pPr>
       <w:r>
@@ -2347,66 +2493,107 @@
     </w:p>
     <w:p>
       <w:pPr>
-        <w:spacing w:after="120"/>
-        <w:ind w:left="259"/>
+        <w:pBdr>
+          <w:left w:val="single" w:sz="18" w:space="8" w:color="2F5496"/>
+        </w:pBdr>
+        <w:spacing w:after="100" w:before="0"/>
+        <w:ind w:left="288"/>
       </w:pPr>
       <w:r>
         <w:rPr>
-          <w:b w:val="0"/>
+          <w:b/>
         </w:rPr>
-        <w:t>H₀: the regression errors are normally distributed.</w:t>
+        <w:t>H₀:</w:t>
+      </w:r>
+      <w:r>
+        <w:rPr/>
+        <w:t xml:space="preserve"> the regression errors are normally distributed.</w:t>
       </w:r>
     </w:p>
     <w:p>
       <w:pPr>
-        <w:spacing w:after="120"/>
-        <w:ind w:left="259"/>
+        <w:pBdr>
+          <w:left w:val="single" w:sz="18" w:space="8" w:color="2F5496"/>
+        </w:pBdr>
+        <w:spacing w:after="100" w:before="0"/>
+        <w:ind w:left="288"/>
       </w:pPr>
       <w:r>
         <w:rPr>
-          <w:b w:val="0"/>
+          <w:b/>
         </w:rPr>
-        <w:t>H₁: the regression errors are not normally distributed.</w:t>
+        <w:t>H₁:</w:t>
+      </w:r>
+      <w:r>
+        <w:rPr/>
+        <w:t xml:space="preserve"> the regression errors are not normally distributed.</w:t>
       </w:r>
     </w:p>
     <w:p>
       <w:pPr>
-        <w:spacing w:after="180"/>
-      </w:pPr>
-      <w:r>
-        <w:t xml:space="preserve"> </w:t>
+        <w:keepNext/>
+        <w:spacing w:before="120"/>
+        <w:ind w:left="259"/>
+      </w:pPr>
+      <w:r>
+        <w:t>(b) Write down the test statistic and p-value you get from the R function.</w:t>
       </w:r>
     </w:p>
     <w:p>
       <w:pPr>
-        <w:ind w:left="259"/>
-      </w:pPr>
-      <w:r>
-        <w:t>(b) Write down the test statistic and p-value you get from the R function.</w:t>
+        <w:pBdr>
+          <w:left w:val="single" w:sz="18" w:space="8" w:color="2F5496"/>
+        </w:pBdr>
+        <w:spacing w:after="100" w:before="0"/>
+        <w:ind w:left="288"/>
+      </w:pPr>
+      <w:r>
+        <w:rPr>
+          <w:b/>
+        </w:rPr>
+        <w:t>W = 0.99144</w:t>
+      </w:r>
+      <w:r>
+        <w:rPr/>
+        <w:t xml:space="preserve">, </w:t>
+      </w:r>
+      <w:r>
+        <w:rPr>
+          <w:b/>
+        </w:rPr>
+        <w:t>p-value = 0.7795</w:t>
+      </w:r>
+      <w:r>
+        <w:rPr/>
+        <w:t>.</w:t>
       </w:r>
     </w:p>
     <w:p>
       <w:pPr>
-        <w:spacing w:after="120"/>
-        <w:ind w:left="259"/>
+        <w:keepNext/>
+        <w:shd w:val="clear" w:color="auto" w:fill="F2F2F2"/>
+        <w:spacing w:before="80" w:after="0" w:line="240" w:lineRule="auto"/>
+        <w:ind w:left="504" w:right="144"/>
       </w:pPr>
       <w:r>
         <w:rPr>
-          <w:b w:val="0"/>
+          <w:rFonts w:ascii="Consolas" w:hAnsi="Consolas" w:eastAsia="Consolas" w:cs="Consolas"/>
+          <w:color w:val="2F5496"/>
+          <w:sz w:val="17"/>
         </w:rPr>
-        <w:t>Shapiro–Wilk statistic W = 0.99144; p-value = 0.7795.</w:t>
+        <w:t>&gt; shapiro.test(residuals(full_model))</w:t>
       </w:r>
     </w:p>
     <w:p>
       <w:pPr>
-        <w:spacing w:after="0" w:line="240" w:lineRule="auto"/>
-        <w:ind w:left="259"/>
+        <w:keepNext/>
         <w:shd w:val="clear" w:color="auto" w:fill="F2F2F2"/>
+        <w:spacing w:before="0" w:after="0" w:line="240" w:lineRule="auto"/>
+        <w:ind w:left="504" w:right="144"/>
       </w:pPr>
       <w:r>
         <w:rPr>
           <w:rFonts w:ascii="Consolas" w:hAnsi="Consolas" w:eastAsia="Consolas" w:cs="Consolas"/>
-          <w:b w:val="0"/>
           <w:sz w:val="17"/>
         </w:rPr>
         <w:t xml:space="preserve">    Shapiro-Wilk normality test</w:t>
@@ -2414,14 +2601,14 @@
     </w:p>
     <w:p>
       <w:pPr>
-        <w:spacing w:after="0" w:line="240" w:lineRule="auto"/>
-        <w:ind w:left="259"/>
+        <w:keepNext/>
         <w:shd w:val="clear" w:color="auto" w:fill="F2F2F2"/>
+        <w:spacing w:before="0" w:after="0" w:line="240" w:lineRule="auto"/>
+        <w:ind w:left="504" w:right="144"/>
       </w:pPr>
       <w:r>
         <w:rPr>
           <w:rFonts w:ascii="Consolas" w:hAnsi="Consolas" w:eastAsia="Consolas" w:cs="Consolas"/>
-          <w:b w:val="0"/>
           <w:sz w:val="17"/>
         </w:rPr>
         <w:t xml:space="preserve"> </w:t>
@@ -2429,14 +2616,14 @@
     </w:p>
     <w:p>
       <w:pPr>
-        <w:spacing w:after="0" w:line="240" w:lineRule="auto"/>
-        <w:ind w:left="259"/>
+        <w:keepNext/>
         <w:shd w:val="clear" w:color="auto" w:fill="F2F2F2"/>
+        <w:spacing w:before="0" w:after="0" w:line="240" w:lineRule="auto"/>
+        <w:ind w:left="504" w:right="144"/>
       </w:pPr>
       <w:r>
         <w:rPr>
           <w:rFonts w:ascii="Consolas" w:hAnsi="Consolas" w:eastAsia="Consolas" w:cs="Consolas"/>
-          <w:b w:val="0"/>
           <w:sz w:val="17"/>
         </w:rPr>
         <w:t>data:  res</w:t>
@@ -2444,14 +2631,14 @@
     </w:p>
     <w:p>
       <w:pPr>
-        <w:spacing w:after="120" w:line="240" w:lineRule="auto"/>
-        <w:ind w:left="259"/>
+        <w:keepNext w:val="0"/>
         <w:shd w:val="clear" w:color="auto" w:fill="F2F2F2"/>
+        <w:spacing w:before="0" w:after="160" w:line="240" w:lineRule="auto"/>
+        <w:ind w:left="504" w:right="144"/>
       </w:pPr>
       <w:r>
         <w:rPr>
           <w:rFonts w:ascii="Consolas" w:hAnsi="Consolas" w:eastAsia="Consolas" w:cs="Consolas"/>
-          <w:b w:val="0"/>
           <w:sz w:val="17"/>
         </w:rPr>
         <w:t>W = 0.99144, p-value = 0.7795</w:t>
@@ -2459,43 +2646,37 @@
     </w:p>
     <w:p>
       <w:pPr>
-        <w:spacing w:after="180"/>
-      </w:pPr>
-      <w:r>
-        <w:t xml:space="preserve"> </w:t>
+        <w:keepNext/>
+        <w:spacing w:before="120"/>
+        <w:ind w:left="259"/>
+      </w:pPr>
+      <w:r>
+        <w:t>(c) State if you have enough evidence to reject H₀.</w:t>
       </w:r>
     </w:p>
     <w:p>
       <w:pPr>
-        <w:ind w:left="259"/>
-      </w:pPr>
-      <w:r>
-        <w:t>(c) State if you have enough evidence to reject H₀.</w:t>
+        <w:pBdr>
+          <w:left w:val="single" w:sz="18" w:space="8" w:color="2F5496"/>
+        </w:pBdr>
+        <w:spacing w:after="100" w:before="0"/>
+        <w:ind w:left="288"/>
+      </w:pPr>
+      <w:r>
+        <w:rPr>
+          <w:b/>
+        </w:rPr>
+        <w:t>No.</w:t>
+      </w:r>
+      <w:r>
+        <w:rPr/>
+        <w:t xml:space="preserve"> Since p = 0.7795 &gt; 0.05, we fail to reject H₀. The residuals show no evidence of non-normality. (OLS residuals are slightly correlated and have unequal variances, so this p-value is a descriptive check rather than an exact test.)</w:t>
       </w:r>
     </w:p>
     <w:p>
       <w:pPr>
-        <w:spacing w:after="120"/>
-        <w:ind w:left="259"/>
-      </w:pPr>
-      <w:r>
-        <w:rPr>
-          <w:b w:val="0"/>
-        </w:rPr>
-        <w:t>No. Since p = 0.7795 &gt; 0.05, we fail to reject H₀; the residuals show no evidence of departure from normality. (The test is applied to OLS residuals, which are slightly dependent and have unequal variances, so the p-value is a descriptive diagnostic rather than an exact test.)</w:t>
-      </w:r>
-    </w:p>
-    <w:p>
-      <w:pPr>
-        <w:spacing w:after="180"/>
-      </w:pPr>
-      <w:r>
-        <w:t xml:space="preserve"> </w:t>
-      </w:r>
-    </w:p>
-    <w:p>
-      <w:pPr>
-        <w:spacing w:before="180"/>
+        <w:keepNext/>
+        <w:spacing w:before="280"/>
       </w:pPr>
       <w:r>
         <w:rPr>
@@ -2509,13 +2690,14 @@
     </w:p>
     <w:p>
       <w:pPr>
+        <w:keepNext/>
         <w:spacing w:after="40"/>
         <w:jc w:val="center"/>
       </w:pPr>
       <w:r>
         <w:drawing>
           <wp:inline xmlns:a="http://schemas.openxmlformats.org/drawingml/2006/main" xmlns:pic="http://schemas.openxmlformats.org/drawingml/2006/picture">
-            <wp:extent cx="6035040" cy="2891790"/>
+            <wp:extent cx="5943600" cy="2847975"/>
             <wp:docPr id="1" name="Picture 1"/>
             <wp:cNvGraphicFramePr>
               <a:graphicFrameLocks noChangeAspect="1"/>
@@ -2536,7 +2718,7 @@
                   <pic:spPr>
                     <a:xfrm>
                       <a:off x="0" y="0"/>
-                      <a:ext cx="6035040" cy="2891790"/>
+                      <a:ext cx="5943600" cy="2847975"/>
                     </a:xfrm>
                     <a:prstGeom prst="rect"/>
                   </pic:spPr>
@@ -2549,87 +2731,87 @@
     </w:p>
     <w:p>
       <w:pPr>
-        <w:spacing w:after="160"/>
+        <w:spacing w:after="200"/>
         <w:jc w:val="center"/>
       </w:pPr>
       <w:r>
         <w:rPr>
-          <w:b w:val="0"/>
           <w:i/>
-          <w:sz w:val="18"/>
+          <w:sz w:val="19"/>
         </w:rPr>
-        <w:t>Figure 1. (a) Residuals versus fitted values and (b) normal Q–Q plot of the full model.</w:t>
+        <w:t>Figure 1. (a) Residuals versus fitted values and (b) normal Q–Q plot for the full model.</w:t>
       </w:r>
     </w:p>
     <w:p>
       <w:pPr>
-        <w:spacing w:after="120"/>
+        <w:pBdr>
+          <w:left w:val="single" w:sz="18" w:space="8" w:color="2F5496"/>
+        </w:pBdr>
+        <w:spacing w:after="100" w:before="0"/>
+        <w:ind w:left="288"/>
       </w:pPr>
       <w:r>
         <w:rPr>
           <w:b/>
         </w:rPr>
-        <w:t>(a) Residuals vs fitted:</w:t>
-      </w:r>
-      <w:r>
-        <w:rPr>
-          <w:b w:val="0"/>
-        </w:rPr>
-        <w:t xml:space="preserve"> the residuals scatter randomly around zero with roughly the same vertical spread across the range of fitted values; there is no funnel shape. The red smoother bends downward at both ends, but only because of a few points at extreme fitted values (e.g., observation 76), so this is not a systematic curvature. The plot is consistent with constant error variance, in agreement with the Breusch–Pagan test.</w:t>
+        <w:t>(a) Residuals vs fitted.</w:t>
+      </w:r>
+      <w:r>
+        <w:rPr/>
+        <w:t xml:space="preserve"> The points scatter randomly around zero, with roughly constant spread across the fitted values and no funnel shape. The red smoother dips at both ends, but only because of a few points at extreme fitted values (e.g., observation 76), not a systematic curve. This supports constant variance and agrees with the Breusch–Pagan test.</w:t>
       </w:r>
     </w:p>
     <w:p>
       <w:pPr>
-        <w:spacing w:after="120"/>
+        <w:pBdr>
+          <w:left w:val="single" w:sz="18" w:space="8" w:color="2F5496"/>
+        </w:pBdr>
+        <w:spacing w:after="100" w:before="0"/>
+        <w:ind w:left="288"/>
       </w:pPr>
       <w:r>
         <w:rPr>
           <w:b/>
         </w:rPr>
-        <w:t>(b) Normal Q–Q:</w:t>
-      </w:r>
-      <w:r>
-        <w:rPr>
-          <w:b w:val="0"/>
-        </w:rPr>
-        <w:t xml:space="preserve"> the standardized residuals lie close to the reference line, with only small deviations in the tails (observations 39, 76 and 4 are labelled). This is consistent with normal errors, in agreement with the Shapiro–Wilk result. Overall, the full model's assumptions appear reasonable.</w:t>
+        <w:t>(b) Normal Q–Q.</w:t>
+      </w:r>
+      <w:r>
+        <w:rPr/>
+        <w:t xml:space="preserve"> The standardized residuals follow the reference line closely, with only small departures in the tails (observations 39, 76 and 4). This supports normal errors and agrees with the Shapiro–Wilk test.</w:t>
       </w:r>
     </w:p>
     <w:p>
       <w:pPr>
-        <w:spacing w:after="180"/>
-      </w:pPr>
-      <w:r>
-        <w:t xml:space="preserve"> </w:t>
+        <w:pBdr>
+          <w:left w:val="single" w:sz="18" w:space="8" w:color="2F5496"/>
+        </w:pBdr>
+        <w:spacing w:after="100" w:before="0"/>
+        <w:ind w:left="288"/>
+      </w:pPr>
+      <w:r>
+        <w:rPr>
+          <w:b/>
+        </w:rPr>
+        <w:t>Conclusion:</w:t>
+      </w:r>
+      <w:r>
+        <w:rPr/>
+        <w:t xml:space="preserve"> the constant-variance and normality assumptions of the full model are reasonable.</w:t>
       </w:r>
     </w:p>
     <w:p>
       <w:pPr>
-        <w:spacing w:after="180"/>
-      </w:pPr>
-      <w:r>
-        <w:t xml:space="preserve"> </w:t>
+        <w:pStyle w:val="Heading1"/>
+        <w:pageBreakBefore/>
+      </w:pPr>
+      <w:r>
+        <w:t>Part 2. Classical Variable Selection (30 Points)</w:t>
       </w:r>
     </w:p>
     <w:p>
       <w:pPr>
-        <w:spacing w:after="180"/>
-      </w:pPr>
-      <w:r>
-        <w:t xml:space="preserve"> </w:t>
-      </w:r>
-    </w:p>
-    <w:p>
-      <w:pPr>
-        <w:pStyle w:val="Heading1"/>
-      </w:pPr>
-      <w:r>
-        <w:t>Part 2. Classical Variable Selection (30 Points)</w:t>
-      </w:r>
-    </w:p>
-    <w:p>
-      <w:pPr>
-        <w:spacing w:before="180"/>
+        <w:keepNext/>
+        <w:spacing w:before="280"/>
       </w:pPr>
       <w:r>
         <w:rPr>
@@ -2655,7 +2837,11 @@
     </w:p>
     <w:p>
       <w:pPr>
-        <w:spacing w:after="120"/>
+        <w:pBdr>
+          <w:left w:val="single" w:sz="18" w:space="8" w:color="2F5496"/>
+        </w:pBdr>
+        <w:spacing w:after="100" w:before="0"/>
+        <w:ind w:left="288"/>
       </w:pPr>
       <w:r>
         <w:rPr>
@@ -2666,26 +2852,154 @@
     </w:p>
     <w:p>
       <w:pPr>
-        <w:spacing w:after="120"/>
+        <w:pStyle w:val="ListBullet"/>
+        <w:pBdr>
+          <w:left w:val="single" w:sz="18" w:space="8" w:color="2F5496"/>
+        </w:pBdr>
+        <w:spacing w:after="100" w:before="0"/>
+        <w:ind w:left="648" w:hanging="288"/>
       </w:pPr>
       <w:r>
         <w:rPr>
-          <w:b w:val="0"/>
+          <w:b/>
         </w:rPr>
-        <w:t>The search starts from the intercept-only model Y ~ 1. At each step it evaluates every one-variable move: adding each predictor not yet in the model, and removing each predictor already in the model. It makes the single move that lowers the selection criterion the most. Because removals are allowed at every step, a variable added early can be dropped later if other variables make it redundant (unlike pure forward selection). The search stops when no single addition or removal improves the criterion. In R this is step(null_model, scope = list(lower = Y ~ 1, upper = Y ~ X1 + … + X15), direction = "both", k = log(N)).</w:t>
+        <w:t>Start:</w:t>
+      </w:r>
+      <w:r>
+        <w:rPr/>
+        <w:t xml:space="preserve"> the intercept-only model, Y ~ 1.</w:t>
       </w:r>
     </w:p>
     <w:p>
       <w:pPr>
-        <w:spacing w:after="180"/>
-      </w:pPr>
-      <w:r>
-        <w:t xml:space="preserve"> </w:t>
+        <w:pStyle w:val="ListBullet"/>
+        <w:pBdr>
+          <w:left w:val="single" w:sz="18" w:space="8" w:color="2F5496"/>
+        </w:pBdr>
+        <w:spacing w:after="100" w:before="0"/>
+        <w:ind w:left="648" w:hanging="288"/>
+      </w:pPr>
+      <w:r>
+        <w:rPr>
+          <w:b/>
+        </w:rPr>
+        <w:t>Each step:</w:t>
+      </w:r>
+      <w:r>
+        <w:rPr/>
+        <w:t xml:space="preserve"> try every single </w:t>
+      </w:r>
+      <w:r>
+        <w:rPr>
+          <w:b/>
+        </w:rPr>
+        <w:t>addition</w:t>
+      </w:r>
+      <w:r>
+        <w:rPr/>
+        <w:t xml:space="preserve"> of a predictor not in the model and every single </w:t>
+      </w:r>
+      <w:r>
+        <w:rPr>
+          <w:b/>
+        </w:rPr>
+        <w:t>removal</w:t>
+      </w:r>
+      <w:r>
+        <w:rPr/>
+        <w:t xml:space="preserve"> of a predictor in the model, then make the move that lowers the criterion most.</w:t>
       </w:r>
     </w:p>
     <w:p>
       <w:pPr>
-        <w:spacing w:before="180"/>
+        <w:pStyle w:val="ListBullet"/>
+        <w:pBdr>
+          <w:left w:val="single" w:sz="18" w:space="8" w:color="2F5496"/>
+        </w:pBdr>
+        <w:spacing w:after="100" w:before="0"/>
+        <w:ind w:left="648" w:hanging="288"/>
+      </w:pPr>
+      <w:r>
+        <w:rPr>
+          <w:b/>
+        </w:rPr>
+        <w:t>Why both directions:</w:t>
+      </w:r>
+      <w:r>
+        <w:rPr/>
+        <w:t xml:space="preserve"> a predictor added early can be dropped later if others make it redundant, which pure forward selection cannot do.</w:t>
+      </w:r>
+    </w:p>
+    <w:p>
+      <w:pPr>
+        <w:pStyle w:val="ListBullet"/>
+        <w:pBdr>
+          <w:left w:val="single" w:sz="18" w:space="8" w:color="2F5496"/>
+        </w:pBdr>
+        <w:spacing w:after="100" w:before="0"/>
+        <w:ind w:left="648" w:hanging="288"/>
+      </w:pPr>
+      <w:r>
+        <w:rPr>
+          <w:b/>
+        </w:rPr>
+        <w:t>Stop:</w:t>
+      </w:r>
+      <w:r>
+        <w:rPr/>
+        <w:t xml:space="preserve"> when no single addition or removal improves the criterion.</w:t>
+      </w:r>
+    </w:p>
+    <w:p>
+      <w:pPr>
+        <w:keepNext/>
+        <w:shd w:val="clear" w:color="auto" w:fill="F2F2F2"/>
+        <w:spacing w:before="80" w:after="0" w:line="240" w:lineRule="auto"/>
+        <w:ind w:left="504" w:right="144"/>
+      </w:pPr>
+      <w:r>
+        <w:rPr>
+          <w:rFonts w:ascii="Consolas" w:hAnsi="Consolas" w:eastAsia="Consolas" w:cs="Consolas"/>
+          <w:color w:val="2F5496"/>
+          <w:sz w:val="17"/>
+        </w:rPr>
+        <w:t>&gt; step(null_model,</w:t>
+      </w:r>
+    </w:p>
+    <w:p>
+      <w:pPr>
+        <w:keepNext/>
+        <w:shd w:val="clear" w:color="auto" w:fill="F2F2F2"/>
+        <w:spacing w:before="0" w:after="0" w:line="240" w:lineRule="auto"/>
+        <w:ind w:left="504" w:right="144"/>
+      </w:pPr>
+      <w:r>
+        <w:rPr>
+          <w:rFonts w:ascii="Consolas" w:hAnsi="Consolas" w:eastAsia="Consolas" w:cs="Consolas"/>
+          <w:sz w:val="17"/>
+        </w:rPr>
+        <w:t>+      scope = list(lower = formula(null_model), upper = formula(full_model)),</w:t>
+      </w:r>
+    </w:p>
+    <w:p>
+      <w:pPr>
+        <w:keepNext w:val="0"/>
+        <w:shd w:val="clear" w:color="auto" w:fill="F2F2F2"/>
+        <w:spacing w:before="0" w:after="160" w:line="240" w:lineRule="auto"/>
+        <w:ind w:left="504" w:right="144"/>
+      </w:pPr>
+      <w:r>
+        <w:rPr>
+          <w:rFonts w:ascii="Consolas" w:hAnsi="Consolas" w:eastAsia="Consolas" w:cs="Consolas"/>
+          <w:sz w:val="17"/>
+        </w:rPr>
+        <w:t>+      direction = "both", k = log(N), trace = 0)</w:t>
+      </w:r>
+    </w:p>
+    <w:p>
+      <w:pPr>
+        <w:keepNext/>
+        <w:spacing w:before="280"/>
       </w:pPr>
       <w:r>
         <w:rPr>
@@ -2704,7 +3018,11 @@
     </w:p>
     <w:p>
       <w:pPr>
-        <w:spacing w:after="120"/>
+        <w:pBdr>
+          <w:left w:val="single" w:sz="18" w:space="8" w:color="2F5496"/>
+        </w:pBdr>
+        <w:spacing w:after="100" w:before="0"/>
+        <w:ind w:left="288"/>
       </w:pPr>
       <w:r>
         <w:rPr>
@@ -2715,37 +3033,121 @@
     </w:p>
     <w:p>
       <w:pPr>
-        <w:spacing w:after="120"/>
-      </w:pPr>
+        <w:pBdr>
+          <w:left w:val="single" w:sz="18" w:space="8" w:color="2F5496"/>
+        </w:pBdr>
+        <w:spacing w:after="100" w:before="0"/>
+        <w:ind w:left="288"/>
+      </w:pPr>
+      <w:r>
+        <w:rPr/>
+        <w:t xml:space="preserve">BIC = −2 log L + p·log(N), where L is the maximized likelihood and p the number of parameters; for a Gaussian linear model this equals N·log(RSS/N) + p·log(N) plus a constant. The first term measures </w:t>
+      </w:r>
       <w:r>
         <w:rPr>
-          <w:b w:val="0"/>
+          <w:b/>
         </w:rPr>
-        <w:t>BIC = −2 log L + p·log(N), where L is the maximized likelihood and p is the number of estimated parameters. For a Gaussian linear model this is N·log(RSS/N) + p·log(N) plus a constant. The first term measures lack of fit; the second penalizes model complexity, and a smaller BIC indicates a better fit–complexity trade-off.</w:t>
+        <w:t>lack of fit</w:t>
+      </w:r>
+      <w:r>
+        <w:rPr/>
+        <w:t xml:space="preserve"> and the second penalizes </w:t>
+      </w:r>
+      <w:r>
+        <w:rPr>
+          <w:b/>
+        </w:rPr>
+        <w:t>complexity</w:t>
+      </w:r>
+      <w:r>
+        <w:rPr/>
+        <w:t>. A lower BIC means a better balance.</w:t>
       </w:r>
     </w:p>
     <w:p>
       <w:pPr>
-        <w:spacing w:after="120"/>
+        <w:pBdr>
+          <w:left w:val="single" w:sz="18" w:space="8" w:color="2F5496"/>
+        </w:pBdr>
+        <w:spacing w:after="100" w:before="0"/>
+        <w:ind w:left="288"/>
       </w:pPr>
       <w:r>
         <w:rPr>
-          <w:b w:val="0"/>
+          <w:b/>
         </w:rPr>
-        <w:t>Reason for choosing it: with N = 100 the penalty is log(100) ≈ 4.61 per parameter, much heavier than AIC's 2, so BIC favours parsimonious models. BIC is also consistent: if the true model is among the candidates, BIC selects it with probability approaching 1 as N grows. The project's goal is to recover a sparse set of truly nonzero predictors (exactly 5 of 15), so a criterion aimed at identifying the true model, rather than one aimed purely at prediction, is appropriate. Bidirectional search with BIC is a supported combination (stats::step()), so no custom algorithm is needed. The criterion was fixed before running the analysis.</w:t>
+        <w:t>Why BIC:</w:t>
       </w:r>
     </w:p>
     <w:p>
       <w:pPr>
-        <w:spacing w:after="180"/>
-      </w:pPr>
-      <w:r>
-        <w:t xml:space="preserve"> </w:t>
+        <w:pStyle w:val="ListBullet"/>
+        <w:pBdr>
+          <w:left w:val="single" w:sz="18" w:space="8" w:color="2F5496"/>
+        </w:pBdr>
+        <w:spacing w:after="100" w:before="0"/>
+        <w:ind w:left="648" w:hanging="288"/>
+      </w:pPr>
+      <w:r>
+        <w:rPr/>
+        <w:t>Its penalty is log(100) ≈ 4.61 per parameter, more than twice AIC's 2, so it favours parsimonious models.</w:t>
       </w:r>
     </w:p>
     <w:p>
       <w:pPr>
-        <w:spacing w:before="180"/>
+        <w:pStyle w:val="ListBullet"/>
+        <w:pBdr>
+          <w:left w:val="single" w:sz="18" w:space="8" w:color="2F5496"/>
+        </w:pBdr>
+        <w:spacing w:after="100" w:before="0"/>
+        <w:ind w:left="648" w:hanging="288"/>
+      </w:pPr>
+      <w:r>
+        <w:rPr/>
+        <w:t xml:space="preserve">It is </w:t>
+      </w:r>
+      <w:r>
+        <w:rPr>
+          <w:b/>
+        </w:rPr>
+        <w:t>consistent</w:t>
+      </w:r>
+      <w:r>
+        <w:rPr/>
+        <w:t>: if the true model is among the candidates, BIC picks it with probability approaching 1 as N grows. That suits this project, whose aim is to recover a sparse set of truly nonzero predictors.</w:t>
+      </w:r>
+    </w:p>
+    <w:p>
+      <w:pPr>
+        <w:pStyle w:val="ListBullet"/>
+        <w:pBdr>
+          <w:left w:val="single" w:sz="18" w:space="8" w:color="2F5496"/>
+        </w:pBdr>
+        <w:spacing w:after="100" w:before="0"/>
+        <w:ind w:left="648" w:hanging="288"/>
+      </w:pPr>
+      <w:r>
+        <w:rPr/>
+        <w:t>Bidirectional search with BIC is supported directly by stats::step(), so no custom algorithm is needed.</w:t>
+      </w:r>
+    </w:p>
+    <w:p>
+      <w:pPr>
+        <w:pBdr>
+          <w:left w:val="single" w:sz="18" w:space="8" w:color="2F5496"/>
+        </w:pBdr>
+        <w:spacing w:after="100" w:before="0"/>
+        <w:ind w:left="288"/>
+      </w:pPr>
+      <w:r>
+        <w:rPr/>
+        <w:t>The criterion was fixed before the analysis was run.</w:t>
+      </w:r>
+    </w:p>
+    <w:p>
+      <w:pPr>
+        <w:keepNext/>
+        <w:spacing w:before="280"/>
       </w:pPr>
       <w:r>
         <w:rPr>
@@ -2759,6 +3161,8 @@
     </w:p>
     <w:p>
       <w:pPr>
+        <w:keepNext/>
+        <w:spacing w:before="120"/>
         <w:ind w:left="259"/>
       </w:pPr>
       <w:r>
@@ -2767,66 +3171,96 @@
     </w:p>
     <w:p>
       <w:pPr>
-        <w:spacing w:after="120"/>
-        <w:ind w:left="259"/>
+        <w:pBdr>
+          <w:left w:val="single" w:sz="18" w:space="8" w:color="2F5496"/>
+        </w:pBdr>
+        <w:spacing w:after="100" w:before="0"/>
+        <w:ind w:left="288"/>
       </w:pPr>
       <w:r>
         <w:rPr>
-          <w:b w:val="0"/>
+          <w:b/>
         </w:rPr>
         <w:t>X1, X4, X10, X13 and X14.</w:t>
       </w:r>
     </w:p>
     <w:p>
       <w:pPr>
-        <w:spacing w:after="180"/>
-      </w:pPr>
-      <w:r>
-        <w:t xml:space="preserve"> </w:t>
+        <w:keepNext/>
+        <w:spacing w:before="120"/>
+        <w:ind w:left="259"/>
+      </w:pPr>
+      <w:r>
+        <w:t>(b) Report the final model formula.</w:t>
       </w:r>
     </w:p>
     <w:p>
       <w:pPr>
-        <w:ind w:left="259"/>
-      </w:pPr>
-      <w:r>
-        <w:t>(b) Report the final model formula.</w:t>
+        <w:pBdr>
+          <w:left w:val="single" w:sz="18" w:space="8" w:color="2F5496"/>
+        </w:pBdr>
+        <w:spacing w:after="100" w:before="0"/>
+        <w:ind w:left="288"/>
+      </w:pPr>
+      <w:r>
+        <w:rPr>
+          <w:b/>
+        </w:rPr>
+        <w:t>Y ~ X10 + X4 + X13 + X14 + X1</w:t>
+      </w:r>
+      <w:r>
+        <w:rPr/>
+        <w:t xml:space="preserve"> (in order of entry), i.e.</w:t>
       </w:r>
     </w:p>
     <w:p>
       <w:pPr>
-        <w:spacing w:after="120"/>
-        <w:ind w:left="259"/>
-      </w:pPr>
-      <w:r>
-        <w:rPr>
-          <w:b w:val="0"/>
-        </w:rPr>
-        <w:t>R formula: Y ~ X10 + X4 + X13 + X14 + X1 (listed in the order the variables entered).</w:t>
+        <w:pBdr>
+          <w:left w:val="single" w:sz="18" w:space="8" w:color="2F5496"/>
+        </w:pBdr>
+        <w:spacing w:after="100" w:before="0"/>
+        <w:ind w:left="288"/>
+      </w:pPr>
+      <w:r>
+        <w:rPr/>
+        <w:t>Ŷ = 1.9307 + 1.6604·X1 − 2.6507·X4 + 7.2586·X10 − 2.3389·X13 − 1.8656·X14</w:t>
       </w:r>
     </w:p>
     <w:p>
       <w:pPr>
-        <w:spacing w:after="120"/>
-        <w:ind w:left="259"/>
+        <w:keepNext/>
+        <w:shd w:val="clear" w:color="auto" w:fill="F2F2F2"/>
+        <w:spacing w:before="80" w:after="0" w:line="240" w:lineRule="auto"/>
+        <w:ind w:left="504" w:right="144"/>
       </w:pPr>
       <w:r>
         <w:rPr>
-          <w:b w:val="0"/>
+          <w:rFonts w:ascii="Consolas" w:hAnsi="Consolas" w:eastAsia="Consolas" w:cs="Consolas"/>
+          <w:color w:val="2F5496"/>
+          <w:sz w:val="17"/>
         </w:rPr>
-        <w:t>Fitted model: Ŷ = 1.9307 + 1.6604·X1 − 2.6507·X4 + 7.2586·X10 − 2.3389·X13 − 1.8656·X14.</w:t>
+        <w:t>&gt; formula(stepwise_BIC)</w:t>
       </w:r>
     </w:p>
     <w:p>
       <w:pPr>
-        <w:spacing w:after="180"/>
-      </w:pPr>
-      <w:r>
-        <w:t xml:space="preserve"> </w:t>
+        <w:keepNext w:val="0"/>
+        <w:shd w:val="clear" w:color="auto" w:fill="F2F2F2"/>
+        <w:spacing w:before="0" w:after="160" w:line="240" w:lineRule="auto"/>
+        <w:ind w:left="504" w:right="144"/>
+      </w:pPr>
+      <w:r>
+        <w:rPr>
+          <w:rFonts w:ascii="Consolas" w:hAnsi="Consolas" w:eastAsia="Consolas" w:cs="Consolas"/>
+          <w:sz w:val="17"/>
+        </w:rPr>
+        <w:t>Y ~ X10 + X4 + X13 + X14 + X1</w:t>
       </w:r>
     </w:p>
     <w:p>
       <w:pPr>
+        <w:keepNext/>
+        <w:spacing w:before="120"/>
         <w:ind w:left="259"/>
       </w:pPr>
       <w:r>
@@ -2835,36 +3269,71 @@
     </w:p>
     <w:p>
       <w:pPr>
-        <w:spacing w:after="120"/>
-        <w:ind w:left="259"/>
+        <w:pBdr>
+          <w:left w:val="single" w:sz="18" w:space="8" w:color="2F5496"/>
+        </w:pBdr>
+        <w:spacing w:after="100" w:before="0"/>
+        <w:ind w:left="288"/>
       </w:pPr>
       <w:r>
         <w:rPr>
-          <w:b w:val="0"/>
+          <w:b/>
         </w:rPr>
-        <w:t>BIC = 680.8865 (from BIC(stepwise_BIC)). For comparison, the intercept-only model has BIC = 752.8193.</w:t>
+        <w:t>BIC = 680.8865</w:t>
+      </w:r>
+      <w:r>
+        <w:rPr/>
+        <w:t>, down from 752.8193 for the intercept-only model.</w:t>
       </w:r>
     </w:p>
     <w:p>
       <w:pPr>
-        <w:spacing w:after="180"/>
-      </w:pPr>
-      <w:r>
-        <w:t xml:space="preserve"> </w:t>
+        <w:keepNext/>
+        <w:shd w:val="clear" w:color="auto" w:fill="F2F2F2"/>
+        <w:spacing w:before="80" w:after="0" w:line="240" w:lineRule="auto"/>
+        <w:ind w:left="504" w:right="144"/>
+      </w:pPr>
+      <w:r>
+        <w:rPr>
+          <w:rFonts w:ascii="Consolas" w:hAnsi="Consolas" w:eastAsia="Consolas" w:cs="Consolas"/>
+          <w:color w:val="2F5496"/>
+          <w:sz w:val="17"/>
+        </w:rPr>
+        <w:t>&gt; BIC(stepwise_BIC)</w:t>
       </w:r>
     </w:p>
     <w:p>
       <w:pPr>
-        <w:ind w:left="259"/>
-      </w:pPr>
-      <w:r>
-        <w:t>(d) State the number of selected predictors, excluding the intercept. Briefly describe how you identified the final model along the search path.</w:t>
+        <w:keepNext w:val="0"/>
+        <w:shd w:val="clear" w:color="auto" w:fill="F2F2F2"/>
+        <w:spacing w:before="0" w:after="160" w:line="240" w:lineRule="auto"/>
+        <w:ind w:left="504" w:right="144"/>
+      </w:pPr>
+      <w:r>
+        <w:rPr>
+          <w:rFonts w:ascii="Consolas" w:hAnsi="Consolas" w:eastAsia="Consolas" w:cs="Consolas"/>
+          <w:sz w:val="17"/>
+        </w:rPr>
+        <w:t>[1] 680.8865</w:t>
       </w:r>
     </w:p>
     <w:p>
       <w:pPr>
-        <w:spacing w:after="120"/>
+        <w:keepNext/>
+        <w:spacing w:before="120"/>
         <w:ind w:left="259"/>
+      </w:pPr>
+      <w:r>
+        <w:t>(d) State the number of selected predictors, excluding the intercept. Briefly describe how you identified the final model along the search path.</w:t>
+      </w:r>
+    </w:p>
+    <w:p>
+      <w:pPr>
+        <w:pBdr>
+          <w:left w:val="single" w:sz="18" w:space="8" w:color="2F5496"/>
+        </w:pBdr>
+        <w:spacing w:after="100" w:before="0"/>
+        <w:ind w:left="288"/>
       </w:pPr>
       <w:r>
         <w:rPr>
@@ -2873,34 +3342,59 @@
         <w:t>5 predictors</w:t>
       </w:r>
       <w:r>
-        <w:rPr>
-          <w:b w:val="0"/>
-        </w:rPr>
+        <w:rPr/>
         <w:t xml:space="preserve"> (intercept excluded).</w:t>
       </w:r>
     </w:p>
     <w:p>
       <w:pPr>
-        <w:spacing w:after="120"/>
-        <w:ind w:left="259"/>
-      </w:pPr>
+        <w:pBdr>
+          <w:left w:val="single" w:sz="18" w:space="8" w:color="2F5496"/>
+        </w:pBdr>
+        <w:spacing w:after="100" w:before="0"/>
+        <w:ind w:left="288"/>
+      </w:pPr>
+      <w:r>
+        <w:rPr/>
+        <w:t xml:space="preserve">Starting from Y ~ 1, the search added </w:t>
+      </w:r>
       <w:r>
         <w:rPr>
-          <w:b w:val="0"/>
+          <w:b/>
         </w:rPr>
-        <w:t>Search path (step() with k = log(100), trace shown; note that step() labels the column "AIC" even when k = log(N) is used, so these values are BIC up to an additive constant):</w:t>
+        <w:t>X10 → X4 → X13 → X14 → X1</w:t>
+      </w:r>
+      <w:r>
+        <w:rPr/>
+        <w:t>, and the criterion fell at every step (BIC 752.82 → 693.19 → 689.44 → 686.18 → 682.27 → 680.89). At each step it also checked every removal, but none ever helped. At the final model, the best remaining addition (X7) and every removal would raise the criterion, so the search stopped there.</w:t>
       </w:r>
     </w:p>
     <w:p>
       <w:pPr>
-        <w:spacing w:after="0" w:line="240" w:lineRule="auto"/>
-        <w:ind w:left="259"/>
+        <w:keepNext/>
         <w:shd w:val="clear" w:color="auto" w:fill="F2F2F2"/>
+        <w:spacing w:before="80" w:after="0" w:line="240" w:lineRule="auto"/>
+        <w:ind w:left="504" w:right="144"/>
       </w:pPr>
       <w:r>
         <w:rPr>
           <w:rFonts w:ascii="Consolas" w:hAnsi="Consolas" w:eastAsia="Consolas" w:cs="Consolas"/>
-          <w:b w:val="0"/>
+          <w:color w:val="2F5496"/>
+          <w:sz w:val="17"/>
+        </w:rPr>
+        <w:t>&gt; stepwise_BIC$anova    # search path ("AIC" column is BIC here: k = log(N))</w:t>
+      </w:r>
+    </w:p>
+    <w:p>
+      <w:pPr>
+        <w:keepNext/>
+        <w:shd w:val="clear" w:color="auto" w:fill="F2F2F2"/>
+        <w:spacing w:before="0" w:after="0" w:line="240" w:lineRule="auto"/>
+        <w:ind w:left="504" w:right="144"/>
+      </w:pPr>
+      <w:r>
+        <w:rPr>
+          <w:rFonts w:ascii="Consolas" w:hAnsi="Consolas" w:eastAsia="Consolas" w:cs="Consolas"/>
           <w:sz w:val="17"/>
         </w:rPr>
         <w:t xml:space="preserve">   Step Df  Deviance Resid. Df Resid. Dev      AIC</w:t>
@@ -2908,14 +3402,14 @@
     </w:p>
     <w:p>
       <w:pPr>
-        <w:spacing w:after="0" w:line="240" w:lineRule="auto"/>
-        <w:ind w:left="259"/>
+        <w:keepNext/>
         <w:shd w:val="clear" w:color="auto" w:fill="F2F2F2"/>
+        <w:spacing w:before="0" w:after="0" w:line="240" w:lineRule="auto"/>
+        <w:ind w:left="504" w:right="144"/>
       </w:pPr>
       <w:r>
         <w:rPr>
           <w:rFonts w:ascii="Consolas" w:hAnsi="Consolas" w:eastAsia="Consolas" w:cs="Consolas"/>
-          <w:b w:val="0"/>
           <w:sz w:val="17"/>
         </w:rPr>
         <w:t>1       NA        NA        99   9930.664 464.4264</w:t>
@@ -2923,14 +3417,14 @@
     </w:p>
     <w:p>
       <w:pPr>
-        <w:spacing w:after="0" w:line="240" w:lineRule="auto"/>
-        <w:ind w:left="259"/>
+        <w:keepNext/>
         <w:shd w:val="clear" w:color="auto" w:fill="F2F2F2"/>
+        <w:spacing w:before="0" w:after="0" w:line="240" w:lineRule="auto"/>
+        <w:ind w:left="504" w:right="144"/>
       </w:pPr>
       <w:r>
         <w:rPr>
           <w:rFonts w:ascii="Consolas" w:hAnsi="Consolas" w:eastAsia="Consolas" w:cs="Consolas"/>
-          <w:b w:val="0"/>
           <w:sz w:val="17"/>
         </w:rPr>
         <w:t>2 + X10 -1 4706.6253        98   5224.039 404.7959</w:t>
@@ -2938,14 +3432,14 @@
     </w:p>
     <w:p>
       <w:pPr>
-        <w:spacing w:after="0" w:line="240" w:lineRule="auto"/>
-        <w:ind w:left="259"/>
+        <w:keepNext/>
         <w:shd w:val="clear" w:color="auto" w:fill="F2F2F2"/>
+        <w:spacing w:before="0" w:after="0" w:line="240" w:lineRule="auto"/>
+        <w:ind w:left="504" w:right="144"/>
       </w:pPr>
       <w:r>
         <w:rPr>
           <w:rFonts w:ascii="Consolas" w:hAnsi="Consolas" w:eastAsia="Consolas" w:cs="Consolas"/>
-          <w:b w:val="0"/>
           <w:sz w:val="17"/>
         </w:rPr>
         <w:t>3  + X4 -1  418.8081        97   4805.231 401.0445</w:t>
@@ -2953,14 +3447,14 @@
     </w:p>
     <w:p>
       <w:pPr>
-        <w:spacing w:after="0" w:line="240" w:lineRule="auto"/>
-        <w:ind w:left="259"/>
+        <w:keepNext/>
         <w:shd w:val="clear" w:color="auto" w:fill="F2F2F2"/>
+        <w:spacing w:before="0" w:after="0" w:line="240" w:lineRule="auto"/>
+        <w:ind w:left="504" w:right="144"/>
       </w:pPr>
       <w:r>
         <w:rPr>
           <w:rFonts w:ascii="Consolas" w:hAnsi="Consolas" w:eastAsia="Consolas" w:cs="Consolas"/>
-          <w:b w:val="0"/>
           <w:sz w:val="17"/>
         </w:rPr>
         <w:t>4 + X13 -1  363.4433        96   4441.787 397.7849</w:t>
@@ -2968,14 +3462,14 @@
     </w:p>
     <w:p>
       <w:pPr>
-        <w:spacing w:after="0" w:line="240" w:lineRule="auto"/>
-        <w:ind w:left="259"/>
+        <w:keepNext/>
         <w:shd w:val="clear" w:color="auto" w:fill="F2F2F2"/>
+        <w:spacing w:before="0" w:after="0" w:line="240" w:lineRule="auto"/>
+        <w:ind w:left="504" w:right="144"/>
       </w:pPr>
       <w:r>
         <w:rPr>
           <w:rFonts w:ascii="Consolas" w:hAnsi="Consolas" w:eastAsia="Consolas" w:cs="Consolas"/>
-          <w:b w:val="0"/>
           <w:sz w:val="17"/>
         </w:rPr>
         <w:t>5 + X14 -1  362.3603        95   4079.427 393.8800</w:t>
@@ -2983,14 +3477,14 @@
     </w:p>
     <w:p>
       <w:pPr>
-        <w:spacing w:after="120" w:line="240" w:lineRule="auto"/>
-        <w:ind w:left="259"/>
+        <w:keepNext w:val="0"/>
         <w:shd w:val="clear" w:color="auto" w:fill="F2F2F2"/>
+        <w:spacing w:before="0" w:after="160" w:line="240" w:lineRule="auto"/>
+        <w:ind w:left="504" w:right="144"/>
       </w:pPr>
       <w:r>
         <w:rPr>
           <w:rFonts w:ascii="Consolas" w:hAnsi="Consolas" w:eastAsia="Consolas" w:cs="Consolas"/>
-          <w:b w:val="0"/>
           <w:sz w:val="17"/>
         </w:rPr>
         <w:t>6  + X1 -1  237.2439        94   3842.183 392.4936</w:t>
@@ -2998,36 +3492,497 @@
     </w:p>
     <w:p>
       <w:pPr>
-        <w:spacing w:after="120"/>
-        <w:ind w:left="259"/>
+        <w:pBdr>
+          <w:left w:val="single" w:sz="18" w:space="8" w:color="2F5496"/>
+        </w:pBdr>
+        <w:spacing w:after="100" w:before="0"/>
+        <w:ind w:left="288"/>
       </w:pPr>
       <w:r>
         <w:rPr>
-          <w:b w:val="0"/>
+          <w:b/>
         </w:rPr>
-        <w:t>Starting from Y ~ 1, the procedure added X10, X4, X13, X14 and X1 in that order. On the equivalent BIC() scale the values were 752.82 → 693.19 → 689.44 → 686.18 → 682.27 → 680.89. At each step it also checked removing the variables already in the model, but no removal ever lowered the criterion. At the final model the best possible addition (X7) would raise the criterion (392.49 → 392.83), as would every removal, so the search stopped. Forward and backward BIC searches (code sections 6.4 and 6.5) reach the same five-predictor model, which supports the result.</w:t>
+        <w:t>Robustness check.</w:t>
+      </w:r>
+      <w:r>
+        <w:rPr/>
+        <w:t xml:space="preserve"> The R script also ran every search direction with every criterion (code section 6). Forward, backward and bidirectional searches agree for each criterion, and BIC gives the smallest model:</w:t>
       </w:r>
     </w:p>
     <w:p>
       <w:pPr>
-        <w:spacing w:after="180"/>
-      </w:pPr>
-      <w:r>
-        <w:lastRenderedPageBreak/>
-        <w:t xml:space="preserve"> </w:t>
+        <w:keepNext/>
+        <w:spacing w:before="120" w:after="60"/>
+      </w:pPr>
+      <w:r>
+        <w:rPr>
+          <w:i/>
+          <w:sz w:val="19"/>
+        </w:rPr>
+        <w:t>Table A. Classical selection results for all 12 search/criterion combinations.</w:t>
       </w:r>
     </w:p>
+    <w:tbl>
+      <w:tblPr>
+        <w:tblStyle w:val="TableGrid"/>
+        <w:tblW w:type="auto" w:w="0"/>
+        <w:jc w:val="center"/>
+        <w:tblLayout w:type="fixed"/>
+        <w:tblLook w:firstColumn="1" w:firstRow="1" w:lastColumn="0" w:lastRow="0" w:noHBand="0" w:noVBand="1" w:val="04A0"/>
+      </w:tblPr>
+      <w:tblGrid>
+        <w:gridCol w:w="1728"/>
+        <w:gridCol w:w="4752"/>
+        <w:gridCol w:w="720"/>
+        <w:gridCol w:w="1296"/>
+      </w:tblGrid>
+      <w:tr>
+        <w:tc>
+          <w:tcPr>
+            <w:tcW w:type="dxa" w:w="1728"/>
+            <w:shd w:val="clear" w:color="auto" w:fill="EAF0F7"/>
+            <w:tcMar>
+              <w:top w:w="50" w:type="dxa"/>
+              <w:bottom w:w="50" w:type="dxa"/>
+            </w:tcMar>
+          </w:tcPr>
+          <w:p>
+            <w:pPr>
+              <w:spacing w:after="0"/>
+              <w:jc w:val="center"/>
+            </w:pPr>
+            <w:r>
+              <w:rPr>
+                <w:b/>
+                <w:sz w:val="19"/>
+              </w:rPr>
+              <w:t>Criterion</w:t>
+            </w:r>
+          </w:p>
+        </w:tc>
+        <w:tc>
+          <w:tcPr>
+            <w:tcW w:type="dxa" w:w="4752"/>
+            <w:shd w:val="clear" w:color="auto" w:fill="EAF0F7"/>
+            <w:tcMar>
+              <w:top w:w="50" w:type="dxa"/>
+              <w:bottom w:w="50" w:type="dxa"/>
+            </w:tcMar>
+          </w:tcPr>
+          <w:p>
+            <w:pPr>
+              <w:spacing w:after="0"/>
+              <w:jc w:val="center"/>
+            </w:pPr>
+            <w:r>
+              <w:rPr>
+                <w:b/>
+                <w:sz w:val="19"/>
+              </w:rPr>
+              <w:t>Selected predictors (forward = backward = stepwise)</w:t>
+            </w:r>
+          </w:p>
+        </w:tc>
+        <w:tc>
+          <w:tcPr>
+            <w:tcW w:type="dxa" w:w="720"/>
+            <w:shd w:val="clear" w:color="auto" w:fill="EAF0F7"/>
+            <w:tcMar>
+              <w:top w:w="50" w:type="dxa"/>
+              <w:bottom w:w="50" w:type="dxa"/>
+            </w:tcMar>
+          </w:tcPr>
+          <w:p>
+            <w:pPr>
+              <w:spacing w:after="0"/>
+              <w:jc w:val="center"/>
+            </w:pPr>
+            <w:r>
+              <w:rPr>
+                <w:b/>
+                <w:sz w:val="19"/>
+              </w:rPr>
+              <w:t>No.</w:t>
+            </w:r>
+          </w:p>
+        </w:tc>
+        <w:tc>
+          <w:tcPr>
+            <w:tcW w:type="dxa" w:w="1296"/>
+            <w:shd w:val="clear" w:color="auto" w:fill="EAF0F7"/>
+            <w:tcMar>
+              <w:top w:w="50" w:type="dxa"/>
+              <w:bottom w:w="50" w:type="dxa"/>
+            </w:tcMar>
+          </w:tcPr>
+          <w:p>
+            <w:pPr>
+              <w:spacing w:after="0"/>
+              <w:jc w:val="center"/>
+            </w:pPr>
+            <w:r>
+              <w:rPr>
+                <w:b/>
+                <w:sz w:val="19"/>
+              </w:rPr>
+              <w:t>Value</w:t>
+            </w:r>
+          </w:p>
+        </w:tc>
+      </w:tr>
+      <w:tr>
+        <w:tc>
+          <w:tcPr>
+            <w:tcW w:type="dxa" w:w="1728"/>
+            <w:tcMar>
+              <w:top w:w="50" w:type="dxa"/>
+              <w:bottom w:w="50" w:type="dxa"/>
+            </w:tcMar>
+          </w:tcPr>
+          <w:p>
+            <w:pPr>
+              <w:spacing w:after="0"/>
+              <w:jc w:val="left"/>
+            </w:pPr>
+            <w:r>
+              <w:rPr>
+                <w:sz w:val="19"/>
+              </w:rPr>
+              <w:t>AIC</w:t>
+            </w:r>
+          </w:p>
+        </w:tc>
+        <w:tc>
+          <w:tcPr>
+            <w:tcW w:type="dxa" w:w="4752"/>
+            <w:tcMar>
+              <w:top w:w="50" w:type="dxa"/>
+              <w:bottom w:w="50" w:type="dxa"/>
+            </w:tcMar>
+          </w:tcPr>
+          <w:p>
+            <w:pPr>
+              <w:spacing w:after="0"/>
+              <w:jc w:val="center"/>
+            </w:pPr>
+            <w:r>
+              <w:rPr>
+                <w:sz w:val="19"/>
+              </w:rPr>
+              <w:t>X1, X4, X5, X7, X10, X13, X14</w:t>
+            </w:r>
+          </w:p>
+        </w:tc>
+        <w:tc>
+          <w:tcPr>
+            <w:tcW w:type="dxa" w:w="720"/>
+            <w:tcMar>
+              <w:top w:w="50" w:type="dxa"/>
+              <w:bottom w:w="50" w:type="dxa"/>
+            </w:tcMar>
+          </w:tcPr>
+          <w:p>
+            <w:pPr>
+              <w:spacing w:after="0"/>
+              <w:jc w:val="center"/>
+            </w:pPr>
+            <w:r>
+              <w:rPr>
+                <w:sz w:val="19"/>
+              </w:rPr>
+              <w:t>7</w:t>
+            </w:r>
+          </w:p>
+        </w:tc>
+        <w:tc>
+          <w:tcPr>
+            <w:tcW w:type="dxa" w:w="1296"/>
+            <w:tcMar>
+              <w:top w:w="50" w:type="dxa"/>
+              <w:bottom w:w="50" w:type="dxa"/>
+            </w:tcMar>
+          </w:tcPr>
+          <w:p>
+            <w:pPr>
+              <w:spacing w:after="0"/>
+              <w:jc w:val="center"/>
+            </w:pPr>
+            <w:r>
+              <w:rPr>
+                <w:sz w:val="19"/>
+              </w:rPr>
+              <w:t>659.6584</w:t>
+            </w:r>
+          </w:p>
+        </w:tc>
+      </w:tr>
+      <w:tr>
+        <w:tc>
+          <w:tcPr>
+            <w:tcW w:type="dxa" w:w="1728"/>
+            <w:tcMar>
+              <w:top w:w="50" w:type="dxa"/>
+              <w:bottom w:w="50" w:type="dxa"/>
+            </w:tcMar>
+          </w:tcPr>
+          <w:p>
+            <w:pPr>
+              <w:spacing w:after="0"/>
+              <w:jc w:val="left"/>
+            </w:pPr>
+            <w:r>
+              <w:rPr>
+                <w:b/>
+                <w:sz w:val="19"/>
+              </w:rPr>
+              <w:t>BIC (chosen)</w:t>
+            </w:r>
+          </w:p>
+        </w:tc>
+        <w:tc>
+          <w:tcPr>
+            <w:tcW w:type="dxa" w:w="4752"/>
+            <w:tcMar>
+              <w:top w:w="50" w:type="dxa"/>
+              <w:bottom w:w="50" w:type="dxa"/>
+            </w:tcMar>
+          </w:tcPr>
+          <w:p>
+            <w:pPr>
+              <w:spacing w:after="0"/>
+              <w:jc w:val="center"/>
+            </w:pPr>
+            <w:r>
+              <w:rPr>
+                <w:b/>
+                <w:sz w:val="19"/>
+              </w:rPr>
+              <w:t>X1, X4, X10, X13, X14</w:t>
+            </w:r>
+          </w:p>
+        </w:tc>
+        <w:tc>
+          <w:tcPr>
+            <w:tcW w:type="dxa" w:w="720"/>
+            <w:tcMar>
+              <w:top w:w="50" w:type="dxa"/>
+              <w:bottom w:w="50" w:type="dxa"/>
+            </w:tcMar>
+          </w:tcPr>
+          <w:p>
+            <w:pPr>
+              <w:spacing w:after="0"/>
+              <w:jc w:val="center"/>
+            </w:pPr>
+            <w:r>
+              <w:rPr>
+                <w:b/>
+                <w:sz w:val="19"/>
+              </w:rPr>
+              <w:t>5</w:t>
+            </w:r>
+          </w:p>
+        </w:tc>
+        <w:tc>
+          <w:tcPr>
+            <w:tcW w:type="dxa" w:w="1296"/>
+            <w:tcMar>
+              <w:top w:w="50" w:type="dxa"/>
+              <w:bottom w:w="50" w:type="dxa"/>
+            </w:tcMar>
+          </w:tcPr>
+          <w:p>
+            <w:pPr>
+              <w:spacing w:after="0"/>
+              <w:jc w:val="center"/>
+            </w:pPr>
+            <w:r>
+              <w:rPr>
+                <w:b/>
+                <w:sz w:val="19"/>
+              </w:rPr>
+              <w:t>680.8865</w:t>
+            </w:r>
+          </w:p>
+        </w:tc>
+      </w:tr>
+      <w:tr>
+        <w:tc>
+          <w:tcPr>
+            <w:tcW w:type="dxa" w:w="1728"/>
+            <w:tcMar>
+              <w:top w:w="50" w:type="dxa"/>
+              <w:bottom w:w="50" w:type="dxa"/>
+            </w:tcMar>
+          </w:tcPr>
+          <w:p>
+            <w:pPr>
+              <w:spacing w:after="0"/>
+              <w:jc w:val="left"/>
+            </w:pPr>
+            <w:r>
+              <w:rPr>
+                <w:sz w:val="19"/>
+              </w:rPr>
+              <w:t>Mallows' Cp</w:t>
+            </w:r>
+          </w:p>
+        </w:tc>
+        <w:tc>
+          <w:tcPr>
+            <w:tcW w:type="dxa" w:w="4752"/>
+            <w:tcMar>
+              <w:top w:w="50" w:type="dxa"/>
+              <w:bottom w:w="50" w:type="dxa"/>
+            </w:tcMar>
+          </w:tcPr>
+          <w:p>
+            <w:pPr>
+              <w:spacing w:after="0"/>
+              <w:jc w:val="center"/>
+            </w:pPr>
+            <w:r>
+              <w:rPr>
+                <w:sz w:val="19"/>
+              </w:rPr>
+              <w:t>X1, X4, X5, X7, X10, X13, X14</w:t>
+            </w:r>
+          </w:p>
+        </w:tc>
+        <w:tc>
+          <w:tcPr>
+            <w:tcW w:type="dxa" w:w="720"/>
+            <w:tcMar>
+              <w:top w:w="50" w:type="dxa"/>
+              <w:bottom w:w="50" w:type="dxa"/>
+            </w:tcMar>
+          </w:tcPr>
+          <w:p>
+            <w:pPr>
+              <w:spacing w:after="0"/>
+              <w:jc w:val="center"/>
+            </w:pPr>
+            <w:r>
+              <w:rPr>
+                <w:sz w:val="19"/>
+              </w:rPr>
+              <w:t>7</w:t>
+            </w:r>
+          </w:p>
+        </w:tc>
+        <w:tc>
+          <w:tcPr>
+            <w:tcW w:type="dxa" w:w="1296"/>
+            <w:tcMar>
+              <w:top w:w="50" w:type="dxa"/>
+              <w:bottom w:w="50" w:type="dxa"/>
+            </w:tcMar>
+          </w:tcPr>
+          <w:p>
+            <w:pPr>
+              <w:spacing w:after="0"/>
+              <w:jc w:val="center"/>
+            </w:pPr>
+            <w:r>
+              <w:rPr>
+                <w:sz w:val="19"/>
+              </w:rPr>
+              <w:t>2.7414</w:t>
+            </w:r>
+          </w:p>
+        </w:tc>
+      </w:tr>
+      <w:tr>
+        <w:tc>
+          <w:tcPr>
+            <w:tcW w:type="dxa" w:w="1728"/>
+            <w:tcMar>
+              <w:top w:w="50" w:type="dxa"/>
+              <w:bottom w:w="50" w:type="dxa"/>
+            </w:tcMar>
+          </w:tcPr>
+          <w:p>
+            <w:pPr>
+              <w:spacing w:after="0"/>
+              <w:jc w:val="left"/>
+            </w:pPr>
+            <w:r>
+              <w:rPr>
+                <w:sz w:val="19"/>
+              </w:rPr>
+              <w:t>Adjusted R²</w:t>
+            </w:r>
+          </w:p>
+        </w:tc>
+        <w:tc>
+          <w:tcPr>
+            <w:tcW w:type="dxa" w:w="4752"/>
+            <w:tcMar>
+              <w:top w:w="50" w:type="dxa"/>
+              <w:bottom w:w="50" w:type="dxa"/>
+            </w:tcMar>
+          </w:tcPr>
+          <w:p>
+            <w:pPr>
+              <w:spacing w:after="0"/>
+              <w:jc w:val="center"/>
+            </w:pPr>
+            <w:r>
+              <w:rPr>
+                <w:sz w:val="19"/>
+              </w:rPr>
+              <w:t>X1, X4, X5, X6, X7, X10, X13, X14</w:t>
+            </w:r>
+          </w:p>
+        </w:tc>
+        <w:tc>
+          <w:tcPr>
+            <w:tcW w:type="dxa" w:w="720"/>
+            <w:tcMar>
+              <w:top w:w="50" w:type="dxa"/>
+              <w:bottom w:w="50" w:type="dxa"/>
+            </w:tcMar>
+          </w:tcPr>
+          <w:p>
+            <w:pPr>
+              <w:spacing w:after="0"/>
+              <w:jc w:val="center"/>
+            </w:pPr>
+            <w:r>
+              <w:rPr>
+                <w:sz w:val="19"/>
+              </w:rPr>
+              <w:t>8</w:t>
+            </w:r>
+          </w:p>
+        </w:tc>
+        <w:tc>
+          <w:tcPr>
+            <w:tcW w:type="dxa" w:w="1296"/>
+            <w:tcMar>
+              <w:top w:w="50" w:type="dxa"/>
+              <w:bottom w:w="50" w:type="dxa"/>
+            </w:tcMar>
+          </w:tcPr>
+          <w:p>
+            <w:pPr>
+              <w:spacing w:after="0"/>
+              <w:jc w:val="center"/>
+            </w:pPr>
+            <w:r>
+              <w:rPr>
+                <w:sz w:val="19"/>
+              </w:rPr>
+              <w:t>0.6130</w:t>
+            </w:r>
+          </w:p>
+        </w:tc>
+      </w:tr>
+    </w:tbl>
     <w:p>
       <w:pPr>
-        <w:spacing w:after="180"/>
-      </w:pPr>
-      <w:r>
-        <w:t xml:space="preserve"> </w:t>
-      </w:r>
-    </w:p>
-    <w:p>
-      <w:pPr>
-        <w:spacing w:before="180"/>
+        <w:keepNext/>
+        <w:spacing w:before="280"/>
       </w:pPr>
       <w:r>
         <w:rPr>
@@ -3040,6 +3995,10 @@
       </w:r>
     </w:p>
     <w:p>
+      <w:pPr>
+        <w:keepNext/>
+        <w:spacing w:before="120"/>
+      </w:pPr>
       <w:r>
         <w:t xml:space="preserve">(a) </w:t>
       </w:r>
@@ -4474,47 +5433,98 @@
     </w:tbl>
     <w:p>
       <w:pPr>
-        <w:spacing w:after="180"/>
-      </w:pPr>
+        <w:keepNext/>
+        <w:spacing w:before="120"/>
+        <w:ind w:left="259"/>
+      </w:pPr>
+      <w:r>
+        <w:t>(b) Report adjusted R².</w:t>
+      </w:r>
     </w:p>
     <w:p>
       <w:pPr>
-        <w:spacing w:after="180"/>
-      </w:pPr>
-      <w:r>
-        <w:t xml:space="preserve"> </w:t>
+        <w:pBdr>
+          <w:left w:val="single" w:sz="18" w:space="8" w:color="2F5496"/>
+        </w:pBdr>
+        <w:spacing w:after="100" w:before="0"/>
+        <w:ind w:left="288"/>
+      </w:pPr>
+      <w:r>
+        <w:rPr>
+          <w:b/>
+        </w:rPr>
+        <w:t>Adjusted R² = 0.5925</w:t>
+      </w:r>
+      <w:r>
+        <w:rPr/>
+        <w:t xml:space="preserve"> (R² = 0.6131).</w:t>
       </w:r>
     </w:p>
     <w:p>
       <w:pPr>
-        <w:ind w:left="259"/>
-      </w:pPr>
-      <w:r>
-        <w:t>(b) Report adjusted R².</w:t>
+        <w:keepNext/>
+        <w:shd w:val="clear" w:color="auto" w:fill="F2F2F2"/>
+        <w:spacing w:before="80" w:after="0" w:line="240" w:lineRule="auto"/>
+        <w:ind w:left="504" w:right="144"/>
+      </w:pPr>
+      <w:r>
+        <w:rPr>
+          <w:rFonts w:ascii="Consolas" w:hAnsi="Consolas" w:eastAsia="Consolas" w:cs="Consolas"/>
+          <w:color w:val="2F5496"/>
+          <w:sz w:val="17"/>
+        </w:rPr>
+        <w:t>&gt; summary(stepwise_BIC)     # last lines of the output</w:t>
       </w:r>
     </w:p>
     <w:p>
       <w:pPr>
-        <w:spacing w:after="120"/>
-        <w:ind w:left="259"/>
+        <w:keepNext/>
+        <w:shd w:val="clear" w:color="auto" w:fill="F2F2F2"/>
+        <w:spacing w:before="0" w:after="0" w:line="240" w:lineRule="auto"/>
+        <w:ind w:left="504" w:right="144"/>
       </w:pPr>
       <w:r>
         <w:rPr>
-          <w:b w:val="0"/>
+          <w:rFonts w:ascii="Consolas" w:hAnsi="Consolas" w:eastAsia="Consolas" w:cs="Consolas"/>
+          <w:sz w:val="17"/>
         </w:rPr>
-        <w:t>Adjusted R² = 0.5925 (Multiple R² = 0.6131; residual standard error 6.393 on 94 DF; F = 29.79 on 5 and 94 DF, p &lt; 2.2e-16).</w:t>
+        <w:t>Residual standard error: 6.393 on 94 degrees of freedom</w:t>
       </w:r>
     </w:p>
     <w:p>
       <w:pPr>
-        <w:spacing w:after="180"/>
-      </w:pPr>
-      <w:r>
-        <w:t xml:space="preserve"> </w:t>
+        <w:keepNext/>
+        <w:shd w:val="clear" w:color="auto" w:fill="F2F2F2"/>
+        <w:spacing w:before="0" w:after="0" w:line="240" w:lineRule="auto"/>
+        <w:ind w:left="504" w:right="144"/>
+      </w:pPr>
+      <w:r>
+        <w:rPr>
+          <w:rFonts w:ascii="Consolas" w:hAnsi="Consolas" w:eastAsia="Consolas" w:cs="Consolas"/>
+          <w:sz w:val="17"/>
+        </w:rPr>
+        <w:t xml:space="preserve">Multiple R-squared:  0.6131,    Adjusted R-squared:  0.5925 </w:t>
       </w:r>
     </w:p>
     <w:p>
       <w:pPr>
+        <w:keepNext w:val="0"/>
+        <w:shd w:val="clear" w:color="auto" w:fill="F2F2F2"/>
+        <w:spacing w:before="0" w:after="160" w:line="240" w:lineRule="auto"/>
+        <w:ind w:left="504" w:right="144"/>
+      </w:pPr>
+      <w:r>
+        <w:rPr>
+          <w:rFonts w:ascii="Consolas" w:hAnsi="Consolas" w:eastAsia="Consolas" w:cs="Consolas"/>
+          <w:sz w:val="17"/>
+        </w:rPr>
+        <w:t>F-statistic: 29.79 on 5 and 94 DF,  p-value: &lt; 2.2e-16</w:t>
+      </w:r>
+    </w:p>
+    <w:p>
+      <w:pPr>
+        <w:keepNext/>
+        <w:spacing w:before="120"/>
         <w:ind w:left="259"/>
       </w:pPr>
       <w:r>
@@ -4524,83 +5534,514 @@
     </w:p>
     <w:p>
       <w:pPr>
-        <w:spacing w:after="120"/>
-        <w:ind w:left="259"/>
-      </w:pPr>
+        <w:pBdr>
+          <w:left w:val="single" w:sz="18" w:space="8" w:color="2F5496"/>
+        </w:pBdr>
+        <w:spacing w:after="100" w:before="0"/>
+        <w:ind w:left="288"/>
+      </w:pPr>
+      <w:r>
+        <w:rPr/>
+        <w:t xml:space="preserve">The selected model's adjusted R² (0.5925) is </w:t>
+      </w:r>
       <w:r>
         <w:rPr>
-          <w:b w:val="0"/>
+          <w:b/>
         </w:rPr>
-        <w:t>The selected model's adjusted R² (0.5925) is slightly higher than the full model's (0.5882), even though it uses 10 fewer predictors. Ordinary R² drops from 0.6506 to 0.6131 because R² can never increase when variables are removed. Adjusted R² penalizes the extra parameters, and by that measure the ten dropped predictors were not worth including.</w:t>
+        <w:t>slightly higher</w:t>
+      </w:r>
+      <w:r>
+        <w:rPr/>
+        <w:t xml:space="preserve"> than the full model's (0.5882), even though it uses 10 fewer predictors. R² itself falls from 0.6506 to 0.6131, as it always does when terms are removed. Once the cost of extra parameters is accounted for, however, the ten dropped predictors were not worth keeping.</w:t>
       </w:r>
     </w:p>
     <w:p>
       <w:pPr>
-        <w:spacing w:after="180"/>
-      </w:pPr>
-      <w:r>
-        <w:t xml:space="preserve"> </w:t>
+        <w:keepNext/>
+        <w:spacing w:before="120" w:after="60"/>
+      </w:pPr>
+      <w:r>
+        <w:rPr>
+          <w:i/>
+          <w:sz w:val="19"/>
+        </w:rPr>
+        <w:t>Table B. Full versus selected model.</w:t>
+      </w:r>
+    </w:p>
+    <w:tbl>
+      <w:tblPr>
+        <w:tblStyle w:val="TableGrid"/>
+        <w:tblW w:type="auto" w:w="0"/>
+        <w:jc w:val="center"/>
+        <w:tblLayout w:type="fixed"/>
+        <w:tblLook w:firstColumn="1" w:firstRow="1" w:lastColumn="0" w:lastRow="0" w:noHBand="0" w:noVBand="1" w:val="04A0"/>
+      </w:tblPr>
+      <w:tblGrid>
+        <w:gridCol w:w="2160"/>
+        <w:gridCol w:w="1440"/>
+        <w:gridCol w:w="1296"/>
+        <w:gridCol w:w="1584"/>
+        <w:gridCol w:w="2016"/>
+      </w:tblGrid>
+      <w:tr>
+        <w:tc>
+          <w:tcPr>
+            <w:tcW w:type="dxa" w:w="2160"/>
+            <w:shd w:val="clear" w:color="auto" w:fill="EAF0F7"/>
+            <w:tcMar>
+              <w:top w:w="50" w:type="dxa"/>
+              <w:bottom w:w="50" w:type="dxa"/>
+            </w:tcMar>
+          </w:tcPr>
+          <w:p>
+            <w:pPr>
+              <w:spacing w:after="0"/>
+              <w:jc w:val="center"/>
+            </w:pPr>
+            <w:r>
+              <w:rPr>
+                <w:b/>
+                <w:sz w:val="19"/>
+              </w:rPr>
+              <w:t>Model</w:t>
+            </w:r>
+          </w:p>
+        </w:tc>
+        <w:tc>
+          <w:tcPr>
+            <w:tcW w:type="dxa" w:w="1440"/>
+            <w:shd w:val="clear" w:color="auto" w:fill="EAF0F7"/>
+            <w:tcMar>
+              <w:top w:w="50" w:type="dxa"/>
+              <w:bottom w:w="50" w:type="dxa"/>
+            </w:tcMar>
+          </w:tcPr>
+          <w:p>
+            <w:pPr>
+              <w:spacing w:after="0"/>
+              <w:jc w:val="center"/>
+            </w:pPr>
+            <w:r>
+              <w:rPr>
+                <w:b/>
+                <w:sz w:val="19"/>
+              </w:rPr>
+              <w:t>Predictors</w:t>
+            </w:r>
+          </w:p>
+        </w:tc>
+        <w:tc>
+          <w:tcPr>
+            <w:tcW w:type="dxa" w:w="1296"/>
+            <w:shd w:val="clear" w:color="auto" w:fill="EAF0F7"/>
+            <w:tcMar>
+              <w:top w:w="50" w:type="dxa"/>
+              <w:bottom w:w="50" w:type="dxa"/>
+            </w:tcMar>
+          </w:tcPr>
+          <w:p>
+            <w:pPr>
+              <w:spacing w:after="0"/>
+              <w:jc w:val="center"/>
+            </w:pPr>
+            <w:r>
+              <w:rPr>
+                <w:b/>
+                <w:sz w:val="19"/>
+              </w:rPr>
+              <w:t>R²</w:t>
+            </w:r>
+          </w:p>
+        </w:tc>
+        <w:tc>
+          <w:tcPr>
+            <w:tcW w:type="dxa" w:w="1584"/>
+            <w:shd w:val="clear" w:color="auto" w:fill="EAF0F7"/>
+            <w:tcMar>
+              <w:top w:w="50" w:type="dxa"/>
+              <w:bottom w:w="50" w:type="dxa"/>
+            </w:tcMar>
+          </w:tcPr>
+          <w:p>
+            <w:pPr>
+              <w:spacing w:after="0"/>
+              <w:jc w:val="center"/>
+            </w:pPr>
+            <w:r>
+              <w:rPr>
+                <w:b/>
+                <w:sz w:val="19"/>
+              </w:rPr>
+              <w:t>Adjusted R²</w:t>
+            </w:r>
+          </w:p>
+        </w:tc>
+        <w:tc>
+          <w:tcPr>
+            <w:tcW w:type="dxa" w:w="2016"/>
+            <w:shd w:val="clear" w:color="auto" w:fill="EAF0F7"/>
+            <w:tcMar>
+              <w:top w:w="50" w:type="dxa"/>
+              <w:bottom w:w="50" w:type="dxa"/>
+            </w:tcMar>
+          </w:tcPr>
+          <w:p>
+            <w:pPr>
+              <w:spacing w:after="0"/>
+              <w:jc w:val="center"/>
+            </w:pPr>
+            <w:r>
+              <w:rPr>
+                <w:b/>
+                <w:sz w:val="19"/>
+              </w:rPr>
+              <w:t>Residual SE (df)</w:t>
+            </w:r>
+          </w:p>
+        </w:tc>
+      </w:tr>
+      <w:tr>
+        <w:tc>
+          <w:tcPr>
+            <w:tcW w:type="dxa" w:w="2160"/>
+            <w:tcMar>
+              <w:top w:w="50" w:type="dxa"/>
+              <w:bottom w:w="50" w:type="dxa"/>
+            </w:tcMar>
+          </w:tcPr>
+          <w:p>
+            <w:pPr>
+              <w:spacing w:after="0"/>
+              <w:jc w:val="left"/>
+            </w:pPr>
+            <w:r>
+              <w:rPr>
+                <w:sz w:val="19"/>
+              </w:rPr>
+              <w:t>Full model</w:t>
+            </w:r>
+          </w:p>
+        </w:tc>
+        <w:tc>
+          <w:tcPr>
+            <w:tcW w:type="dxa" w:w="1440"/>
+            <w:tcMar>
+              <w:top w:w="50" w:type="dxa"/>
+              <w:bottom w:w="50" w:type="dxa"/>
+            </w:tcMar>
+          </w:tcPr>
+          <w:p>
+            <w:pPr>
+              <w:spacing w:after="0"/>
+              <w:jc w:val="center"/>
+            </w:pPr>
+            <w:r>
+              <w:rPr>
+                <w:sz w:val="19"/>
+              </w:rPr>
+              <w:t>15</w:t>
+            </w:r>
+          </w:p>
+        </w:tc>
+        <w:tc>
+          <w:tcPr>
+            <w:tcW w:type="dxa" w:w="1296"/>
+            <w:tcMar>
+              <w:top w:w="50" w:type="dxa"/>
+              <w:bottom w:w="50" w:type="dxa"/>
+            </w:tcMar>
+          </w:tcPr>
+          <w:p>
+            <w:pPr>
+              <w:spacing w:after="0"/>
+              <w:jc w:val="center"/>
+            </w:pPr>
+            <w:r>
+              <w:rPr>
+                <w:sz w:val="19"/>
+              </w:rPr>
+              <w:t>0.6506</w:t>
+            </w:r>
+          </w:p>
+        </w:tc>
+        <w:tc>
+          <w:tcPr>
+            <w:tcW w:type="dxa" w:w="1584"/>
+            <w:tcMar>
+              <w:top w:w="50" w:type="dxa"/>
+              <w:bottom w:w="50" w:type="dxa"/>
+            </w:tcMar>
+          </w:tcPr>
+          <w:p>
+            <w:pPr>
+              <w:spacing w:after="0"/>
+              <w:jc w:val="center"/>
+            </w:pPr>
+            <w:r>
+              <w:rPr>
+                <w:sz w:val="19"/>
+              </w:rPr>
+              <w:t>0.5882</w:t>
+            </w:r>
+          </w:p>
+        </w:tc>
+        <w:tc>
+          <w:tcPr>
+            <w:tcW w:type="dxa" w:w="2016"/>
+            <w:tcMar>
+              <w:top w:w="50" w:type="dxa"/>
+              <w:bottom w:w="50" w:type="dxa"/>
+            </w:tcMar>
+          </w:tcPr>
+          <w:p>
+            <w:pPr>
+              <w:spacing w:after="0"/>
+              <w:jc w:val="center"/>
+            </w:pPr>
+            <w:r>
+              <w:rPr>
+                <w:sz w:val="19"/>
+              </w:rPr>
+              <w:t>6.427 (84)</w:t>
+            </w:r>
+          </w:p>
+        </w:tc>
+      </w:tr>
+      <w:tr>
+        <w:tc>
+          <w:tcPr>
+            <w:tcW w:type="dxa" w:w="2160"/>
+            <w:tcMar>
+              <w:top w:w="50" w:type="dxa"/>
+              <w:bottom w:w="50" w:type="dxa"/>
+            </w:tcMar>
+          </w:tcPr>
+          <w:p>
+            <w:pPr>
+              <w:spacing w:after="0"/>
+              <w:jc w:val="left"/>
+            </w:pPr>
+            <w:r>
+              <w:rPr>
+                <w:b/>
+                <w:sz w:val="19"/>
+              </w:rPr>
+              <w:t>Selected (BIC)</w:t>
+            </w:r>
+          </w:p>
+        </w:tc>
+        <w:tc>
+          <w:tcPr>
+            <w:tcW w:type="dxa" w:w="1440"/>
+            <w:tcMar>
+              <w:top w:w="50" w:type="dxa"/>
+              <w:bottom w:w="50" w:type="dxa"/>
+            </w:tcMar>
+          </w:tcPr>
+          <w:p>
+            <w:pPr>
+              <w:spacing w:after="0"/>
+              <w:jc w:val="center"/>
+            </w:pPr>
+            <w:r>
+              <w:rPr>
+                <w:b/>
+                <w:sz w:val="19"/>
+              </w:rPr>
+              <w:t>5</w:t>
+            </w:r>
+          </w:p>
+        </w:tc>
+        <w:tc>
+          <w:tcPr>
+            <w:tcW w:type="dxa" w:w="1296"/>
+            <w:tcMar>
+              <w:top w:w="50" w:type="dxa"/>
+              <w:bottom w:w="50" w:type="dxa"/>
+            </w:tcMar>
+          </w:tcPr>
+          <w:p>
+            <w:pPr>
+              <w:spacing w:after="0"/>
+              <w:jc w:val="center"/>
+            </w:pPr>
+            <w:r>
+              <w:rPr>
+                <w:b/>
+                <w:sz w:val="19"/>
+              </w:rPr>
+              <w:t>0.6131</w:t>
+            </w:r>
+          </w:p>
+        </w:tc>
+        <w:tc>
+          <w:tcPr>
+            <w:tcW w:type="dxa" w:w="1584"/>
+            <w:tcMar>
+              <w:top w:w="50" w:type="dxa"/>
+              <w:bottom w:w="50" w:type="dxa"/>
+            </w:tcMar>
+          </w:tcPr>
+          <w:p>
+            <w:pPr>
+              <w:spacing w:after="0"/>
+              <w:jc w:val="center"/>
+            </w:pPr>
+            <w:r>
+              <w:rPr>
+                <w:b/>
+                <w:sz w:val="19"/>
+              </w:rPr>
+              <w:t>0.5925</w:t>
+            </w:r>
+          </w:p>
+        </w:tc>
+        <w:tc>
+          <w:tcPr>
+            <w:tcW w:type="dxa" w:w="2016"/>
+            <w:tcMar>
+              <w:top w:w="50" w:type="dxa"/>
+              <w:bottom w:w="50" w:type="dxa"/>
+            </w:tcMar>
+          </w:tcPr>
+          <w:p>
+            <w:pPr>
+              <w:spacing w:after="0"/>
+              <w:jc w:val="center"/>
+            </w:pPr>
+            <w:r>
+              <w:rPr>
+                <w:b/>
+                <w:sz w:val="19"/>
+              </w:rPr>
+              <w:t>6.393 (94)</w:t>
+            </w:r>
+          </w:p>
+        </w:tc>
+      </w:tr>
+    </w:tbl>
+    <w:p>
+      <w:pPr>
+        <w:keepNext/>
+        <w:spacing w:before="120"/>
+        <w:ind w:left="259"/>
+      </w:pPr>
+      <w:r>
+        <w:t>(d) Discuss whether the selected model is simpler and what information may have been lost by excluding predictors.</w:t>
       </w:r>
     </w:p>
     <w:p>
       <w:pPr>
-        <w:ind w:left="259"/>
-      </w:pPr>
-      <w:r>
-        <w:t>(d) Discuss whether the selected model is simpler and what information may have been lost by excluding predictors.</w:t>
+        <w:pBdr>
+          <w:left w:val="single" w:sz="18" w:space="8" w:color="2F5496"/>
+        </w:pBdr>
+        <w:spacing w:after="100" w:before="0"/>
+        <w:ind w:left="288"/>
+      </w:pPr>
+      <w:r>
+        <w:rPr>
+          <w:b/>
+        </w:rPr>
+        <w:t>Simpler:</w:t>
+      </w:r>
+      <w:r>
+        <w:rPr/>
+        <w:t xml:space="preserve"> yes, 5 predictors instead of 15, and every retained coefficient is significant at 5% (largest p = 0.0179). The estimates barely change from the full model, and all five standard errors become slightly smaller.</w:t>
       </w:r>
     </w:p>
     <w:p>
       <w:pPr>
-        <w:spacing w:after="120"/>
-        <w:ind w:left="259"/>
+        <w:pBdr>
+          <w:left w:val="single" w:sz="18" w:space="8" w:color="2F5496"/>
+        </w:pBdr>
+        <w:spacing w:after="100" w:before="0"/>
+        <w:ind w:left="288"/>
       </w:pPr>
       <w:r>
         <w:rPr>
-          <w:b w:val="0"/>
+          <w:b/>
         </w:rPr>
-        <w:t>Yes, the selected model is much simpler: 5 predictors instead of 15, and every retained coefficient is significant at 5% (largest p = 0.017936). Its estimates are close to the full-model estimates, and all five standard errors are slightly smaller.</w:t>
+        <w:t>What may be lost:</w:t>
+      </w:r>
+      <w:r>
+        <w:rPr/>
+        <w:t xml:space="preserve"> the ten excluded predictors explained about 3.75 percentage points of R² (RSS rises from 3469.5 to 3842.2). A partial F-test shows this loss is not significant (F = 0.9023, p = 0.5349). Still, if an excluded predictor has a small real effect, that effect is now pushed into the error term and can no longer be estimated. X7 (p = 0.057 in the full model; kept by AIC and Cp) and X5 are the likeliest candidates. Because the predictors are only weakly correlated (largest |r| = 0.295; all VIFs &lt; 1.25), dropping them causes little bias in the remaining estimates.</w:t>
       </w:r>
     </w:p>
     <w:p>
       <w:pPr>
-        <w:spacing w:after="120"/>
-        <w:ind w:left="259"/>
+        <w:keepNext/>
+        <w:shd w:val="clear" w:color="auto" w:fill="F2F2F2"/>
+        <w:spacing w:before="80" w:after="0" w:line="240" w:lineRule="auto"/>
+        <w:ind w:left="504" w:right="144"/>
       </w:pPr>
       <w:r>
         <w:rPr>
-          <w:b w:val="0"/>
+          <w:rFonts w:ascii="Consolas" w:hAnsi="Consolas" w:eastAsia="Consolas" w:cs="Consolas"/>
+          <w:color w:val="2F5496"/>
+          <w:sz w:val="17"/>
         </w:rPr>
-        <w:t>What may be lost: the ten excluded predictors together explained about 3.75 percentage points of R² (RSS rises from 3469.5 to 3842.2). A partial F-test comparing the selected model with the full model gives F = 0.9023 on 10 and 84 DF, p = 0.5349, so this loss is not statistically significant. However, if any excluded predictor has a small nonzero effect, that effect is now absorbed into the error term and we lose the ability to estimate it. X7 (p = 0.057 in the full model, kept by AIC and Cp) and X5 are the most likely candidates. Because the predictors are only weakly correlated (largest |r| = 0.295, between X5 and X13; all VIFs below 1.25), omitting them causes little bias in the retained coefficients.</w:t>
+        <w:t>&gt; anova(stepwise_BIC, full_model)     # additional check: partial F-test</w:t>
       </w:r>
     </w:p>
     <w:p>
       <w:pPr>
-        <w:spacing w:after="180"/>
-      </w:pPr>
-      <w:r>
-        <w:t xml:space="preserve"> </w:t>
+        <w:keepNext/>
+        <w:shd w:val="clear" w:color="auto" w:fill="F2F2F2"/>
+        <w:spacing w:before="0" w:after="0" w:line="240" w:lineRule="auto"/>
+        <w:ind w:left="504" w:right="144"/>
+      </w:pPr>
+      <w:r>
+        <w:rPr>
+          <w:rFonts w:ascii="Consolas" w:hAnsi="Consolas" w:eastAsia="Consolas" w:cs="Consolas"/>
+          <w:sz w:val="17"/>
+        </w:rPr>
+        <w:t xml:space="preserve">  Res.Df    RSS Df Sum of Sq      F Pr(&gt;F)</w:t>
       </w:r>
     </w:p>
     <w:p>
       <w:pPr>
-        <w:spacing w:after="180"/>
-      </w:pPr>
-      <w:r>
-        <w:t xml:space="preserve"> </w:t>
+        <w:keepNext/>
+        <w:shd w:val="clear" w:color="auto" w:fill="F2F2F2"/>
+        <w:spacing w:before="0" w:after="0" w:line="240" w:lineRule="auto"/>
+        <w:ind w:left="504" w:right="144"/>
+      </w:pPr>
+      <w:r>
+        <w:rPr>
+          <w:rFonts w:ascii="Consolas" w:hAnsi="Consolas" w:eastAsia="Consolas" w:cs="Consolas"/>
+          <w:sz w:val="17"/>
+        </w:rPr>
+        <w:t xml:space="preserve">1     94 3842.2                           </w:t>
       </w:r>
     </w:p>
     <w:p>
       <w:pPr>
-        <w:pStyle w:val="Heading1"/>
-      </w:pPr>
-      <w:r>
-        <w:t>Part 3. LASSO Regression (30 Points)</w:t>
+        <w:keepNext w:val="0"/>
+        <w:shd w:val="clear" w:color="auto" w:fill="F2F2F2"/>
+        <w:spacing w:before="0" w:after="160" w:line="240" w:lineRule="auto"/>
+        <w:ind w:left="504" w:right="144"/>
+      </w:pPr>
+      <w:r>
+        <w:rPr>
+          <w:rFonts w:ascii="Consolas" w:hAnsi="Consolas" w:eastAsia="Consolas" w:cs="Consolas"/>
+          <w:sz w:val="17"/>
+        </w:rPr>
+        <w:t>2     84 3469.5 10    372.69 0.9023 0.5349</w:t>
       </w:r>
     </w:p>
     <w:p>
       <w:pPr>
-        <w:spacing w:before="180"/>
+        <w:pStyle w:val="Heading1"/>
+        <w:pageBreakBefore/>
+      </w:pPr>
+      <w:r>
+        <w:t>Part 3. LASSO Regression (30 Points)</w:t>
+      </w:r>
+    </w:p>
+    <w:p>
+      <w:pPr>
+        <w:keepNext/>
+        <w:spacing w:before="280"/>
       </w:pPr>
       <w:r>
         <w:rPr>
@@ -5054,6 +6495,8 @@
     </w:p>
     <w:p>
       <w:pPr>
+        <w:keepNext/>
+        <w:spacing w:before="120"/>
         <w:ind w:left="259"/>
       </w:pPr>
       <w:r>
@@ -5062,55 +6505,142 @@
     </w:p>
     <w:p>
       <w:pPr>
-        <w:spacing w:after="120"/>
-        <w:ind w:left="259"/>
-      </w:pPr>
+        <w:pBdr>
+          <w:left w:val="single" w:sz="18" w:space="8" w:color="2F5496"/>
+        </w:pBdr>
+        <w:spacing w:after="100" w:before="0"/>
+        <w:ind w:left="288"/>
+      </w:pPr>
+      <w:r>
+        <w:rPr/>
+        <w:t xml:space="preserve">λ ≥ 0 is the </w:t>
+      </w:r>
       <w:r>
         <w:rPr>
-          <w:b w:val="0"/>
+          <w:b/>
         </w:rPr>
-        <w:t>λ ≥ 0 is the tuning parameter that controls the strength of the L1 penalty λ·Σ|βⱼ|. It sets the trade-off between fitting the data (the squared-error term) and keeping the coefficients small. When λ = 0, LASSO equals ordinary least squares. As λ increases, all coefficients are shrunk toward zero and more of them become exactly zero, which lowers variance but adds bias. For λ at or above a threshold λ_max (about 6.86 here), every slope coefficient is zero and only the intercept remains.</w:t>
+        <w:t>tuning parameter</w:t>
+      </w:r>
+      <w:r>
+        <w:rPr/>
+        <w:t xml:space="preserve"> that sets the weight of the L1 penalty λ·Σ|βⱼ|, i.e. the trade-off between fitting the data and keeping coefficients small:</w:t>
       </w:r>
     </w:p>
     <w:p>
       <w:pPr>
-        <w:spacing w:after="180"/>
-      </w:pPr>
-      <w:r>
-        <w:t xml:space="preserve"> </w:t>
+        <w:pStyle w:val="ListBullet"/>
+        <w:pBdr>
+          <w:left w:val="single" w:sz="18" w:space="8" w:color="2F5496"/>
+        </w:pBdr>
+        <w:spacing w:after="100" w:before="0"/>
+        <w:ind w:left="648" w:hanging="288"/>
+      </w:pPr>
+      <w:r>
+        <w:rPr/>
+        <w:t>λ = 0 gives ordinary least squares.</w:t>
       </w:r>
     </w:p>
     <w:p>
       <w:pPr>
-        <w:ind w:left="259"/>
-      </w:pPr>
-      <w:r>
-        <w:t>(b) Explain why LASSO can produce exactly zero coefficient estimates. The intercept is not penalized.</w:t>
+        <w:pStyle w:val="ListBullet"/>
+        <w:pBdr>
+          <w:left w:val="single" w:sz="18" w:space="8" w:color="2F5496"/>
+        </w:pBdr>
+        <w:spacing w:after="100" w:before="0"/>
+        <w:ind w:left="648" w:hanging="288"/>
+      </w:pPr>
+      <w:r>
+        <w:rPr/>
+        <w:t>As λ increases, all coefficients shrink toward zero and more become exactly zero: lower variance, more bias.</w:t>
       </w:r>
     </w:p>
     <w:p>
       <w:pPr>
-        <w:spacing w:after="120"/>
-        <w:ind w:left="259"/>
-      </w:pPr>
-      <w:r>
-        <w:rPr>
-          <w:b w:val="0"/>
-        </w:rPr>
-        <w:t>The absolute-value penalty is not differentiable at βⱼ = 0. With standardized predictors, the coordinate-wise solution is a soft-thresholding rule: if zⱼ = (1/N)·Σ xᵢⱼ·(partial residual)ᵢ, then the LASSO estimate is sign(zⱼ)·max(|zⱼ| − λ, 0). Whenever a predictor's association with the residual, |zⱼ|, is no larger than λ, its estimate is set exactly to 0, not merely made small. Geometrically, the constraint region Σ|βⱼ| ≤ t is a diamond with corners on the coordinate axes, and the RSS contours typically first touch it at a corner, where some coordinates are zero. (Ridge regression's circular region has no corners, so it shrinks coefficients but does not zero them.) The intercept β₀ is not penalized, so it is never shrunk; it just centres the fit.</w:t>
+        <w:pStyle w:val="ListBullet"/>
+        <w:pBdr>
+          <w:left w:val="single" w:sz="18" w:space="8" w:color="2F5496"/>
+        </w:pBdr>
+        <w:spacing w:after="100" w:before="0"/>
+        <w:ind w:left="648" w:hanging="288"/>
+      </w:pPr>
+      <w:r>
+        <w:rPr/>
+        <w:t>For λ ≥ λ_max (≈ 6.86 here), every slope is zero and only the intercept remains.</w:t>
       </w:r>
     </w:p>
     <w:p>
       <w:pPr>
-        <w:spacing w:after="180"/>
-      </w:pPr>
-      <w:r>
-        <w:t xml:space="preserve"> </w:t>
+        <w:keepNext/>
+        <w:spacing w:before="120"/>
+        <w:ind w:left="259"/>
+      </w:pPr>
+      <w:r>
+        <w:t>(b) Explain why LASSO can produce exactly zero coefficient estimates. The intercept is not penalized.</w:t>
       </w:r>
     </w:p>
     <w:p>
       <w:pPr>
-        <w:spacing w:before="180"/>
+        <w:pBdr>
+          <w:left w:val="single" w:sz="18" w:space="8" w:color="2F5496"/>
+        </w:pBdr>
+        <w:spacing w:after="100" w:before="0"/>
+        <w:ind w:left="288"/>
+      </w:pPr>
+      <w:r>
+        <w:rPr/>
+        <w:t xml:space="preserve">The absolute-value penalty has a </w:t>
+      </w:r>
+      <w:r>
+        <w:rPr>
+          <w:b/>
+        </w:rPr>
+        <w:t>corner at zero</w:t>
+      </w:r>
+      <w:r>
+        <w:rPr/>
+        <w:t xml:space="preserve"> (it is not differentiable there). With standardized predictors each coefficient is updated by </w:t>
+      </w:r>
+      <w:r>
+        <w:rPr>
+          <w:b/>
+        </w:rPr>
+        <w:t>soft-thresholding</w:t>
+      </w:r>
+      <w:r>
+        <w:rPr/>
+        <w:t>:</w:t>
+      </w:r>
+    </w:p>
+    <w:p>
+      <w:pPr>
+        <w:pBdr>
+          <w:left w:val="single" w:sz="18" w:space="8" w:color="2F5496"/>
+        </w:pBdr>
+        <w:spacing w:after="100" w:before="0"/>
+        <w:ind w:left="288"/>
+      </w:pPr>
+      <w:r>
+        <w:rPr/>
+        <w:t>estimate of βⱼ = sign(zⱼ)·max(|zⱼ| − λ, 0),   where zⱼ = (1/N)·Σᵢ xᵢⱼ·(partial residual)ᵢ.</w:t>
+      </w:r>
+    </w:p>
+    <w:p>
+      <w:pPr>
+        <w:pBdr>
+          <w:left w:val="single" w:sz="18" w:space="8" w:color="2F5496"/>
+        </w:pBdr>
+        <w:spacing w:after="100" w:before="0"/>
+        <w:ind w:left="288"/>
+      </w:pPr>
+      <w:r>
+        <w:rPr/>
+        <w:t>Whenever a predictor's association with the residual satisfies |zⱼ| ≤ λ, its estimate is exactly 0, not just small. Geometrically, the constraint region Σ|βⱼ| ≤ t is a diamond with corners on the axes, and the RSS contours usually touch it first at a corner, where some coefficients are zero. Ridge regression's round region has no corners, so it shrinks but never zeroes. The intercept β₀ is not penalized, so it is never shrunk.</w:t>
+      </w:r>
+    </w:p>
+    <w:p>
+      <w:pPr>
+        <w:keepNext/>
+        <w:spacing w:before="280"/>
       </w:pPr>
       <w:r>
         <w:rPr>
@@ -5124,6 +6654,8 @@
     </w:p>
     <w:p>
       <w:pPr>
+        <w:keepNext/>
+        <w:spacing w:before="120"/>
         <w:ind w:left="259"/>
       </w:pPr>
       <w:r>
@@ -5132,13 +6664,14 @@
     </w:p>
     <w:p>
       <w:pPr>
+        <w:keepNext/>
         <w:spacing w:after="40"/>
         <w:jc w:val="center"/>
       </w:pPr>
       <w:r>
         <w:drawing>
           <wp:inline xmlns:a="http://schemas.openxmlformats.org/drawingml/2006/main" xmlns:pic="http://schemas.openxmlformats.org/drawingml/2006/picture">
-            <wp:extent cx="4754880" cy="3566160"/>
+            <wp:extent cx="4846320" cy="3634740"/>
             <wp:docPr id="2" name="Picture 2"/>
             <wp:cNvGraphicFramePr>
               <a:graphicFrameLocks noChangeAspect="1"/>
@@ -5159,7 +6692,7 @@
                   <pic:spPr>
                     <a:xfrm>
                       <a:off x="0" y="0"/>
-                      <a:ext cx="4754880" cy="3566160"/>
+                      <a:ext cx="4846320" cy="3634740"/>
                     </a:xfrm>
                     <a:prstGeom prst="rect"/>
                   </pic:spPr>
@@ -5172,71 +6705,72 @@
     </w:p>
     <w:p>
       <w:pPr>
-        <w:spacing w:after="160"/>
+        <w:spacing w:after="200"/>
         <w:jc w:val="center"/>
       </w:pPr>
       <w:r>
         <w:rPr>
-          <w:b w:val="0"/>
           <w:i/>
-          <w:sz w:val="18"/>
+          <w:sz w:val="19"/>
         </w:rPr>
-        <w:t>Figure 2. 10-fold cross-validated MSE versus log(λ) (cv.glmnet, seed 6166). Error bars are ±1 SE; the left dashed line marks lambda.min and the right one lambda.1se. Numbers on top give the count of nonzero coefficients.</w:t>
+        <w:t>Figure 2. 10-fold cross-validated MSE versus log(λ) (seed 6166). Bars show ±1 SE; dashed lines mark lambda.min (left) and lambda.1se (right); the top axis gives the number of nonzero coefficients.</w:t>
       </w:r>
     </w:p>
     <w:p>
       <w:pPr>
-        <w:spacing w:after="180"/>
-      </w:pPr>
-      <w:r>
-        <w:t xml:space="preserve"> </w:t>
+        <w:keepNext/>
+        <w:spacing w:before="120"/>
+        <w:ind w:left="259"/>
+      </w:pPr>
+      <w:r>
+        <w:t>(b) Report lambda.min, the λ giving the smallest cross-validation MSE.</w:t>
       </w:r>
     </w:p>
     <w:p>
       <w:pPr>
-        <w:ind w:left="259"/>
-      </w:pPr>
-      <w:r>
-        <w:t>(b) Report lambda.min, the λ giving the smallest cross-validation MSE.</w:t>
+        <w:pBdr>
+          <w:left w:val="single" w:sz="18" w:space="8" w:color="2F5496"/>
+        </w:pBdr>
+        <w:spacing w:after="100" w:before="0"/>
+        <w:ind w:left="288"/>
+      </w:pPr>
+      <w:r>
+        <w:rPr>
+          <w:b/>
+        </w:rPr>
+        <w:t>lambda.min = 0.5070394</w:t>
+      </w:r>
+      <w:r>
+        <w:rPr/>
+        <w:t xml:space="preserve"> (log λ ≈ −0.68), with minimum CV MSE = 44.2725 (SE = 5.628) and 8 nonzero coefficients.</w:t>
       </w:r>
     </w:p>
     <w:p>
       <w:pPr>
-        <w:spacing w:after="120"/>
-        <w:ind w:left="259"/>
+        <w:keepNext/>
+        <w:shd w:val="clear" w:color="auto" w:fill="F2F2F2"/>
+        <w:spacing w:before="80" w:after="0" w:line="240" w:lineRule="auto"/>
+        <w:ind w:left="504" w:right="144"/>
       </w:pPr>
       <w:r>
         <w:rPr>
-          <w:b w:val="0"/>
+          <w:rFonts w:ascii="Consolas" w:hAnsi="Consolas" w:eastAsia="Consolas" w:cs="Consolas"/>
+          <w:color w:val="2F5496"/>
+          <w:sz w:val="17"/>
         </w:rPr>
-        <w:t>lambda.min = 0.5070394 (log λ ≈ −0.68). The minimum cross-validation MSE is 44.2725 (SE 5.628), and 8 coefficients are nonzero at this λ.</w:t>
+        <w:t>&gt; print(cv_lasso)</w:t>
       </w:r>
     </w:p>
     <w:p>
       <w:pPr>
-        <w:spacing w:after="0" w:line="240" w:lineRule="auto"/>
-        <w:ind w:left="259"/>
+        <w:keepNext/>
         <w:shd w:val="clear" w:color="auto" w:fill="F2F2F2"/>
+        <w:spacing w:before="0" w:after="0" w:line="240" w:lineRule="auto"/>
+        <w:ind w:left="504" w:right="144"/>
       </w:pPr>
       <w:r>
         <w:rPr>
           <w:rFonts w:ascii="Consolas" w:hAnsi="Consolas" w:eastAsia="Consolas" w:cs="Consolas"/>
-          <w:b w:val="0"/>
-          <w:sz w:val="17"/>
-        </w:rPr>
-        <w:t>Step 2. Run 10-fold cross-validation</w:t>
-      </w:r>
-    </w:p>
-    <w:p>
-      <w:pPr>
-        <w:spacing w:after="0" w:line="240" w:lineRule="auto"/>
-        <w:ind w:left="259"/>
-        <w:shd w:val="clear" w:color="auto" w:fill="F2F2F2"/>
-      </w:pPr>
-      <w:r>
-        <w:rPr>
-          <w:rFonts w:ascii="Consolas" w:hAnsi="Consolas" w:eastAsia="Consolas" w:cs="Consolas"/>
-          <w:b w:val="0"/>
           <w:sz w:val="17"/>
         </w:rPr>
         <w:t xml:space="preserve"> </w:t>
@@ -5244,29 +6778,44 @@
     </w:p>
     <w:p>
       <w:pPr>
-        <w:spacing w:after="0" w:line="240" w:lineRule="auto"/>
-        <w:ind w:left="259"/>
+        <w:keepNext/>
         <w:shd w:val="clear" w:color="auto" w:fill="F2F2F2"/>
+        <w:spacing w:before="0" w:after="0" w:line="240" w:lineRule="auto"/>
+        <w:ind w:left="504" w:right="144"/>
       </w:pPr>
       <w:r>
         <w:rPr>
           <w:rFonts w:ascii="Consolas" w:hAnsi="Consolas" w:eastAsia="Consolas" w:cs="Consolas"/>
-          <w:b w:val="0"/>
           <w:sz w:val="17"/>
         </w:rPr>
-        <w:t xml:space="preserve">Call:  cv.glmnet(x = X, y = Y, type.measure = "mse", nfolds = 10, alpha = 1,      family = "gaussian", standardize = TRUE) </w:t>
+        <w:t>Call:  cv.glmnet(x = X, y = Y, type.measure = "mse", nfolds = 10, alpha = 1,</w:t>
       </w:r>
     </w:p>
     <w:p>
       <w:pPr>
-        <w:spacing w:after="0" w:line="240" w:lineRule="auto"/>
-        <w:ind w:left="259"/>
+        <w:keepNext/>
         <w:shd w:val="clear" w:color="auto" w:fill="F2F2F2"/>
+        <w:spacing w:before="0" w:after="0" w:line="240" w:lineRule="auto"/>
+        <w:ind w:left="504" w:right="144"/>
       </w:pPr>
       <w:r>
         <w:rPr>
           <w:rFonts w:ascii="Consolas" w:hAnsi="Consolas" w:eastAsia="Consolas" w:cs="Consolas"/>
-          <w:b w:val="0"/>
+          <w:sz w:val="17"/>
+        </w:rPr>
+        <w:t xml:space="preserve">       family = "gaussian", standardize = TRUE) </w:t>
+      </w:r>
+    </w:p>
+    <w:p>
+      <w:pPr>
+        <w:keepNext/>
+        <w:shd w:val="clear" w:color="auto" w:fill="F2F2F2"/>
+        <w:spacing w:before="0" w:after="0" w:line="240" w:lineRule="auto"/>
+        <w:ind w:left="504" w:right="144"/>
+      </w:pPr>
+      <w:r>
+        <w:rPr>
+          <w:rFonts w:ascii="Consolas" w:hAnsi="Consolas" w:eastAsia="Consolas" w:cs="Consolas"/>
           <w:sz w:val="17"/>
         </w:rPr>
         <w:t xml:space="preserve"> </w:t>
@@ -5274,14 +6823,14 @@
     </w:p>
     <w:p>
       <w:pPr>
-        <w:spacing w:after="0" w:line="240" w:lineRule="auto"/>
-        <w:ind w:left="259"/>
+        <w:keepNext/>
         <w:shd w:val="clear" w:color="auto" w:fill="F2F2F2"/>
+        <w:spacing w:before="0" w:after="0" w:line="240" w:lineRule="auto"/>
+        <w:ind w:left="504" w:right="144"/>
       </w:pPr>
       <w:r>
         <w:rPr>
           <w:rFonts w:ascii="Consolas" w:hAnsi="Consolas" w:eastAsia="Consolas" w:cs="Consolas"/>
-          <w:b w:val="0"/>
           <w:sz w:val="17"/>
         </w:rPr>
         <w:t xml:space="preserve">Measure: Mean-Squared Error </w:t>
@@ -5289,14 +6838,14 @@
     </w:p>
     <w:p>
       <w:pPr>
-        <w:spacing w:after="0" w:line="240" w:lineRule="auto"/>
-        <w:ind w:left="259"/>
+        <w:keepNext/>
         <w:shd w:val="clear" w:color="auto" w:fill="F2F2F2"/>
+        <w:spacing w:before="0" w:after="0" w:line="240" w:lineRule="auto"/>
+        <w:ind w:left="504" w:right="144"/>
       </w:pPr>
       <w:r>
         <w:rPr>
           <w:rFonts w:ascii="Consolas" w:hAnsi="Consolas" w:eastAsia="Consolas" w:cs="Consolas"/>
-          <w:b w:val="0"/>
           <w:sz w:val="17"/>
         </w:rPr>
         <w:t xml:space="preserve"> </w:t>
@@ -5304,14 +6853,14 @@
     </w:p>
     <w:p>
       <w:pPr>
-        <w:spacing w:after="0" w:line="240" w:lineRule="auto"/>
-        <w:ind w:left="259"/>
+        <w:keepNext/>
         <w:shd w:val="clear" w:color="auto" w:fill="F2F2F2"/>
+        <w:spacing w:before="0" w:after="0" w:line="240" w:lineRule="auto"/>
+        <w:ind w:left="504" w:right="144"/>
       </w:pPr>
       <w:r>
         <w:rPr>
           <w:rFonts w:ascii="Consolas" w:hAnsi="Consolas" w:eastAsia="Consolas" w:cs="Consolas"/>
-          <w:b w:val="0"/>
           <w:sz w:val="17"/>
         </w:rPr>
         <w:t xml:space="preserve">    Lambda Index Measure    SE Nonzero</w:t>
@@ -5319,14 +6868,14 @@
     </w:p>
     <w:p>
       <w:pPr>
-        <w:spacing w:after="0" w:line="240" w:lineRule="auto"/>
-        <w:ind w:left="259"/>
+        <w:keepNext/>
         <w:shd w:val="clear" w:color="auto" w:fill="F2F2F2"/>
+        <w:spacing w:before="0" w:after="0" w:line="240" w:lineRule="auto"/>
+        <w:ind w:left="504" w:right="144"/>
       </w:pPr>
       <w:r>
         <w:rPr>
           <w:rFonts w:ascii="Consolas" w:hAnsi="Consolas" w:eastAsia="Consolas" w:cs="Consolas"/>
-          <w:b w:val="0"/>
           <w:sz w:val="17"/>
         </w:rPr>
         <w:t>min 0.5070    29   44.27 5.628       8</w:t>
@@ -5334,14 +6883,14 @@
     </w:p>
     <w:p>
       <w:pPr>
-        <w:spacing w:after="120" w:line="240" w:lineRule="auto"/>
-        <w:ind w:left="259"/>
+        <w:keepNext w:val="0"/>
         <w:shd w:val="clear" w:color="auto" w:fill="F2F2F2"/>
+        <w:spacing w:before="0" w:after="160" w:line="240" w:lineRule="auto"/>
+        <w:ind w:left="504" w:right="144"/>
       </w:pPr>
       <w:r>
         <w:rPr>
           <w:rFonts w:ascii="Consolas" w:hAnsi="Consolas" w:eastAsia="Consolas" w:cs="Consolas"/>
-          <w:b w:val="0"/>
           <w:sz w:val="17"/>
         </w:rPr>
         <w:t>1se 0.9725    22   48.73 5.419       6</w:t>
@@ -5349,51 +6898,158 @@
     </w:p>
     <w:p>
       <w:pPr>
-        <w:spacing w:after="180"/>
-      </w:pPr>
-      <w:r>
-        <w:t xml:space="preserve"> </w:t>
+        <w:keepNext/>
+        <w:shd w:val="clear" w:color="auto" w:fill="F2F2F2"/>
+        <w:spacing w:before="80" w:after="0" w:line="240" w:lineRule="auto"/>
+        <w:ind w:left="504" w:right="144"/>
+      </w:pPr>
+      <w:r>
+        <w:rPr>
+          <w:rFonts w:ascii="Consolas" w:hAnsi="Consolas" w:eastAsia="Consolas" w:cs="Consolas"/>
+          <w:color w:val="2F5496"/>
+          <w:sz w:val="17"/>
+        </w:rPr>
+        <w:t>&gt; cv_lasso$lambda.min</w:t>
       </w:r>
     </w:p>
     <w:p>
       <w:pPr>
-        <w:ind w:left="259"/>
-      </w:pPr>
-      <w:r>
-        <w:t>(c) Explain how the cross-validation criterion selects λ. Use lambda.min throughout the remaining LASSO analysis; do not switch to lambda.1se.</w:t>
+        <w:keepNext w:val="0"/>
+        <w:shd w:val="clear" w:color="auto" w:fill="F2F2F2"/>
+        <w:spacing w:before="0" w:after="160" w:line="240" w:lineRule="auto"/>
+        <w:ind w:left="504" w:right="144"/>
+      </w:pPr>
+      <w:r>
+        <w:rPr>
+          <w:rFonts w:ascii="Consolas" w:hAnsi="Consolas" w:eastAsia="Consolas" w:cs="Consolas"/>
+          <w:sz w:val="17"/>
+        </w:rPr>
+        <w:t>[1] 0.5070394</w:t>
       </w:r>
     </w:p>
     <w:p>
       <w:pPr>
-        <w:spacing w:after="120"/>
+        <w:keepNext/>
+        <w:spacing w:before="120"/>
         <w:ind w:left="259"/>
       </w:pPr>
       <w:r>
-        <w:rPr>
-          <w:b w:val="0"/>
-        </w:rPr>
-        <w:t>cv.glmnet() computes the LASSO path on a decreasing grid of λ values (from λ_max ≈ 6.86 downward). With set.seed(6166) the 100 observations are randomly split into 10 folds. For each fold k, the model is fitted on the other 9 folds for every λ on the grid, and the squared prediction error is computed on the held-out fold k. Averaging over the 10 folds gives the cross-validation estimate CV(λ) = mean squared prediction error (the red dots), with a standard error from the fold-to-fold spread (the grey bars). lambda.min is the λ that minimizes CV(λ): smaller λ values overfit (higher variance), and larger λ values over-shrink (higher bias). The plot also marks lambda.1se = 0.9725 (6 nonzero coefficients), the largest λ within one SE of the minimum. As instructed, it is not used; lambda.min is used throughout.</w:t>
+        <w:t>(c) Explain how the cross-validation criterion selects λ. Use lambda.min throughout the remaining LASSO analysis; do not switch to lambda.1se.</w:t>
       </w:r>
     </w:p>
     <w:p>
       <w:pPr>
-        <w:spacing w:after="180"/>
-      </w:pPr>
-      <w:r>
-        <w:t xml:space="preserve"> </w:t>
+        <w:pStyle w:val="ListBullet"/>
+        <w:pBdr>
+          <w:left w:val="single" w:sz="18" w:space="8" w:color="2F5496"/>
+        </w:pBdr>
+        <w:spacing w:after="100" w:before="0"/>
+        <w:ind w:left="648" w:hanging="288"/>
+      </w:pPr>
+      <w:r>
+        <w:rPr/>
+        <w:t>cv.glmnet() fits the LASSO path on a grid of λ values, decreasing from λ_max ≈ 6.86.</w:t>
       </w:r>
     </w:p>
     <w:p>
       <w:pPr>
-        <w:spacing w:after="180"/>
-      </w:pPr>
-      <w:r>
-        <w:t xml:space="preserve"> </w:t>
+        <w:pStyle w:val="ListBullet"/>
+        <w:pBdr>
+          <w:left w:val="single" w:sz="18" w:space="8" w:color="2F5496"/>
+        </w:pBdr>
+        <w:spacing w:after="100" w:before="0"/>
+        <w:ind w:left="648" w:hanging="288"/>
+      </w:pPr>
+      <w:r>
+        <w:rPr/>
+        <w:t xml:space="preserve">With set.seed(6166), the 100 observations are randomly split into </w:t>
+      </w:r>
+      <w:r>
+        <w:rPr>
+          <w:b/>
+        </w:rPr>
+        <w:t>10 folds</w:t>
+      </w:r>
+      <w:r>
+        <w:rPr/>
+        <w:t>.</w:t>
       </w:r>
     </w:p>
     <w:p>
       <w:pPr>
-        <w:spacing w:before="180"/>
+        <w:pStyle w:val="ListBullet"/>
+        <w:pBdr>
+          <w:left w:val="single" w:sz="18" w:space="8" w:color="2F5496"/>
+        </w:pBdr>
+        <w:spacing w:after="100" w:before="0"/>
+        <w:ind w:left="648" w:hanging="288"/>
+      </w:pPr>
+      <w:r>
+        <w:rPr/>
+        <w:t>For each fold, the model is fitted on the other 9 folds at every λ, and the squared prediction error is computed on the held-out fold.</w:t>
+      </w:r>
+    </w:p>
+    <w:p>
+      <w:pPr>
+        <w:pStyle w:val="ListBullet"/>
+        <w:pBdr>
+          <w:left w:val="single" w:sz="18" w:space="8" w:color="2F5496"/>
+        </w:pBdr>
+        <w:spacing w:after="100" w:before="0"/>
+        <w:ind w:left="648" w:hanging="288"/>
+      </w:pPr>
+      <w:r>
+        <w:rPr/>
+        <w:t xml:space="preserve">Averaging over the 10 folds gives </w:t>
+      </w:r>
+      <w:r>
+        <w:rPr>
+          <w:b/>
+        </w:rPr>
+        <w:t>CV(λ)</w:t>
+      </w:r>
+      <w:r>
+        <w:rPr/>
+        <w:t>, the estimated test MSE (red dots), with a standard error from the fold-to-fold variation (grey bars).</w:t>
+      </w:r>
+    </w:p>
+    <w:p>
+      <w:pPr>
+        <w:pStyle w:val="ListBullet"/>
+        <w:pBdr>
+          <w:left w:val="single" w:sz="18" w:space="8" w:color="2F5496"/>
+        </w:pBdr>
+        <w:spacing w:after="100" w:before="0"/>
+        <w:ind w:left="648" w:hanging="288"/>
+      </w:pPr>
+      <w:r>
+        <w:rPr>
+          <w:b/>
+        </w:rPr>
+        <w:t>lambda.min</w:t>
+      </w:r>
+      <w:r>
+        <w:rPr/>
+        <w:t xml:space="preserve"> is the λ that minimizes CV(λ). Smaller λ overfits (high variance), and larger λ over-shrinks (high bias).</w:t>
+      </w:r>
+    </w:p>
+    <w:p>
+      <w:pPr>
+        <w:pBdr>
+          <w:left w:val="single" w:sz="18" w:space="8" w:color="2F5496"/>
+        </w:pBdr>
+        <w:spacing w:after="100" w:before="0"/>
+        <w:ind w:left="288"/>
+      </w:pPr>
+      <w:r>
+        <w:rPr/>
+        <w:t>lambda.1se = 0.9725 (6 nonzero coefficients) is also marked on the plot but, as instructed, is not used; lambda.min is used throughout.</w:t>
+      </w:r>
+    </w:p>
+    <w:p>
+      <w:pPr>
+        <w:keepNext/>
+        <w:spacing w:before="280"/>
       </w:pPr>
       <w:r>
         <w:rPr>
@@ -5408,6 +7064,8 @@
     </w:p>
     <w:p>
       <w:pPr>
+        <w:keepNext/>
+        <w:spacing w:before="120"/>
         <w:ind w:left="259"/>
       </w:pPr>
       <w:r>
@@ -5519,6 +7177,7 @@
             </w:pPr>
             <w:r>
               <w:rPr>
+                <w:b/>
                 <w:sz w:val="20"/>
               </w:rPr>
               <w:t>1.07944426</w:t>
@@ -5681,6 +7340,7 @@
             </w:pPr>
             <w:r>
               <w:rPr>
+                <w:b/>
                 <w:sz w:val="20"/>
               </w:rPr>
               <w:t>-1.92849719</w:t>
@@ -5735,6 +7395,7 @@
             </w:pPr>
             <w:r>
               <w:rPr>
+                <w:b/>
                 <w:sz w:val="20"/>
               </w:rPr>
               <w:t>0.41838736</w:t>
@@ -5789,6 +7450,7 @@
             </w:pPr>
             <w:r>
               <w:rPr>
+                <w:b/>
                 <w:sz w:val="20"/>
               </w:rPr>
               <w:t>0.06818692</w:t>
@@ -5843,6 +7505,7 @@
             </w:pPr>
             <w:r>
               <w:rPr>
+                <w:b/>
                 <w:sz w:val="20"/>
               </w:rPr>
               <w:t>0.89926976</w:t>
@@ -6005,6 +7668,7 @@
             </w:pPr>
             <w:r>
               <w:rPr>
+                <w:b/>
                 <w:sz w:val="20"/>
               </w:rPr>
               <w:t>6.62840784</w:t>
@@ -6167,6 +7831,7 @@
             </w:pPr>
             <w:r>
               <w:rPr>
+                <w:b/>
                 <w:sz w:val="20"/>
               </w:rPr>
               <w:t>-1.62217204</w:t>
@@ -6221,6 +7886,7 @@
             </w:pPr>
             <w:r>
               <w:rPr>
+                <w:b/>
                 <w:sz w:val="20"/>
               </w:rPr>
               <w:t>-1.16931949</w:t>
@@ -6285,62 +7951,84 @@
     </w:tbl>
     <w:p>
       <w:pPr>
-        <w:spacing w:after="180"/>
-      </w:pPr>
+        <w:keepNext/>
+        <w:spacing w:before="120"/>
+        <w:ind w:left="259"/>
+      </w:pPr>
+      <w:r>
+        <w:t>(b) List all predictors with nonzero coefficients.</w:t>
+      </w:r>
     </w:p>
     <w:p>
       <w:pPr>
-        <w:spacing w:after="180"/>
-      </w:pPr>
-      <w:r>
-        <w:t xml:space="preserve"> </w:t>
+        <w:pBdr>
+          <w:left w:val="single" w:sz="18" w:space="8" w:color="2F5496"/>
+        </w:pBdr>
+        <w:spacing w:after="100" w:before="0"/>
+        <w:ind w:left="288"/>
+      </w:pPr>
+      <w:r>
+        <w:rPr>
+          <w:b/>
+        </w:rPr>
+        <w:t>X1, X4, X5, X6, X7, X10, X13, X14</w:t>
+      </w:r>
+      <w:r>
+        <w:rPr/>
+        <w:t xml:space="preserve"> (intercept = 1.6903, not counted).</w:t>
       </w:r>
     </w:p>
     <w:p>
       <w:pPr>
-        <w:ind w:left="259"/>
-      </w:pPr>
-      <w:r>
-        <w:t>(b) List all predictors with nonzero coefficients.</w:t>
+        <w:keepNext/>
+        <w:shd w:val="clear" w:color="auto" w:fill="F2F2F2"/>
+        <w:spacing w:before="80" w:after="0" w:line="240" w:lineRule="auto"/>
+        <w:ind w:left="504" w:right="144"/>
+      </w:pPr>
+      <w:r>
+        <w:rPr>
+          <w:rFonts w:ascii="Consolas" w:hAnsi="Consolas" w:eastAsia="Consolas" w:cs="Consolas"/>
+          <w:color w:val="2F5496"/>
+          <w:sz w:val="17"/>
+        </w:rPr>
+        <w:t>&gt; print(selected_predictors)</w:t>
       </w:r>
     </w:p>
     <w:p>
       <w:pPr>
-        <w:spacing w:after="120"/>
-        <w:ind w:left="259"/>
+        <w:keepNext w:val="0"/>
+        <w:shd w:val="clear" w:color="auto" w:fill="F2F2F2"/>
+        <w:spacing w:before="0" w:after="160" w:line="240" w:lineRule="auto"/>
+        <w:ind w:left="504" w:right="144"/>
       </w:pPr>
       <w:r>
         <w:rPr>
-          <w:b w:val="0"/>
+          <w:rFonts w:ascii="Consolas" w:hAnsi="Consolas" w:eastAsia="Consolas" w:cs="Consolas"/>
+          <w:sz w:val="17"/>
         </w:rPr>
-        <w:t>X1, X4, X5, X6, X7, X10, X13 and X14 (intercept = 1.69029962, not counted).</w:t>
+        <w:t>[1] "X1"  "X4"  "X5"  "X6"  "X7"  "X10" "X13" "X14"</w:t>
       </w:r>
     </w:p>
     <w:p>
       <w:pPr>
-        <w:spacing w:after="180"/>
-      </w:pPr>
-      <w:r>
-        <w:t xml:space="preserve"> </w:t>
+        <w:keepNext/>
+        <w:spacing w:before="120"/>
+        <w:ind w:left="259"/>
+      </w:pPr>
+      <w:r>
+        <w:t>(c) State how many predictors LASSO selected. Exclude the intercept from the count.</w:t>
       </w:r>
     </w:p>
     <w:p>
       <w:pPr>
-        <w:ind w:left="259"/>
-      </w:pPr>
-      <w:r>
-        <w:t>(c) State how many predictors LASSO selected. Exclude the intercept from the count.</w:t>
-      </w:r>
-    </w:p>
-    <w:p>
-      <w:pPr>
-        <w:spacing w:after="120"/>
-        <w:ind w:left="259"/>
-      </w:pPr>
-      <w:r>
-        <w:rPr>
-          <w:b w:val="0"/>
-        </w:rPr>
+        <w:pBdr>
+          <w:left w:val="single" w:sz="18" w:space="8" w:color="2F5496"/>
+        </w:pBdr>
+        <w:spacing w:after="100" w:before="0"/>
+        <w:ind w:left="288"/>
+      </w:pPr>
+      <w:r>
+        <w:rPr/>
         <w:t xml:space="preserve">LASSO selected </w:t>
       </w:r>
       <w:r>
@@ -6350,24 +8038,45 @@
         <w:t>8 predictors</w:t>
       </w:r>
       <w:r>
-        <w:rPr>
-          <w:b w:val="0"/>
-        </w:rPr>
-        <w:t>; the other 7 (X2, X3, X8, X9, X11, X12, X15) have coefficient 0.</w:t>
+        <w:rPr/>
+        <w:t>. The other 7 (X2, X3, X8, X9, X11, X12, X15) are set exactly to 0.</w:t>
       </w:r>
     </w:p>
     <w:p>
       <w:pPr>
-        <w:spacing w:after="180"/>
-      </w:pPr>
-      <w:r>
-        <w:lastRenderedPageBreak/>
-        <w:t xml:space="preserve"> </w:t>
+        <w:keepNext/>
+        <w:shd w:val="clear" w:color="auto" w:fill="F2F2F2"/>
+        <w:spacing w:before="80" w:after="0" w:line="240" w:lineRule="auto"/>
+        <w:ind w:left="504" w:right="144"/>
+      </w:pPr>
+      <w:r>
+        <w:rPr>
+          <w:rFonts w:ascii="Consolas" w:hAnsi="Consolas" w:eastAsia="Consolas" w:cs="Consolas"/>
+          <w:color w:val="2F5496"/>
+          <w:sz w:val="17"/>
+        </w:rPr>
+        <w:t>&gt; length(selected_predictors)</w:t>
       </w:r>
     </w:p>
     <w:p>
       <w:pPr>
-        <w:spacing w:before="180"/>
+        <w:keepNext w:val="0"/>
+        <w:shd w:val="clear" w:color="auto" w:fill="F2F2F2"/>
+        <w:spacing w:before="0" w:after="160" w:line="240" w:lineRule="auto"/>
+        <w:ind w:left="504" w:right="144"/>
+      </w:pPr>
+      <w:r>
+        <w:rPr>
+          <w:rFonts w:ascii="Consolas" w:hAnsi="Consolas" w:eastAsia="Consolas" w:cs="Consolas"/>
+          <w:sz w:val="17"/>
+        </w:rPr>
+        <w:t>[1] 8</w:t>
+      </w:r>
+    </w:p>
+    <w:p>
+      <w:pPr>
+        <w:keepNext/>
+        <w:spacing w:before="280"/>
       </w:pPr>
       <w:r>
         <w:rPr>
@@ -6381,56 +8090,884 @@
     </w:p>
     <w:p>
       <w:pPr>
-        <w:spacing w:after="120"/>
+        <w:pBdr>
+          <w:left w:val="single" w:sz="18" w:space="8" w:color="2F5496"/>
+        </w:pBdr>
+        <w:spacing w:after="100" w:before="0"/>
+        <w:ind w:left="288"/>
       </w:pPr>
       <w:r>
         <w:rPr>
-          <w:b w:val="0"/>
+          <w:b/>
         </w:rPr>
-        <w:t>The penalty shrinks every coefficient toward zero relative to OLS. Comparing with the full OLS fit: X10 goes from 7.2157 to 6.6284, X4 from −2.6473 to −1.9285, X13 from −2.6675 to −1.6222, X14 from −1.6059 to −1.1693, X1 from 1.9115 to 1.0794, X7 from 1.2767 to 0.8993, X5 from 1.1445 to 0.4184, and X6 from 0.9065 to 0.0682. Signs are preserved, and the relative shrinkage is largest for the weaker predictors (about 8% for X10 but over 90% for X6).</w:t>
+        <w:t>Effect on coefficients.</w:t>
+      </w:r>
+      <w:r>
+        <w:rPr/>
+        <w:t xml:space="preserve"> The penalty pulls every estimate toward zero compared with OLS, while keeping its sign. Weak predictors shrink proportionally much more than strong ones: X10 loses about 8%, X6 over 90%.</w:t>
       </w:r>
     </w:p>
     <w:p>
       <w:pPr>
-        <w:spacing w:after="120"/>
+        <w:keepNext/>
+        <w:spacing w:before="120" w:after="60"/>
       </w:pPr>
       <w:r>
         <w:rPr>
-          <w:b w:val="0"/>
+          <w:i/>
+          <w:sz w:val="19"/>
         </w:rPr>
-        <w:t>Predictors are excluded when their contribution to reducing the squared error is not large enough to outweigh the penalty λ|βⱼ|. By the soft-thresholding rule, their estimate is set exactly to zero. The seven excluded predictors (X2, X3, X8, X9, X11, X12, X15) all had small, clearly non-significant OLS estimates (|t| &lt; 0.75). X6 survives only barely (0.068).</w:t>
+        <w:t>Table C. OLS versus LASSO estimates for the 8 predictors LASSO keeps.</w:t>
+      </w:r>
+    </w:p>
+    <w:tbl>
+      <w:tblPr>
+        <w:tblStyle w:val="TableGrid"/>
+        <w:tblW w:type="auto" w:w="0"/>
+        <w:jc w:val="center"/>
+        <w:tblLayout w:type="fixed"/>
+        <w:tblLook w:firstColumn="1" w:firstRow="1" w:lastColumn="0" w:lastRow="0" w:noHBand="0" w:noVBand="1" w:val="04A0"/>
+      </w:tblPr>
+      <w:tblGrid>
+        <w:gridCol w:w="1584"/>
+        <w:gridCol w:w="2160"/>
+        <w:gridCol w:w="2304"/>
+        <w:gridCol w:w="1584"/>
+      </w:tblGrid>
+      <w:tr>
+        <w:tc>
+          <w:tcPr>
+            <w:tcW w:type="dxa" w:w="1584"/>
+            <w:shd w:val="clear" w:color="auto" w:fill="EAF0F7"/>
+            <w:tcMar>
+              <w:top w:w="50" w:type="dxa"/>
+              <w:bottom w:w="50" w:type="dxa"/>
+            </w:tcMar>
+          </w:tcPr>
+          <w:p>
+            <w:pPr>
+              <w:spacing w:after="0"/>
+              <w:jc w:val="center"/>
+            </w:pPr>
+            <w:r>
+              <w:rPr>
+                <w:b/>
+                <w:sz w:val="19"/>
+              </w:rPr>
+              <w:t>Predictor</w:t>
+            </w:r>
+          </w:p>
+        </w:tc>
+        <w:tc>
+          <w:tcPr>
+            <w:tcW w:type="dxa" w:w="2160"/>
+            <w:shd w:val="clear" w:color="auto" w:fill="EAF0F7"/>
+            <w:tcMar>
+              <w:top w:w="50" w:type="dxa"/>
+              <w:bottom w:w="50" w:type="dxa"/>
+            </w:tcMar>
+          </w:tcPr>
+          <w:p>
+            <w:pPr>
+              <w:spacing w:after="0"/>
+              <w:jc w:val="center"/>
+            </w:pPr>
+            <w:r>
+              <w:rPr>
+                <w:b/>
+                <w:sz w:val="19"/>
+              </w:rPr>
+              <w:t>OLS (full model)</w:t>
+            </w:r>
+          </w:p>
+        </w:tc>
+        <w:tc>
+          <w:tcPr>
+            <w:tcW w:type="dxa" w:w="2304"/>
+            <w:shd w:val="clear" w:color="auto" w:fill="EAF0F7"/>
+            <w:tcMar>
+              <w:top w:w="50" w:type="dxa"/>
+              <w:bottom w:w="50" w:type="dxa"/>
+            </w:tcMar>
+          </w:tcPr>
+          <w:p>
+            <w:pPr>
+              <w:spacing w:after="0"/>
+              <w:jc w:val="center"/>
+            </w:pPr>
+            <w:r>
+              <w:rPr>
+                <w:b/>
+                <w:sz w:val="19"/>
+              </w:rPr>
+              <w:t>LASSO (lambda.min)</w:t>
+            </w:r>
+          </w:p>
+        </w:tc>
+        <w:tc>
+          <w:tcPr>
+            <w:tcW w:type="dxa" w:w="1584"/>
+            <w:shd w:val="clear" w:color="auto" w:fill="EAF0F7"/>
+            <w:tcMar>
+              <w:top w:w="50" w:type="dxa"/>
+              <w:bottom w:w="50" w:type="dxa"/>
+            </w:tcMar>
+          </w:tcPr>
+          <w:p>
+            <w:pPr>
+              <w:spacing w:after="0"/>
+              <w:jc w:val="center"/>
+            </w:pPr>
+            <w:r>
+              <w:rPr>
+                <w:b/>
+                <w:sz w:val="19"/>
+              </w:rPr>
+              <w:t>Shrinkage</w:t>
+            </w:r>
+          </w:p>
+        </w:tc>
+      </w:tr>
+      <w:tr>
+        <w:tc>
+          <w:tcPr>
+            <w:tcW w:type="dxa" w:w="1584"/>
+            <w:tcMar>
+              <w:top w:w="50" w:type="dxa"/>
+              <w:bottom w:w="50" w:type="dxa"/>
+            </w:tcMar>
+          </w:tcPr>
+          <w:p>
+            <w:pPr>
+              <w:spacing w:after="0"/>
+              <w:jc w:val="left"/>
+            </w:pPr>
+            <w:r>
+              <w:rPr>
+                <w:sz w:val="19"/>
+              </w:rPr>
+              <w:t>X1</w:t>
+            </w:r>
+          </w:p>
+        </w:tc>
+        <w:tc>
+          <w:tcPr>
+            <w:tcW w:type="dxa" w:w="2160"/>
+            <w:tcMar>
+              <w:top w:w="50" w:type="dxa"/>
+              <w:bottom w:w="50" w:type="dxa"/>
+            </w:tcMar>
+          </w:tcPr>
+          <w:p>
+            <w:pPr>
+              <w:spacing w:after="0"/>
+              <w:jc w:val="center"/>
+            </w:pPr>
+            <w:r>
+              <w:rPr>
+                <w:sz w:val="19"/>
+              </w:rPr>
+              <w:t>1.9115</w:t>
+            </w:r>
+          </w:p>
+        </w:tc>
+        <w:tc>
+          <w:tcPr>
+            <w:tcW w:type="dxa" w:w="2304"/>
+            <w:tcMar>
+              <w:top w:w="50" w:type="dxa"/>
+              <w:bottom w:w="50" w:type="dxa"/>
+            </w:tcMar>
+          </w:tcPr>
+          <w:p>
+            <w:pPr>
+              <w:spacing w:after="0"/>
+              <w:jc w:val="center"/>
+            </w:pPr>
+            <w:r>
+              <w:rPr>
+                <w:sz w:val="19"/>
+              </w:rPr>
+              <w:t>1.0794</w:t>
+            </w:r>
+          </w:p>
+        </w:tc>
+        <w:tc>
+          <w:tcPr>
+            <w:tcW w:type="dxa" w:w="1584"/>
+            <w:tcMar>
+              <w:top w:w="50" w:type="dxa"/>
+              <w:bottom w:w="50" w:type="dxa"/>
+            </w:tcMar>
+          </w:tcPr>
+          <w:p>
+            <w:pPr>
+              <w:spacing w:after="0"/>
+              <w:jc w:val="center"/>
+            </w:pPr>
+            <w:r>
+              <w:rPr>
+                <w:sz w:val="19"/>
+              </w:rPr>
+              <w:t>44%</w:t>
+            </w:r>
+          </w:p>
+        </w:tc>
+      </w:tr>
+      <w:tr>
+        <w:tc>
+          <w:tcPr>
+            <w:tcW w:type="dxa" w:w="1584"/>
+            <w:tcMar>
+              <w:top w:w="50" w:type="dxa"/>
+              <w:bottom w:w="50" w:type="dxa"/>
+            </w:tcMar>
+          </w:tcPr>
+          <w:p>
+            <w:pPr>
+              <w:spacing w:after="0"/>
+              <w:jc w:val="left"/>
+            </w:pPr>
+            <w:r>
+              <w:rPr>
+                <w:sz w:val="19"/>
+              </w:rPr>
+              <w:t>X4</w:t>
+            </w:r>
+          </w:p>
+        </w:tc>
+        <w:tc>
+          <w:tcPr>
+            <w:tcW w:type="dxa" w:w="2160"/>
+            <w:tcMar>
+              <w:top w:w="50" w:type="dxa"/>
+              <w:bottom w:w="50" w:type="dxa"/>
+            </w:tcMar>
+          </w:tcPr>
+          <w:p>
+            <w:pPr>
+              <w:spacing w:after="0"/>
+              <w:jc w:val="center"/>
+            </w:pPr>
+            <w:r>
+              <w:rPr>
+                <w:sz w:val="19"/>
+              </w:rPr>
+              <w:t>-2.6473</w:t>
+            </w:r>
+          </w:p>
+        </w:tc>
+        <w:tc>
+          <w:tcPr>
+            <w:tcW w:type="dxa" w:w="2304"/>
+            <w:tcMar>
+              <w:top w:w="50" w:type="dxa"/>
+              <w:bottom w:w="50" w:type="dxa"/>
+            </w:tcMar>
+          </w:tcPr>
+          <w:p>
+            <w:pPr>
+              <w:spacing w:after="0"/>
+              <w:jc w:val="center"/>
+            </w:pPr>
+            <w:r>
+              <w:rPr>
+                <w:sz w:val="19"/>
+              </w:rPr>
+              <w:t>-1.9285</w:t>
+            </w:r>
+          </w:p>
+        </w:tc>
+        <w:tc>
+          <w:tcPr>
+            <w:tcW w:type="dxa" w:w="1584"/>
+            <w:tcMar>
+              <w:top w:w="50" w:type="dxa"/>
+              <w:bottom w:w="50" w:type="dxa"/>
+            </w:tcMar>
+          </w:tcPr>
+          <w:p>
+            <w:pPr>
+              <w:spacing w:after="0"/>
+              <w:jc w:val="center"/>
+            </w:pPr>
+            <w:r>
+              <w:rPr>
+                <w:sz w:val="19"/>
+              </w:rPr>
+              <w:t>27%</w:t>
+            </w:r>
+          </w:p>
+        </w:tc>
+      </w:tr>
+      <w:tr>
+        <w:tc>
+          <w:tcPr>
+            <w:tcW w:type="dxa" w:w="1584"/>
+            <w:tcMar>
+              <w:top w:w="50" w:type="dxa"/>
+              <w:bottom w:w="50" w:type="dxa"/>
+            </w:tcMar>
+          </w:tcPr>
+          <w:p>
+            <w:pPr>
+              <w:spacing w:after="0"/>
+              <w:jc w:val="left"/>
+            </w:pPr>
+            <w:r>
+              <w:rPr>
+                <w:sz w:val="19"/>
+              </w:rPr>
+              <w:t>X5</w:t>
+            </w:r>
+          </w:p>
+        </w:tc>
+        <w:tc>
+          <w:tcPr>
+            <w:tcW w:type="dxa" w:w="2160"/>
+            <w:tcMar>
+              <w:top w:w="50" w:type="dxa"/>
+              <w:bottom w:w="50" w:type="dxa"/>
+            </w:tcMar>
+          </w:tcPr>
+          <w:p>
+            <w:pPr>
+              <w:spacing w:after="0"/>
+              <w:jc w:val="center"/>
+            </w:pPr>
+            <w:r>
+              <w:rPr>
+                <w:sz w:val="19"/>
+              </w:rPr>
+              <w:t>1.1445</w:t>
+            </w:r>
+          </w:p>
+        </w:tc>
+        <w:tc>
+          <w:tcPr>
+            <w:tcW w:type="dxa" w:w="2304"/>
+            <w:tcMar>
+              <w:top w:w="50" w:type="dxa"/>
+              <w:bottom w:w="50" w:type="dxa"/>
+            </w:tcMar>
+          </w:tcPr>
+          <w:p>
+            <w:pPr>
+              <w:spacing w:after="0"/>
+              <w:jc w:val="center"/>
+            </w:pPr>
+            <w:r>
+              <w:rPr>
+                <w:sz w:val="19"/>
+              </w:rPr>
+              <w:t>0.4184</w:t>
+            </w:r>
+          </w:p>
+        </w:tc>
+        <w:tc>
+          <w:tcPr>
+            <w:tcW w:type="dxa" w:w="1584"/>
+            <w:tcMar>
+              <w:top w:w="50" w:type="dxa"/>
+              <w:bottom w:w="50" w:type="dxa"/>
+            </w:tcMar>
+          </w:tcPr>
+          <w:p>
+            <w:pPr>
+              <w:spacing w:after="0"/>
+              <w:jc w:val="center"/>
+            </w:pPr>
+            <w:r>
+              <w:rPr>
+                <w:sz w:val="19"/>
+              </w:rPr>
+              <w:t>63%</w:t>
+            </w:r>
+          </w:p>
+        </w:tc>
+      </w:tr>
+      <w:tr>
+        <w:tc>
+          <w:tcPr>
+            <w:tcW w:type="dxa" w:w="1584"/>
+            <w:tcMar>
+              <w:top w:w="50" w:type="dxa"/>
+              <w:bottom w:w="50" w:type="dxa"/>
+            </w:tcMar>
+          </w:tcPr>
+          <w:p>
+            <w:pPr>
+              <w:spacing w:after="0"/>
+              <w:jc w:val="left"/>
+            </w:pPr>
+            <w:r>
+              <w:rPr>
+                <w:sz w:val="19"/>
+              </w:rPr>
+              <w:t>X6</w:t>
+            </w:r>
+          </w:p>
+        </w:tc>
+        <w:tc>
+          <w:tcPr>
+            <w:tcW w:type="dxa" w:w="2160"/>
+            <w:tcMar>
+              <w:top w:w="50" w:type="dxa"/>
+              <w:bottom w:w="50" w:type="dxa"/>
+            </w:tcMar>
+          </w:tcPr>
+          <w:p>
+            <w:pPr>
+              <w:spacing w:after="0"/>
+              <w:jc w:val="center"/>
+            </w:pPr>
+            <w:r>
+              <w:rPr>
+                <w:sz w:val="19"/>
+              </w:rPr>
+              <w:t>0.9065</w:t>
+            </w:r>
+          </w:p>
+        </w:tc>
+        <w:tc>
+          <w:tcPr>
+            <w:tcW w:type="dxa" w:w="2304"/>
+            <w:tcMar>
+              <w:top w:w="50" w:type="dxa"/>
+              <w:bottom w:w="50" w:type="dxa"/>
+            </w:tcMar>
+          </w:tcPr>
+          <w:p>
+            <w:pPr>
+              <w:spacing w:after="0"/>
+              <w:jc w:val="center"/>
+            </w:pPr>
+            <w:r>
+              <w:rPr>
+                <w:sz w:val="19"/>
+              </w:rPr>
+              <w:t>0.0682</w:t>
+            </w:r>
+          </w:p>
+        </w:tc>
+        <w:tc>
+          <w:tcPr>
+            <w:tcW w:type="dxa" w:w="1584"/>
+            <w:tcMar>
+              <w:top w:w="50" w:type="dxa"/>
+              <w:bottom w:w="50" w:type="dxa"/>
+            </w:tcMar>
+          </w:tcPr>
+          <w:p>
+            <w:pPr>
+              <w:spacing w:after="0"/>
+              <w:jc w:val="center"/>
+            </w:pPr>
+            <w:r>
+              <w:rPr>
+                <w:sz w:val="19"/>
+              </w:rPr>
+              <w:t>92%</w:t>
+            </w:r>
+          </w:p>
+        </w:tc>
+      </w:tr>
+      <w:tr>
+        <w:tc>
+          <w:tcPr>
+            <w:tcW w:type="dxa" w:w="1584"/>
+            <w:tcMar>
+              <w:top w:w="50" w:type="dxa"/>
+              <w:bottom w:w="50" w:type="dxa"/>
+            </w:tcMar>
+          </w:tcPr>
+          <w:p>
+            <w:pPr>
+              <w:spacing w:after="0"/>
+              <w:jc w:val="left"/>
+            </w:pPr>
+            <w:r>
+              <w:rPr>
+                <w:sz w:val="19"/>
+              </w:rPr>
+              <w:t>X7</w:t>
+            </w:r>
+          </w:p>
+        </w:tc>
+        <w:tc>
+          <w:tcPr>
+            <w:tcW w:type="dxa" w:w="2160"/>
+            <w:tcMar>
+              <w:top w:w="50" w:type="dxa"/>
+              <w:bottom w:w="50" w:type="dxa"/>
+            </w:tcMar>
+          </w:tcPr>
+          <w:p>
+            <w:pPr>
+              <w:spacing w:after="0"/>
+              <w:jc w:val="center"/>
+            </w:pPr>
+            <w:r>
+              <w:rPr>
+                <w:sz w:val="19"/>
+              </w:rPr>
+              <w:t>1.2767</w:t>
+            </w:r>
+          </w:p>
+        </w:tc>
+        <w:tc>
+          <w:tcPr>
+            <w:tcW w:type="dxa" w:w="2304"/>
+            <w:tcMar>
+              <w:top w:w="50" w:type="dxa"/>
+              <w:bottom w:w="50" w:type="dxa"/>
+            </w:tcMar>
+          </w:tcPr>
+          <w:p>
+            <w:pPr>
+              <w:spacing w:after="0"/>
+              <w:jc w:val="center"/>
+            </w:pPr>
+            <w:r>
+              <w:rPr>
+                <w:sz w:val="19"/>
+              </w:rPr>
+              <w:t>0.8993</w:t>
+            </w:r>
+          </w:p>
+        </w:tc>
+        <w:tc>
+          <w:tcPr>
+            <w:tcW w:type="dxa" w:w="1584"/>
+            <w:tcMar>
+              <w:top w:w="50" w:type="dxa"/>
+              <w:bottom w:w="50" w:type="dxa"/>
+            </w:tcMar>
+          </w:tcPr>
+          <w:p>
+            <w:pPr>
+              <w:spacing w:after="0"/>
+              <w:jc w:val="center"/>
+            </w:pPr>
+            <w:r>
+              <w:rPr>
+                <w:sz w:val="19"/>
+              </w:rPr>
+              <w:t>30%</w:t>
+            </w:r>
+          </w:p>
+        </w:tc>
+      </w:tr>
+      <w:tr>
+        <w:tc>
+          <w:tcPr>
+            <w:tcW w:type="dxa" w:w="1584"/>
+            <w:tcMar>
+              <w:top w:w="50" w:type="dxa"/>
+              <w:bottom w:w="50" w:type="dxa"/>
+            </w:tcMar>
+          </w:tcPr>
+          <w:p>
+            <w:pPr>
+              <w:spacing w:after="0"/>
+              <w:jc w:val="left"/>
+            </w:pPr>
+            <w:r>
+              <w:rPr>
+                <w:sz w:val="19"/>
+              </w:rPr>
+              <w:t>X10</w:t>
+            </w:r>
+          </w:p>
+        </w:tc>
+        <w:tc>
+          <w:tcPr>
+            <w:tcW w:type="dxa" w:w="2160"/>
+            <w:tcMar>
+              <w:top w:w="50" w:type="dxa"/>
+              <w:bottom w:w="50" w:type="dxa"/>
+            </w:tcMar>
+          </w:tcPr>
+          <w:p>
+            <w:pPr>
+              <w:spacing w:after="0"/>
+              <w:jc w:val="center"/>
+            </w:pPr>
+            <w:r>
+              <w:rPr>
+                <w:sz w:val="19"/>
+              </w:rPr>
+              <w:t>7.2157</w:t>
+            </w:r>
+          </w:p>
+        </w:tc>
+        <w:tc>
+          <w:tcPr>
+            <w:tcW w:type="dxa" w:w="2304"/>
+            <w:tcMar>
+              <w:top w:w="50" w:type="dxa"/>
+              <w:bottom w:w="50" w:type="dxa"/>
+            </w:tcMar>
+          </w:tcPr>
+          <w:p>
+            <w:pPr>
+              <w:spacing w:after="0"/>
+              <w:jc w:val="center"/>
+            </w:pPr>
+            <w:r>
+              <w:rPr>
+                <w:sz w:val="19"/>
+              </w:rPr>
+              <w:t>6.6284</w:t>
+            </w:r>
+          </w:p>
+        </w:tc>
+        <w:tc>
+          <w:tcPr>
+            <w:tcW w:type="dxa" w:w="1584"/>
+            <w:tcMar>
+              <w:top w:w="50" w:type="dxa"/>
+              <w:bottom w:w="50" w:type="dxa"/>
+            </w:tcMar>
+          </w:tcPr>
+          <w:p>
+            <w:pPr>
+              <w:spacing w:after="0"/>
+              <w:jc w:val="center"/>
+            </w:pPr>
+            <w:r>
+              <w:rPr>
+                <w:sz w:val="19"/>
+              </w:rPr>
+              <w:t>8%</w:t>
+            </w:r>
+          </w:p>
+        </w:tc>
+      </w:tr>
+      <w:tr>
+        <w:tc>
+          <w:tcPr>
+            <w:tcW w:type="dxa" w:w="1584"/>
+            <w:tcMar>
+              <w:top w:w="50" w:type="dxa"/>
+              <w:bottom w:w="50" w:type="dxa"/>
+            </w:tcMar>
+          </w:tcPr>
+          <w:p>
+            <w:pPr>
+              <w:spacing w:after="0"/>
+              <w:jc w:val="left"/>
+            </w:pPr>
+            <w:r>
+              <w:rPr>
+                <w:sz w:val="19"/>
+              </w:rPr>
+              <w:t>X13</w:t>
+            </w:r>
+          </w:p>
+        </w:tc>
+        <w:tc>
+          <w:tcPr>
+            <w:tcW w:type="dxa" w:w="2160"/>
+            <w:tcMar>
+              <w:top w:w="50" w:type="dxa"/>
+              <w:bottom w:w="50" w:type="dxa"/>
+            </w:tcMar>
+          </w:tcPr>
+          <w:p>
+            <w:pPr>
+              <w:spacing w:after="0"/>
+              <w:jc w:val="center"/>
+            </w:pPr>
+            <w:r>
+              <w:rPr>
+                <w:sz w:val="19"/>
+              </w:rPr>
+              <w:t>-2.6675</w:t>
+            </w:r>
+          </w:p>
+        </w:tc>
+        <w:tc>
+          <w:tcPr>
+            <w:tcW w:type="dxa" w:w="2304"/>
+            <w:tcMar>
+              <w:top w:w="50" w:type="dxa"/>
+              <w:bottom w:w="50" w:type="dxa"/>
+            </w:tcMar>
+          </w:tcPr>
+          <w:p>
+            <w:pPr>
+              <w:spacing w:after="0"/>
+              <w:jc w:val="center"/>
+            </w:pPr>
+            <w:r>
+              <w:rPr>
+                <w:sz w:val="19"/>
+              </w:rPr>
+              <w:t>-1.6222</w:t>
+            </w:r>
+          </w:p>
+        </w:tc>
+        <w:tc>
+          <w:tcPr>
+            <w:tcW w:type="dxa" w:w="1584"/>
+            <w:tcMar>
+              <w:top w:w="50" w:type="dxa"/>
+              <w:bottom w:w="50" w:type="dxa"/>
+            </w:tcMar>
+          </w:tcPr>
+          <w:p>
+            <w:pPr>
+              <w:spacing w:after="0"/>
+              <w:jc w:val="center"/>
+            </w:pPr>
+            <w:r>
+              <w:rPr>
+                <w:sz w:val="19"/>
+              </w:rPr>
+              <w:t>39%</w:t>
+            </w:r>
+          </w:p>
+        </w:tc>
+      </w:tr>
+      <w:tr>
+        <w:tc>
+          <w:tcPr>
+            <w:tcW w:type="dxa" w:w="1584"/>
+            <w:tcMar>
+              <w:top w:w="50" w:type="dxa"/>
+              <w:bottom w:w="50" w:type="dxa"/>
+            </w:tcMar>
+          </w:tcPr>
+          <w:p>
+            <w:pPr>
+              <w:spacing w:after="0"/>
+              <w:jc w:val="left"/>
+            </w:pPr>
+            <w:r>
+              <w:rPr>
+                <w:sz w:val="19"/>
+              </w:rPr>
+              <w:t>X14</w:t>
+            </w:r>
+          </w:p>
+        </w:tc>
+        <w:tc>
+          <w:tcPr>
+            <w:tcW w:type="dxa" w:w="2160"/>
+            <w:tcMar>
+              <w:top w:w="50" w:type="dxa"/>
+              <w:bottom w:w="50" w:type="dxa"/>
+            </w:tcMar>
+          </w:tcPr>
+          <w:p>
+            <w:pPr>
+              <w:spacing w:after="0"/>
+              <w:jc w:val="center"/>
+            </w:pPr>
+            <w:r>
+              <w:rPr>
+                <w:sz w:val="19"/>
+              </w:rPr>
+              <w:t>-1.6059</w:t>
+            </w:r>
+          </w:p>
+        </w:tc>
+        <w:tc>
+          <w:tcPr>
+            <w:tcW w:type="dxa" w:w="2304"/>
+            <w:tcMar>
+              <w:top w:w="50" w:type="dxa"/>
+              <w:bottom w:w="50" w:type="dxa"/>
+            </w:tcMar>
+          </w:tcPr>
+          <w:p>
+            <w:pPr>
+              <w:spacing w:after="0"/>
+              <w:jc w:val="center"/>
+            </w:pPr>
+            <w:r>
+              <w:rPr>
+                <w:sz w:val="19"/>
+              </w:rPr>
+              <w:t>-1.1693</w:t>
+            </w:r>
+          </w:p>
+        </w:tc>
+        <w:tc>
+          <w:tcPr>
+            <w:tcW w:type="dxa" w:w="1584"/>
+            <w:tcMar>
+              <w:top w:w="50" w:type="dxa"/>
+              <w:bottom w:w="50" w:type="dxa"/>
+            </w:tcMar>
+          </w:tcPr>
+          <w:p>
+            <w:pPr>
+              <w:spacing w:after="0"/>
+              <w:jc w:val="center"/>
+            </w:pPr>
+            <w:r>
+              <w:rPr>
+                <w:sz w:val="19"/>
+              </w:rPr>
+              <w:t>27%</w:t>
+            </w:r>
+          </w:p>
+        </w:tc>
+      </w:tr>
+    </w:tbl>
+    <w:p>
+      <w:pPr>
+        <w:pBdr>
+          <w:left w:val="single" w:sz="18" w:space="8" w:color="2F5496"/>
+        </w:pBdr>
+        <w:spacing w:after="100" w:before="0"/>
+        <w:ind w:left="288"/>
+      </w:pPr>
+      <w:r>
+        <w:rPr>
+          <w:b/>
+        </w:rPr>
+        <w:t>Why some predictors are excluded.</w:t>
+      </w:r>
+      <w:r>
+        <w:rPr/>
+        <w:t xml:space="preserve"> A predictor is dropped when its contribution to reducing the squared error does not outweigh the penalty λ|βⱼ|; soft-thresholding then sets its estimate to exactly 0. The seven excluded predictors all had small, clearly non-significant OLS estimates (|t| &lt; 0.75), and X6 only barely survives (0.068).</w:t>
       </w:r>
     </w:p>
     <w:p>
       <w:pPr>
-        <w:spacing w:after="120"/>
+        <w:pBdr>
+          <w:left w:val="single" w:sz="18" w:space="8" w:color="2F5496"/>
+        </w:pBdr>
+        <w:spacing w:after="100" w:before="0"/>
+        <w:ind w:left="288"/>
       </w:pPr>
       <w:r>
         <w:rPr>
-          <w:b w:val="0"/>
+          <w:b/>
         </w:rPr>
-        <w:t>Size of λ and sparsity: larger λ means a sparser model. The top axis of Figure 2 shows the number of nonzero coefficients falling from 15 at small λ, to 8 at lambda.min, 6 at lambda.1se, 1 (only X10) for log λ between about 1 and 1.8, and 0 at λ_max ≈ 6.86. Smaller λ keeps more predictors, with estimates closer to OLS.</w:t>
+        <w:t>λ and sparsity.</w:t>
+      </w:r>
+      <w:r>
+        <w:rPr/>
+        <w:t xml:space="preserve"> Larger λ gives a sparser model. The top axis of Figure 2 shows the number of nonzero coefficients falling from 15 at small λ to 8 at lambda.min, 6 at lambda.1se, 1 (X10 only) for log λ between about 1 and 1.8, and 0 at λ_max ≈ 6.86.</w:t>
       </w:r>
     </w:p>
     <w:p>
       <w:pPr>
-        <w:spacing w:after="180"/>
-      </w:pPr>
-      <w:r>
-        <w:t xml:space="preserve"> </w:t>
+        <w:pStyle w:val="Heading1"/>
+        <w:pageBreakBefore/>
+      </w:pPr>
+      <w:r>
+        <w:t>Part 4. Comparison and Discussion (20 Points)</w:t>
       </w:r>
     </w:p>
     <w:p>
       <w:pPr>
-        <w:pStyle w:val="Heading1"/>
-      </w:pPr>
-      <w:r>
-        <w:t>Part 4. Comparison and Discussion (20 Points)</w:t>
-      </w:r>
-    </w:p>
-    <w:p>
-      <w:pPr>
-        <w:spacing w:before="180"/>
+        <w:keepNext/>
+        <w:spacing w:before="280"/>
       </w:pPr>
       <w:r>
         <w:rPr>
@@ -6513,6 +9050,7 @@
             </w:pPr>
             <w:r>
               <w:rPr>
+                <w:b/>
                 <w:sz w:val="20"/>
               </w:rPr>
               <w:t>Yes</w:t>
@@ -6529,6 +9067,7 @@
             </w:pPr>
             <w:r>
               <w:rPr>
+                <w:b/>
                 <w:sz w:val="20"/>
               </w:rPr>
               <w:t>Yes</w:t>
@@ -6654,6 +9193,7 @@
             </w:pPr>
             <w:r>
               <w:rPr>
+                <w:b/>
                 <w:sz w:val="20"/>
               </w:rPr>
               <w:t>Yes</w:t>
@@ -6670,6 +9210,7 @@
             </w:pPr>
             <w:r>
               <w:rPr>
+                <w:b/>
                 <w:sz w:val="20"/>
               </w:rPr>
               <w:t>Yes</w:t>
@@ -6717,6 +9258,7 @@
             </w:pPr>
             <w:r>
               <w:rPr>
+                <w:b/>
                 <w:sz w:val="20"/>
               </w:rPr>
               <w:t>Yes</w:t>
@@ -6764,6 +9306,7 @@
             </w:pPr>
             <w:r>
               <w:rPr>
+                <w:b/>
                 <w:sz w:val="20"/>
               </w:rPr>
               <w:t>Yes</w:t>
@@ -6811,6 +9354,7 @@
             </w:pPr>
             <w:r>
               <w:rPr>
+                <w:b/>
                 <w:sz w:val="20"/>
               </w:rPr>
               <w:t>Yes</w:t>
@@ -6936,6 +9480,7 @@
             </w:pPr>
             <w:r>
               <w:rPr>
+                <w:b/>
                 <w:sz w:val="20"/>
               </w:rPr>
               <w:t>Yes</w:t>
@@ -6952,6 +9497,7 @@
             </w:pPr>
             <w:r>
               <w:rPr>
+                <w:b/>
                 <w:sz w:val="20"/>
               </w:rPr>
               <w:t>Yes</w:t>
@@ -7077,6 +9623,7 @@
             </w:pPr>
             <w:r>
               <w:rPr>
+                <w:b/>
                 <w:sz w:val="20"/>
               </w:rPr>
               <w:t>Yes</w:t>
@@ -7093,6 +9640,7 @@
             </w:pPr>
             <w:r>
               <w:rPr>
+                <w:b/>
                 <w:sz w:val="20"/>
               </w:rPr>
               <w:t>Yes</w:t>
@@ -7124,6 +9672,7 @@
             </w:pPr>
             <w:r>
               <w:rPr>
+                <w:b/>
                 <w:sz w:val="20"/>
               </w:rPr>
               <w:t>Yes</w:t>
@@ -7140,6 +9689,7 @@
             </w:pPr>
             <w:r>
               <w:rPr>
+                <w:b/>
                 <w:sz w:val="20"/>
               </w:rPr>
               <w:t>Yes</w:t>
@@ -7197,13 +9747,22 @@
     </w:tbl>
     <w:p>
       <w:pPr>
-        <w:spacing w:after="120"/>
+        <w:keepNext/>
+        <w:pBdr>
+          <w:left w:val="single" w:sz="18" w:space="8" w:color="2F5496"/>
+        </w:pBdr>
+        <w:spacing w:after="100" w:before="120"/>
+        <w:ind w:left="288"/>
       </w:pPr>
       <w:r>
         <w:rPr>
-          <w:b w:val="0"/>
+          <w:b/>
         </w:rPr>
-        <w:t xml:space="preserve">(a) Classical selection (bidirectional stepwise, BIC) selected </w:t>
+        <w:t>(a)</w:t>
+      </w:r>
+      <w:r>
+        <w:rPr/>
+        <w:t xml:space="preserve"> Classical selection (stepwise BIC): </w:t>
       </w:r>
       <w:r>
         <w:rPr>
@@ -7212,10 +9771,8 @@
         <w:t>5</w:t>
       </w:r>
       <w:r>
-        <w:rPr>
-          <w:b w:val="0"/>
-        </w:rPr>
-        <w:t xml:space="preserve"> predictors; LASSO (lambda.min) selected </w:t>
+        <w:rPr/>
+        <w:t xml:space="preserve"> predictors. LASSO (lambda.min): </w:t>
       </w:r>
       <w:r>
         <w:rPr>
@@ -7224,21 +9781,27 @@
         <w:t>8</w:t>
       </w:r>
       <w:r>
-        <w:rPr>
-          <w:b w:val="0"/>
-        </w:rPr>
+        <w:rPr/>
         <w:t xml:space="preserve"> predictors.</w:t>
       </w:r>
     </w:p>
     <w:p>
       <w:pPr>
-        <w:spacing w:after="120"/>
+        <w:pBdr>
+          <w:left w:val="single" w:sz="18" w:space="8" w:color="2F5496"/>
+        </w:pBdr>
+        <w:spacing w:after="100" w:before="0"/>
+        <w:ind w:left="288"/>
       </w:pPr>
       <w:r>
         <w:rPr>
-          <w:b w:val="0"/>
+          <w:b/>
         </w:rPr>
-        <w:t xml:space="preserve">(b) Selected by both: </w:t>
+        <w:t>(b)</w:t>
+      </w:r>
+      <w:r>
+        <w:rPr/>
+        <w:t xml:space="preserve"> Selected by both: </w:t>
       </w:r>
       <w:r>
         <w:rPr>
@@ -7247,21 +9810,27 @@
         <w:t>X1, X4, X10, X13, X14</w:t>
       </w:r>
       <w:r>
-        <w:rPr>
-          <w:b w:val="0"/>
-        </w:rPr>
+        <w:rPr/>
         <w:t>.</w:t>
       </w:r>
     </w:p>
     <w:p>
       <w:pPr>
-        <w:spacing w:after="120"/>
+        <w:pBdr>
+          <w:left w:val="single" w:sz="18" w:space="8" w:color="2F5496"/>
+        </w:pBdr>
+        <w:spacing w:after="100" w:before="0"/>
+        <w:ind w:left="288"/>
       </w:pPr>
       <w:r>
         <w:rPr>
-          <w:b w:val="0"/>
+          <w:b/>
         </w:rPr>
-        <w:t xml:space="preserve">(c) Selected by only one method: </w:t>
+        <w:t>(c)</w:t>
+      </w:r>
+      <w:r>
+        <w:rPr/>
+        <w:t xml:space="preserve"> Selected by only one method: </w:t>
       </w:r>
       <w:r>
         <w:rPr>
@@ -7270,23 +9839,14 @@
         <w:t>X5, X6, X7</w:t>
       </w:r>
       <w:r>
-        <w:rPr>
-          <w:b w:val="0"/>
-        </w:rPr>
-        <w:t xml:space="preserve"> (LASSO only). No predictor was selected by the classical method alone; the classical set is a subset of the LASSO set.</w:t>
+        <w:rPr/>
+        <w:t>, all by LASSO only. No predictor is chosen by the classical method alone, so the classical set is a subset of the LASSO set.</w:t>
       </w:r>
     </w:p>
     <w:p>
       <w:pPr>
-        <w:spacing w:after="180"/>
-      </w:pPr>
-      <w:r>
-        <w:t xml:space="preserve"> </w:t>
-      </w:r>
-    </w:p>
-    <w:p>
-      <w:pPr>
-        <w:spacing w:before="180"/>
+        <w:keepNext/>
+        <w:spacing w:before="280"/>
       </w:pPr>
       <w:r>
         <w:rPr>
@@ -7300,94 +9860,117 @@
     </w:p>
     <w:p>
       <w:pPr>
-        <w:spacing w:after="120"/>
-      </w:pPr>
-      <w:r>
-        <w:rPr>
-          <w:b w:val="0"/>
-        </w:rPr>
-        <w:t>No. The methods agree on the five core predictors (X1, X4, X10, X13, X14), but LASSO also keeps X5, X6 and X7. The classical BIC model selects fewer predictors (5 vs 8). Reasons the sets differ:</w:t>
-      </w:r>
-    </w:p>
-    <w:p>
-      <w:pPr>
-        <w:spacing w:after="120"/>
+        <w:pBdr>
+          <w:left w:val="single" w:sz="18" w:space="8" w:color="2F5496"/>
+        </w:pBdr>
+        <w:spacing w:after="100" w:before="0"/>
+        <w:ind w:left="288"/>
       </w:pPr>
       <w:r>
         <w:rPr>
           <w:b/>
         </w:rPr>
-        <w:t>1. Different criteria/goals.</w:t>
-      </w:r>
-      <w:r>
-        <w:rPr>
-          <w:b w:val="0"/>
-        </w:rPr>
-        <w:t xml:space="preserve"> BIC charges log(100) ≈ 4.61 per parameter and targets the true sparse model, while lambda.min minimizes estimated prediction error (CV-MSE). Prediction-oriented criteria tend to keep weak predictors that reduce MSE slightly. The same effect is visible within the classical methods: AIC and Cp chose 7 predictors (adding X5 and X7), and adjusted R² chose 8 predictors, exactly the LASSO set.</w:t>
-      </w:r>
-    </w:p>
-    <w:p>
-      <w:pPr>
-        <w:spacing w:after="120"/>
-      </w:pPr>
+        <w:t>No.</w:t>
+      </w:r>
+      <w:r>
+        <w:rPr/>
+        <w:t xml:space="preserve"> Both methods keep the same five core predictors, but LASSO adds X5, X6 and X7, so the </w:t>
+      </w:r>
       <w:r>
         <w:rPr>
           <w:b/>
         </w:rPr>
-        <w:t>2. Coefficient shrinkage.</w:t>
-      </w:r>
-      <w:r>
-        <w:rPr>
-          <w:b w:val="0"/>
-        </w:rPr>
-        <w:t xml:space="preserve"> LASSO estimates are shrunk, so a weak predictor can enter at a small cost with a tiny coefficient (X6 = 0.068, X5 = 0.418). Because lambda.min also shrinks the strong coefficients (e.g., X13 from −2.67 to −1.62), the extra weak terms partly make up for that shrinkage. In subset selection a variable is either out or in at its full unshrunk OLS value, and each addition must pay the full BIC penalty.</w:t>
+        <w:t>classical BIC model is smaller</w:t>
+      </w:r>
+      <w:r>
+        <w:rPr/>
+        <w:t xml:space="preserve"> (5 vs 8). Reasons:</w:t>
       </w:r>
     </w:p>
     <w:p>
       <w:pPr>
-        <w:spacing w:after="120"/>
+        <w:pStyle w:val="ListBullet"/>
+        <w:pBdr>
+          <w:left w:val="single" w:sz="18" w:space="8" w:color="2F5496"/>
+        </w:pBdr>
+        <w:spacing w:after="100" w:before="0"/>
+        <w:ind w:left="648" w:hanging="288"/>
       </w:pPr>
       <w:r>
         <w:rPr>
           <w:b/>
         </w:rPr>
-        <w:t>3. Correlation among predictors.</w:t>
-      </w:r>
-      <w:r>
-        <w:rPr>
-          <w:b w:val="0"/>
-        </w:rPr>
-        <w:t xml:space="preserve"> Here the predictors are only weakly correlated (largest |r| = 0.295 between X5 and X13, then 0.258 between X1 and X13; VIFs 1.05–1.24), so collinearity is a minor factor. Still, X5 overlaps with X13 and X14 (r = 0.295 and −0.211). Once X13 and X14 are in the model, X5 adds little, and the greedy stepwise search never adds it. LASSO splits the explained variation smoothly among correlated predictors and can keep X5 with a small coefficient. With stronger correlation LASSO tends to pick one of a correlated group somewhat arbitrarily, which can also make the sets differ.</w:t>
+        <w:t>Different criteria.</w:t>
+      </w:r>
+      <w:r>
+        <w:rPr/>
+        <w:t xml:space="preserve"> BIC charges log(100) ≈ 4.61 per parameter and aims at the true sparse model. lambda.min instead minimizes prediction error, which tends to keep weak predictors that lower MSE slightly. The same pattern appears within the classical methods: AIC and Cp keep 7 predictors, and adjusted R² keeps 8, exactly the LASSO set (Table A).</w:t>
       </w:r>
     </w:p>
     <w:p>
       <w:pPr>
-        <w:spacing w:after="120"/>
+        <w:pStyle w:val="ListBullet"/>
+        <w:pBdr>
+          <w:left w:val="single" w:sz="18" w:space="8" w:color="2F5496"/>
+        </w:pBdr>
+        <w:spacing w:after="100" w:before="0"/>
+        <w:ind w:left="648" w:hanging="288"/>
       </w:pPr>
       <w:r>
         <w:rPr>
           <w:b/>
         </w:rPr>
-        <w:t>4. Search and randomness.</w:t>
-      </w:r>
-      <w:r>
-        <w:rPr>
-          <w:b w:val="0"/>
-        </w:rPr>
-        <w:t xml:space="preserve"> Stepwise selection is a greedy, discrete search, while LASSO follows a continuous path; lambda.min also depends on the random fold assignment (seed 6166).</w:t>
+        <w:t>Coefficient shrinkage.</w:t>
+      </w:r>
+      <w:r>
+        <w:rPr/>
+        <w:t xml:space="preserve"> LASSO lets a weak predictor in cheaply, with a tiny coefficient (X6 = 0.068, X5 = 0.418). Because lambda.min also shrinks the strong effects (X13: −2.67 → −1.62), the extra small terms partly make up for that. In subset selection a predictor is either out or in at its full OLS size, paying the full BIC penalty.</w:t>
       </w:r>
     </w:p>
     <w:p>
       <w:pPr>
-        <w:spacing w:after="180"/>
-      </w:pPr>
-      <w:r>
-        <w:t xml:space="preserve"> </w:t>
+        <w:pStyle w:val="ListBullet"/>
+        <w:pBdr>
+          <w:left w:val="single" w:sz="18" w:space="8" w:color="2F5496"/>
+        </w:pBdr>
+        <w:spacing w:after="100" w:before="0"/>
+        <w:ind w:left="648" w:hanging="288"/>
+      </w:pPr>
+      <w:r>
+        <w:rPr>
+          <w:b/>
+        </w:rPr>
+        <w:t>Correlation among predictors.</w:t>
+      </w:r>
+      <w:r>
+        <w:rPr/>
+        <w:t xml:space="preserve"> Correlations here are weak (largest |r| = 0.295, X5 with X13; VIFs 1.05–1.24), so this is a minor factor. Still, X5 overlaps with X13 and X14 (r = 0.295, −0.211): once those are in, X5 adds little and greedy stepwise never adds it, whereas LASSO spreads the effect and keeps X5 with a small coefficient.</w:t>
       </w:r>
     </w:p>
     <w:p>
       <w:pPr>
-        <w:spacing w:before="180"/>
+        <w:pStyle w:val="ListBullet"/>
+        <w:pBdr>
+          <w:left w:val="single" w:sz="18" w:space="8" w:color="2F5496"/>
+        </w:pBdr>
+        <w:spacing w:after="100" w:before="0"/>
+        <w:ind w:left="648" w:hanging="288"/>
+      </w:pPr>
+      <w:r>
+        <w:rPr>
+          <w:b/>
+        </w:rPr>
+        <w:t>Search and randomness.</w:t>
+      </w:r>
+      <w:r>
+        <w:rPr/>
+        <w:t xml:space="preserve"> Stepwise selection is a greedy, discrete search, while LASSO follows a continuous path. lambda.min also depends on the random fold split.</w:t>
+      </w:r>
+    </w:p>
+    <w:p>
+      <w:pPr>
+        <w:keepNext/>
+        <w:spacing w:before="280"/>
       </w:pPr>
       <w:r>
         <w:rPr>
@@ -7402,25 +9985,430 @@
     </w:p>
     <w:p>
       <w:pPr>
-        <w:spacing w:after="120"/>
+        <w:pBdr>
+          <w:left w:val="single" w:sz="18" w:space="8" w:color="2F5496"/>
+        </w:pBdr>
+        <w:spacing w:after="100" w:before="0"/>
+        <w:ind w:left="288"/>
       </w:pPr>
       <w:r>
         <w:rPr>
           <w:b/>
         </w:rPr>
-        <w:t>Preferred method: the classical bidirectional stepwise model with BIC (X1, X4, X10, X13, X14).</w:t>
+        <w:t>Preferred: the classical bidirectional stepwise model with BIC (X1, X4, X10, X13, X14).</w:t>
       </w:r>
     </w:p>
     <w:p>
       <w:pPr>
-        <w:spacing w:after="120"/>
+        <w:keepNext/>
+        <w:spacing w:before="120" w:after="60"/>
       </w:pPr>
       <w:r>
         <w:rPr>
-          <w:b w:val="0"/>
+          <w:i/>
+          <w:sz w:val="19"/>
         </w:rPr>
-        <w:t xml:space="preserve">• </w:t>
-      </w:r>
+        <w:t>Table D. Summary of the three models.</w:t>
+      </w:r>
+    </w:p>
+    <w:tbl>
+      <w:tblPr>
+        <w:tblStyle w:val="TableGrid"/>
+        <w:tblW w:type="auto" w:w="0"/>
+        <w:jc w:val="center"/>
+        <w:tblLayout w:type="fixed"/>
+        <w:tblLook w:firstColumn="1" w:firstRow="1" w:lastColumn="0" w:lastRow="0" w:noHBand="0" w:noVBand="1" w:val="04A0"/>
+      </w:tblPr>
+      <w:tblGrid>
+        <w:gridCol w:w="2736"/>
+        <w:gridCol w:w="1440"/>
+        <w:gridCol w:w="1728"/>
+        <w:gridCol w:w="2016"/>
+      </w:tblGrid>
+      <w:tr>
+        <w:tc>
+          <w:tcPr>
+            <w:tcW w:type="dxa" w:w="2736"/>
+            <w:shd w:val="clear" w:color="auto" w:fill="EAF0F7"/>
+            <w:tcMar>
+              <w:top w:w="50" w:type="dxa"/>
+              <w:bottom w:w="50" w:type="dxa"/>
+            </w:tcMar>
+          </w:tcPr>
+          <w:p>
+            <w:pPr>
+              <w:spacing w:after="0"/>
+              <w:jc w:val="center"/>
+            </w:pPr>
+            <w:r>
+              <w:rPr>
+                <w:b/>
+                <w:sz w:val="19"/>
+              </w:rPr>
+              <w:t>Model</w:t>
+            </w:r>
+          </w:p>
+        </w:tc>
+        <w:tc>
+          <w:tcPr>
+            <w:tcW w:type="dxa" w:w="1440"/>
+            <w:shd w:val="clear" w:color="auto" w:fill="EAF0F7"/>
+            <w:tcMar>
+              <w:top w:w="50" w:type="dxa"/>
+              <w:bottom w:w="50" w:type="dxa"/>
+            </w:tcMar>
+          </w:tcPr>
+          <w:p>
+            <w:pPr>
+              <w:spacing w:after="0"/>
+              <w:jc w:val="center"/>
+            </w:pPr>
+            <w:r>
+              <w:rPr>
+                <w:b/>
+                <w:sz w:val="19"/>
+              </w:rPr>
+              <w:t>Predictors</w:t>
+            </w:r>
+          </w:p>
+        </w:tc>
+        <w:tc>
+          <w:tcPr>
+            <w:tcW w:type="dxa" w:w="1728"/>
+            <w:shd w:val="clear" w:color="auto" w:fill="EAF0F7"/>
+            <w:tcMar>
+              <w:top w:w="50" w:type="dxa"/>
+              <w:bottom w:w="50" w:type="dxa"/>
+            </w:tcMar>
+          </w:tcPr>
+          <w:p>
+            <w:pPr>
+              <w:spacing w:after="0"/>
+              <w:jc w:val="center"/>
+            </w:pPr>
+            <w:r>
+              <w:rPr>
+                <w:b/>
+                <w:sz w:val="19"/>
+              </w:rPr>
+              <w:t>Adjusted R²</w:t>
+            </w:r>
+          </w:p>
+        </w:tc>
+        <w:tc>
+          <w:tcPr>
+            <w:tcW w:type="dxa" w:w="2016"/>
+            <w:shd w:val="clear" w:color="auto" w:fill="EAF0F7"/>
+            <w:tcMar>
+              <w:top w:w="50" w:type="dxa"/>
+              <w:bottom w:w="50" w:type="dxa"/>
+            </w:tcMar>
+          </w:tcPr>
+          <w:p>
+            <w:pPr>
+              <w:spacing w:after="0"/>
+              <w:jc w:val="center"/>
+            </w:pPr>
+            <w:r>
+              <w:rPr>
+                <w:b/>
+                <w:sz w:val="19"/>
+              </w:rPr>
+              <w:t>10-fold CV MSE</w:t>
+            </w:r>
+            <w:r>
+              <w:rPr>
+                <w:sz w:val="19"/>
+              </w:rPr>
+              <w:t>*</w:t>
+            </w:r>
+          </w:p>
+        </w:tc>
+      </w:tr>
+      <w:tr>
+        <w:tc>
+          <w:tcPr>
+            <w:tcW w:type="dxa" w:w="2736"/>
+            <w:tcMar>
+              <w:top w:w="50" w:type="dxa"/>
+              <w:bottom w:w="50" w:type="dxa"/>
+            </w:tcMar>
+          </w:tcPr>
+          <w:p>
+            <w:pPr>
+              <w:spacing w:after="0"/>
+              <w:jc w:val="left"/>
+            </w:pPr>
+            <w:r>
+              <w:rPr>
+                <w:sz w:val="19"/>
+              </w:rPr>
+              <w:t>Full OLS</w:t>
+            </w:r>
+          </w:p>
+        </w:tc>
+        <w:tc>
+          <w:tcPr>
+            <w:tcW w:type="dxa" w:w="1440"/>
+            <w:tcMar>
+              <w:top w:w="50" w:type="dxa"/>
+              <w:bottom w:w="50" w:type="dxa"/>
+            </w:tcMar>
+          </w:tcPr>
+          <w:p>
+            <w:pPr>
+              <w:spacing w:after="0"/>
+              <w:jc w:val="center"/>
+            </w:pPr>
+            <w:r>
+              <w:rPr>
+                <w:sz w:val="19"/>
+              </w:rPr>
+              <w:t>15</w:t>
+            </w:r>
+          </w:p>
+        </w:tc>
+        <w:tc>
+          <w:tcPr>
+            <w:tcW w:type="dxa" w:w="1728"/>
+            <w:tcMar>
+              <w:top w:w="50" w:type="dxa"/>
+              <w:bottom w:w="50" w:type="dxa"/>
+            </w:tcMar>
+          </w:tcPr>
+          <w:p>
+            <w:pPr>
+              <w:spacing w:after="0"/>
+              <w:jc w:val="center"/>
+            </w:pPr>
+            <w:r>
+              <w:rPr>
+                <w:sz w:val="19"/>
+              </w:rPr>
+              <w:t>0.5882</w:t>
+            </w:r>
+          </w:p>
+        </w:tc>
+        <w:tc>
+          <w:tcPr>
+            <w:tcW w:type="dxa" w:w="2016"/>
+            <w:tcMar>
+              <w:top w:w="50" w:type="dxa"/>
+              <w:bottom w:w="50" w:type="dxa"/>
+            </w:tcMar>
+          </w:tcPr>
+          <w:p>
+            <w:pPr>
+              <w:spacing w:after="0"/>
+              <w:jc w:val="center"/>
+            </w:pPr>
+            <w:r>
+              <w:rPr>
+                <w:sz w:val="19"/>
+              </w:rPr>
+              <w:t>49.92</w:t>
+            </w:r>
+          </w:p>
+        </w:tc>
+      </w:tr>
+      <w:tr>
+        <w:tc>
+          <w:tcPr>
+            <w:tcW w:type="dxa" w:w="2736"/>
+            <w:tcMar>
+              <w:top w:w="50" w:type="dxa"/>
+              <w:bottom w:w="50" w:type="dxa"/>
+            </w:tcMar>
+          </w:tcPr>
+          <w:p>
+            <w:pPr>
+              <w:spacing w:after="0"/>
+              <w:jc w:val="left"/>
+            </w:pPr>
+            <w:r>
+              <w:rPr>
+                <w:b/>
+                <w:sz w:val="19"/>
+              </w:rPr>
+              <w:t>Stepwise BIC (OLS)</w:t>
+            </w:r>
+          </w:p>
+        </w:tc>
+        <w:tc>
+          <w:tcPr>
+            <w:tcW w:type="dxa" w:w="1440"/>
+            <w:tcMar>
+              <w:top w:w="50" w:type="dxa"/>
+              <w:bottom w:w="50" w:type="dxa"/>
+            </w:tcMar>
+          </w:tcPr>
+          <w:p>
+            <w:pPr>
+              <w:spacing w:after="0"/>
+              <w:jc w:val="center"/>
+            </w:pPr>
+            <w:r>
+              <w:rPr>
+                <w:b/>
+                <w:sz w:val="19"/>
+              </w:rPr>
+              <w:t>5</w:t>
+            </w:r>
+          </w:p>
+        </w:tc>
+        <w:tc>
+          <w:tcPr>
+            <w:tcW w:type="dxa" w:w="1728"/>
+            <w:tcMar>
+              <w:top w:w="50" w:type="dxa"/>
+              <w:bottom w:w="50" w:type="dxa"/>
+            </w:tcMar>
+          </w:tcPr>
+          <w:p>
+            <w:pPr>
+              <w:spacing w:after="0"/>
+              <w:jc w:val="center"/>
+            </w:pPr>
+            <w:r>
+              <w:rPr>
+                <w:b/>
+                <w:sz w:val="19"/>
+              </w:rPr>
+              <w:t>0.5925</w:t>
+            </w:r>
+          </w:p>
+        </w:tc>
+        <w:tc>
+          <w:tcPr>
+            <w:tcW w:type="dxa" w:w="2016"/>
+            <w:tcMar>
+              <w:top w:w="50" w:type="dxa"/>
+              <w:bottom w:w="50" w:type="dxa"/>
+            </w:tcMar>
+          </w:tcPr>
+          <w:p>
+            <w:pPr>
+              <w:spacing w:after="0"/>
+              <w:jc w:val="center"/>
+            </w:pPr>
+            <w:r>
+              <w:rPr>
+                <w:b/>
+                <w:sz w:val="19"/>
+              </w:rPr>
+              <w:t>42.32</w:t>
+            </w:r>
+          </w:p>
+        </w:tc>
+      </w:tr>
+      <w:tr>
+        <w:tc>
+          <w:tcPr>
+            <w:tcW w:type="dxa" w:w="2736"/>
+            <w:tcMar>
+              <w:top w:w="50" w:type="dxa"/>
+              <w:bottom w:w="50" w:type="dxa"/>
+            </w:tcMar>
+          </w:tcPr>
+          <w:p>
+            <w:pPr>
+              <w:spacing w:after="0"/>
+              <w:jc w:val="left"/>
+            </w:pPr>
+            <w:r>
+              <w:rPr>
+                <w:sz w:val="19"/>
+              </w:rPr>
+              <w:t>LASSO (lambda.min)</w:t>
+            </w:r>
+          </w:p>
+        </w:tc>
+        <w:tc>
+          <w:tcPr>
+            <w:tcW w:type="dxa" w:w="1440"/>
+            <w:tcMar>
+              <w:top w:w="50" w:type="dxa"/>
+              <w:bottom w:w="50" w:type="dxa"/>
+            </w:tcMar>
+          </w:tcPr>
+          <w:p>
+            <w:pPr>
+              <w:spacing w:after="0"/>
+              <w:jc w:val="center"/>
+            </w:pPr>
+            <w:r>
+              <w:rPr>
+                <w:sz w:val="19"/>
+              </w:rPr>
+              <w:t>8</w:t>
+            </w:r>
+          </w:p>
+        </w:tc>
+        <w:tc>
+          <w:tcPr>
+            <w:tcW w:type="dxa" w:w="1728"/>
+            <w:tcMar>
+              <w:top w:w="50" w:type="dxa"/>
+              <w:bottom w:w="50" w:type="dxa"/>
+            </w:tcMar>
+          </w:tcPr>
+          <w:p>
+            <w:pPr>
+              <w:spacing w:after="0"/>
+              <w:jc w:val="center"/>
+            </w:pPr>
+            <w:r>
+              <w:rPr>
+                <w:sz w:val="19"/>
+              </w:rPr>
+              <w:t>—</w:t>
+            </w:r>
+          </w:p>
+        </w:tc>
+        <w:tc>
+          <w:tcPr>
+            <w:tcW w:type="dxa" w:w="2016"/>
+            <w:tcMar>
+              <w:top w:w="50" w:type="dxa"/>
+              <w:bottom w:w="50" w:type="dxa"/>
+            </w:tcMar>
+          </w:tcPr>
+          <w:p>
+            <w:pPr>
+              <w:spacing w:after="0"/>
+              <w:jc w:val="center"/>
+            </w:pPr>
+            <w:r>
+              <w:rPr>
+                <w:sz w:val="19"/>
+              </w:rPr>
+              <w:t>44.27</w:t>
+            </w:r>
+          </w:p>
+        </w:tc>
+      </w:tr>
+    </w:tbl>
+    <w:p>
+      <w:pPr>
+        <w:spacing w:before="60" w:after="120"/>
+      </w:pPr>
+      <w:r>
+        <w:rPr>
+          <w:i/>
+          <w:sz w:val="19"/>
+        </w:rPr>
+        <w:t>*Same 10 folds as cv.glmnet (seed 6166). The BIC figure is somewhat optimistic because its predictors were chosen on the full data.</w:t>
+      </w:r>
+    </w:p>
+    <w:p>
+      <w:pPr>
+        <w:pStyle w:val="ListBullet"/>
+        <w:pBdr>
+          <w:left w:val="single" w:sz="18" w:space="8" w:color="2F5496"/>
+        </w:pBdr>
+        <w:spacing w:after="100" w:before="0"/>
+        <w:ind w:left="648" w:hanging="288"/>
+      </w:pPr>
       <w:r>
         <w:rPr>
           <w:b/>
@@ -7428,22 +10416,19 @@
         <w:t>Simplicity:</w:t>
       </w:r>
       <w:r>
-        <w:rPr>
-          <w:b w:val="0"/>
-        </w:rPr>
-        <w:t xml:space="preserve"> it uses 5 predictors instead of 8, and every coefficient is significant at 5% (p ≤ 0.018), so the model is easy to interpret.</w:t>
+        <w:rPr/>
+        <w:t xml:space="preserve"> 5 predictors instead of 8, all significant (p ≤ 0.018), so the model is easy to interpret.</w:t>
       </w:r>
     </w:p>
     <w:p>
       <w:pPr>
-        <w:spacing w:after="120"/>
-      </w:pPr>
-      <w:r>
-        <w:rPr>
-          <w:b w:val="0"/>
-        </w:rPr>
-        <w:t xml:space="preserve">• </w:t>
-      </w:r>
+        <w:pStyle w:val="ListBullet"/>
+        <w:pBdr>
+          <w:left w:val="single" w:sz="18" w:space="8" w:color="2F5496"/>
+        </w:pBdr>
+        <w:spacing w:after="100" w:before="0"/>
+        <w:ind w:left="648" w:hanging="288"/>
+      </w:pPr>
       <w:r>
         <w:rPr>
           <w:b/>
@@ -7451,22 +10436,19 @@
         <w:t>Fit:</w:t>
       </w:r>
       <w:r>
-        <w:rPr>
-          <w:b w:val="0"/>
-        </w:rPr>
-        <w:t xml:space="preserve"> its adjusted R² (0.5925) is higher than the full model's (0.5882). The ten excluded predictors are jointly non-significant (partial F = 0.90, p = 0.53).</w:t>
+        <w:rPr/>
+        <w:t xml:space="preserve"> higher adjusted R² than the full model, and the dropped predictors are jointly non-significant (partial F p = 0.53).</w:t>
       </w:r>
     </w:p>
     <w:p>
       <w:pPr>
-        <w:spacing w:after="120"/>
-      </w:pPr>
-      <w:r>
-        <w:rPr>
-          <w:b w:val="0"/>
-        </w:rPr>
-        <w:t xml:space="preserve">• </w:t>
-      </w:r>
+        <w:pStyle w:val="ListBullet"/>
+        <w:pBdr>
+          <w:left w:val="single" w:sz="18" w:space="8" w:color="2F5496"/>
+        </w:pBdr>
+        <w:spacing w:after="100" w:before="0"/>
+        <w:ind w:left="648" w:hanging="288"/>
+      </w:pPr>
       <w:r>
         <w:rPr>
           <w:b/>
@@ -7474,80 +10456,53 @@
         <w:t>Selected predictors:</w:t>
       </w:r>
       <w:r>
-        <w:rPr>
-          <w:b w:val="0"/>
-        </w:rPr>
-        <w:t xml:space="preserve"> its five predictors are exactly the ones both methods agree on, so they have the strongest support. The three LASSO-only predictors have small shrunken coefficients (X6 = 0.068, X5 = 0.418, X7 = 0.899) and were not significant in the full model (p = 0.221, 0.131, 0.057). The LASSO choice is also unstable: the more conservative lambda.1se would keep only 6 predictors.</w:t>
+        <w:rPr/>
+        <w:t xml:space="preserve"> its five predictors are exactly the ones both methods agree on. The three LASSO-only predictors have small shrunken coefficients and were not significant in the full model (p = 0.131, 0.221, 0.057).</w:t>
       </w:r>
     </w:p>
     <w:p>
       <w:pPr>
-        <w:spacing w:after="120"/>
-      </w:pPr>
-      <w:r>
-        <w:rPr>
-          <w:b w:val="0"/>
-        </w:rPr>
-        <w:t xml:space="preserve">• </w:t>
-      </w:r>
+        <w:pStyle w:val="ListBullet"/>
+        <w:pBdr>
+          <w:left w:val="single" w:sz="18" w:space="8" w:color="2F5496"/>
+        </w:pBdr>
+        <w:spacing w:after="100" w:before="0"/>
+        <w:ind w:left="648" w:hanging="288"/>
+      </w:pPr>
       <w:r>
         <w:rPr>
           <w:b/>
         </w:rPr>
-        <w:t>Prediction:</w:t>
-      </w:r>
-      <w:r>
-        <w:rPr>
-          <w:b w:val="0"/>
-        </w:rPr>
-        <w:t xml:space="preserve"> using the same 10 folds as cv.glmnet, the cross-validated MSE of the OLS model with these five predictors is about 42.3, compared with 44.27 for LASSO at lambda.min and 49.9 for the full OLS model. This comparison is somewhat optimistic for the BIC model, because its variables were chosen on the full data, but it shows the simpler model gives up no predictive accuracy.</w:t>
+        <w:t>Results:</w:t>
+      </w:r>
+      <w:r>
+        <w:rPr/>
+        <w:t xml:space="preserve"> it predicts at least as well as LASSO (CV MSE 42.3 vs 44.3), and forward, backward and bidirectional BIC searches all reach it. LASSO's set is less stable: lambda.1se would keep only 6 predictors.</w:t>
       </w:r>
     </w:p>
     <w:p>
       <w:pPr>
-        <w:spacing w:after="120"/>
-      </w:pPr>
-      <w:r>
-        <w:rPr>
-          <w:b w:val="0"/>
-        </w:rPr>
-        <w:t xml:space="preserve">• </w:t>
-      </w:r>
+        <w:pBdr>
+          <w:left w:val="single" w:sz="18" w:space="8" w:color="2F5496"/>
+        </w:pBdr>
+        <w:spacing w:after="100" w:before="0"/>
+        <w:ind w:left="288"/>
+      </w:pPr>
       <w:r>
         <w:rPr>
           <w:b/>
         </w:rPr>
-        <w:t>Stability:</w:t>
-      </w:r>
-      <w:r>
-        <w:rPr>
-          <w:b w:val="0"/>
-        </w:rPr>
-        <w:t xml:space="preserve"> forward, backward and bidirectional BIC searches all give the same model.</w:t>
+        <w:t>Caveat:</w:t>
+      </w:r>
+      <w:r>
+        <w:rPr/>
+        <w:t xml:space="preserve"> being selected does not prove a predictor is truly nonzero. X7 is borderline (the next variable stepwise BIC would add, and kept by AIC and Cp), so it may be a real but weak effect. If pure prediction were the goal, LASSO would be a sound alternative. For a small, interpretable set of predictors, the BIC model is the better choice.</w:t>
       </w:r>
     </w:p>
     <w:p>
       <w:pPr>
-        <w:spacing w:after="120"/>
-      </w:pPr>
-      <w:r>
-        <w:rPr>
-          <w:b w:val="0"/>
-        </w:rPr>
-        <w:t>Caveat: being selected does not prove a predictor is truly nonzero, and the identities of the five true predictors are unknown. X7 is borderline (it is the next variable stepwise BIC would consider, and AIC/Cp keep it), so it could be a real but weak effect. If out-of-sample prediction were the only goal, LASSO would be a reasonable alternative. For identifying a small, interpretable set of predictors, the BIC stepwise model is preferred.</w:t>
-      </w:r>
-    </w:p>
-    <w:p>
-      <w:pPr>
-        <w:spacing w:after="180"/>
-      </w:pPr>
-      <w:r>
-        <w:t xml:space="preserve"> </w:t>
-      </w:r>
-    </w:p>
-    <w:p>
-      <w:pPr>
         <w:pStyle w:val="Heading1"/>
+        <w:pageBreakBefore/>
       </w:pPr>
       <w:r>
         <w:t>Submission Requirements</w:t>

--- a/output/Final_Project_STA6166_Completed.docx
+++ b/output/Final_Project_STA6166_Completed.docx
@@ -2164,10 +2164,6 @@
         <w:ind w:left="288"/>
       </w:pPr>
       <w:r>
-        <w:rPr/>
-        <w:t xml:space="preserve">The full model explains about 65% of the variation in Y: </w:t>
-      </w:r>
-      <w:r>
         <w:rPr>
           <w:b/>
         </w:rPr>
@@ -2185,17 +2181,7 @@
       </w:r>
       <w:r>
         <w:rPr/>
-        <w:t>. It is highly significant overall (F = 10.43 on 15 and 84 df, p = 1.442e-13). Five slopes are significant at the 5% level (</w:t>
-      </w:r>
-      <w:r>
-        <w:rPr>
-          <w:b/>
-        </w:rPr>
-        <w:t>X1, X4, X10, X13, X14</w:t>
-      </w:r>
-      <w:r>
-        <w:rPr/>
-        <w:t>). X7 is borderline (p = 0.057), and the other nine predictors are not significant. The intercept is 1.5842 (SE = 0.7122, t = 2.224, p = 0.0288).</w:t>
+        <w:t>. The overall F-test is highly significant (F = 10.43 on 15 and 84 DF, p-value = 1.442e-13). At the 5% level, X1, X4, X10, X13 and X14 are significant predictors; X7 is borderline (p = 0.057121).</w:t>
       </w:r>
     </w:p>
     <w:p>
@@ -2300,7 +2286,7 @@
       </w:r>
       <w:r>
         <w:rPr/>
-        <w:t xml:space="preserve"> the error variance is constant, Var(εᵢ | Xᵢ) = σ² for all i (homoscedasticity).</w:t>
+        <w:t xml:space="preserve"> the error variance is constant (homoscedasticity), Var(εᵢ) = σ² for all i.</w:t>
       </w:r>
     </w:p>
     <w:p>
@@ -2319,7 +2305,7 @@
       </w:r>
       <w:r>
         <w:rPr/>
-        <w:t xml:space="preserve"> the error variance depends on the predictors X₁, …, X₁₅ (heteroscedasticity).</w:t>
+        <w:t xml:space="preserve"> the error variance is not constant; it depends on the predictors (heteroscedasticity).</w:t>
       </w:r>
     </w:p>
     <w:p>
@@ -2341,6 +2327,10 @@
         <w:ind w:left="288"/>
       </w:pPr>
       <w:r>
+        <w:rPr/>
+        <w:t xml:space="preserve">Test statistic </w:t>
+      </w:r>
+      <w:r>
         <w:rPr>
           <w:b/>
         </w:rPr>
@@ -2348,7 +2338,7 @@
       </w:r>
       <w:r>
         <w:rPr/>
-        <w:t xml:space="preserve"> on 15 df, </w:t>
+        <w:t xml:space="preserve"> (df = 15); </w:t>
       </w:r>
       <w:r>
         <w:rPr>
@@ -2374,7 +2364,7 @@
           <w:color w:val="2F5496"/>
           <w:sz w:val="17"/>
         </w:rPr>
-        <w:t>&gt; bptest(full_model)</w:t>
+        <w:t>&gt; print(bp_result)</w:t>
       </w:r>
     </w:p>
     <w:p>
@@ -2463,7 +2453,7 @@
       </w:r>
       <w:r>
         <w:rPr/>
-        <w:t xml:space="preserve"> Since p = 0.2802 &gt; 0.05, we fail to reject H₀. There is no significant evidence of unequal error variances, so the constant-variance assumption is reasonable.</w:t>
+        <w:t xml:space="preserve"> Since p-value = 0.2802 &gt; 0.05, we fail to reject H₀. There is not enough evidence of unequal error variances.</w:t>
       </w:r>
     </w:p>
     <w:p>
@@ -2507,7 +2497,7 @@
       </w:r>
       <w:r>
         <w:rPr/>
-        <w:t xml:space="preserve"> the regression errors are normally distributed.</w:t>
+        <w:t xml:space="preserve"> the residuals come from a normal distribution.</w:t>
       </w:r>
     </w:p>
     <w:p>
@@ -2526,7 +2516,7 @@
       </w:r>
       <w:r>
         <w:rPr/>
-        <w:t xml:space="preserve"> the regression errors are not normally distributed.</w:t>
+        <w:t xml:space="preserve"> the residuals do not come from a normal distribution.</w:t>
       </w:r>
     </w:p>
     <w:p>
@@ -2548,6 +2538,10 @@
         <w:ind w:left="288"/>
       </w:pPr>
       <w:r>
+        <w:rPr/>
+        <w:t xml:space="preserve">Test statistic </w:t>
+      </w:r>
+      <w:r>
         <w:rPr>
           <w:b/>
         </w:rPr>
@@ -2555,7 +2549,7 @@
       </w:r>
       <w:r>
         <w:rPr/>
-        <w:t xml:space="preserve">, </w:t>
+        <w:t xml:space="preserve">; </w:t>
       </w:r>
       <w:r>
         <w:rPr>
@@ -2581,7 +2575,7 @@
           <w:color w:val="2F5496"/>
           <w:sz w:val="17"/>
         </w:rPr>
-        <w:t>&gt; shapiro.test(residuals(full_model))</w:t>
+        <w:t>&gt; print(shapiro_result)</w:t>
       </w:r>
     </w:p>
     <w:p>
@@ -2670,7 +2664,7 @@
       </w:r>
       <w:r>
         <w:rPr/>
-        <w:t xml:space="preserve"> Since p = 0.7795 &gt; 0.05, we fail to reject H₀. The residuals show no evidence of non-normality. (OLS residuals are slightly correlated and have unequal variances, so this p-value is a descriptive check rather than an exact test.)</w:t>
+        <w:t xml:space="preserve"> Since p-value = 0.7795 &gt; 0.05, we fail to reject H₀. There is not enough evidence that the residuals depart from normality.</w:t>
       </w:r>
     </w:p>
     <w:p>
@@ -2754,11 +2748,21 @@
         <w:rPr>
           <w:b/>
         </w:rPr>
-        <w:t>(a) Residuals vs fitted.</w:t>
+        <w:t>(a) Residuals vs fitted:</w:t>
       </w:r>
       <w:r>
         <w:rPr/>
-        <w:t xml:space="preserve"> The points scatter randomly around zero, with roughly constant spread across the fitted values and no funnel shape. The red smoother dips at both ends, but only because of a few points at extreme fitted values (e.g., observation 76), not a systematic curve. This supports constant variance and agrees with the Breusch–Pagan test.</w:t>
+        <w:t xml:space="preserve"> the residuals are scattered randomly around zero with roughly the same spread across all fitted values, and there is no funnel shape. The slight bend in the red line at the ends comes from a few extreme points (e.g., observation 76), not a systematic pattern. This is consistent with </w:t>
+      </w:r>
+      <w:r>
+        <w:rPr>
+          <w:b/>
+        </w:rPr>
+        <w:t>constant error variance</w:t>
+      </w:r>
+      <w:r>
+        <w:rPr/>
+        <w:t>.</w:t>
       </w:r>
     </w:p>
     <w:p>
@@ -2773,11 +2777,21 @@
         <w:rPr>
           <w:b/>
         </w:rPr>
-        <w:t>(b) Normal Q–Q.</w:t>
+        <w:t>(b) Normal Q–Q:</w:t>
       </w:r>
       <w:r>
         <w:rPr/>
-        <w:t xml:space="preserve"> The standardized residuals follow the reference line closely, with only small departures in the tails (observations 39, 76 and 4). This supports normal errors and agrees with the Shapiro–Wilk test.</w:t>
+        <w:t xml:space="preserve"> the points lie close to the reference line, with only small deviations in the tails (observations 39, 76 and 4). This is consistent with </w:t>
+      </w:r>
+      <w:r>
+        <w:rPr>
+          <w:b/>
+        </w:rPr>
+        <w:t>normality</w:t>
+      </w:r>
+      <w:r>
+        <w:rPr/>
+        <w:t>.</w:t>
       </w:r>
     </w:p>
     <w:p>
@@ -2789,14 +2803,8 @@
         <w:ind w:left="288"/>
       </w:pPr>
       <w:r>
-        <w:rPr>
-          <w:b/>
-        </w:rPr>
-        <w:t>Conclusion:</w:t>
-      </w:r>
-      <w:r>
         <w:rPr/>
-        <w:t xml:space="preserve"> the constant-variance and normality assumptions of the full model are reasonable.</w:t>
+        <w:t>Both plots agree with the Breusch–Pagan and Shapiro–Wilk results.</w:t>
       </w:r>
     </w:p>
     <w:p>
@@ -2847,7 +2855,7 @@
         <w:rPr>
           <w:b/>
         </w:rPr>
-        <w:t>Chosen procedure: bidirectional stepwise selection.</w:t>
+        <w:t>I chose bidirectional stepwise selection.</w:t>
       </w:r>
     </w:p>
     <w:p>
@@ -2860,14 +2868,8 @@
         <w:ind w:left="648" w:hanging="288"/>
       </w:pPr>
       <w:r>
-        <w:rPr>
-          <w:b/>
-        </w:rPr>
-        <w:t>Start:</w:t>
-      </w:r>
-      <w:r>
         <w:rPr/>
-        <w:t xml:space="preserve"> the intercept-only model, Y ~ 1.</w:t>
+        <w:t>It starts from the intercept-only model (Y ~ 1).</w:t>
       </w:r>
     </w:p>
     <w:p>
@@ -2880,34 +2882,8 @@
         <w:ind w:left="648" w:hanging="288"/>
       </w:pPr>
       <w:r>
-        <w:rPr>
-          <w:b/>
-        </w:rPr>
-        <w:t>Each step:</w:t>
-      </w:r>
-      <w:r>
         <w:rPr/>
-        <w:t xml:space="preserve"> try every single </w:t>
-      </w:r>
-      <w:r>
-        <w:rPr>
-          <w:b/>
-        </w:rPr>
-        <w:t>addition</w:t>
-      </w:r>
-      <w:r>
-        <w:rPr/>
-        <w:t xml:space="preserve"> of a predictor not in the model and every single </w:t>
-      </w:r>
-      <w:r>
-        <w:rPr>
-          <w:b/>
-        </w:rPr>
-        <w:t>removal</w:t>
-      </w:r>
-      <w:r>
-        <w:rPr/>
-        <w:t xml:space="preserve"> of a predictor in the model, then make the move that lowers the criterion most.</w:t>
+        <w:t>At each step it considers adding each predictor not yet in the model and removing each predictor already in the model, and it makes the one move that improves the criterion most.</w:t>
       </w:r>
     </w:p>
     <w:p>
@@ -2920,14 +2896,8 @@
         <w:ind w:left="648" w:hanging="288"/>
       </w:pPr>
       <w:r>
-        <w:rPr>
-          <w:b/>
-        </w:rPr>
-        <w:t>Why both directions:</w:t>
-      </w:r>
-      <w:r>
         <w:rPr/>
-        <w:t xml:space="preserve"> a predictor added early can be dropped later if others make it redundant, which pure forward selection cannot do.</w:t>
+        <w:t>Because removal is allowed at every step, a predictor added earlier can be dropped later if it is no longer useful.</w:t>
       </w:r>
     </w:p>
     <w:p>
@@ -2940,14 +2910,79 @@
         <w:ind w:left="648" w:hanging="288"/>
       </w:pPr>
       <w:r>
+        <w:rPr/>
+        <w:t>It stops when no single addition or removal improves the criterion.</w:t>
+      </w:r>
+    </w:p>
+    <w:p>
+      <w:pPr>
+        <w:keepNext/>
+        <w:spacing w:before="280"/>
+      </w:pPr>
+      <w:r>
         <w:rPr>
           <w:b/>
         </w:rPr>
-        <w:t>Stop:</w:t>
-      </w:r>
+        <w:t xml:space="preserve">Question 6. Choose one selection criterion (5 points). </w:t>
+      </w:r>
+      <w:r>
+        <w:t>Choose exactly one criterion: AIC, BIC, Mallows’ Cₚ, or adjusted R². Explain what the criterion measures and why you chose it. Once selected, keep this criterion fixed throughout Part 2; do not switch criteria after seeing the results.</w:t>
+      </w:r>
+    </w:p>
+    <w:p>
+      <w:r>
+        <w:t>For AIC or BIC, you may use stats::step() with forward, backward, or bidirectional search. For Cₚ or adjusted R², you may use leaps::regsubsets() with forward or backward search. The seqrep method in regsubsets() is sequential replacement, not bidirectional stepwise regression. If you choose an unsupported combination, you must implement and document the search algorithm yourself. You may revise your initial choice of search procedure before running the analysis to use one of the supported combinations.</w:t>
+      </w:r>
+    </w:p>
+    <w:p>
+      <w:pPr>
+        <w:pBdr>
+          <w:left w:val="single" w:sz="18" w:space="8" w:color="2F5496"/>
+        </w:pBdr>
+        <w:spacing w:after="100" w:before="0"/>
+        <w:ind w:left="288"/>
+      </w:pPr>
+      <w:r>
+        <w:rPr>
+          <w:b/>
+        </w:rPr>
+        <w:t>I chose BIC (Bayesian Information Criterion).</w:t>
+      </w:r>
+    </w:p>
+    <w:p>
+      <w:pPr>
+        <w:pBdr>
+          <w:left w:val="single" w:sz="18" w:space="8" w:color="2F5496"/>
+        </w:pBdr>
+        <w:spacing w:after="100" w:before="0"/>
+        <w:ind w:left="288"/>
+      </w:pPr>
       <w:r>
         <w:rPr/>
-        <w:t xml:space="preserve"> when no single addition or removal improves the criterion.</w:t>
+        <w:t xml:space="preserve">BIC = −2 log L + p·log(N), where L is the maximized likelihood, p the number of parameters and N the sample size. It measures how well the model fits, with a penalty for every extra parameter; the model with the </w:t>
+      </w:r>
+      <w:r>
+        <w:rPr>
+          <w:b/>
+        </w:rPr>
+        <w:t>smallest BIC</w:t>
+      </w:r>
+      <w:r>
+        <w:rPr/>
+        <w:t xml:space="preserve"> is preferred.</w:t>
+      </w:r>
+    </w:p>
+    <w:p>
+      <w:pPr>
+        <w:pBdr>
+          <w:left w:val="single" w:sz="18" w:space="8" w:color="2F5496"/>
+        </w:pBdr>
+        <w:spacing w:after="100" w:before="0"/>
+        <w:ind w:left="288"/>
+      </w:pPr>
+      <w:r>
+        <w:rPr/>
+        <w:t>I chose BIC because its penalty, log(100) ≈ 4.61 per parameter, is heavier than AIC's 2, so it favours simpler models. This suits the project, where only 5 of the 15 predictors are truly nonzero. BIC with bidirectional search is supported by stats::step(), using k = log(N).</w:t>
       </w:r>
     </w:p>
     <w:p>
@@ -2963,7 +2998,7 @@
           <w:color w:val="2F5496"/>
           <w:sz w:val="17"/>
         </w:rPr>
-        <w:t>&gt; step(null_model,</w:t>
+        <w:t>&gt; stepwise_BIC &lt;- step(null_model,</w:t>
       </w:r>
     </w:p>
     <w:p>
@@ -2978,7 +3013,22 @@
           <w:rFonts w:ascii="Consolas" w:hAnsi="Consolas" w:eastAsia="Consolas" w:cs="Consolas"/>
           <w:sz w:val="17"/>
         </w:rPr>
-        <w:t>+      scope = list(lower = formula(null_model), upper = formula(full_model)),</w:t>
+        <w:t>+   scope = list(lower = formula(null_model), upper = formula(full_model)),</w:t>
+      </w:r>
+    </w:p>
+    <w:p>
+      <w:pPr>
+        <w:keepNext/>
+        <w:shd w:val="clear" w:color="auto" w:fill="F2F2F2"/>
+        <w:spacing w:before="0" w:after="0" w:line="240" w:lineRule="auto"/>
+        <w:ind w:left="504" w:right="144"/>
+      </w:pPr>
+      <w:r>
+        <w:rPr>
+          <w:rFonts w:ascii="Consolas" w:hAnsi="Consolas" w:eastAsia="Consolas" w:cs="Consolas"/>
+          <w:sz w:val="17"/>
+        </w:rPr>
+        <w:t>+   direction = "both",</w:t>
       </w:r>
     </w:p>
     <w:p>
@@ -2993,7 +3043,7 @@
           <w:rFonts w:ascii="Consolas" w:hAnsi="Consolas" w:eastAsia="Consolas" w:cs="Consolas"/>
           <w:sz w:val="17"/>
         </w:rPr>
-        <w:t>+      direction = "both", k = log(N), trace = 0)</w:t>
+        <w:t>+   k = log(N), trace = 0)</w:t>
       </w:r>
     </w:p>
     <w:p>
@@ -3005,15 +3055,20 @@
         <w:rPr>
           <w:b/>
         </w:rPr>
-        <w:t xml:space="preserve">Question 6. Choose one selection criterion (5 points). </w:t>
-      </w:r>
-      <w:r>
-        <w:t>Choose exactly one criterion: AIC, BIC, Mallows’ Cₚ, or adjusted R². Explain what the criterion measures and why you chose it. Once selected, keep this criterion fixed throughout Part 2; do not switch criteria after seeing the results.</w:t>
+        <w:t xml:space="preserve">Question 7. Select predictors (10 points). </w:t>
+      </w:r>
+      <w:r>
+        <w:t>Apply the chosen search procedure and fixed criterion.</w:t>
       </w:r>
     </w:p>
     <w:p>
-      <w:r>
-        <w:t>For AIC or BIC, you may use stats::step() with forward, backward, or bidirectional search. For Cₚ or adjusted R², you may use leaps::regsubsets() with forward or backward search. The seqrep method in regsubsets() is sequential replacement, not bidirectional stepwise regression. If you choose an unsupported combination, you must implement and document the search algorithm yourself. You may revise your initial choice of search procedure before running the analysis to use one of the supported combinations.</w:t>
+      <w:pPr>
+        <w:keepNext/>
+        <w:spacing w:before="120"/>
+        <w:ind w:left="259"/>
+      </w:pPr>
+      <w:r>
+        <w:t>(a) List the predictors in the final selected model.</w:t>
       </w:r>
     </w:p>
     <w:p>
@@ -3028,7 +3083,17 @@
         <w:rPr>
           <w:b/>
         </w:rPr>
-        <w:t>Chosen criterion: BIC (Bayesian Information Criterion), minimized.</w:t>
+        <w:t>X1, X4, X10, X13 and X14.</w:t>
+      </w:r>
+    </w:p>
+    <w:p>
+      <w:pPr>
+        <w:keepNext/>
+        <w:spacing w:before="120"/>
+        <w:ind w:left="259"/>
+      </w:pPr>
+      <w:r>
+        <w:t>(b) Report the final model formula.</w:t>
       </w:r>
     </w:p>
     <w:p>
@@ -3040,177 +3105,10 @@
         <w:ind w:left="288"/>
       </w:pPr>
       <w:r>
-        <w:rPr/>
-        <w:t xml:space="preserve">BIC = −2 log L + p·log(N), where L is the maximized likelihood and p the number of parameters; for a Gaussian linear model this equals N·log(RSS/N) + p·log(N) plus a constant. The first term measures </w:t>
-      </w:r>
-      <w:r>
-        <w:rPr>
-          <w:b/>
-        </w:rPr>
-        <w:t>lack of fit</w:t>
-      </w:r>
-      <w:r>
-        <w:rPr/>
-        <w:t xml:space="preserve"> and the second penalizes </w:t>
-      </w:r>
-      <w:r>
-        <w:rPr>
-          <w:b/>
-        </w:rPr>
-        <w:t>complexity</w:t>
-      </w:r>
-      <w:r>
-        <w:rPr/>
-        <w:t>. A lower BIC means a better balance.</w:t>
-      </w:r>
-    </w:p>
-    <w:p>
-      <w:pPr>
-        <w:pBdr>
-          <w:left w:val="single" w:sz="18" w:space="8" w:color="2F5496"/>
-        </w:pBdr>
-        <w:spacing w:after="100" w:before="0"/>
-        <w:ind w:left="288"/>
-      </w:pPr>
-      <w:r>
-        <w:rPr>
-          <w:b/>
-        </w:rPr>
-        <w:t>Why BIC:</w:t>
-      </w:r>
-    </w:p>
-    <w:p>
-      <w:pPr>
-        <w:pStyle w:val="ListBullet"/>
-        <w:pBdr>
-          <w:left w:val="single" w:sz="18" w:space="8" w:color="2F5496"/>
-        </w:pBdr>
-        <w:spacing w:after="100" w:before="0"/>
-        <w:ind w:left="648" w:hanging="288"/>
-      </w:pPr>
-      <w:r>
-        <w:rPr/>
-        <w:t>Its penalty is log(100) ≈ 4.61 per parameter, more than twice AIC's 2, so it favours parsimonious models.</w:t>
-      </w:r>
-    </w:p>
-    <w:p>
-      <w:pPr>
-        <w:pStyle w:val="ListBullet"/>
-        <w:pBdr>
-          <w:left w:val="single" w:sz="18" w:space="8" w:color="2F5496"/>
-        </w:pBdr>
-        <w:spacing w:after="100" w:before="0"/>
-        <w:ind w:left="648" w:hanging="288"/>
-      </w:pPr>
-      <w:r>
-        <w:rPr/>
-        <w:t xml:space="preserve">It is </w:t>
-      </w:r>
-      <w:r>
-        <w:rPr>
-          <w:b/>
-        </w:rPr>
-        <w:t>consistent</w:t>
-      </w:r>
-      <w:r>
-        <w:rPr/>
-        <w:t>: if the true model is among the candidates, BIC picks it with probability approaching 1 as N grows. That suits this project, whose aim is to recover a sparse set of truly nonzero predictors.</w:t>
-      </w:r>
-    </w:p>
-    <w:p>
-      <w:pPr>
-        <w:pStyle w:val="ListBullet"/>
-        <w:pBdr>
-          <w:left w:val="single" w:sz="18" w:space="8" w:color="2F5496"/>
-        </w:pBdr>
-        <w:spacing w:after="100" w:before="0"/>
-        <w:ind w:left="648" w:hanging="288"/>
-      </w:pPr>
-      <w:r>
-        <w:rPr/>
-        <w:t>Bidirectional search with BIC is supported directly by stats::step(), so no custom algorithm is needed.</w:t>
-      </w:r>
-    </w:p>
-    <w:p>
-      <w:pPr>
-        <w:pBdr>
-          <w:left w:val="single" w:sz="18" w:space="8" w:color="2F5496"/>
-        </w:pBdr>
-        <w:spacing w:after="100" w:before="0"/>
-        <w:ind w:left="288"/>
-      </w:pPr>
-      <w:r>
-        <w:rPr/>
-        <w:t>The criterion was fixed before the analysis was run.</w:t>
-      </w:r>
-    </w:p>
-    <w:p>
-      <w:pPr>
-        <w:keepNext/>
-        <w:spacing w:before="280"/>
-      </w:pPr>
-      <w:r>
-        <w:rPr>
-          <w:b/>
-        </w:rPr>
-        <w:t xml:space="preserve">Question 7. Select predictors (10 points). </w:t>
-      </w:r>
-      <w:r>
-        <w:t>Apply the chosen search procedure and fixed criterion.</w:t>
-      </w:r>
-    </w:p>
-    <w:p>
-      <w:pPr>
-        <w:keepNext/>
-        <w:spacing w:before="120"/>
-        <w:ind w:left="259"/>
-      </w:pPr>
-      <w:r>
-        <w:t>(a) List the predictors in the final selected model.</w:t>
-      </w:r>
-    </w:p>
-    <w:p>
-      <w:pPr>
-        <w:pBdr>
-          <w:left w:val="single" w:sz="18" w:space="8" w:color="2F5496"/>
-        </w:pBdr>
-        <w:spacing w:after="100" w:before="0"/>
-        <w:ind w:left="288"/>
-      </w:pPr>
-      <w:r>
-        <w:rPr>
-          <w:b/>
-        </w:rPr>
-        <w:t>X1, X4, X10, X13 and X14.</w:t>
-      </w:r>
-    </w:p>
-    <w:p>
-      <w:pPr>
-        <w:keepNext/>
-        <w:spacing w:before="120"/>
-        <w:ind w:left="259"/>
-      </w:pPr>
-      <w:r>
-        <w:t>(b) Report the final model formula.</w:t>
-      </w:r>
-    </w:p>
-    <w:p>
-      <w:pPr>
-        <w:pBdr>
-          <w:left w:val="single" w:sz="18" w:space="8" w:color="2F5496"/>
-        </w:pBdr>
-        <w:spacing w:after="100" w:before="0"/>
-        <w:ind w:left="288"/>
-      </w:pPr>
-      <w:r>
         <w:rPr>
           <w:b/>
         </w:rPr>
         <w:t>Y ~ X10 + X4 + X13 + X14 + X1</w:t>
-      </w:r>
-      <w:r>
-        <w:rPr/>
-        <w:t xml:space="preserve"> (in order of entry), i.e.</w:t>
       </w:r>
     </w:p>
     <w:p>
@@ -3281,10 +3179,6 @@
         </w:rPr>
         <w:t>BIC = 680.8865</w:t>
       </w:r>
-      <w:r>
-        <w:rPr/>
-        <w:t>, down from 752.8193 for the intercept-only model.</w:t>
-      </w:r>
     </w:p>
     <w:p>
       <w:pPr>
@@ -3343,7 +3237,7 @@
       </w:r>
       <w:r>
         <w:rPr/>
-        <w:t xml:space="preserve"> (intercept excluded).</w:t>
+        <w:t xml:space="preserve"> (excluding the intercept).</w:t>
       </w:r>
     </w:p>
     <w:p>
@@ -3356,629 +3250,9 @@
       </w:pPr>
       <w:r>
         <w:rPr/>
-        <w:t xml:space="preserve">Starting from Y ~ 1, the search added </w:t>
-      </w:r>
-      <w:r>
-        <w:rPr>
-          <w:b/>
-        </w:rPr>
-        <w:t>X10 → X4 → X13 → X14 → X1</w:t>
-      </w:r>
-      <w:r>
-        <w:rPr/>
-        <w:t>, and the criterion fell at every step (BIC 752.82 → 693.19 → 689.44 → 686.18 → 682.27 → 680.89). At each step it also checked every removal, but none ever helped. At the final model, the best remaining addition (X7) and every removal would raise the criterion, so the search stopped there.</w:t>
+        <w:t>Starting from the intercept-only model, step() added the predictors one at a time in the order they appear in the formula: X10, X4, X13, X14 and then X1. At each step it also checked whether removing a predictor would lower BIC, but none was removed. The search stopped when no further addition or removal lowered BIC, and that model was taken as the final model. The forward and backward BIC searches (sections 6.4 and 6.5 of the code) gave the same five predictors.</w:t>
       </w:r>
     </w:p>
-    <w:p>
-      <w:pPr>
-        <w:keepNext/>
-        <w:shd w:val="clear" w:color="auto" w:fill="F2F2F2"/>
-        <w:spacing w:before="80" w:after="0" w:line="240" w:lineRule="auto"/>
-        <w:ind w:left="504" w:right="144"/>
-      </w:pPr>
-      <w:r>
-        <w:rPr>
-          <w:rFonts w:ascii="Consolas" w:hAnsi="Consolas" w:eastAsia="Consolas" w:cs="Consolas"/>
-          <w:color w:val="2F5496"/>
-          <w:sz w:val="17"/>
-        </w:rPr>
-        <w:t>&gt; stepwise_BIC$anova    # search path ("AIC" column is BIC here: k = log(N))</w:t>
-      </w:r>
-    </w:p>
-    <w:p>
-      <w:pPr>
-        <w:keepNext/>
-        <w:shd w:val="clear" w:color="auto" w:fill="F2F2F2"/>
-        <w:spacing w:before="0" w:after="0" w:line="240" w:lineRule="auto"/>
-        <w:ind w:left="504" w:right="144"/>
-      </w:pPr>
-      <w:r>
-        <w:rPr>
-          <w:rFonts w:ascii="Consolas" w:hAnsi="Consolas" w:eastAsia="Consolas" w:cs="Consolas"/>
-          <w:sz w:val="17"/>
-        </w:rPr>
-        <w:t xml:space="preserve">   Step Df  Deviance Resid. Df Resid. Dev      AIC</w:t>
-      </w:r>
-    </w:p>
-    <w:p>
-      <w:pPr>
-        <w:keepNext/>
-        <w:shd w:val="clear" w:color="auto" w:fill="F2F2F2"/>
-        <w:spacing w:before="0" w:after="0" w:line="240" w:lineRule="auto"/>
-        <w:ind w:left="504" w:right="144"/>
-      </w:pPr>
-      <w:r>
-        <w:rPr>
-          <w:rFonts w:ascii="Consolas" w:hAnsi="Consolas" w:eastAsia="Consolas" w:cs="Consolas"/>
-          <w:sz w:val="17"/>
-        </w:rPr>
-        <w:t>1       NA        NA        99   9930.664 464.4264</w:t>
-      </w:r>
-    </w:p>
-    <w:p>
-      <w:pPr>
-        <w:keepNext/>
-        <w:shd w:val="clear" w:color="auto" w:fill="F2F2F2"/>
-        <w:spacing w:before="0" w:after="0" w:line="240" w:lineRule="auto"/>
-        <w:ind w:left="504" w:right="144"/>
-      </w:pPr>
-      <w:r>
-        <w:rPr>
-          <w:rFonts w:ascii="Consolas" w:hAnsi="Consolas" w:eastAsia="Consolas" w:cs="Consolas"/>
-          <w:sz w:val="17"/>
-        </w:rPr>
-        <w:t>2 + X10 -1 4706.6253        98   5224.039 404.7959</w:t>
-      </w:r>
-    </w:p>
-    <w:p>
-      <w:pPr>
-        <w:keepNext/>
-        <w:shd w:val="clear" w:color="auto" w:fill="F2F2F2"/>
-        <w:spacing w:before="0" w:after="0" w:line="240" w:lineRule="auto"/>
-        <w:ind w:left="504" w:right="144"/>
-      </w:pPr>
-      <w:r>
-        <w:rPr>
-          <w:rFonts w:ascii="Consolas" w:hAnsi="Consolas" w:eastAsia="Consolas" w:cs="Consolas"/>
-          <w:sz w:val="17"/>
-        </w:rPr>
-        <w:t>3  + X4 -1  418.8081        97   4805.231 401.0445</w:t>
-      </w:r>
-    </w:p>
-    <w:p>
-      <w:pPr>
-        <w:keepNext/>
-        <w:shd w:val="clear" w:color="auto" w:fill="F2F2F2"/>
-        <w:spacing w:before="0" w:after="0" w:line="240" w:lineRule="auto"/>
-        <w:ind w:left="504" w:right="144"/>
-      </w:pPr>
-      <w:r>
-        <w:rPr>
-          <w:rFonts w:ascii="Consolas" w:hAnsi="Consolas" w:eastAsia="Consolas" w:cs="Consolas"/>
-          <w:sz w:val="17"/>
-        </w:rPr>
-        <w:t>4 + X13 -1  363.4433        96   4441.787 397.7849</w:t>
-      </w:r>
-    </w:p>
-    <w:p>
-      <w:pPr>
-        <w:keepNext/>
-        <w:shd w:val="clear" w:color="auto" w:fill="F2F2F2"/>
-        <w:spacing w:before="0" w:after="0" w:line="240" w:lineRule="auto"/>
-        <w:ind w:left="504" w:right="144"/>
-      </w:pPr>
-      <w:r>
-        <w:rPr>
-          <w:rFonts w:ascii="Consolas" w:hAnsi="Consolas" w:eastAsia="Consolas" w:cs="Consolas"/>
-          <w:sz w:val="17"/>
-        </w:rPr>
-        <w:t>5 + X14 -1  362.3603        95   4079.427 393.8800</w:t>
-      </w:r>
-    </w:p>
-    <w:p>
-      <w:pPr>
-        <w:keepNext w:val="0"/>
-        <w:shd w:val="clear" w:color="auto" w:fill="F2F2F2"/>
-        <w:spacing w:before="0" w:after="160" w:line="240" w:lineRule="auto"/>
-        <w:ind w:left="504" w:right="144"/>
-      </w:pPr>
-      <w:r>
-        <w:rPr>
-          <w:rFonts w:ascii="Consolas" w:hAnsi="Consolas" w:eastAsia="Consolas" w:cs="Consolas"/>
-          <w:sz w:val="17"/>
-        </w:rPr>
-        <w:t>6  + X1 -1  237.2439        94   3842.183 392.4936</w:t>
-      </w:r>
-    </w:p>
-    <w:p>
-      <w:pPr>
-        <w:pBdr>
-          <w:left w:val="single" w:sz="18" w:space="8" w:color="2F5496"/>
-        </w:pBdr>
-        <w:spacing w:after="100" w:before="0"/>
-        <w:ind w:left="288"/>
-      </w:pPr>
-      <w:r>
-        <w:rPr>
-          <w:b/>
-        </w:rPr>
-        <w:t>Robustness check.</w:t>
-      </w:r>
-      <w:r>
-        <w:rPr/>
-        <w:t xml:space="preserve"> The R script also ran every search direction with every criterion (code section 6). Forward, backward and bidirectional searches agree for each criterion, and BIC gives the smallest model:</w:t>
-      </w:r>
-    </w:p>
-    <w:p>
-      <w:pPr>
-        <w:keepNext/>
-        <w:spacing w:before="120" w:after="60"/>
-      </w:pPr>
-      <w:r>
-        <w:rPr>
-          <w:i/>
-          <w:sz w:val="19"/>
-        </w:rPr>
-        <w:t>Table A. Classical selection results for all 12 search/criterion combinations.</w:t>
-      </w:r>
-    </w:p>
-    <w:tbl>
-      <w:tblPr>
-        <w:tblStyle w:val="TableGrid"/>
-        <w:tblW w:type="auto" w:w="0"/>
-        <w:jc w:val="center"/>
-        <w:tblLayout w:type="fixed"/>
-        <w:tblLook w:firstColumn="1" w:firstRow="1" w:lastColumn="0" w:lastRow="0" w:noHBand="0" w:noVBand="1" w:val="04A0"/>
-      </w:tblPr>
-      <w:tblGrid>
-        <w:gridCol w:w="1728"/>
-        <w:gridCol w:w="4752"/>
-        <w:gridCol w:w="720"/>
-        <w:gridCol w:w="1296"/>
-      </w:tblGrid>
-      <w:tr>
-        <w:tc>
-          <w:tcPr>
-            <w:tcW w:type="dxa" w:w="1728"/>
-            <w:shd w:val="clear" w:color="auto" w:fill="EAF0F7"/>
-            <w:tcMar>
-              <w:top w:w="50" w:type="dxa"/>
-              <w:bottom w:w="50" w:type="dxa"/>
-            </w:tcMar>
-          </w:tcPr>
-          <w:p>
-            <w:pPr>
-              <w:spacing w:after="0"/>
-              <w:jc w:val="center"/>
-            </w:pPr>
-            <w:r>
-              <w:rPr>
-                <w:b/>
-                <w:sz w:val="19"/>
-              </w:rPr>
-              <w:t>Criterion</w:t>
-            </w:r>
-          </w:p>
-        </w:tc>
-        <w:tc>
-          <w:tcPr>
-            <w:tcW w:type="dxa" w:w="4752"/>
-            <w:shd w:val="clear" w:color="auto" w:fill="EAF0F7"/>
-            <w:tcMar>
-              <w:top w:w="50" w:type="dxa"/>
-              <w:bottom w:w="50" w:type="dxa"/>
-            </w:tcMar>
-          </w:tcPr>
-          <w:p>
-            <w:pPr>
-              <w:spacing w:after="0"/>
-              <w:jc w:val="center"/>
-            </w:pPr>
-            <w:r>
-              <w:rPr>
-                <w:b/>
-                <w:sz w:val="19"/>
-              </w:rPr>
-              <w:t>Selected predictors (forward = backward = stepwise)</w:t>
-            </w:r>
-          </w:p>
-        </w:tc>
-        <w:tc>
-          <w:tcPr>
-            <w:tcW w:type="dxa" w:w="720"/>
-            <w:shd w:val="clear" w:color="auto" w:fill="EAF0F7"/>
-            <w:tcMar>
-              <w:top w:w="50" w:type="dxa"/>
-              <w:bottom w:w="50" w:type="dxa"/>
-            </w:tcMar>
-          </w:tcPr>
-          <w:p>
-            <w:pPr>
-              <w:spacing w:after="0"/>
-              <w:jc w:val="center"/>
-            </w:pPr>
-            <w:r>
-              <w:rPr>
-                <w:b/>
-                <w:sz w:val="19"/>
-              </w:rPr>
-              <w:t>No.</w:t>
-            </w:r>
-          </w:p>
-        </w:tc>
-        <w:tc>
-          <w:tcPr>
-            <w:tcW w:type="dxa" w:w="1296"/>
-            <w:shd w:val="clear" w:color="auto" w:fill="EAF0F7"/>
-            <w:tcMar>
-              <w:top w:w="50" w:type="dxa"/>
-              <w:bottom w:w="50" w:type="dxa"/>
-            </w:tcMar>
-          </w:tcPr>
-          <w:p>
-            <w:pPr>
-              <w:spacing w:after="0"/>
-              <w:jc w:val="center"/>
-            </w:pPr>
-            <w:r>
-              <w:rPr>
-                <w:b/>
-                <w:sz w:val="19"/>
-              </w:rPr>
-              <w:t>Value</w:t>
-            </w:r>
-          </w:p>
-        </w:tc>
-      </w:tr>
-      <w:tr>
-        <w:tc>
-          <w:tcPr>
-            <w:tcW w:type="dxa" w:w="1728"/>
-            <w:tcMar>
-              <w:top w:w="50" w:type="dxa"/>
-              <w:bottom w:w="50" w:type="dxa"/>
-            </w:tcMar>
-          </w:tcPr>
-          <w:p>
-            <w:pPr>
-              <w:spacing w:after="0"/>
-              <w:jc w:val="left"/>
-            </w:pPr>
-            <w:r>
-              <w:rPr>
-                <w:sz w:val="19"/>
-              </w:rPr>
-              <w:t>AIC</w:t>
-            </w:r>
-          </w:p>
-        </w:tc>
-        <w:tc>
-          <w:tcPr>
-            <w:tcW w:type="dxa" w:w="4752"/>
-            <w:tcMar>
-              <w:top w:w="50" w:type="dxa"/>
-              <w:bottom w:w="50" w:type="dxa"/>
-            </w:tcMar>
-          </w:tcPr>
-          <w:p>
-            <w:pPr>
-              <w:spacing w:after="0"/>
-              <w:jc w:val="center"/>
-            </w:pPr>
-            <w:r>
-              <w:rPr>
-                <w:sz w:val="19"/>
-              </w:rPr>
-              <w:t>X1, X4, X5, X7, X10, X13, X14</w:t>
-            </w:r>
-          </w:p>
-        </w:tc>
-        <w:tc>
-          <w:tcPr>
-            <w:tcW w:type="dxa" w:w="720"/>
-            <w:tcMar>
-              <w:top w:w="50" w:type="dxa"/>
-              <w:bottom w:w="50" w:type="dxa"/>
-            </w:tcMar>
-          </w:tcPr>
-          <w:p>
-            <w:pPr>
-              <w:spacing w:after="0"/>
-              <w:jc w:val="center"/>
-            </w:pPr>
-            <w:r>
-              <w:rPr>
-                <w:sz w:val="19"/>
-              </w:rPr>
-              <w:t>7</w:t>
-            </w:r>
-          </w:p>
-        </w:tc>
-        <w:tc>
-          <w:tcPr>
-            <w:tcW w:type="dxa" w:w="1296"/>
-            <w:tcMar>
-              <w:top w:w="50" w:type="dxa"/>
-              <w:bottom w:w="50" w:type="dxa"/>
-            </w:tcMar>
-          </w:tcPr>
-          <w:p>
-            <w:pPr>
-              <w:spacing w:after="0"/>
-              <w:jc w:val="center"/>
-            </w:pPr>
-            <w:r>
-              <w:rPr>
-                <w:sz w:val="19"/>
-              </w:rPr>
-              <w:t>659.6584</w:t>
-            </w:r>
-          </w:p>
-        </w:tc>
-      </w:tr>
-      <w:tr>
-        <w:tc>
-          <w:tcPr>
-            <w:tcW w:type="dxa" w:w="1728"/>
-            <w:tcMar>
-              <w:top w:w="50" w:type="dxa"/>
-              <w:bottom w:w="50" w:type="dxa"/>
-            </w:tcMar>
-          </w:tcPr>
-          <w:p>
-            <w:pPr>
-              <w:spacing w:after="0"/>
-              <w:jc w:val="left"/>
-            </w:pPr>
-            <w:r>
-              <w:rPr>
-                <w:b/>
-                <w:sz w:val="19"/>
-              </w:rPr>
-              <w:t>BIC (chosen)</w:t>
-            </w:r>
-          </w:p>
-        </w:tc>
-        <w:tc>
-          <w:tcPr>
-            <w:tcW w:type="dxa" w:w="4752"/>
-            <w:tcMar>
-              <w:top w:w="50" w:type="dxa"/>
-              <w:bottom w:w="50" w:type="dxa"/>
-            </w:tcMar>
-          </w:tcPr>
-          <w:p>
-            <w:pPr>
-              <w:spacing w:after="0"/>
-              <w:jc w:val="center"/>
-            </w:pPr>
-            <w:r>
-              <w:rPr>
-                <w:b/>
-                <w:sz w:val="19"/>
-              </w:rPr>
-              <w:t>X1, X4, X10, X13, X14</w:t>
-            </w:r>
-          </w:p>
-        </w:tc>
-        <w:tc>
-          <w:tcPr>
-            <w:tcW w:type="dxa" w:w="720"/>
-            <w:tcMar>
-              <w:top w:w="50" w:type="dxa"/>
-              <w:bottom w:w="50" w:type="dxa"/>
-            </w:tcMar>
-          </w:tcPr>
-          <w:p>
-            <w:pPr>
-              <w:spacing w:after="0"/>
-              <w:jc w:val="center"/>
-            </w:pPr>
-            <w:r>
-              <w:rPr>
-                <w:b/>
-                <w:sz w:val="19"/>
-              </w:rPr>
-              <w:t>5</w:t>
-            </w:r>
-          </w:p>
-        </w:tc>
-        <w:tc>
-          <w:tcPr>
-            <w:tcW w:type="dxa" w:w="1296"/>
-            <w:tcMar>
-              <w:top w:w="50" w:type="dxa"/>
-              <w:bottom w:w="50" w:type="dxa"/>
-            </w:tcMar>
-          </w:tcPr>
-          <w:p>
-            <w:pPr>
-              <w:spacing w:after="0"/>
-              <w:jc w:val="center"/>
-            </w:pPr>
-            <w:r>
-              <w:rPr>
-                <w:b/>
-                <w:sz w:val="19"/>
-              </w:rPr>
-              <w:t>680.8865</w:t>
-            </w:r>
-          </w:p>
-        </w:tc>
-      </w:tr>
-      <w:tr>
-        <w:tc>
-          <w:tcPr>
-            <w:tcW w:type="dxa" w:w="1728"/>
-            <w:tcMar>
-              <w:top w:w="50" w:type="dxa"/>
-              <w:bottom w:w="50" w:type="dxa"/>
-            </w:tcMar>
-          </w:tcPr>
-          <w:p>
-            <w:pPr>
-              <w:spacing w:after="0"/>
-              <w:jc w:val="left"/>
-            </w:pPr>
-            <w:r>
-              <w:rPr>
-                <w:sz w:val="19"/>
-              </w:rPr>
-              <w:t>Mallows' Cp</w:t>
-            </w:r>
-          </w:p>
-        </w:tc>
-        <w:tc>
-          <w:tcPr>
-            <w:tcW w:type="dxa" w:w="4752"/>
-            <w:tcMar>
-              <w:top w:w="50" w:type="dxa"/>
-              <w:bottom w:w="50" w:type="dxa"/>
-            </w:tcMar>
-          </w:tcPr>
-          <w:p>
-            <w:pPr>
-              <w:spacing w:after="0"/>
-              <w:jc w:val="center"/>
-            </w:pPr>
-            <w:r>
-              <w:rPr>
-                <w:sz w:val="19"/>
-              </w:rPr>
-              <w:t>X1, X4, X5, X7, X10, X13, X14</w:t>
-            </w:r>
-          </w:p>
-        </w:tc>
-        <w:tc>
-          <w:tcPr>
-            <w:tcW w:type="dxa" w:w="720"/>
-            <w:tcMar>
-              <w:top w:w="50" w:type="dxa"/>
-              <w:bottom w:w="50" w:type="dxa"/>
-            </w:tcMar>
-          </w:tcPr>
-          <w:p>
-            <w:pPr>
-              <w:spacing w:after="0"/>
-              <w:jc w:val="center"/>
-            </w:pPr>
-            <w:r>
-              <w:rPr>
-                <w:sz w:val="19"/>
-              </w:rPr>
-              <w:t>7</w:t>
-            </w:r>
-          </w:p>
-        </w:tc>
-        <w:tc>
-          <w:tcPr>
-            <w:tcW w:type="dxa" w:w="1296"/>
-            <w:tcMar>
-              <w:top w:w="50" w:type="dxa"/>
-              <w:bottom w:w="50" w:type="dxa"/>
-            </w:tcMar>
-          </w:tcPr>
-          <w:p>
-            <w:pPr>
-              <w:spacing w:after="0"/>
-              <w:jc w:val="center"/>
-            </w:pPr>
-            <w:r>
-              <w:rPr>
-                <w:sz w:val="19"/>
-              </w:rPr>
-              <w:t>2.7414</w:t>
-            </w:r>
-          </w:p>
-        </w:tc>
-      </w:tr>
-      <w:tr>
-        <w:tc>
-          <w:tcPr>
-            <w:tcW w:type="dxa" w:w="1728"/>
-            <w:tcMar>
-              <w:top w:w="50" w:type="dxa"/>
-              <w:bottom w:w="50" w:type="dxa"/>
-            </w:tcMar>
-          </w:tcPr>
-          <w:p>
-            <w:pPr>
-              <w:spacing w:after="0"/>
-              <w:jc w:val="left"/>
-            </w:pPr>
-            <w:r>
-              <w:rPr>
-                <w:sz w:val="19"/>
-              </w:rPr>
-              <w:t>Adjusted R²</w:t>
-            </w:r>
-          </w:p>
-        </w:tc>
-        <w:tc>
-          <w:tcPr>
-            <w:tcW w:type="dxa" w:w="4752"/>
-            <w:tcMar>
-              <w:top w:w="50" w:type="dxa"/>
-              <w:bottom w:w="50" w:type="dxa"/>
-            </w:tcMar>
-          </w:tcPr>
-          <w:p>
-            <w:pPr>
-              <w:spacing w:after="0"/>
-              <w:jc w:val="center"/>
-            </w:pPr>
-            <w:r>
-              <w:rPr>
-                <w:sz w:val="19"/>
-              </w:rPr>
-              <w:t>X1, X4, X5, X6, X7, X10, X13, X14</w:t>
-            </w:r>
-          </w:p>
-        </w:tc>
-        <w:tc>
-          <w:tcPr>
-            <w:tcW w:type="dxa" w:w="720"/>
-            <w:tcMar>
-              <w:top w:w="50" w:type="dxa"/>
-              <w:bottom w:w="50" w:type="dxa"/>
-            </w:tcMar>
-          </w:tcPr>
-          <w:p>
-            <w:pPr>
-              <w:spacing w:after="0"/>
-              <w:jc w:val="center"/>
-            </w:pPr>
-            <w:r>
-              <w:rPr>
-                <w:sz w:val="19"/>
-              </w:rPr>
-              <w:t>8</w:t>
-            </w:r>
-          </w:p>
-        </w:tc>
-        <w:tc>
-          <w:tcPr>
-            <w:tcW w:type="dxa" w:w="1296"/>
-            <w:tcMar>
-              <w:top w:w="50" w:type="dxa"/>
-              <w:bottom w:w="50" w:type="dxa"/>
-            </w:tcMar>
-          </w:tcPr>
-          <w:p>
-            <w:pPr>
-              <w:spacing w:after="0"/>
-              <w:jc w:val="center"/>
-            </w:pPr>
-            <w:r>
-              <w:rPr>
-                <w:sz w:val="19"/>
-              </w:rPr>
-              <w:t>0.6130</w:t>
-            </w:r>
-          </w:p>
-        </w:tc>
-      </w:tr>
-    </w:tbl>
     <w:p>
       <w:pPr>
         <w:keepNext/>
@@ -5455,10 +4729,6 @@
         </w:rPr>
         <w:t>Adjusted R² = 0.5925</w:t>
       </w:r>
-      <w:r>
-        <w:rPr/>
-        <w:t xml:space="preserve"> (R² = 0.6131).</w:t>
-      </w:r>
     </w:p>
     <w:p>
       <w:pPr>
@@ -5542,384 +4812,39 @@
       </w:pPr>
       <w:r>
         <w:rPr/>
-        <w:t xml:space="preserve">The selected model's adjusted R² (0.5925) is </w:t>
+        <w:t>The selected model's adjusted R² (</w:t>
       </w:r>
       <w:r>
         <w:rPr>
           <w:b/>
         </w:rPr>
-        <w:t>slightly higher</w:t>
+        <w:t>0.5925</w:t>
       </w:r>
       <w:r>
         <w:rPr/>
-        <w:t xml:space="preserve"> than the full model's (0.5882), even though it uses 10 fewer predictors. R² itself falls from 0.6506 to 0.6131, as it always does when terms are removed. Once the cost of extra parameters is accounted for, however, the ten dropped predictors were not worth keeping.</w:t>
+        <w:t xml:space="preserve">) is slightly </w:t>
+      </w:r>
+      <w:r>
+        <w:rPr>
+          <w:b/>
+        </w:rPr>
+        <w:t>higher</w:t>
+      </w:r>
+      <w:r>
+        <w:rPr/>
+        <w:t xml:space="preserve"> than the full model's (</w:t>
+      </w:r>
+      <w:r>
+        <w:rPr>
+          <w:b/>
+        </w:rPr>
+        <w:t>0.5882</w:t>
+      </w:r>
+      <w:r>
+        <w:rPr/>
+        <w:t>), even though it uses 10 fewer predictors. The extra predictors in the full model did not improve the fit enough to justify their cost.</w:t>
       </w:r>
     </w:p>
-    <w:p>
-      <w:pPr>
-        <w:keepNext/>
-        <w:spacing w:before="120" w:after="60"/>
-      </w:pPr>
-      <w:r>
-        <w:rPr>
-          <w:i/>
-          <w:sz w:val="19"/>
-        </w:rPr>
-        <w:t>Table B. Full versus selected model.</w:t>
-      </w:r>
-    </w:p>
-    <w:tbl>
-      <w:tblPr>
-        <w:tblStyle w:val="TableGrid"/>
-        <w:tblW w:type="auto" w:w="0"/>
-        <w:jc w:val="center"/>
-        <w:tblLayout w:type="fixed"/>
-        <w:tblLook w:firstColumn="1" w:firstRow="1" w:lastColumn="0" w:lastRow="0" w:noHBand="0" w:noVBand="1" w:val="04A0"/>
-      </w:tblPr>
-      <w:tblGrid>
-        <w:gridCol w:w="2160"/>
-        <w:gridCol w:w="1440"/>
-        <w:gridCol w:w="1296"/>
-        <w:gridCol w:w="1584"/>
-        <w:gridCol w:w="2016"/>
-      </w:tblGrid>
-      <w:tr>
-        <w:tc>
-          <w:tcPr>
-            <w:tcW w:type="dxa" w:w="2160"/>
-            <w:shd w:val="clear" w:color="auto" w:fill="EAF0F7"/>
-            <w:tcMar>
-              <w:top w:w="50" w:type="dxa"/>
-              <w:bottom w:w="50" w:type="dxa"/>
-            </w:tcMar>
-          </w:tcPr>
-          <w:p>
-            <w:pPr>
-              <w:spacing w:after="0"/>
-              <w:jc w:val="center"/>
-            </w:pPr>
-            <w:r>
-              <w:rPr>
-                <w:b/>
-                <w:sz w:val="19"/>
-              </w:rPr>
-              <w:t>Model</w:t>
-            </w:r>
-          </w:p>
-        </w:tc>
-        <w:tc>
-          <w:tcPr>
-            <w:tcW w:type="dxa" w:w="1440"/>
-            <w:shd w:val="clear" w:color="auto" w:fill="EAF0F7"/>
-            <w:tcMar>
-              <w:top w:w="50" w:type="dxa"/>
-              <w:bottom w:w="50" w:type="dxa"/>
-            </w:tcMar>
-          </w:tcPr>
-          <w:p>
-            <w:pPr>
-              <w:spacing w:after="0"/>
-              <w:jc w:val="center"/>
-            </w:pPr>
-            <w:r>
-              <w:rPr>
-                <w:b/>
-                <w:sz w:val="19"/>
-              </w:rPr>
-              <w:t>Predictors</w:t>
-            </w:r>
-          </w:p>
-        </w:tc>
-        <w:tc>
-          <w:tcPr>
-            <w:tcW w:type="dxa" w:w="1296"/>
-            <w:shd w:val="clear" w:color="auto" w:fill="EAF0F7"/>
-            <w:tcMar>
-              <w:top w:w="50" w:type="dxa"/>
-              <w:bottom w:w="50" w:type="dxa"/>
-            </w:tcMar>
-          </w:tcPr>
-          <w:p>
-            <w:pPr>
-              <w:spacing w:after="0"/>
-              <w:jc w:val="center"/>
-            </w:pPr>
-            <w:r>
-              <w:rPr>
-                <w:b/>
-                <w:sz w:val="19"/>
-              </w:rPr>
-              <w:t>R²</w:t>
-            </w:r>
-          </w:p>
-        </w:tc>
-        <w:tc>
-          <w:tcPr>
-            <w:tcW w:type="dxa" w:w="1584"/>
-            <w:shd w:val="clear" w:color="auto" w:fill="EAF0F7"/>
-            <w:tcMar>
-              <w:top w:w="50" w:type="dxa"/>
-              <w:bottom w:w="50" w:type="dxa"/>
-            </w:tcMar>
-          </w:tcPr>
-          <w:p>
-            <w:pPr>
-              <w:spacing w:after="0"/>
-              <w:jc w:val="center"/>
-            </w:pPr>
-            <w:r>
-              <w:rPr>
-                <w:b/>
-                <w:sz w:val="19"/>
-              </w:rPr>
-              <w:t>Adjusted R²</w:t>
-            </w:r>
-          </w:p>
-        </w:tc>
-        <w:tc>
-          <w:tcPr>
-            <w:tcW w:type="dxa" w:w="2016"/>
-            <w:shd w:val="clear" w:color="auto" w:fill="EAF0F7"/>
-            <w:tcMar>
-              <w:top w:w="50" w:type="dxa"/>
-              <w:bottom w:w="50" w:type="dxa"/>
-            </w:tcMar>
-          </w:tcPr>
-          <w:p>
-            <w:pPr>
-              <w:spacing w:after="0"/>
-              <w:jc w:val="center"/>
-            </w:pPr>
-            <w:r>
-              <w:rPr>
-                <w:b/>
-                <w:sz w:val="19"/>
-              </w:rPr>
-              <w:t>Residual SE (df)</w:t>
-            </w:r>
-          </w:p>
-        </w:tc>
-      </w:tr>
-      <w:tr>
-        <w:tc>
-          <w:tcPr>
-            <w:tcW w:type="dxa" w:w="2160"/>
-            <w:tcMar>
-              <w:top w:w="50" w:type="dxa"/>
-              <w:bottom w:w="50" w:type="dxa"/>
-            </w:tcMar>
-          </w:tcPr>
-          <w:p>
-            <w:pPr>
-              <w:spacing w:after="0"/>
-              <w:jc w:val="left"/>
-            </w:pPr>
-            <w:r>
-              <w:rPr>
-                <w:sz w:val="19"/>
-              </w:rPr>
-              <w:t>Full model</w:t>
-            </w:r>
-          </w:p>
-        </w:tc>
-        <w:tc>
-          <w:tcPr>
-            <w:tcW w:type="dxa" w:w="1440"/>
-            <w:tcMar>
-              <w:top w:w="50" w:type="dxa"/>
-              <w:bottom w:w="50" w:type="dxa"/>
-            </w:tcMar>
-          </w:tcPr>
-          <w:p>
-            <w:pPr>
-              <w:spacing w:after="0"/>
-              <w:jc w:val="center"/>
-            </w:pPr>
-            <w:r>
-              <w:rPr>
-                <w:sz w:val="19"/>
-              </w:rPr>
-              <w:t>15</w:t>
-            </w:r>
-          </w:p>
-        </w:tc>
-        <w:tc>
-          <w:tcPr>
-            <w:tcW w:type="dxa" w:w="1296"/>
-            <w:tcMar>
-              <w:top w:w="50" w:type="dxa"/>
-              <w:bottom w:w="50" w:type="dxa"/>
-            </w:tcMar>
-          </w:tcPr>
-          <w:p>
-            <w:pPr>
-              <w:spacing w:after="0"/>
-              <w:jc w:val="center"/>
-            </w:pPr>
-            <w:r>
-              <w:rPr>
-                <w:sz w:val="19"/>
-              </w:rPr>
-              <w:t>0.6506</w:t>
-            </w:r>
-          </w:p>
-        </w:tc>
-        <w:tc>
-          <w:tcPr>
-            <w:tcW w:type="dxa" w:w="1584"/>
-            <w:tcMar>
-              <w:top w:w="50" w:type="dxa"/>
-              <w:bottom w:w="50" w:type="dxa"/>
-            </w:tcMar>
-          </w:tcPr>
-          <w:p>
-            <w:pPr>
-              <w:spacing w:after="0"/>
-              <w:jc w:val="center"/>
-            </w:pPr>
-            <w:r>
-              <w:rPr>
-                <w:sz w:val="19"/>
-              </w:rPr>
-              <w:t>0.5882</w:t>
-            </w:r>
-          </w:p>
-        </w:tc>
-        <w:tc>
-          <w:tcPr>
-            <w:tcW w:type="dxa" w:w="2016"/>
-            <w:tcMar>
-              <w:top w:w="50" w:type="dxa"/>
-              <w:bottom w:w="50" w:type="dxa"/>
-            </w:tcMar>
-          </w:tcPr>
-          <w:p>
-            <w:pPr>
-              <w:spacing w:after="0"/>
-              <w:jc w:val="center"/>
-            </w:pPr>
-            <w:r>
-              <w:rPr>
-                <w:sz w:val="19"/>
-              </w:rPr>
-              <w:t>6.427 (84)</w:t>
-            </w:r>
-          </w:p>
-        </w:tc>
-      </w:tr>
-      <w:tr>
-        <w:tc>
-          <w:tcPr>
-            <w:tcW w:type="dxa" w:w="2160"/>
-            <w:tcMar>
-              <w:top w:w="50" w:type="dxa"/>
-              <w:bottom w:w="50" w:type="dxa"/>
-            </w:tcMar>
-          </w:tcPr>
-          <w:p>
-            <w:pPr>
-              <w:spacing w:after="0"/>
-              <w:jc w:val="left"/>
-            </w:pPr>
-            <w:r>
-              <w:rPr>
-                <w:b/>
-                <w:sz w:val="19"/>
-              </w:rPr>
-              <w:t>Selected (BIC)</w:t>
-            </w:r>
-          </w:p>
-        </w:tc>
-        <w:tc>
-          <w:tcPr>
-            <w:tcW w:type="dxa" w:w="1440"/>
-            <w:tcMar>
-              <w:top w:w="50" w:type="dxa"/>
-              <w:bottom w:w="50" w:type="dxa"/>
-            </w:tcMar>
-          </w:tcPr>
-          <w:p>
-            <w:pPr>
-              <w:spacing w:after="0"/>
-              <w:jc w:val="center"/>
-            </w:pPr>
-            <w:r>
-              <w:rPr>
-                <w:b/>
-                <w:sz w:val="19"/>
-              </w:rPr>
-              <w:t>5</w:t>
-            </w:r>
-          </w:p>
-        </w:tc>
-        <w:tc>
-          <w:tcPr>
-            <w:tcW w:type="dxa" w:w="1296"/>
-            <w:tcMar>
-              <w:top w:w="50" w:type="dxa"/>
-              <w:bottom w:w="50" w:type="dxa"/>
-            </w:tcMar>
-          </w:tcPr>
-          <w:p>
-            <w:pPr>
-              <w:spacing w:after="0"/>
-              <w:jc w:val="center"/>
-            </w:pPr>
-            <w:r>
-              <w:rPr>
-                <w:b/>
-                <w:sz w:val="19"/>
-              </w:rPr>
-              <w:t>0.6131</w:t>
-            </w:r>
-          </w:p>
-        </w:tc>
-        <w:tc>
-          <w:tcPr>
-            <w:tcW w:type="dxa" w:w="1584"/>
-            <w:tcMar>
-              <w:top w:w="50" w:type="dxa"/>
-              <w:bottom w:w="50" w:type="dxa"/>
-            </w:tcMar>
-          </w:tcPr>
-          <w:p>
-            <w:pPr>
-              <w:spacing w:after="0"/>
-              <w:jc w:val="center"/>
-            </w:pPr>
-            <w:r>
-              <w:rPr>
-                <w:b/>
-                <w:sz w:val="19"/>
-              </w:rPr>
-              <w:t>0.5925</w:t>
-            </w:r>
-          </w:p>
-        </w:tc>
-        <w:tc>
-          <w:tcPr>
-            <w:tcW w:type="dxa" w:w="2016"/>
-            <w:tcMar>
-              <w:top w:w="50" w:type="dxa"/>
-              <w:bottom w:w="50" w:type="dxa"/>
-            </w:tcMar>
-          </w:tcPr>
-          <w:p>
-            <w:pPr>
-              <w:spacing w:after="0"/>
-              <w:jc w:val="center"/>
-            </w:pPr>
-            <w:r>
-              <w:rPr>
-                <w:b/>
-                <w:sz w:val="19"/>
-              </w:rPr>
-              <w:t>6.393 (94)</w:t>
-            </w:r>
-          </w:p>
-        </w:tc>
-      </w:tr>
-    </w:tbl>
     <w:p>
       <w:pPr>
         <w:keepNext/>
@@ -5942,11 +4867,11 @@
         <w:rPr>
           <w:b/>
         </w:rPr>
-        <w:t>Simpler:</w:t>
+        <w:t>Yes, the selected model is simpler:</w:t>
       </w:r>
       <w:r>
         <w:rPr/>
-        <w:t xml:space="preserve"> yes, 5 predictors instead of 15, and every retained coefficient is significant at 5% (largest p = 0.0179). The estimates barely change from the full model, and all five standard errors become slightly smaller.</w:t>
+        <w:t xml:space="preserve"> 5 predictors instead of 15, and all five are significant at the 5% level (largest p-value = 0.017936).</w:t>
       </w:r>
     </w:p>
     <w:p>
@@ -5961,72 +4886,11 @@
         <w:rPr>
           <w:b/>
         </w:rPr>
-        <w:t>What may be lost:</w:t>
+        <w:t>Information lost:</w:t>
       </w:r>
       <w:r>
         <w:rPr/>
-        <w:t xml:space="preserve"> the ten excluded predictors explained about 3.75 percentage points of R² (RSS rises from 3469.5 to 3842.2). A partial F-test shows this loss is not significant (F = 0.9023, p = 0.5349). Still, if an excluded predictor has a small real effect, that effect is now pushed into the error term and can no longer be estimated. X7 (p = 0.057 in the full model; kept by AIC and Cp) and X5 are the likeliest candidates. Because the predictors are only weakly correlated (largest |r| = 0.295; all VIFs &lt; 1.25), dropping them causes little bias in the remaining estimates.</w:t>
-      </w:r>
-    </w:p>
-    <w:p>
-      <w:pPr>
-        <w:keepNext/>
-        <w:shd w:val="clear" w:color="auto" w:fill="F2F2F2"/>
-        <w:spacing w:before="80" w:after="0" w:line="240" w:lineRule="auto"/>
-        <w:ind w:left="504" w:right="144"/>
-      </w:pPr>
-      <w:r>
-        <w:rPr>
-          <w:rFonts w:ascii="Consolas" w:hAnsi="Consolas" w:eastAsia="Consolas" w:cs="Consolas"/>
-          <w:color w:val="2F5496"/>
-          <w:sz w:val="17"/>
-        </w:rPr>
-        <w:t>&gt; anova(stepwise_BIC, full_model)     # additional check: partial F-test</w:t>
-      </w:r>
-    </w:p>
-    <w:p>
-      <w:pPr>
-        <w:keepNext/>
-        <w:shd w:val="clear" w:color="auto" w:fill="F2F2F2"/>
-        <w:spacing w:before="0" w:after="0" w:line="240" w:lineRule="auto"/>
-        <w:ind w:left="504" w:right="144"/>
-      </w:pPr>
-      <w:r>
-        <w:rPr>
-          <w:rFonts w:ascii="Consolas" w:hAnsi="Consolas" w:eastAsia="Consolas" w:cs="Consolas"/>
-          <w:sz w:val="17"/>
-        </w:rPr>
-        <w:t xml:space="preserve">  Res.Df    RSS Df Sum of Sq      F Pr(&gt;F)</w:t>
-      </w:r>
-    </w:p>
-    <w:p>
-      <w:pPr>
-        <w:keepNext/>
-        <w:shd w:val="clear" w:color="auto" w:fill="F2F2F2"/>
-        <w:spacing w:before="0" w:after="0" w:line="240" w:lineRule="auto"/>
-        <w:ind w:left="504" w:right="144"/>
-      </w:pPr>
-      <w:r>
-        <w:rPr>
-          <w:rFonts w:ascii="Consolas" w:hAnsi="Consolas" w:eastAsia="Consolas" w:cs="Consolas"/>
-          <w:sz w:val="17"/>
-        </w:rPr>
-        <w:t xml:space="preserve">1     94 3842.2                           </w:t>
-      </w:r>
-    </w:p>
-    <w:p>
-      <w:pPr>
-        <w:keepNext w:val="0"/>
-        <w:shd w:val="clear" w:color="auto" w:fill="F2F2F2"/>
-        <w:spacing w:before="0" w:after="160" w:line="240" w:lineRule="auto"/>
-        <w:ind w:left="504" w:right="144"/>
-      </w:pPr>
-      <w:r>
-        <w:rPr>
-          <w:rFonts w:ascii="Consolas" w:hAnsi="Consolas" w:eastAsia="Consolas" w:cs="Consolas"/>
-          <w:sz w:val="17"/>
-        </w:rPr>
-        <w:t>2     84 3469.5 10    372.69 0.9023 0.5349</w:t>
+        <w:t xml:space="preserve"> R² falls from 0.6506 to 0.6131, so the excluded predictors explained about 3.75% of the variation in Y. If any of them has a small real effect, it is no longer in the model. X7 (p = 0.057 in the full model) and X5 are the most likely examples, since AIC and Mallows' Cp kept both.</w:t>
       </w:r>
     </w:p>
     <w:p>
@@ -6513,7 +5377,7 @@
       </w:pPr>
       <w:r>
         <w:rPr/>
-        <w:t xml:space="preserve">λ ≥ 0 is the </w:t>
+        <w:t xml:space="preserve">λ is the </w:t>
       </w:r>
       <w:r>
         <w:rPr>
@@ -6523,7 +5387,7 @@
       </w:r>
       <w:r>
         <w:rPr/>
-        <w:t xml:space="preserve"> that sets the weight of the L1 penalty λ·Σ|βⱼ|, i.e. the trade-off between fitting the data and keeping coefficients small:</w:t>
+        <w:t xml:space="preserve"> that controls the strength of the penalty λ·Σ|βⱼ|.</w:t>
       </w:r>
     </w:p>
     <w:p>
@@ -6537,7 +5401,7 @@
       </w:pPr>
       <w:r>
         <w:rPr/>
-        <w:t>λ = 0 gives ordinary least squares.</w:t>
+        <w:t>When λ = 0 there is no penalty and LASSO gives the ordinary least-squares estimates.</w:t>
       </w:r>
     </w:p>
     <w:p>
@@ -6551,7 +5415,7 @@
       </w:pPr>
       <w:r>
         <w:rPr/>
-        <w:t>As λ increases, all coefficients shrink toward zero and more become exactly zero: lower variance, more bias.</w:t>
+        <w:t>As λ increases, the coefficients are shrunk more toward zero and more of them become exactly zero.</w:t>
       </w:r>
     </w:p>
     <w:p>
@@ -6565,17 +5429,7 @@
       </w:pPr>
       <w:r>
         <w:rPr/>
-        <w:t>For λ ≥ λ_max (≈ 6.86 here), every slope is zero and only the intercept remains.</w:t>
-      </w:r>
-    </w:p>
-    <w:p>
-      <w:pPr>
-        <w:keepNext/>
-        <w:spacing w:before="120"/>
-        <w:ind w:left="259"/>
-      </w:pPr>
-      <w:r>
-        <w:t>(b) Explain why LASSO can produce exactly zero coefficient estimates. The intercept is not penalized.</w:t>
+        <w:t>When λ is very large, all slope coefficients are zero.</w:t>
       </w:r>
     </w:p>
     <w:p>
@@ -6588,27 +5442,17 @@
       </w:pPr>
       <w:r>
         <w:rPr/>
-        <w:t xml:space="preserve">The absolute-value penalty has a </w:t>
-      </w:r>
-      <w:r>
-        <w:rPr>
-          <w:b/>
-        </w:rPr>
-        <w:t>corner at zero</w:t>
-      </w:r>
-      <w:r>
-        <w:rPr/>
-        <w:t xml:space="preserve"> (it is not differentiable there). With standardized predictors each coefficient is updated by </w:t>
-      </w:r>
-      <w:r>
-        <w:rPr>
-          <w:b/>
-        </w:rPr>
-        <w:t>soft-thresholding</w:t>
-      </w:r>
-      <w:r>
-        <w:rPr/>
-        <w:t>:</w:t>
+        <w:t>So λ balances fitting the data well against keeping the model simple.</w:t>
+      </w:r>
+    </w:p>
+    <w:p>
+      <w:pPr>
+        <w:keepNext/>
+        <w:spacing w:before="120"/>
+        <w:ind w:left="259"/>
+      </w:pPr>
+      <w:r>
+        <w:t>(b) Explain why LASSO can produce exactly zero coefficient estimates. The intercept is not penalized.</w:t>
       </w:r>
     </w:p>
     <w:p>
@@ -6621,20 +5465,7 @@
       </w:pPr>
       <w:r>
         <w:rPr/>
-        <w:t>estimate of βⱼ = sign(zⱼ)·max(|zⱼ| − λ, 0),   where zⱼ = (1/N)·Σᵢ xᵢⱼ·(partial residual)ᵢ.</w:t>
-      </w:r>
-    </w:p>
-    <w:p>
-      <w:pPr>
-        <w:pBdr>
-          <w:left w:val="single" w:sz="18" w:space="8" w:color="2F5496"/>
-        </w:pBdr>
-        <w:spacing w:after="100" w:before="0"/>
-        <w:ind w:left="288"/>
-      </w:pPr>
-      <w:r>
-        <w:rPr/>
-        <w:t>Whenever a predictor's association with the residual satisfies |zⱼ| ≤ λ, its estimate is exactly 0, not just small. Geometrically, the constraint region Σ|βⱼ| ≤ t is a diamond with corners on the axes, and the RSS contours usually touch it first at a corner, where some coefficients are zero. Ridge regression's round region has no corners, so it shrinks but never zeroes. The intercept β₀ is not penalized, so it is never shrunk.</w:t>
+        <w:t>The penalty uses absolute values |βⱼ|, which have a sharp corner at zero. Because of this corner, the best solution for a weak predictor is often exactly βⱼ = 0: if a predictor does not reduce the squared error by more than λ, its coefficient is set to zero rather than just made small. Geometrically, the LASSO constraint Σ|βⱼ| ≤ t is a diamond with corners on the axes, and the solution often falls on a corner, where some coefficients are zero. The intercept β₀ is not penalized, so it is never shrunk.</w:t>
       </w:r>
     </w:p>
     <w:p>
@@ -6713,7 +5544,7 @@
           <w:i/>
           <w:sz w:val="19"/>
         </w:rPr>
-        <w:t>Figure 2. 10-fold cross-validated MSE versus log(λ) (seed 6166). Bars show ±1 SE; dashed lines mark lambda.min (left) and lambda.1se (right); the top axis gives the number of nonzero coefficients.</w:t>
+        <w:t>Figure 2. 10-fold cross-validation MSE versus log(λ). The left dashed line marks lambda.min and the right one lambda.1se; the numbers on top are the number of nonzero coefficients.</w:t>
       </w:r>
     </w:p>
     <w:p>
@@ -6742,7 +5573,17 @@
       </w:r>
       <w:r>
         <w:rPr/>
-        <w:t xml:space="preserve"> (log λ ≈ −0.68), with minimum CV MSE = 44.2725 (SE = 5.628) and 8 nonzero coefficients.</w:t>
+        <w:t xml:space="preserve">, giving the smallest cross-validation MSE of </w:t>
+      </w:r>
+      <w:r>
+        <w:rPr>
+          <w:b/>
+        </w:rPr>
+        <w:t>44.2725</w:t>
+      </w:r>
+      <w:r>
+        <w:rPr/>
+        <w:t>.</w:t>
       </w:r>
     </w:p>
     <w:p>
@@ -6909,7 +5750,7 @@
           <w:color w:val="2F5496"/>
           <w:sz w:val="17"/>
         </w:rPr>
-        <w:t>&gt; cv_lasso$lambda.min</w:t>
+        <w:t>&gt; lambda_selected</w:t>
       </w:r>
     </w:p>
     <w:p>
@@ -6939,102 +5780,6 @@
     </w:p>
     <w:p>
       <w:pPr>
-        <w:pStyle w:val="ListBullet"/>
-        <w:pBdr>
-          <w:left w:val="single" w:sz="18" w:space="8" w:color="2F5496"/>
-        </w:pBdr>
-        <w:spacing w:after="100" w:before="0"/>
-        <w:ind w:left="648" w:hanging="288"/>
-      </w:pPr>
-      <w:r>
-        <w:rPr/>
-        <w:t>cv.glmnet() fits the LASSO path on a grid of λ values, decreasing from λ_max ≈ 6.86.</w:t>
-      </w:r>
-    </w:p>
-    <w:p>
-      <w:pPr>
-        <w:pStyle w:val="ListBullet"/>
-        <w:pBdr>
-          <w:left w:val="single" w:sz="18" w:space="8" w:color="2F5496"/>
-        </w:pBdr>
-        <w:spacing w:after="100" w:before="0"/>
-        <w:ind w:left="648" w:hanging="288"/>
-      </w:pPr>
-      <w:r>
-        <w:rPr/>
-        <w:t xml:space="preserve">With set.seed(6166), the 100 observations are randomly split into </w:t>
-      </w:r>
-      <w:r>
-        <w:rPr>
-          <w:b/>
-        </w:rPr>
-        <w:t>10 folds</w:t>
-      </w:r>
-      <w:r>
-        <w:rPr/>
-        <w:t>.</w:t>
-      </w:r>
-    </w:p>
-    <w:p>
-      <w:pPr>
-        <w:pStyle w:val="ListBullet"/>
-        <w:pBdr>
-          <w:left w:val="single" w:sz="18" w:space="8" w:color="2F5496"/>
-        </w:pBdr>
-        <w:spacing w:after="100" w:before="0"/>
-        <w:ind w:left="648" w:hanging="288"/>
-      </w:pPr>
-      <w:r>
-        <w:rPr/>
-        <w:t>For each fold, the model is fitted on the other 9 folds at every λ, and the squared prediction error is computed on the held-out fold.</w:t>
-      </w:r>
-    </w:p>
-    <w:p>
-      <w:pPr>
-        <w:pStyle w:val="ListBullet"/>
-        <w:pBdr>
-          <w:left w:val="single" w:sz="18" w:space="8" w:color="2F5496"/>
-        </w:pBdr>
-        <w:spacing w:after="100" w:before="0"/>
-        <w:ind w:left="648" w:hanging="288"/>
-      </w:pPr>
-      <w:r>
-        <w:rPr/>
-        <w:t xml:space="preserve">Averaging over the 10 folds gives </w:t>
-      </w:r>
-      <w:r>
-        <w:rPr>
-          <w:b/>
-        </w:rPr>
-        <w:t>CV(λ)</w:t>
-      </w:r>
-      <w:r>
-        <w:rPr/>
-        <w:t>, the estimated test MSE (red dots), with a standard error from the fold-to-fold variation (grey bars).</w:t>
-      </w:r>
-    </w:p>
-    <w:p>
-      <w:pPr>
-        <w:pStyle w:val="ListBullet"/>
-        <w:pBdr>
-          <w:left w:val="single" w:sz="18" w:space="8" w:color="2F5496"/>
-        </w:pBdr>
-        <w:spacing w:after="100" w:before="0"/>
-        <w:ind w:left="648" w:hanging="288"/>
-      </w:pPr>
-      <w:r>
-        <w:rPr>
-          <w:b/>
-        </w:rPr>
-        <w:t>lambda.min</w:t>
-      </w:r>
-      <w:r>
-        <w:rPr/>
-        <w:t xml:space="preserve"> is the λ that minimizes CV(λ). Smaller λ overfits (high variance), and larger λ over-shrinks (high bias).</w:t>
-      </w:r>
-    </w:p>
-    <w:p>
-      <w:pPr>
         <w:pBdr>
           <w:left w:val="single" w:sz="18" w:space="8" w:color="2F5496"/>
         </w:pBdr>
@@ -7043,7 +5788,17 @@
       </w:pPr>
       <w:r>
         <w:rPr/>
-        <w:t>lambda.1se = 0.9725 (6 nonzero coefficients) is also marked on the plot but, as instructed, is not used; lambda.min is used throughout.</w:t>
+        <w:t xml:space="preserve">The data are randomly split into 10 folds (seed 6166). For each value of λ, the LASSO model is fitted on 9 folds and its mean squared error is computed on the remaining fold. This is repeated so that each fold is left out once, and the 10 errors are averaged to give the cross-validation MSE for that λ. The λ with the </w:t>
+      </w:r>
+      <w:r>
+        <w:rPr>
+          <w:b/>
+        </w:rPr>
+        <w:t>smallest average MSE</w:t>
+      </w:r>
+      <w:r>
+        <w:rPr/>
+        <w:t xml:space="preserve"> is lambda.min. A λ that is too small overfits the data, and one that is too large shrinks the coefficients too much, so the minimum lies in between. lambda.min is used for the rest of the analysis.</w:t>
       </w:r>
     </w:p>
     <w:p>
@@ -7973,10 +6728,6 @@
         </w:rPr>
         <w:t>X1, X4, X5, X6, X7, X10, X13, X14</w:t>
       </w:r>
-      <w:r>
-        <w:rPr/>
-        <w:t xml:space="preserve"> (intercept = 1.6903, not counted).</w:t>
-      </w:r>
     </w:p>
     <w:p>
       <w:pPr>
@@ -8039,7 +6790,7 @@
       </w:r>
       <w:r>
         <w:rPr/>
-        <w:t>. The other 7 (X2, X3, X8, X9, X11, X12, X15) are set exactly to 0.</w:t>
+        <w:t>.</w:t>
       </w:r>
     </w:p>
     <w:p>
@@ -8100,823 +6851,13 @@
         <w:rPr>
           <w:b/>
         </w:rPr>
-        <w:t>Effect on coefficients.</w:t>
+        <w:t>Effect on the coefficients:</w:t>
       </w:r>
       <w:r>
         <w:rPr/>
-        <w:t xml:space="preserve"> The penalty pulls every estimate toward zero compared with OLS, while keeping its sign. Weak predictors shrink proportionally much more than strong ones: X10 loses about 8%, X6 over 90%.</w:t>
+        <w:t xml:space="preserve"> the penalty shrinks the coefficients toward zero compared with ordinary least squares. For example, the estimate for X10 drops from 7.2157 (full model) to 6.6284, and X13 from −2.6675 to −1.6222. Weak predictors shrink the most: X6 drops from 0.9065 to only 0.0682.</w:t>
       </w:r>
     </w:p>
-    <w:p>
-      <w:pPr>
-        <w:keepNext/>
-        <w:spacing w:before="120" w:after="60"/>
-      </w:pPr>
-      <w:r>
-        <w:rPr>
-          <w:i/>
-          <w:sz w:val="19"/>
-        </w:rPr>
-        <w:t>Table C. OLS versus LASSO estimates for the 8 predictors LASSO keeps.</w:t>
-      </w:r>
-    </w:p>
-    <w:tbl>
-      <w:tblPr>
-        <w:tblStyle w:val="TableGrid"/>
-        <w:tblW w:type="auto" w:w="0"/>
-        <w:jc w:val="center"/>
-        <w:tblLayout w:type="fixed"/>
-        <w:tblLook w:firstColumn="1" w:firstRow="1" w:lastColumn="0" w:lastRow="0" w:noHBand="0" w:noVBand="1" w:val="04A0"/>
-      </w:tblPr>
-      <w:tblGrid>
-        <w:gridCol w:w="1584"/>
-        <w:gridCol w:w="2160"/>
-        <w:gridCol w:w="2304"/>
-        <w:gridCol w:w="1584"/>
-      </w:tblGrid>
-      <w:tr>
-        <w:tc>
-          <w:tcPr>
-            <w:tcW w:type="dxa" w:w="1584"/>
-            <w:shd w:val="clear" w:color="auto" w:fill="EAF0F7"/>
-            <w:tcMar>
-              <w:top w:w="50" w:type="dxa"/>
-              <w:bottom w:w="50" w:type="dxa"/>
-            </w:tcMar>
-          </w:tcPr>
-          <w:p>
-            <w:pPr>
-              <w:spacing w:after="0"/>
-              <w:jc w:val="center"/>
-            </w:pPr>
-            <w:r>
-              <w:rPr>
-                <w:b/>
-                <w:sz w:val="19"/>
-              </w:rPr>
-              <w:t>Predictor</w:t>
-            </w:r>
-          </w:p>
-        </w:tc>
-        <w:tc>
-          <w:tcPr>
-            <w:tcW w:type="dxa" w:w="2160"/>
-            <w:shd w:val="clear" w:color="auto" w:fill="EAF0F7"/>
-            <w:tcMar>
-              <w:top w:w="50" w:type="dxa"/>
-              <w:bottom w:w="50" w:type="dxa"/>
-            </w:tcMar>
-          </w:tcPr>
-          <w:p>
-            <w:pPr>
-              <w:spacing w:after="0"/>
-              <w:jc w:val="center"/>
-            </w:pPr>
-            <w:r>
-              <w:rPr>
-                <w:b/>
-                <w:sz w:val="19"/>
-              </w:rPr>
-              <w:t>OLS (full model)</w:t>
-            </w:r>
-          </w:p>
-        </w:tc>
-        <w:tc>
-          <w:tcPr>
-            <w:tcW w:type="dxa" w:w="2304"/>
-            <w:shd w:val="clear" w:color="auto" w:fill="EAF0F7"/>
-            <w:tcMar>
-              <w:top w:w="50" w:type="dxa"/>
-              <w:bottom w:w="50" w:type="dxa"/>
-            </w:tcMar>
-          </w:tcPr>
-          <w:p>
-            <w:pPr>
-              <w:spacing w:after="0"/>
-              <w:jc w:val="center"/>
-            </w:pPr>
-            <w:r>
-              <w:rPr>
-                <w:b/>
-                <w:sz w:val="19"/>
-              </w:rPr>
-              <w:t>LASSO (lambda.min)</w:t>
-            </w:r>
-          </w:p>
-        </w:tc>
-        <w:tc>
-          <w:tcPr>
-            <w:tcW w:type="dxa" w:w="1584"/>
-            <w:shd w:val="clear" w:color="auto" w:fill="EAF0F7"/>
-            <w:tcMar>
-              <w:top w:w="50" w:type="dxa"/>
-              <w:bottom w:w="50" w:type="dxa"/>
-            </w:tcMar>
-          </w:tcPr>
-          <w:p>
-            <w:pPr>
-              <w:spacing w:after="0"/>
-              <w:jc w:val="center"/>
-            </w:pPr>
-            <w:r>
-              <w:rPr>
-                <w:b/>
-                <w:sz w:val="19"/>
-              </w:rPr>
-              <w:t>Shrinkage</w:t>
-            </w:r>
-          </w:p>
-        </w:tc>
-      </w:tr>
-      <w:tr>
-        <w:tc>
-          <w:tcPr>
-            <w:tcW w:type="dxa" w:w="1584"/>
-            <w:tcMar>
-              <w:top w:w="50" w:type="dxa"/>
-              <w:bottom w:w="50" w:type="dxa"/>
-            </w:tcMar>
-          </w:tcPr>
-          <w:p>
-            <w:pPr>
-              <w:spacing w:after="0"/>
-              <w:jc w:val="left"/>
-            </w:pPr>
-            <w:r>
-              <w:rPr>
-                <w:sz w:val="19"/>
-              </w:rPr>
-              <w:t>X1</w:t>
-            </w:r>
-          </w:p>
-        </w:tc>
-        <w:tc>
-          <w:tcPr>
-            <w:tcW w:type="dxa" w:w="2160"/>
-            <w:tcMar>
-              <w:top w:w="50" w:type="dxa"/>
-              <w:bottom w:w="50" w:type="dxa"/>
-            </w:tcMar>
-          </w:tcPr>
-          <w:p>
-            <w:pPr>
-              <w:spacing w:after="0"/>
-              <w:jc w:val="center"/>
-            </w:pPr>
-            <w:r>
-              <w:rPr>
-                <w:sz w:val="19"/>
-              </w:rPr>
-              <w:t>1.9115</w:t>
-            </w:r>
-          </w:p>
-        </w:tc>
-        <w:tc>
-          <w:tcPr>
-            <w:tcW w:type="dxa" w:w="2304"/>
-            <w:tcMar>
-              <w:top w:w="50" w:type="dxa"/>
-              <w:bottom w:w="50" w:type="dxa"/>
-            </w:tcMar>
-          </w:tcPr>
-          <w:p>
-            <w:pPr>
-              <w:spacing w:after="0"/>
-              <w:jc w:val="center"/>
-            </w:pPr>
-            <w:r>
-              <w:rPr>
-                <w:sz w:val="19"/>
-              </w:rPr>
-              <w:t>1.0794</w:t>
-            </w:r>
-          </w:p>
-        </w:tc>
-        <w:tc>
-          <w:tcPr>
-            <w:tcW w:type="dxa" w:w="1584"/>
-            <w:tcMar>
-              <w:top w:w="50" w:type="dxa"/>
-              <w:bottom w:w="50" w:type="dxa"/>
-            </w:tcMar>
-          </w:tcPr>
-          <w:p>
-            <w:pPr>
-              <w:spacing w:after="0"/>
-              <w:jc w:val="center"/>
-            </w:pPr>
-            <w:r>
-              <w:rPr>
-                <w:sz w:val="19"/>
-              </w:rPr>
-              <w:t>44%</w:t>
-            </w:r>
-          </w:p>
-        </w:tc>
-      </w:tr>
-      <w:tr>
-        <w:tc>
-          <w:tcPr>
-            <w:tcW w:type="dxa" w:w="1584"/>
-            <w:tcMar>
-              <w:top w:w="50" w:type="dxa"/>
-              <w:bottom w:w="50" w:type="dxa"/>
-            </w:tcMar>
-          </w:tcPr>
-          <w:p>
-            <w:pPr>
-              <w:spacing w:after="0"/>
-              <w:jc w:val="left"/>
-            </w:pPr>
-            <w:r>
-              <w:rPr>
-                <w:sz w:val="19"/>
-              </w:rPr>
-              <w:t>X4</w:t>
-            </w:r>
-          </w:p>
-        </w:tc>
-        <w:tc>
-          <w:tcPr>
-            <w:tcW w:type="dxa" w:w="2160"/>
-            <w:tcMar>
-              <w:top w:w="50" w:type="dxa"/>
-              <w:bottom w:w="50" w:type="dxa"/>
-            </w:tcMar>
-          </w:tcPr>
-          <w:p>
-            <w:pPr>
-              <w:spacing w:after="0"/>
-              <w:jc w:val="center"/>
-            </w:pPr>
-            <w:r>
-              <w:rPr>
-                <w:sz w:val="19"/>
-              </w:rPr>
-              <w:t>-2.6473</w:t>
-            </w:r>
-          </w:p>
-        </w:tc>
-        <w:tc>
-          <w:tcPr>
-            <w:tcW w:type="dxa" w:w="2304"/>
-            <w:tcMar>
-              <w:top w:w="50" w:type="dxa"/>
-              <w:bottom w:w="50" w:type="dxa"/>
-            </w:tcMar>
-          </w:tcPr>
-          <w:p>
-            <w:pPr>
-              <w:spacing w:after="0"/>
-              <w:jc w:val="center"/>
-            </w:pPr>
-            <w:r>
-              <w:rPr>
-                <w:sz w:val="19"/>
-              </w:rPr>
-              <w:t>-1.9285</w:t>
-            </w:r>
-          </w:p>
-        </w:tc>
-        <w:tc>
-          <w:tcPr>
-            <w:tcW w:type="dxa" w:w="1584"/>
-            <w:tcMar>
-              <w:top w:w="50" w:type="dxa"/>
-              <w:bottom w:w="50" w:type="dxa"/>
-            </w:tcMar>
-          </w:tcPr>
-          <w:p>
-            <w:pPr>
-              <w:spacing w:after="0"/>
-              <w:jc w:val="center"/>
-            </w:pPr>
-            <w:r>
-              <w:rPr>
-                <w:sz w:val="19"/>
-              </w:rPr>
-              <w:t>27%</w:t>
-            </w:r>
-          </w:p>
-        </w:tc>
-      </w:tr>
-      <w:tr>
-        <w:tc>
-          <w:tcPr>
-            <w:tcW w:type="dxa" w:w="1584"/>
-            <w:tcMar>
-              <w:top w:w="50" w:type="dxa"/>
-              <w:bottom w:w="50" w:type="dxa"/>
-            </w:tcMar>
-          </w:tcPr>
-          <w:p>
-            <w:pPr>
-              <w:spacing w:after="0"/>
-              <w:jc w:val="left"/>
-            </w:pPr>
-            <w:r>
-              <w:rPr>
-                <w:sz w:val="19"/>
-              </w:rPr>
-              <w:t>X5</w:t>
-            </w:r>
-          </w:p>
-        </w:tc>
-        <w:tc>
-          <w:tcPr>
-            <w:tcW w:type="dxa" w:w="2160"/>
-            <w:tcMar>
-              <w:top w:w="50" w:type="dxa"/>
-              <w:bottom w:w="50" w:type="dxa"/>
-            </w:tcMar>
-          </w:tcPr>
-          <w:p>
-            <w:pPr>
-              <w:spacing w:after="0"/>
-              <w:jc w:val="center"/>
-            </w:pPr>
-            <w:r>
-              <w:rPr>
-                <w:sz w:val="19"/>
-              </w:rPr>
-              <w:t>1.1445</w:t>
-            </w:r>
-          </w:p>
-        </w:tc>
-        <w:tc>
-          <w:tcPr>
-            <w:tcW w:type="dxa" w:w="2304"/>
-            <w:tcMar>
-              <w:top w:w="50" w:type="dxa"/>
-              <w:bottom w:w="50" w:type="dxa"/>
-            </w:tcMar>
-          </w:tcPr>
-          <w:p>
-            <w:pPr>
-              <w:spacing w:after="0"/>
-              <w:jc w:val="center"/>
-            </w:pPr>
-            <w:r>
-              <w:rPr>
-                <w:sz w:val="19"/>
-              </w:rPr>
-              <w:t>0.4184</w:t>
-            </w:r>
-          </w:p>
-        </w:tc>
-        <w:tc>
-          <w:tcPr>
-            <w:tcW w:type="dxa" w:w="1584"/>
-            <w:tcMar>
-              <w:top w:w="50" w:type="dxa"/>
-              <w:bottom w:w="50" w:type="dxa"/>
-            </w:tcMar>
-          </w:tcPr>
-          <w:p>
-            <w:pPr>
-              <w:spacing w:after="0"/>
-              <w:jc w:val="center"/>
-            </w:pPr>
-            <w:r>
-              <w:rPr>
-                <w:sz w:val="19"/>
-              </w:rPr>
-              <w:t>63%</w:t>
-            </w:r>
-          </w:p>
-        </w:tc>
-      </w:tr>
-      <w:tr>
-        <w:tc>
-          <w:tcPr>
-            <w:tcW w:type="dxa" w:w="1584"/>
-            <w:tcMar>
-              <w:top w:w="50" w:type="dxa"/>
-              <w:bottom w:w="50" w:type="dxa"/>
-            </w:tcMar>
-          </w:tcPr>
-          <w:p>
-            <w:pPr>
-              <w:spacing w:after="0"/>
-              <w:jc w:val="left"/>
-            </w:pPr>
-            <w:r>
-              <w:rPr>
-                <w:sz w:val="19"/>
-              </w:rPr>
-              <w:t>X6</w:t>
-            </w:r>
-          </w:p>
-        </w:tc>
-        <w:tc>
-          <w:tcPr>
-            <w:tcW w:type="dxa" w:w="2160"/>
-            <w:tcMar>
-              <w:top w:w="50" w:type="dxa"/>
-              <w:bottom w:w="50" w:type="dxa"/>
-            </w:tcMar>
-          </w:tcPr>
-          <w:p>
-            <w:pPr>
-              <w:spacing w:after="0"/>
-              <w:jc w:val="center"/>
-            </w:pPr>
-            <w:r>
-              <w:rPr>
-                <w:sz w:val="19"/>
-              </w:rPr>
-              <w:t>0.9065</w:t>
-            </w:r>
-          </w:p>
-        </w:tc>
-        <w:tc>
-          <w:tcPr>
-            <w:tcW w:type="dxa" w:w="2304"/>
-            <w:tcMar>
-              <w:top w:w="50" w:type="dxa"/>
-              <w:bottom w:w="50" w:type="dxa"/>
-            </w:tcMar>
-          </w:tcPr>
-          <w:p>
-            <w:pPr>
-              <w:spacing w:after="0"/>
-              <w:jc w:val="center"/>
-            </w:pPr>
-            <w:r>
-              <w:rPr>
-                <w:sz w:val="19"/>
-              </w:rPr>
-              <w:t>0.0682</w:t>
-            </w:r>
-          </w:p>
-        </w:tc>
-        <w:tc>
-          <w:tcPr>
-            <w:tcW w:type="dxa" w:w="1584"/>
-            <w:tcMar>
-              <w:top w:w="50" w:type="dxa"/>
-              <w:bottom w:w="50" w:type="dxa"/>
-            </w:tcMar>
-          </w:tcPr>
-          <w:p>
-            <w:pPr>
-              <w:spacing w:after="0"/>
-              <w:jc w:val="center"/>
-            </w:pPr>
-            <w:r>
-              <w:rPr>
-                <w:sz w:val="19"/>
-              </w:rPr>
-              <w:t>92%</w:t>
-            </w:r>
-          </w:p>
-        </w:tc>
-      </w:tr>
-      <w:tr>
-        <w:tc>
-          <w:tcPr>
-            <w:tcW w:type="dxa" w:w="1584"/>
-            <w:tcMar>
-              <w:top w:w="50" w:type="dxa"/>
-              <w:bottom w:w="50" w:type="dxa"/>
-            </w:tcMar>
-          </w:tcPr>
-          <w:p>
-            <w:pPr>
-              <w:spacing w:after="0"/>
-              <w:jc w:val="left"/>
-            </w:pPr>
-            <w:r>
-              <w:rPr>
-                <w:sz w:val="19"/>
-              </w:rPr>
-              <w:t>X7</w:t>
-            </w:r>
-          </w:p>
-        </w:tc>
-        <w:tc>
-          <w:tcPr>
-            <w:tcW w:type="dxa" w:w="2160"/>
-            <w:tcMar>
-              <w:top w:w="50" w:type="dxa"/>
-              <w:bottom w:w="50" w:type="dxa"/>
-            </w:tcMar>
-          </w:tcPr>
-          <w:p>
-            <w:pPr>
-              <w:spacing w:after="0"/>
-              <w:jc w:val="center"/>
-            </w:pPr>
-            <w:r>
-              <w:rPr>
-                <w:sz w:val="19"/>
-              </w:rPr>
-              <w:t>1.2767</w:t>
-            </w:r>
-          </w:p>
-        </w:tc>
-        <w:tc>
-          <w:tcPr>
-            <w:tcW w:type="dxa" w:w="2304"/>
-            <w:tcMar>
-              <w:top w:w="50" w:type="dxa"/>
-              <w:bottom w:w="50" w:type="dxa"/>
-            </w:tcMar>
-          </w:tcPr>
-          <w:p>
-            <w:pPr>
-              <w:spacing w:after="0"/>
-              <w:jc w:val="center"/>
-            </w:pPr>
-            <w:r>
-              <w:rPr>
-                <w:sz w:val="19"/>
-              </w:rPr>
-              <w:t>0.8993</w:t>
-            </w:r>
-          </w:p>
-        </w:tc>
-        <w:tc>
-          <w:tcPr>
-            <w:tcW w:type="dxa" w:w="1584"/>
-            <w:tcMar>
-              <w:top w:w="50" w:type="dxa"/>
-              <w:bottom w:w="50" w:type="dxa"/>
-            </w:tcMar>
-          </w:tcPr>
-          <w:p>
-            <w:pPr>
-              <w:spacing w:after="0"/>
-              <w:jc w:val="center"/>
-            </w:pPr>
-            <w:r>
-              <w:rPr>
-                <w:sz w:val="19"/>
-              </w:rPr>
-              <w:t>30%</w:t>
-            </w:r>
-          </w:p>
-        </w:tc>
-      </w:tr>
-      <w:tr>
-        <w:tc>
-          <w:tcPr>
-            <w:tcW w:type="dxa" w:w="1584"/>
-            <w:tcMar>
-              <w:top w:w="50" w:type="dxa"/>
-              <w:bottom w:w="50" w:type="dxa"/>
-            </w:tcMar>
-          </w:tcPr>
-          <w:p>
-            <w:pPr>
-              <w:spacing w:after="0"/>
-              <w:jc w:val="left"/>
-            </w:pPr>
-            <w:r>
-              <w:rPr>
-                <w:sz w:val="19"/>
-              </w:rPr>
-              <w:t>X10</w:t>
-            </w:r>
-          </w:p>
-        </w:tc>
-        <w:tc>
-          <w:tcPr>
-            <w:tcW w:type="dxa" w:w="2160"/>
-            <w:tcMar>
-              <w:top w:w="50" w:type="dxa"/>
-              <w:bottom w:w="50" w:type="dxa"/>
-            </w:tcMar>
-          </w:tcPr>
-          <w:p>
-            <w:pPr>
-              <w:spacing w:after="0"/>
-              <w:jc w:val="center"/>
-            </w:pPr>
-            <w:r>
-              <w:rPr>
-                <w:sz w:val="19"/>
-              </w:rPr>
-              <w:t>7.2157</w:t>
-            </w:r>
-          </w:p>
-        </w:tc>
-        <w:tc>
-          <w:tcPr>
-            <w:tcW w:type="dxa" w:w="2304"/>
-            <w:tcMar>
-              <w:top w:w="50" w:type="dxa"/>
-              <w:bottom w:w="50" w:type="dxa"/>
-            </w:tcMar>
-          </w:tcPr>
-          <w:p>
-            <w:pPr>
-              <w:spacing w:after="0"/>
-              <w:jc w:val="center"/>
-            </w:pPr>
-            <w:r>
-              <w:rPr>
-                <w:sz w:val="19"/>
-              </w:rPr>
-              <w:t>6.6284</w:t>
-            </w:r>
-          </w:p>
-        </w:tc>
-        <w:tc>
-          <w:tcPr>
-            <w:tcW w:type="dxa" w:w="1584"/>
-            <w:tcMar>
-              <w:top w:w="50" w:type="dxa"/>
-              <w:bottom w:w="50" w:type="dxa"/>
-            </w:tcMar>
-          </w:tcPr>
-          <w:p>
-            <w:pPr>
-              <w:spacing w:after="0"/>
-              <w:jc w:val="center"/>
-            </w:pPr>
-            <w:r>
-              <w:rPr>
-                <w:sz w:val="19"/>
-              </w:rPr>
-              <w:t>8%</w:t>
-            </w:r>
-          </w:p>
-        </w:tc>
-      </w:tr>
-      <w:tr>
-        <w:tc>
-          <w:tcPr>
-            <w:tcW w:type="dxa" w:w="1584"/>
-            <w:tcMar>
-              <w:top w:w="50" w:type="dxa"/>
-              <w:bottom w:w="50" w:type="dxa"/>
-            </w:tcMar>
-          </w:tcPr>
-          <w:p>
-            <w:pPr>
-              <w:spacing w:after="0"/>
-              <w:jc w:val="left"/>
-            </w:pPr>
-            <w:r>
-              <w:rPr>
-                <w:sz w:val="19"/>
-              </w:rPr>
-              <w:t>X13</w:t>
-            </w:r>
-          </w:p>
-        </w:tc>
-        <w:tc>
-          <w:tcPr>
-            <w:tcW w:type="dxa" w:w="2160"/>
-            <w:tcMar>
-              <w:top w:w="50" w:type="dxa"/>
-              <w:bottom w:w="50" w:type="dxa"/>
-            </w:tcMar>
-          </w:tcPr>
-          <w:p>
-            <w:pPr>
-              <w:spacing w:after="0"/>
-              <w:jc w:val="center"/>
-            </w:pPr>
-            <w:r>
-              <w:rPr>
-                <w:sz w:val="19"/>
-              </w:rPr>
-              <w:t>-2.6675</w:t>
-            </w:r>
-          </w:p>
-        </w:tc>
-        <w:tc>
-          <w:tcPr>
-            <w:tcW w:type="dxa" w:w="2304"/>
-            <w:tcMar>
-              <w:top w:w="50" w:type="dxa"/>
-              <w:bottom w:w="50" w:type="dxa"/>
-            </w:tcMar>
-          </w:tcPr>
-          <w:p>
-            <w:pPr>
-              <w:spacing w:after="0"/>
-              <w:jc w:val="center"/>
-            </w:pPr>
-            <w:r>
-              <w:rPr>
-                <w:sz w:val="19"/>
-              </w:rPr>
-              <w:t>-1.6222</w:t>
-            </w:r>
-          </w:p>
-        </w:tc>
-        <w:tc>
-          <w:tcPr>
-            <w:tcW w:type="dxa" w:w="1584"/>
-            <w:tcMar>
-              <w:top w:w="50" w:type="dxa"/>
-              <w:bottom w:w="50" w:type="dxa"/>
-            </w:tcMar>
-          </w:tcPr>
-          <w:p>
-            <w:pPr>
-              <w:spacing w:after="0"/>
-              <w:jc w:val="center"/>
-            </w:pPr>
-            <w:r>
-              <w:rPr>
-                <w:sz w:val="19"/>
-              </w:rPr>
-              <w:t>39%</w:t>
-            </w:r>
-          </w:p>
-        </w:tc>
-      </w:tr>
-      <w:tr>
-        <w:tc>
-          <w:tcPr>
-            <w:tcW w:type="dxa" w:w="1584"/>
-            <w:tcMar>
-              <w:top w:w="50" w:type="dxa"/>
-              <w:bottom w:w="50" w:type="dxa"/>
-            </w:tcMar>
-          </w:tcPr>
-          <w:p>
-            <w:pPr>
-              <w:spacing w:after="0"/>
-              <w:jc w:val="left"/>
-            </w:pPr>
-            <w:r>
-              <w:rPr>
-                <w:sz w:val="19"/>
-              </w:rPr>
-              <w:t>X14</w:t>
-            </w:r>
-          </w:p>
-        </w:tc>
-        <w:tc>
-          <w:tcPr>
-            <w:tcW w:type="dxa" w:w="2160"/>
-            <w:tcMar>
-              <w:top w:w="50" w:type="dxa"/>
-              <w:bottom w:w="50" w:type="dxa"/>
-            </w:tcMar>
-          </w:tcPr>
-          <w:p>
-            <w:pPr>
-              <w:spacing w:after="0"/>
-              <w:jc w:val="center"/>
-            </w:pPr>
-            <w:r>
-              <w:rPr>
-                <w:sz w:val="19"/>
-              </w:rPr>
-              <w:t>-1.6059</w:t>
-            </w:r>
-          </w:p>
-        </w:tc>
-        <w:tc>
-          <w:tcPr>
-            <w:tcW w:type="dxa" w:w="2304"/>
-            <w:tcMar>
-              <w:top w:w="50" w:type="dxa"/>
-              <w:bottom w:w="50" w:type="dxa"/>
-            </w:tcMar>
-          </w:tcPr>
-          <w:p>
-            <w:pPr>
-              <w:spacing w:after="0"/>
-              <w:jc w:val="center"/>
-            </w:pPr>
-            <w:r>
-              <w:rPr>
-                <w:sz w:val="19"/>
-              </w:rPr>
-              <w:t>-1.1693</w:t>
-            </w:r>
-          </w:p>
-        </w:tc>
-        <w:tc>
-          <w:tcPr>
-            <w:tcW w:type="dxa" w:w="1584"/>
-            <w:tcMar>
-              <w:top w:w="50" w:type="dxa"/>
-              <w:bottom w:w="50" w:type="dxa"/>
-            </w:tcMar>
-          </w:tcPr>
-          <w:p>
-            <w:pPr>
-              <w:spacing w:after="0"/>
-              <w:jc w:val="center"/>
-            </w:pPr>
-            <w:r>
-              <w:rPr>
-                <w:sz w:val="19"/>
-              </w:rPr>
-              <w:t>27%</w:t>
-            </w:r>
-          </w:p>
-        </w:tc>
-      </w:tr>
-    </w:tbl>
     <w:p>
       <w:pPr>
         <w:pBdr>
@@ -8929,11 +6870,11 @@
         <w:rPr>
           <w:b/>
         </w:rPr>
-        <w:t>Why some predictors are excluded.</w:t>
+        <w:t>Why some are excluded:</w:t>
       </w:r>
       <w:r>
         <w:rPr/>
-        <w:t xml:space="preserve"> A predictor is dropped when its contribution to reducing the squared error does not outweigh the penalty λ|βⱼ|; soft-thresholding then sets its estimate to exactly 0. The seven excluded predictors all had small, clearly non-significant OLS estimates (|t| &lt; 0.75), and X6 only barely survives (0.068).</w:t>
+        <w:t xml:space="preserve"> a predictor whose contribution to reducing the squared error is smaller than the penalty is set exactly to zero. Here X2, X3, X8, X9, X11, X12 and X15 were excluded; they were all far from significant in the full model.</w:t>
       </w:r>
     </w:p>
     <w:p>
@@ -8948,11 +6889,11 @@
         <w:rPr>
           <w:b/>
         </w:rPr>
-        <w:t>λ and sparsity.</w:t>
+        <w:t>λ and sparsity:</w:t>
       </w:r>
       <w:r>
         <w:rPr/>
-        <w:t xml:space="preserve"> Larger λ gives a sparser model. The top axis of Figure 2 shows the number of nonzero coefficients falling from 15 at small λ to 8 at lambda.min, 6 at lambda.1se, 1 (X10 only) for log λ between about 1 and 1.8, and 0 at λ_max ≈ 6.86.</w:t>
+        <w:t xml:space="preserve"> the larger λ is, the sparser the model. The numbers on top of Figure 2 show the number of nonzero coefficients falling from 15 at small λ, to 8 at lambda.min, 6 at lambda.1se, and 0 at the largest λ.</w:t>
       </w:r>
     </w:p>
     <w:p>
@@ -9762,7 +7703,7 @@
       </w:r>
       <w:r>
         <w:rPr/>
-        <w:t xml:space="preserve"> Classical selection (stepwise BIC): </w:t>
+        <w:t xml:space="preserve"> Classical selection (stepwise BIC) selected </w:t>
       </w:r>
       <w:r>
         <w:rPr>
@@ -9772,7 +7713,7 @@
       </w:r>
       <w:r>
         <w:rPr/>
-        <w:t xml:space="preserve"> predictors. LASSO (lambda.min): </w:t>
+        <w:t xml:space="preserve"> predictors; LASSO selected </w:t>
       </w:r>
       <w:r>
         <w:rPr>
@@ -9840,7 +7781,7 @@
       </w:r>
       <w:r>
         <w:rPr/>
-        <w:t>, all by LASSO only. No predictor is chosen by the classical method alone, so the classical set is a subset of the LASSO set.</w:t>
+        <w:t xml:space="preserve"> (LASSO only). No predictor was selected only by the classical method.</w:t>
       </w:r>
     </w:p>
     <w:p>
@@ -9874,17 +7815,17 @@
       </w:r>
       <w:r>
         <w:rPr/>
-        <w:t xml:space="preserve"> Both methods keep the same five core predictors, but LASSO adds X5, X6 and X7, so the </w:t>
+        <w:t xml:space="preserve"> Both methods select X1, X4, X10, X13 and X14, but LASSO also selects X5, X6 and X7. The </w:t>
       </w:r>
       <w:r>
         <w:rPr>
           <w:b/>
         </w:rPr>
-        <w:t>classical BIC model is smaller</w:t>
+        <w:t>classical method (BIC) selects fewer</w:t>
       </w:r>
       <w:r>
         <w:rPr/>
-        <w:t xml:space="preserve"> (5 vs 8). Reasons:</w:t>
+        <w:t xml:space="preserve"> predictors (5 vs 8). Reasons the sets differ:</w:t>
       </w:r>
     </w:p>
     <w:p>
@@ -9900,11 +7841,11 @@
         <w:rPr>
           <w:b/>
         </w:rPr>
-        <w:t>Different criteria.</w:t>
+        <w:t>Different criteria:</w:t>
       </w:r>
       <w:r>
         <w:rPr/>
-        <w:t xml:space="preserve"> BIC charges log(100) ≈ 4.61 per parameter and aims at the true sparse model. lambda.min instead minimizes prediction error, which tends to keep weak predictors that lower MSE slightly. The same pattern appears within the classical methods: AIC and Cp keep 7 predictors, and adjusted R² keeps 8, exactly the LASSO set (Table A).</w:t>
+        <w:t xml:space="preserve"> BIC has a heavy penalty for each extra predictor and aims for a simple model, whereas lambda.min minimizes cross-validation prediction error, which often keeps a few weak predictors. In the code, AIC and Cp also kept 7 predictors and adjusted R² kept the same 8 as LASSO.</w:t>
       </w:r>
     </w:p>
     <w:p>
@@ -9920,11 +7861,11 @@
         <w:rPr>
           <w:b/>
         </w:rPr>
-        <w:t>Coefficient shrinkage.</w:t>
+        <w:t>Coefficient shrinkage:</w:t>
       </w:r>
       <w:r>
         <w:rPr/>
-        <w:t xml:space="preserve"> LASSO lets a weak predictor in cheaply, with a tiny coefficient (X6 = 0.068, X5 = 0.418). Because lambda.min also shrinks the strong effects (X13: −2.67 → −1.62), the extra small terms partly make up for that. In subset selection a predictor is either out or in at its full OLS size, paying the full BIC penalty.</w:t>
+        <w:t xml:space="preserve"> LASSO can keep a weak predictor with a very small coefficient (e.g., X6 = 0.068), while classical selection must include a predictor at its full OLS estimate or drop it completely.</w:t>
       </w:r>
     </w:p>
     <w:p>
@@ -9940,11 +7881,42 @@
         <w:rPr>
           <w:b/>
         </w:rPr>
-        <w:t>Correlation among predictors.</w:t>
+        <w:t>Correlation among predictors:</w:t>
       </w:r>
       <w:r>
         <w:rPr/>
-        <w:t xml:space="preserve"> Correlations here are weak (largest |r| = 0.295, X5 with X13; VIFs 1.05–1.24), so this is a minor factor. Still, X5 overlaps with X13 and X14 (r = 0.295, −0.211): once those are in, X5 adds little and greedy stepwise never adds it, whereas LASSO spreads the effect and keeps X5 with a small coefficient.</w:t>
+        <w:t xml:space="preserve"> when predictors are correlated, they share information. Stepwise selection may keep one and drop the other, while LASSO may keep both with smaller coefficients, which leads to different selected sets.</w:t>
+      </w:r>
+    </w:p>
+    <w:p>
+      <w:pPr>
+        <w:keepNext/>
+        <w:spacing w:before="280"/>
+      </w:pPr>
+      <w:r>
+        <w:rPr>
+          <w:b/>
+        </w:rPr>
+        <w:lastRenderedPageBreak/>
+        <w:t xml:space="preserve">Question 15. Final discussion (5 points). </w:t>
+      </w:r>
+      <w:r>
+        <w:t>State which method you prefer for this dataset and justify your choice using model simplicity, the selected predictors, and the results of your analysis. Do not assume that a selected predictor is necessarily a true predictor: the identities of the 5 nonzero population coefficients are unknown to you.</w:t>
+      </w:r>
+    </w:p>
+    <w:p>
+      <w:pPr>
+        <w:pBdr>
+          <w:left w:val="single" w:sz="18" w:space="8" w:color="2F5496"/>
+        </w:pBdr>
+        <w:spacing w:after="100" w:before="0"/>
+        <w:ind w:left="288"/>
+      </w:pPr>
+      <w:r>
+        <w:rPr>
+          <w:b/>
+        </w:rPr>
+        <w:t>I prefer the classical bidirectional stepwise model with BIC (X1, X4, X10, X13, X14).</w:t>
       </w:r>
     </w:p>
     <w:p>
@@ -9960,444 +7932,11 @@
         <w:rPr>
           <w:b/>
         </w:rPr>
-        <w:t>Search and randomness.</w:t>
+        <w:t>Model simplicity:</w:t>
       </w:r>
       <w:r>
         <w:rPr/>
-        <w:t xml:space="preserve"> Stepwise selection is a greedy, discrete search, while LASSO follows a continuous path. lambda.min also depends on the random fold split.</w:t>
-      </w:r>
-    </w:p>
-    <w:p>
-      <w:pPr>
-        <w:keepNext/>
-        <w:spacing w:before="280"/>
-      </w:pPr>
-      <w:r>
-        <w:rPr>
-          <w:b/>
-        </w:rPr>
-        <w:lastRenderedPageBreak/>
-        <w:t xml:space="preserve">Question 15. Final discussion (5 points). </w:t>
-      </w:r>
-      <w:r>
-        <w:t>State which method you prefer for this dataset and justify your choice using model simplicity, the selected predictors, and the results of your analysis. Do not assume that a selected predictor is necessarily a true predictor: the identities of the 5 nonzero population coefficients are unknown to you.</w:t>
-      </w:r>
-    </w:p>
-    <w:p>
-      <w:pPr>
-        <w:pBdr>
-          <w:left w:val="single" w:sz="18" w:space="8" w:color="2F5496"/>
-        </w:pBdr>
-        <w:spacing w:after="100" w:before="0"/>
-        <w:ind w:left="288"/>
-      </w:pPr>
-      <w:r>
-        <w:rPr>
-          <w:b/>
-        </w:rPr>
-        <w:t>Preferred: the classical bidirectional stepwise model with BIC (X1, X4, X10, X13, X14).</w:t>
-      </w:r>
-    </w:p>
-    <w:p>
-      <w:pPr>
-        <w:keepNext/>
-        <w:spacing w:before="120" w:after="60"/>
-      </w:pPr>
-      <w:r>
-        <w:rPr>
-          <w:i/>
-          <w:sz w:val="19"/>
-        </w:rPr>
-        <w:t>Table D. Summary of the three models.</w:t>
-      </w:r>
-    </w:p>
-    <w:tbl>
-      <w:tblPr>
-        <w:tblStyle w:val="TableGrid"/>
-        <w:tblW w:type="auto" w:w="0"/>
-        <w:jc w:val="center"/>
-        <w:tblLayout w:type="fixed"/>
-        <w:tblLook w:firstColumn="1" w:firstRow="1" w:lastColumn="0" w:lastRow="0" w:noHBand="0" w:noVBand="1" w:val="04A0"/>
-      </w:tblPr>
-      <w:tblGrid>
-        <w:gridCol w:w="2736"/>
-        <w:gridCol w:w="1440"/>
-        <w:gridCol w:w="1728"/>
-        <w:gridCol w:w="2016"/>
-      </w:tblGrid>
-      <w:tr>
-        <w:tc>
-          <w:tcPr>
-            <w:tcW w:type="dxa" w:w="2736"/>
-            <w:shd w:val="clear" w:color="auto" w:fill="EAF0F7"/>
-            <w:tcMar>
-              <w:top w:w="50" w:type="dxa"/>
-              <w:bottom w:w="50" w:type="dxa"/>
-            </w:tcMar>
-          </w:tcPr>
-          <w:p>
-            <w:pPr>
-              <w:spacing w:after="0"/>
-              <w:jc w:val="center"/>
-            </w:pPr>
-            <w:r>
-              <w:rPr>
-                <w:b/>
-                <w:sz w:val="19"/>
-              </w:rPr>
-              <w:t>Model</w:t>
-            </w:r>
-          </w:p>
-        </w:tc>
-        <w:tc>
-          <w:tcPr>
-            <w:tcW w:type="dxa" w:w="1440"/>
-            <w:shd w:val="clear" w:color="auto" w:fill="EAF0F7"/>
-            <w:tcMar>
-              <w:top w:w="50" w:type="dxa"/>
-              <w:bottom w:w="50" w:type="dxa"/>
-            </w:tcMar>
-          </w:tcPr>
-          <w:p>
-            <w:pPr>
-              <w:spacing w:after="0"/>
-              <w:jc w:val="center"/>
-            </w:pPr>
-            <w:r>
-              <w:rPr>
-                <w:b/>
-                <w:sz w:val="19"/>
-              </w:rPr>
-              <w:t>Predictors</w:t>
-            </w:r>
-          </w:p>
-        </w:tc>
-        <w:tc>
-          <w:tcPr>
-            <w:tcW w:type="dxa" w:w="1728"/>
-            <w:shd w:val="clear" w:color="auto" w:fill="EAF0F7"/>
-            <w:tcMar>
-              <w:top w:w="50" w:type="dxa"/>
-              <w:bottom w:w="50" w:type="dxa"/>
-            </w:tcMar>
-          </w:tcPr>
-          <w:p>
-            <w:pPr>
-              <w:spacing w:after="0"/>
-              <w:jc w:val="center"/>
-            </w:pPr>
-            <w:r>
-              <w:rPr>
-                <w:b/>
-                <w:sz w:val="19"/>
-              </w:rPr>
-              <w:t>Adjusted R²</w:t>
-            </w:r>
-          </w:p>
-        </w:tc>
-        <w:tc>
-          <w:tcPr>
-            <w:tcW w:type="dxa" w:w="2016"/>
-            <w:shd w:val="clear" w:color="auto" w:fill="EAF0F7"/>
-            <w:tcMar>
-              <w:top w:w="50" w:type="dxa"/>
-              <w:bottom w:w="50" w:type="dxa"/>
-            </w:tcMar>
-          </w:tcPr>
-          <w:p>
-            <w:pPr>
-              <w:spacing w:after="0"/>
-              <w:jc w:val="center"/>
-            </w:pPr>
-            <w:r>
-              <w:rPr>
-                <w:b/>
-                <w:sz w:val="19"/>
-              </w:rPr>
-              <w:t>10-fold CV MSE</w:t>
-            </w:r>
-            <w:r>
-              <w:rPr>
-                <w:sz w:val="19"/>
-              </w:rPr>
-              <w:t>*</w:t>
-            </w:r>
-          </w:p>
-        </w:tc>
-      </w:tr>
-      <w:tr>
-        <w:tc>
-          <w:tcPr>
-            <w:tcW w:type="dxa" w:w="2736"/>
-            <w:tcMar>
-              <w:top w:w="50" w:type="dxa"/>
-              <w:bottom w:w="50" w:type="dxa"/>
-            </w:tcMar>
-          </w:tcPr>
-          <w:p>
-            <w:pPr>
-              <w:spacing w:after="0"/>
-              <w:jc w:val="left"/>
-            </w:pPr>
-            <w:r>
-              <w:rPr>
-                <w:sz w:val="19"/>
-              </w:rPr>
-              <w:t>Full OLS</w:t>
-            </w:r>
-          </w:p>
-        </w:tc>
-        <w:tc>
-          <w:tcPr>
-            <w:tcW w:type="dxa" w:w="1440"/>
-            <w:tcMar>
-              <w:top w:w="50" w:type="dxa"/>
-              <w:bottom w:w="50" w:type="dxa"/>
-            </w:tcMar>
-          </w:tcPr>
-          <w:p>
-            <w:pPr>
-              <w:spacing w:after="0"/>
-              <w:jc w:val="center"/>
-            </w:pPr>
-            <w:r>
-              <w:rPr>
-                <w:sz w:val="19"/>
-              </w:rPr>
-              <w:t>15</w:t>
-            </w:r>
-          </w:p>
-        </w:tc>
-        <w:tc>
-          <w:tcPr>
-            <w:tcW w:type="dxa" w:w="1728"/>
-            <w:tcMar>
-              <w:top w:w="50" w:type="dxa"/>
-              <w:bottom w:w="50" w:type="dxa"/>
-            </w:tcMar>
-          </w:tcPr>
-          <w:p>
-            <w:pPr>
-              <w:spacing w:after="0"/>
-              <w:jc w:val="center"/>
-            </w:pPr>
-            <w:r>
-              <w:rPr>
-                <w:sz w:val="19"/>
-              </w:rPr>
-              <w:t>0.5882</w:t>
-            </w:r>
-          </w:p>
-        </w:tc>
-        <w:tc>
-          <w:tcPr>
-            <w:tcW w:type="dxa" w:w="2016"/>
-            <w:tcMar>
-              <w:top w:w="50" w:type="dxa"/>
-              <w:bottom w:w="50" w:type="dxa"/>
-            </w:tcMar>
-          </w:tcPr>
-          <w:p>
-            <w:pPr>
-              <w:spacing w:after="0"/>
-              <w:jc w:val="center"/>
-            </w:pPr>
-            <w:r>
-              <w:rPr>
-                <w:sz w:val="19"/>
-              </w:rPr>
-              <w:t>49.92</w:t>
-            </w:r>
-          </w:p>
-        </w:tc>
-      </w:tr>
-      <w:tr>
-        <w:tc>
-          <w:tcPr>
-            <w:tcW w:type="dxa" w:w="2736"/>
-            <w:tcMar>
-              <w:top w:w="50" w:type="dxa"/>
-              <w:bottom w:w="50" w:type="dxa"/>
-            </w:tcMar>
-          </w:tcPr>
-          <w:p>
-            <w:pPr>
-              <w:spacing w:after="0"/>
-              <w:jc w:val="left"/>
-            </w:pPr>
-            <w:r>
-              <w:rPr>
-                <w:b/>
-                <w:sz w:val="19"/>
-              </w:rPr>
-              <w:t>Stepwise BIC (OLS)</w:t>
-            </w:r>
-          </w:p>
-        </w:tc>
-        <w:tc>
-          <w:tcPr>
-            <w:tcW w:type="dxa" w:w="1440"/>
-            <w:tcMar>
-              <w:top w:w="50" w:type="dxa"/>
-              <w:bottom w:w="50" w:type="dxa"/>
-            </w:tcMar>
-          </w:tcPr>
-          <w:p>
-            <w:pPr>
-              <w:spacing w:after="0"/>
-              <w:jc w:val="center"/>
-            </w:pPr>
-            <w:r>
-              <w:rPr>
-                <w:b/>
-                <w:sz w:val="19"/>
-              </w:rPr>
-              <w:t>5</w:t>
-            </w:r>
-          </w:p>
-        </w:tc>
-        <w:tc>
-          <w:tcPr>
-            <w:tcW w:type="dxa" w:w="1728"/>
-            <w:tcMar>
-              <w:top w:w="50" w:type="dxa"/>
-              <w:bottom w:w="50" w:type="dxa"/>
-            </w:tcMar>
-          </w:tcPr>
-          <w:p>
-            <w:pPr>
-              <w:spacing w:after="0"/>
-              <w:jc w:val="center"/>
-            </w:pPr>
-            <w:r>
-              <w:rPr>
-                <w:b/>
-                <w:sz w:val="19"/>
-              </w:rPr>
-              <w:t>0.5925</w:t>
-            </w:r>
-          </w:p>
-        </w:tc>
-        <w:tc>
-          <w:tcPr>
-            <w:tcW w:type="dxa" w:w="2016"/>
-            <w:tcMar>
-              <w:top w:w="50" w:type="dxa"/>
-              <w:bottom w:w="50" w:type="dxa"/>
-            </w:tcMar>
-          </w:tcPr>
-          <w:p>
-            <w:pPr>
-              <w:spacing w:after="0"/>
-              <w:jc w:val="center"/>
-            </w:pPr>
-            <w:r>
-              <w:rPr>
-                <w:b/>
-                <w:sz w:val="19"/>
-              </w:rPr>
-              <w:t>42.32</w:t>
-            </w:r>
-          </w:p>
-        </w:tc>
-      </w:tr>
-      <w:tr>
-        <w:tc>
-          <w:tcPr>
-            <w:tcW w:type="dxa" w:w="2736"/>
-            <w:tcMar>
-              <w:top w:w="50" w:type="dxa"/>
-              <w:bottom w:w="50" w:type="dxa"/>
-            </w:tcMar>
-          </w:tcPr>
-          <w:p>
-            <w:pPr>
-              <w:spacing w:after="0"/>
-              <w:jc w:val="left"/>
-            </w:pPr>
-            <w:r>
-              <w:rPr>
-                <w:sz w:val="19"/>
-              </w:rPr>
-              <w:t>LASSO (lambda.min)</w:t>
-            </w:r>
-          </w:p>
-        </w:tc>
-        <w:tc>
-          <w:tcPr>
-            <w:tcW w:type="dxa" w:w="1440"/>
-            <w:tcMar>
-              <w:top w:w="50" w:type="dxa"/>
-              <w:bottom w:w="50" w:type="dxa"/>
-            </w:tcMar>
-          </w:tcPr>
-          <w:p>
-            <w:pPr>
-              <w:spacing w:after="0"/>
-              <w:jc w:val="center"/>
-            </w:pPr>
-            <w:r>
-              <w:rPr>
-                <w:sz w:val="19"/>
-              </w:rPr>
-              <w:t>8</w:t>
-            </w:r>
-          </w:p>
-        </w:tc>
-        <w:tc>
-          <w:tcPr>
-            <w:tcW w:type="dxa" w:w="1728"/>
-            <w:tcMar>
-              <w:top w:w="50" w:type="dxa"/>
-              <w:bottom w:w="50" w:type="dxa"/>
-            </w:tcMar>
-          </w:tcPr>
-          <w:p>
-            <w:pPr>
-              <w:spacing w:after="0"/>
-              <w:jc w:val="center"/>
-            </w:pPr>
-            <w:r>
-              <w:rPr>
-                <w:sz w:val="19"/>
-              </w:rPr>
-              <w:t>—</w:t>
-            </w:r>
-          </w:p>
-        </w:tc>
-        <w:tc>
-          <w:tcPr>
-            <w:tcW w:type="dxa" w:w="2016"/>
-            <w:tcMar>
-              <w:top w:w="50" w:type="dxa"/>
-              <w:bottom w:w="50" w:type="dxa"/>
-            </w:tcMar>
-          </w:tcPr>
-          <w:p>
-            <w:pPr>
-              <w:spacing w:after="0"/>
-              <w:jc w:val="center"/>
-            </w:pPr>
-            <w:r>
-              <w:rPr>
-                <w:sz w:val="19"/>
-              </w:rPr>
-              <w:t>44.27</w:t>
-            </w:r>
-          </w:p>
-        </w:tc>
-      </w:tr>
-    </w:tbl>
-    <w:p>
-      <w:pPr>
-        <w:spacing w:before="60" w:after="120"/>
-      </w:pPr>
-      <w:r>
-        <w:rPr>
-          <w:i/>
-          <w:sz w:val="19"/>
-        </w:rPr>
-        <w:t>*Same 10 folds as cv.glmnet (seed 6166). The BIC figure is somewhat optimistic because its predictors were chosen on the full data.</w:t>
+        <w:t xml:space="preserve"> it uses 5 predictors instead of 8, and all five are significant at the 5% level.</w:t>
       </w:r>
     </w:p>
     <w:p>
@@ -10413,11 +7952,11 @@
         <w:rPr>
           <w:b/>
         </w:rPr>
-        <w:t>Simplicity:</w:t>
+        <w:t>Selected predictors:</w:t>
       </w:r>
       <w:r>
         <w:rPr/>
-        <w:t xml:space="preserve"> 5 predictors instead of 8, all significant (p ≤ 0.018), so the model is easy to interpret.</w:t>
+        <w:t xml:space="preserve"> its five predictors are exactly the ones both methods agree on. The three extra LASSO predictors have small coefficients (X5 = 0.418, X6 = 0.068, X7 = 0.899) and were not significant in the full model.</w:t>
       </w:r>
     </w:p>
     <w:p>
@@ -10433,51 +7972,11 @@
         <w:rPr>
           <w:b/>
         </w:rPr>
-        <w:t>Fit:</w:t>
+        <w:t>Results of the analysis:</w:t>
       </w:r>
       <w:r>
         <w:rPr/>
-        <w:t xml:space="preserve"> higher adjusted R² than the full model, and the dropped predictors are jointly non-significant (partial F p = 0.53).</w:t>
-      </w:r>
-    </w:p>
-    <w:p>
-      <w:pPr>
-        <w:pStyle w:val="ListBullet"/>
-        <w:pBdr>
-          <w:left w:val="single" w:sz="18" w:space="8" w:color="2F5496"/>
-        </w:pBdr>
-        <w:spacing w:after="100" w:before="0"/>
-        <w:ind w:left="648" w:hanging="288"/>
-      </w:pPr>
-      <w:r>
-        <w:rPr>
-          <w:b/>
-        </w:rPr>
-        <w:t>Selected predictors:</w:t>
-      </w:r>
-      <w:r>
-        <w:rPr/>
-        <w:t xml:space="preserve"> its five predictors are exactly the ones both methods agree on. The three LASSO-only predictors have small shrunken coefficients and were not significant in the full model (p = 0.131, 0.221, 0.057).</w:t>
-      </w:r>
-    </w:p>
-    <w:p>
-      <w:pPr>
-        <w:pStyle w:val="ListBullet"/>
-        <w:pBdr>
-          <w:left w:val="single" w:sz="18" w:space="8" w:color="2F5496"/>
-        </w:pBdr>
-        <w:spacing w:after="100" w:before="0"/>
-        <w:ind w:left="648" w:hanging="288"/>
-      </w:pPr>
-      <w:r>
-        <w:rPr>
-          <w:b/>
-        </w:rPr>
-        <w:t>Results:</w:t>
-      </w:r>
-      <w:r>
-        <w:rPr/>
-        <w:t xml:space="preserve"> it predicts at least as well as LASSO (CV MSE 42.3 vs 44.3), and forward, backward and bidirectional BIC searches all reach it. LASSO's set is less stable: lambda.1se would keep only 6 predictors.</w:t>
+        <w:t xml:space="preserve"> its adjusted R² (0.5925) is higher than the full model's (0.5882), the forward, backward and stepwise BIC searches all gave the same model, and print(cv_lasso) shows that the more conservative lambda.1se would keep only 6 predictors.</w:t>
       </w:r>
     </w:p>
     <w:p>
@@ -10489,14 +7988,8 @@
         <w:ind w:left="288"/>
       </w:pPr>
       <w:r>
-        <w:rPr>
-          <w:b/>
-        </w:rPr>
-        <w:t>Caveat:</w:t>
-      </w:r>
-      <w:r>
         <w:rPr/>
-        <w:t xml:space="preserve"> being selected does not prove a predictor is truly nonzero. X7 is borderline (the next variable stepwise BIC would add, and kept by AIC and Cp), so it may be a real but weak effect. If pure prediction were the goal, LASSO would be a sound alternative. For a small, interpretable set of predictors, the BIC model is the better choice.</w:t>
+        <w:t>However, a selected predictor is not necessarily a true predictor, since the 5 true predictors are unknown. X7 is borderline and could be a weak real effect.</w:t>
       </w:r>
     </w:p>
     <w:p>

--- a/output/Final_Project_STA6166_Completed.docx
+++ b/output/Final_Project_STA6166_Completed.docx
@@ -5544,7 +5544,7 @@
           <w:i/>
           <w:sz w:val="19"/>
         </w:rPr>
-        <w:t>Figure 2. 10-fold cross-validation MSE versus log(λ). The left dashed line marks lambda.min and the right one lambda.1se; the numbers on top are the number of nonzero coefficients.</w:t>
+        <w:t>Figure 2. 10-fold cross-validation MSE versus −log(λ) (λ decreases from left to right). The right dashed line marks lambda.min and the left one lambda.1se; the numbers on top are the number of nonzero coefficients.</w:t>
       </w:r>
     </w:p>
     <w:p>

--- a/output/Final_Project_STA6166_Completed.docx
+++ b/output/Final_Project_STA6166_Completed.docx
@@ -2163,25 +2163,146 @@
         <w:spacing w:after="100" w:before="0"/>
         <w:ind w:left="288"/>
       </w:pPr>
-      <w:r>
-        <w:rPr>
-          <w:b/>
-        </w:rPr>
-        <w:t>R² = 0.6506</w:t>
-      </w:r>
+      <m:oMath>
+        <m:sSup>
+          <m:e>
+            <m:r>
+              <m:t>R</m:t>
+            </m:r>
+          </m:e>
+          <m:sup>
+            <m:r>
+              <m:t>2</m:t>
+            </m:r>
+          </m:sup>
+        </m:sSup>
+        <m:r>
+          <m:rPr>
+            <m:sty m:val="p"/>
+          </m:rPr>
+          <m:t>=</m:t>
+        </m:r>
+        <m:r>
+          <m:t>0.6506</m:t>
+        </m:r>
+      </m:oMath>
       <w:r>
         <w:rPr/>
         <w:t xml:space="preserve"> and </w:t>
       </w:r>
-      <w:r>
-        <w:rPr>
-          <w:b/>
-        </w:rPr>
-        <w:t>adjusted R² = 0.5882</w:t>
-      </w:r>
+      <m:oMath>
+        <m:sSubSup>
+          <m:e>
+            <m:r>
+              <m:t>R</m:t>
+            </m:r>
+          </m:e>
+          <m:sub>
+            <m:r>
+              <m:rPr>
+                <m:nor/>
+                <m:sty m:val="p"/>
+              </m:rPr>
+              <m:t>adj</m:t>
+            </m:r>
+          </m:sub>
+          <m:sup>
+            <m:r>
+              <m:t>2</m:t>
+            </m:r>
+          </m:sup>
+        </m:sSubSup>
+        <m:r>
+          <m:rPr>
+            <m:sty m:val="p"/>
+          </m:rPr>
+          <m:t>=</m:t>
+        </m:r>
+        <m:r>
+          <m:t>0.5882</m:t>
+        </m:r>
+      </m:oMath>
       <w:r>
         <w:rPr/>
-        <w:t>. The overall F-test is highly significant (F = 10.43 on 15 and 84 DF, p-value = 1.442e-13). At the 5% level, X1, X4, X10, X13 and X14 are significant predictors; X7 is borderline (p = 0.057121).</w:t>
+        <w:t>. The overall F-test is highly significant (</w:t>
+      </w:r>
+      <m:oMath>
+        <m:r>
+          <m:t>F</m:t>
+        </m:r>
+        <m:r>
+          <m:rPr>
+            <m:sty m:val="p"/>
+          </m:rPr>
+          <m:t>=</m:t>
+        </m:r>
+        <m:r>
+          <m:t>10.43</m:t>
+        </m:r>
+      </m:oMath>
+      <w:r>
+        <w:rPr/>
+        <w:t xml:space="preserve"> on 15 and 84 DF, </w:t>
+      </w:r>
+      <m:oMath>
+        <m:r>
+          <m:t>p</m:t>
+        </m:r>
+        <m:r>
+          <m:rPr>
+            <m:sty m:val="p"/>
+          </m:rPr>
+          <m:t>=</m:t>
+        </m:r>
+        <m:r>
+          <m:t>1.442</m:t>
+        </m:r>
+        <m:r>
+          <m:rPr>
+            <m:sty m:val="p"/>
+          </m:rPr>
+          <m:t>×</m:t>
+        </m:r>
+        <m:sSup>
+          <m:e>
+            <m:r>
+              <m:t>10</m:t>
+            </m:r>
+          </m:e>
+          <m:sup>
+            <m:r>
+              <m:rPr>
+                <m:sty m:val="p"/>
+              </m:rPr>
+              <m:t>−</m:t>
+            </m:r>
+            <m:r>
+              <m:t>13</m:t>
+            </m:r>
+          </m:sup>
+        </m:sSup>
+      </m:oMath>
+      <w:r>
+        <w:rPr/>
+        <w:t>). At the 5% level, X1, X4, X10, X13 and X14 are significant predictors; X7 is borderline (</w:t>
+      </w:r>
+      <m:oMath>
+        <m:r>
+          <m:t>p</m:t>
+        </m:r>
+        <m:r>
+          <m:rPr>
+            <m:sty m:val="p"/>
+          </m:rPr>
+          <m:t>=</m:t>
+        </m:r>
+        <m:r>
+          <m:t>0.057121</m:t>
+        </m:r>
+      </m:oMath>
+      <w:r>
+        <w:rPr/>
+        <w:t>).</w:t>
       </w:r>
     </w:p>
     <w:p>
@@ -2278,15 +2399,85 @@
         <w:spacing w:after="100" w:before="0"/>
         <w:ind w:left="288"/>
       </w:pPr>
-      <w:r>
-        <w:rPr>
-          <w:b/>
-        </w:rPr>
-        <w:t>H₀:</w:t>
-      </w:r>
+      <m:oMath>
+        <m:sSub>
+          <m:e>
+            <m:r>
+              <m:t>H</m:t>
+            </m:r>
+          </m:e>
+          <m:sub>
+            <m:r>
+              <m:t>0</m:t>
+            </m:r>
+          </m:sub>
+        </m:sSub>
+        <m:r>
+          <m:rPr>
+            <m:sty m:val="p"/>
+          </m:rPr>
+          <m:t>:</m:t>
+        </m:r>
+        <m:r>
+          <m:rPr>
+            <m:nor/>
+            <m:sty m:val="p"/>
+          </m:rPr>
+          <m:t>Var</m:t>
+        </m:r>
+        <m:d>
+          <m:dPr>
+            <m:begChr m:val="("/>
+            <m:endChr m:val=")"/>
+            <m:sepChr m:val=""/>
+            <m:grow/>
+          </m:dPr>
+          <m:e>
+            <m:sSub>
+              <m:e>
+                <m:r>
+                  <m:t>ε</m:t>
+                </m:r>
+              </m:e>
+              <m:sub>
+                <m:r>
+                  <m:t>i</m:t>
+                </m:r>
+              </m:sub>
+            </m:sSub>
+          </m:e>
+        </m:d>
+        <m:r>
+          <m:rPr>
+            <m:sty m:val="p"/>
+          </m:rPr>
+          <m:t>=</m:t>
+        </m:r>
+        <m:sSup>
+          <m:e>
+            <m:r>
+              <m:t>σ</m:t>
+            </m:r>
+          </m:e>
+          <m:sup>
+            <m:r>
+              <m:t>2</m:t>
+            </m:r>
+          </m:sup>
+        </m:sSup>
+      </m:oMath>
       <w:r>
         <w:rPr/>
-        <w:t xml:space="preserve"> the error variance is constant (homoscedasticity), Var(εᵢ) = σ² for all i.</w:t>
+        <w:t xml:space="preserve"> for all </w:t>
+      </w:r>
+      <m:oMath>
+        <m:r>
+          <m:t>i</m:t>
+        </m:r>
+      </m:oMath>
+      <w:r>
+        <w:rPr/>
+        <w:t xml:space="preserve"> (constant error variance, homoscedasticity).</w:t>
       </w:r>
     </w:p>
     <w:p>
@@ -2297,15 +2488,106 @@
         <w:spacing w:after="100" w:before="0"/>
         <w:ind w:left="288"/>
       </w:pPr>
-      <w:r>
-        <w:rPr>
-          <w:b/>
-        </w:rPr>
-        <w:t>H₁:</w:t>
-      </w:r>
+      <m:oMath>
+        <m:sSub>
+          <m:e>
+            <m:r>
+              <m:t>H</m:t>
+            </m:r>
+          </m:e>
+          <m:sub>
+            <m:r>
+              <m:t>1</m:t>
+            </m:r>
+          </m:sub>
+        </m:sSub>
+        <m:r>
+          <m:rPr>
+            <m:sty m:val="p"/>
+          </m:rPr>
+          <m:t>:</m:t>
+        </m:r>
+        <m:r>
+          <m:rPr>
+            <m:nor/>
+            <m:sty m:val="p"/>
+          </m:rPr>
+          <m:t>Var</m:t>
+        </m:r>
+        <m:d>
+          <m:dPr>
+            <m:begChr m:val="("/>
+            <m:endChr m:val=")"/>
+            <m:sepChr m:val=""/>
+            <m:grow/>
+          </m:dPr>
+          <m:e>
+            <m:sSub>
+              <m:e>
+                <m:r>
+                  <m:t>ε</m:t>
+                </m:r>
+              </m:e>
+              <m:sub>
+                <m:r>
+                  <m:t>i</m:t>
+                </m:r>
+              </m:sub>
+            </m:sSub>
+          </m:e>
+        </m:d>
+      </m:oMath>
       <w:r>
         <w:rPr/>
-        <w:t xml:space="preserve"> the error variance is not constant; it depends on the predictors (heteroscedasticity).</w:t>
+        <w:t xml:space="preserve"> is not constant; it depends on the predictors </w:t>
+      </w:r>
+      <m:oMath>
+        <m:sSub>
+          <m:e>
+            <m:r>
+              <m:t>X</m:t>
+            </m:r>
+          </m:e>
+          <m:sub>
+            <m:r>
+              <m:t>1</m:t>
+            </m:r>
+          </m:sub>
+        </m:sSub>
+        <m:r>
+          <m:rPr>
+            <m:sty m:val="p"/>
+          </m:rPr>
+          <m:t>,</m:t>
+        </m:r>
+        <m:r>
+          <m:rPr>
+            <m:sty m:val="p"/>
+          </m:rPr>
+          <m:t>…</m:t>
+        </m:r>
+        <m:r>
+          <m:rPr>
+            <m:sty m:val="p"/>
+          </m:rPr>
+          <m:t>,</m:t>
+        </m:r>
+        <m:sSub>
+          <m:e>
+            <m:r>
+              <m:t>X</m:t>
+            </m:r>
+          </m:e>
+          <m:sub>
+            <m:r>
+              <m:t>15</m:t>
+            </m:r>
+          </m:sub>
+        </m:sSub>
+      </m:oMath>
+      <w:r>
+        <w:rPr/>
+        <w:t xml:space="preserve"> (heteroscedasticity).</w:t>
       </w:r>
     </w:p>
     <w:p>
@@ -2330,22 +2612,71 @@
         <w:rPr/>
         <w:t xml:space="preserve">Test statistic </w:t>
       </w:r>
-      <w:r>
-        <w:rPr>
-          <w:b/>
-        </w:rPr>
-        <w:t>BP = 17.673</w:t>
-      </w:r>
+      <m:oMath>
+        <m:r>
+          <m:rPr>
+            <m:nor/>
+            <m:sty m:val="p"/>
+          </m:rPr>
+          <m:t>BP</m:t>
+        </m:r>
+        <m:r>
+          <m:rPr>
+            <m:sty m:val="p"/>
+          </m:rPr>
+          <m:t>=</m:t>
+        </m:r>
+        <m:r>
+          <m:t>17.673</m:t>
+        </m:r>
+      </m:oMath>
       <w:r>
         <w:rPr/>
-        <w:t xml:space="preserve"> (df = 15); </w:t>
-      </w:r>
-      <w:r>
-        <w:rPr>
-          <w:b/>
-        </w:rPr>
-        <w:t>p-value = 0.2802</w:t>
-      </w:r>
+        <w:t xml:space="preserve"> with </w:t>
+      </w:r>
+      <m:oMath>
+        <m:r>
+          <m:rPr>
+            <m:nor/>
+            <m:sty m:val="p"/>
+          </m:rPr>
+          <m:t>df</m:t>
+        </m:r>
+        <m:r>
+          <m:rPr>
+            <m:sty m:val="p"/>
+          </m:rPr>
+          <m:t>=</m:t>
+        </m:r>
+        <m:r>
+          <m:t>15</m:t>
+        </m:r>
+      </m:oMath>
+      <w:r>
+        <w:rPr/>
+        <w:t xml:space="preserve">; </w:t>
+      </w:r>
+      <m:oMath>
+        <m:r>
+          <m:t>p</m:t>
+        </m:r>
+        <m:r>
+          <m:rPr>
+            <m:nor/>
+            <m:sty m:val="p"/>
+          </m:rPr>
+          <m:t>-value</m:t>
+        </m:r>
+        <m:r>
+          <m:rPr>
+            <m:sty m:val="p"/>
+          </m:rPr>
+          <m:t>=</m:t>
+        </m:r>
+        <m:r>
+          <m:t>0.2802</m:t>
+        </m:r>
+      </m:oMath>
       <w:r>
         <w:rPr/>
         <w:t>.</w:t>
@@ -2453,7 +2784,61 @@
       </w:r>
       <w:r>
         <w:rPr/>
-        <w:t xml:space="preserve"> Since p-value = 0.2802 &gt; 0.05, we fail to reject H₀. There is not enough evidence of unequal error variances.</w:t>
+        <w:t xml:space="preserve"> Since </w:t>
+      </w:r>
+      <m:oMath>
+        <m:r>
+          <m:t>p</m:t>
+        </m:r>
+        <m:r>
+          <m:rPr>
+            <m:sty m:val="p"/>
+          </m:rPr>
+          <m:t>=</m:t>
+        </m:r>
+        <m:r>
+          <m:t>0.2802</m:t>
+        </m:r>
+        <m:r>
+          <m:rPr>
+            <m:sty m:val="p"/>
+          </m:rPr>
+          <m:t>&gt;</m:t>
+        </m:r>
+        <m:r>
+          <m:t>α</m:t>
+        </m:r>
+        <m:r>
+          <m:rPr>
+            <m:sty m:val="p"/>
+          </m:rPr>
+          <m:t>=</m:t>
+        </m:r>
+        <m:r>
+          <m:t>0.05</m:t>
+        </m:r>
+      </m:oMath>
+      <w:r>
+        <w:rPr/>
+        <w:t xml:space="preserve">, we fail to reject </w:t>
+      </w:r>
+      <m:oMath>
+        <m:sSub>
+          <m:e>
+            <m:r>
+              <m:t>H</m:t>
+            </m:r>
+          </m:e>
+          <m:sub>
+            <m:r>
+              <m:t>0</m:t>
+            </m:r>
+          </m:sub>
+        </m:sSub>
+      </m:oMath>
+      <w:r>
+        <w:rPr/>
+        <w:t>. There is not enough evidence of unequal error variances.</w:t>
       </w:r>
     </w:p>
     <w:p>
@@ -2489,15 +2874,23 @@
         <w:spacing w:after="100" w:before="0"/>
         <w:ind w:left="288"/>
       </w:pPr>
-      <w:r>
-        <w:rPr>
-          <w:b/>
-        </w:rPr>
-        <w:t>H₀:</w:t>
-      </w:r>
+      <m:oMath>
+        <m:sSub>
+          <m:e>
+            <m:r>
+              <m:t>H</m:t>
+            </m:r>
+          </m:e>
+          <m:sub>
+            <m:r>
+              <m:t>0</m:t>
+            </m:r>
+          </m:sub>
+        </m:sSub>
+      </m:oMath>
       <w:r>
         <w:rPr/>
-        <w:t xml:space="preserve"> the residuals come from a normal distribution.</w:t>
+        <w:t>: the residuals come from a normal distribution.</w:t>
       </w:r>
     </w:p>
     <w:p>
@@ -2508,15 +2901,23 @@
         <w:spacing w:after="100" w:before="0"/>
         <w:ind w:left="288"/>
       </w:pPr>
-      <w:r>
-        <w:rPr>
-          <w:b/>
-        </w:rPr>
-        <w:t>H₁:</w:t>
-      </w:r>
+      <m:oMath>
+        <m:sSub>
+          <m:e>
+            <m:r>
+              <m:t>H</m:t>
+            </m:r>
+          </m:e>
+          <m:sub>
+            <m:r>
+              <m:t>1</m:t>
+            </m:r>
+          </m:sub>
+        </m:sSub>
+      </m:oMath>
       <w:r>
         <w:rPr/>
-        <w:t xml:space="preserve"> the residuals do not come from a normal distribution.</w:t>
+        <w:t>: the residuals do not come from a normal distribution.</w:t>
       </w:r>
     </w:p>
     <w:p>
@@ -2541,22 +2942,45 @@
         <w:rPr/>
         <w:t xml:space="preserve">Test statistic </w:t>
       </w:r>
-      <w:r>
-        <w:rPr>
-          <w:b/>
-        </w:rPr>
-        <w:t>W = 0.99144</w:t>
-      </w:r>
+      <m:oMath>
+        <m:r>
+          <m:t>W</m:t>
+        </m:r>
+        <m:r>
+          <m:rPr>
+            <m:sty m:val="p"/>
+          </m:rPr>
+          <m:t>=</m:t>
+        </m:r>
+        <m:r>
+          <m:t>0.99144</m:t>
+        </m:r>
+      </m:oMath>
       <w:r>
         <w:rPr/>
         <w:t xml:space="preserve">; </w:t>
       </w:r>
-      <w:r>
-        <w:rPr>
-          <w:b/>
-        </w:rPr>
-        <w:t>p-value = 0.7795</w:t>
-      </w:r>
+      <m:oMath>
+        <m:r>
+          <m:t>p</m:t>
+        </m:r>
+        <m:r>
+          <m:rPr>
+            <m:nor/>
+            <m:sty m:val="p"/>
+          </m:rPr>
+          <m:t>-value</m:t>
+        </m:r>
+        <m:r>
+          <m:rPr>
+            <m:sty m:val="p"/>
+          </m:rPr>
+          <m:t>=</m:t>
+        </m:r>
+        <m:r>
+          <m:t>0.7795</m:t>
+        </m:r>
+      </m:oMath>
       <w:r>
         <w:rPr/>
         <w:t>.</w:t>
@@ -2664,7 +3088,61 @@
       </w:r>
       <w:r>
         <w:rPr/>
-        <w:t xml:space="preserve"> Since p-value = 0.7795 &gt; 0.05, we fail to reject H₀. There is not enough evidence that the residuals depart from normality.</w:t>
+        <w:t xml:space="preserve"> Since </w:t>
+      </w:r>
+      <m:oMath>
+        <m:r>
+          <m:t>p</m:t>
+        </m:r>
+        <m:r>
+          <m:rPr>
+            <m:sty m:val="p"/>
+          </m:rPr>
+          <m:t>=</m:t>
+        </m:r>
+        <m:r>
+          <m:t>0.7795</m:t>
+        </m:r>
+        <m:r>
+          <m:rPr>
+            <m:sty m:val="p"/>
+          </m:rPr>
+          <m:t>&gt;</m:t>
+        </m:r>
+        <m:r>
+          <m:t>α</m:t>
+        </m:r>
+        <m:r>
+          <m:rPr>
+            <m:sty m:val="p"/>
+          </m:rPr>
+          <m:t>=</m:t>
+        </m:r>
+        <m:r>
+          <m:t>0.05</m:t>
+        </m:r>
+      </m:oMath>
+      <w:r>
+        <w:rPr/>
+        <w:t xml:space="preserve">, we fail to reject </w:t>
+      </w:r>
+      <m:oMath>
+        <m:sSub>
+          <m:e>
+            <m:r>
+              <m:t>H</m:t>
+            </m:r>
+          </m:e>
+          <m:sub>
+            <m:r>
+              <m:t>0</m:t>
+            </m:r>
+          </m:sub>
+        </m:sSub>
+      </m:oMath>
+      <w:r>
+        <w:rPr/>
+        <w:t>. There is not enough evidence that the residuals depart from normality.</w:t>
       </w:r>
     </w:p>
     <w:p>
@@ -2869,7 +3347,43 @@
       </w:pPr>
       <w:r>
         <w:rPr/>
-        <w:t>It starts from the intercept-only model (Y ~ 1).</w:t>
+        <w:t xml:space="preserve">It starts from the intercept-only model, </w:t>
+      </w:r>
+      <m:oMath>
+        <m:r>
+          <m:t>Y</m:t>
+        </m:r>
+        <m:r>
+          <m:rPr>
+            <m:sty m:val="p"/>
+          </m:rPr>
+          <m:t>=</m:t>
+        </m:r>
+        <m:sSub>
+          <m:e>
+            <m:r>
+              <m:t>β</m:t>
+            </m:r>
+          </m:e>
+          <m:sub>
+            <m:r>
+              <m:t>0</m:t>
+            </m:r>
+          </m:sub>
+        </m:sSub>
+        <m:r>
+          <m:rPr>
+            <m:sty m:val="p"/>
+          </m:rPr>
+          <m:t>+</m:t>
+        </m:r>
+        <m:r>
+          <m:t>ε</m:t>
+        </m:r>
+      </m:oMath>
+      <w:r>
+        <w:rPr/>
+        <w:t>.</w:t>
       </w:r>
     </w:p>
     <w:p>
@@ -2954,23 +3468,141 @@
         <w:pBdr>
           <w:left w:val="single" w:sz="18" w:space="8" w:color="2F5496"/>
         </w:pBdr>
-        <w:spacing w:after="100" w:before="0"/>
+        <w:spacing w:before="40" w:after="120"/>
         <w:ind w:left="288"/>
       </w:pPr>
-      <w:r>
-        <w:rPr/>
-        <w:t xml:space="preserve">BIC = −2 log L + p·log(N), where L is the maximized likelihood, p the number of parameters and N the sample size. It measures how well the model fits, with a penalty for every extra parameter; the model with the </w:t>
-      </w:r>
-      <w:r>
-        <w:rPr>
-          <w:b/>
-        </w:rPr>
-        <w:t>smallest BIC</w:t>
-      </w:r>
-      <w:r>
-        <w:rPr/>
-        <w:t xml:space="preserve"> is preferred.</w:t>
-      </w:r>
+      <m:oMathPara>
+        <m:oMath>
+          <m:r>
+            <m:rPr>
+              <m:nor/>
+              <m:sty m:val="p"/>
+            </m:rPr>
+            <m:t>BIC</m:t>
+          </m:r>
+          <m:r>
+            <m:rPr>
+              <m:sty m:val="p"/>
+            </m:rPr>
+            <m:t>=</m:t>
+          </m:r>
+          <m:r>
+            <m:rPr>
+              <m:sty m:val="p"/>
+            </m:rPr>
+            <m:t>−</m:t>
+          </m:r>
+          <m:r>
+            <m:t>2</m:t>
+          </m:r>
+          <m:r>
+            <m:rPr>
+              <m:nor/>
+              <m:sty m:val="p"/>
+            </m:rPr>
+            <m:t>log</m:t>
+          </m:r>
+          <m:r>
+            <m:t>L</m:t>
+          </m:r>
+          <m:r>
+            <m:rPr>
+              <m:sty m:val="p"/>
+            </m:rPr>
+            <m:t>+</m:t>
+          </m:r>
+          <m:r>
+            <m:t>p</m:t>
+          </m:r>
+          <m:r>
+            <m:rPr>
+              <m:nor/>
+              <m:sty m:val="p"/>
+            </m:rPr>
+            <m:t>log</m:t>
+          </m:r>
+          <m:r>
+            <m:t>N</m:t>
+          </m:r>
+          <m:r>
+            <m:rPr>
+              <m:sty m:val="p"/>
+            </m:rPr>
+            <m:t>=</m:t>
+          </m:r>
+          <m:r>
+            <m:t>N</m:t>
+          </m:r>
+          <m:r>
+            <m:rPr>
+              <m:nor/>
+              <m:sty m:val="p"/>
+            </m:rPr>
+            <m:t>log</m:t>
+          </m:r>
+          <m:d>
+            <m:dPr>
+              <m:begChr m:val="("/>
+              <m:endChr m:val=")"/>
+              <m:sepChr m:val=""/>
+              <m:grow/>
+            </m:dPr>
+            <m:e>
+              <m:f>
+                <m:fPr>
+                  <m:type m:val="bar"/>
+                </m:fPr>
+                <m:num>
+                  <m:r>
+                    <m:rPr>
+                      <m:nor/>
+                      <m:sty m:val="p"/>
+                    </m:rPr>
+                    <m:t>RSS</m:t>
+                  </m:r>
+                </m:num>
+                <m:den>
+                  <m:r>
+                    <m:t>N</m:t>
+                  </m:r>
+                </m:den>
+              </m:f>
+            </m:e>
+          </m:d>
+          <m:r>
+            <m:rPr>
+              <m:sty m:val="p"/>
+            </m:rPr>
+            <m:t>+</m:t>
+          </m:r>
+          <m:r>
+            <m:t>p</m:t>
+          </m:r>
+          <m:r>
+            <m:rPr>
+              <m:nor/>
+              <m:sty m:val="p"/>
+            </m:rPr>
+            <m:t>log</m:t>
+          </m:r>
+          <m:r>
+            <m:t>N</m:t>
+          </m:r>
+          <m:r>
+            <m:rPr>
+              <m:sty m:val="p"/>
+            </m:rPr>
+            <m:t>+</m:t>
+          </m:r>
+          <m:r>
+            <m:rPr>
+              <m:nor/>
+              <m:sty m:val="p"/>
+            </m:rPr>
+            <m:t>constant</m:t>
+          </m:r>
+        </m:oMath>
+      </m:oMathPara>
     </w:p>
     <w:p>
       <w:pPr>
@@ -2982,7 +3614,126 @@
       </w:pPr>
       <w:r>
         <w:rPr/>
-        <w:t>I chose BIC because its penalty, log(100) ≈ 4.61 per parameter, is heavier than AIC's 2, so it favours simpler models. This suits the project, where only 5 of the 15 predictors are truly nonzero. BIC with bidirectional search is supported by stats::step(), using k = log(N).</w:t>
+        <w:t xml:space="preserve">where </w:t>
+      </w:r>
+      <m:oMath>
+        <m:r>
+          <m:t>L</m:t>
+        </m:r>
+      </m:oMath>
+      <w:r>
+        <w:rPr/>
+        <w:t xml:space="preserve"> is the maximized likelihood, </w:t>
+      </w:r>
+      <m:oMath>
+        <m:r>
+          <m:t>p</m:t>
+        </m:r>
+      </m:oMath>
+      <w:r>
+        <w:rPr/>
+        <w:t xml:space="preserve"> is the number of estimated parameters and </w:t>
+      </w:r>
+      <m:oMath>
+        <m:r>
+          <m:t>N</m:t>
+        </m:r>
+        <m:r>
+          <m:rPr>
+            <m:sty m:val="p"/>
+          </m:rPr>
+          <m:t>=</m:t>
+        </m:r>
+        <m:r>
+          <m:t>100</m:t>
+        </m:r>
+      </m:oMath>
+      <w:r>
+        <w:rPr/>
+        <w:t xml:space="preserve"> is the sample size. The first term measures lack of fit and the second penalizes model complexity; the model with the </w:t>
+      </w:r>
+      <w:r>
+        <w:rPr>
+          <w:b/>
+        </w:rPr>
+        <w:t>smallest BIC</w:t>
+      </w:r>
+      <w:r>
+        <w:rPr/>
+        <w:t xml:space="preserve"> is preferred.</w:t>
+      </w:r>
+    </w:p>
+    <w:p>
+      <w:pPr>
+        <w:pBdr>
+          <w:left w:val="single" w:sz="18" w:space="8" w:color="2F5496"/>
+        </w:pBdr>
+        <w:spacing w:after="100" w:before="0"/>
+        <w:ind w:left="288"/>
+      </w:pPr>
+      <w:r>
+        <w:rPr/>
+        <w:t xml:space="preserve">I chose BIC because its penalty per parameter, </w:t>
+      </w:r>
+      <m:oMath>
+        <m:r>
+          <m:rPr>
+            <m:nor/>
+            <m:sty m:val="p"/>
+          </m:rPr>
+          <m:t>log</m:t>
+        </m:r>
+        <m:d>
+          <m:dPr>
+            <m:begChr m:val="("/>
+            <m:endChr m:val=")"/>
+            <m:sepChr m:val=""/>
+            <m:grow/>
+          </m:dPr>
+          <m:e>
+            <m:r>
+              <m:t>100</m:t>
+            </m:r>
+          </m:e>
+        </m:d>
+        <m:r>
+          <m:rPr>
+            <m:sty m:val="p"/>
+          </m:rPr>
+          <m:t>≈</m:t>
+        </m:r>
+        <m:r>
+          <m:t>4.61</m:t>
+        </m:r>
+      </m:oMath>
+      <w:r>
+        <w:rPr/>
+        <w:t xml:space="preserve">, is heavier than the AIC penalty of 2, so it favours simpler models. This suits the project, where only 5 of the 15 predictors are truly nonzero. BIC with bidirectional search is supported by stats::step(), using </w:t>
+      </w:r>
+      <m:oMath>
+        <m:r>
+          <m:t>k</m:t>
+        </m:r>
+        <m:r>
+          <m:rPr>
+            <m:sty m:val="p"/>
+          </m:rPr>
+          <m:t>=</m:t>
+        </m:r>
+        <m:r>
+          <m:rPr>
+            <m:nor/>
+            <m:sty m:val="p"/>
+          </m:rPr>
+          <m:t>log</m:t>
+        </m:r>
+        <m:r>
+          <m:t>N</m:t>
+        </m:r>
+      </m:oMath>
+      <w:r>
+        <w:rPr/>
+        <w:t>.</w:t>
       </w:r>
     </w:p>
     <w:p>
@@ -3110,19 +3861,147 @@
         </w:rPr>
         <w:t>Y ~ X10 + X4 + X13 + X14 + X1</w:t>
       </w:r>
+      <w:r>
+        <w:rPr/>
+        <w:t>, that is,</w:t>
+      </w:r>
     </w:p>
     <w:p>
       <w:pPr>
         <w:pBdr>
           <w:left w:val="single" w:sz="18" w:space="8" w:color="2F5496"/>
         </w:pBdr>
-        <w:spacing w:after="100" w:before="0"/>
+        <w:spacing w:before="40" w:after="120"/>
         <w:ind w:left="288"/>
       </w:pPr>
-      <w:r>
-        <w:rPr/>
-        <w:t>Ŷ = 1.9307 + 1.6604·X1 − 2.6507·X4 + 7.2586·X10 − 2.3389·X13 − 1.8656·X14</w:t>
-      </w:r>
+      <m:oMathPara>
+        <m:oMath>
+          <m:acc>
+            <m:accPr>
+              <m:chr m:val="̂"/>
+            </m:accPr>
+            <m:e>
+              <m:r>
+                <m:t>Y</m:t>
+              </m:r>
+            </m:e>
+          </m:acc>
+          <m:r>
+            <m:rPr>
+              <m:sty m:val="p"/>
+            </m:rPr>
+            <m:t>=</m:t>
+          </m:r>
+          <m:r>
+            <m:t>1.9307</m:t>
+          </m:r>
+          <m:r>
+            <m:rPr>
+              <m:sty m:val="p"/>
+            </m:rPr>
+            <m:t>+</m:t>
+          </m:r>
+          <m:r>
+            <m:t>1.6604</m:t>
+          </m:r>
+          <m:sSub>
+            <m:e>
+              <m:r>
+                <m:t>X</m:t>
+              </m:r>
+            </m:e>
+            <m:sub>
+              <m:r>
+                <m:t>1</m:t>
+              </m:r>
+            </m:sub>
+          </m:sSub>
+          <m:r>
+            <m:rPr>
+              <m:sty m:val="p"/>
+            </m:rPr>
+            <m:t>−</m:t>
+          </m:r>
+          <m:r>
+            <m:t>2.6507</m:t>
+          </m:r>
+          <m:sSub>
+            <m:e>
+              <m:r>
+                <m:t>X</m:t>
+              </m:r>
+            </m:e>
+            <m:sub>
+              <m:r>
+                <m:t>4</m:t>
+              </m:r>
+            </m:sub>
+          </m:sSub>
+          <m:r>
+            <m:rPr>
+              <m:sty m:val="p"/>
+            </m:rPr>
+            <m:t>+</m:t>
+          </m:r>
+          <m:r>
+            <m:t>7.2586</m:t>
+          </m:r>
+          <m:sSub>
+            <m:e>
+              <m:r>
+                <m:t>X</m:t>
+              </m:r>
+            </m:e>
+            <m:sub>
+              <m:r>
+                <m:t>10</m:t>
+              </m:r>
+            </m:sub>
+          </m:sSub>
+          <m:r>
+            <m:rPr>
+              <m:sty m:val="p"/>
+            </m:rPr>
+            <m:t>−</m:t>
+          </m:r>
+          <m:r>
+            <m:t>2.3389</m:t>
+          </m:r>
+          <m:sSub>
+            <m:e>
+              <m:r>
+                <m:t>X</m:t>
+              </m:r>
+            </m:e>
+            <m:sub>
+              <m:r>
+                <m:t>13</m:t>
+              </m:r>
+            </m:sub>
+          </m:sSub>
+          <m:r>
+            <m:rPr>
+              <m:sty m:val="p"/>
+            </m:rPr>
+            <m:t>−</m:t>
+          </m:r>
+          <m:r>
+            <m:t>1.8656</m:t>
+          </m:r>
+          <m:sSub>
+            <m:e>
+              <m:r>
+                <m:t>X</m:t>
+              </m:r>
+            </m:e>
+            <m:sub>
+              <m:r>
+                <m:t>14</m:t>
+              </m:r>
+            </m:sub>
+          </m:sSub>
+        </m:oMath>
+      </m:oMathPara>
     </w:p>
     <w:p>
       <w:pPr>
@@ -3173,12 +4052,24 @@
         <w:spacing w:after="100" w:before="0"/>
         <w:ind w:left="288"/>
       </w:pPr>
-      <w:r>
-        <w:rPr>
-          <w:b/>
-        </w:rPr>
-        <w:t>BIC = 680.8865</w:t>
-      </w:r>
+      <m:oMath>
+        <m:r>
+          <m:rPr>
+            <m:nor/>
+            <m:sty m:val="p"/>
+          </m:rPr>
+          <m:t>BIC</m:t>
+        </m:r>
+        <m:r>
+          <m:rPr>
+            <m:sty m:val="p"/>
+          </m:rPr>
+          <m:t>=</m:t>
+        </m:r>
+        <m:r>
+          <m:t>680.8865</m:t>
+        </m:r>
+      </m:oMath>
     </w:p>
     <w:p>
       <w:pPr>
@@ -4723,12 +5614,38 @@
         <w:spacing w:after="100" w:before="0"/>
         <w:ind w:left="288"/>
       </w:pPr>
-      <w:r>
-        <w:rPr>
-          <w:b/>
-        </w:rPr>
-        <w:t>Adjusted R² = 0.5925</w:t>
-      </w:r>
+      <m:oMath>
+        <m:sSubSup>
+          <m:e>
+            <m:r>
+              <m:t>R</m:t>
+            </m:r>
+          </m:e>
+          <m:sub>
+            <m:r>
+              <m:rPr>
+                <m:nor/>
+                <m:sty m:val="p"/>
+              </m:rPr>
+              <m:t>adj</m:t>
+            </m:r>
+          </m:sub>
+          <m:sup>
+            <m:r>
+              <m:t>2</m:t>
+            </m:r>
+          </m:sup>
+        </m:sSubSup>
+        <m:r>
+          <m:rPr>
+            <m:sty m:val="p"/>
+          </m:rPr>
+          <m:t>=</m:t>
+        </m:r>
+        <m:r>
+          <m:t>0.5925</m:t>
+        </m:r>
+      </m:oMath>
     </w:p>
     <w:p>
       <w:pPr>
@@ -4812,17 +5729,43 @@
       </w:pPr>
       <w:r>
         <w:rPr/>
-        <w:t>The selected model's adjusted R² (</w:t>
-      </w:r>
-      <w:r>
-        <w:rPr>
-          <w:b/>
-        </w:rPr>
-        <w:t>0.5925</w:t>
-      </w:r>
+        <w:t xml:space="preserve">The selected model has </w:t>
+      </w:r>
+      <m:oMath>
+        <m:sSubSup>
+          <m:e>
+            <m:r>
+              <m:t>R</m:t>
+            </m:r>
+          </m:e>
+          <m:sub>
+            <m:r>
+              <m:rPr>
+                <m:nor/>
+                <m:sty m:val="p"/>
+              </m:rPr>
+              <m:t>adj</m:t>
+            </m:r>
+          </m:sub>
+          <m:sup>
+            <m:r>
+              <m:t>2</m:t>
+            </m:r>
+          </m:sup>
+        </m:sSubSup>
+        <m:r>
+          <m:rPr>
+            <m:sty m:val="p"/>
+          </m:rPr>
+          <m:t>=</m:t>
+        </m:r>
+        <m:r>
+          <m:t>0.5925</m:t>
+        </m:r>
+      </m:oMath>
       <w:r>
         <w:rPr/>
-        <w:t xml:space="preserve">) is slightly </w:t>
+        <w:t xml:space="preserve">, slightly </w:t>
       </w:r>
       <w:r>
         <w:rPr>
@@ -4832,17 +5775,43 @@
       </w:r>
       <w:r>
         <w:rPr/>
-        <w:t xml:space="preserve"> than the full model's (</w:t>
-      </w:r>
-      <w:r>
-        <w:rPr>
-          <w:b/>
-        </w:rPr>
-        <w:t>0.5882</w:t>
-      </w:r>
+        <w:t xml:space="preserve"> than the full model's </w:t>
+      </w:r>
+      <m:oMath>
+        <m:sSubSup>
+          <m:e>
+            <m:r>
+              <m:t>R</m:t>
+            </m:r>
+          </m:e>
+          <m:sub>
+            <m:r>
+              <m:rPr>
+                <m:nor/>
+                <m:sty m:val="p"/>
+              </m:rPr>
+              <m:t>adj</m:t>
+            </m:r>
+          </m:sub>
+          <m:sup>
+            <m:r>
+              <m:t>2</m:t>
+            </m:r>
+          </m:sup>
+        </m:sSubSup>
+        <m:r>
+          <m:rPr>
+            <m:sty m:val="p"/>
+          </m:rPr>
+          <m:t>=</m:t>
+        </m:r>
+        <m:r>
+          <m:t>0.5882</m:t>
+        </m:r>
+      </m:oMath>
       <w:r>
         <w:rPr/>
-        <w:t>), even though it uses 10 fewer predictors. The extra predictors in the full model did not improve the fit enough to justify their cost.</w:t>
+        <w:t>, even though it uses 10 fewer predictors. The extra predictors in the full model did not improve the fit enough to justify their cost.</w:t>
       </w:r>
     </w:p>
     <w:p>
@@ -4871,7 +5840,25 @@
       </w:r>
       <w:r>
         <w:rPr/>
-        <w:t xml:space="preserve"> 5 predictors instead of 15, and all five are significant at the 5% level (largest p-value = 0.017936).</w:t>
+        <w:t xml:space="preserve"> 5 predictors instead of 15, and all five are significant at the 5% level (largest </w:t>
+      </w:r>
+      <m:oMath>
+        <m:r>
+          <m:t>p</m:t>
+        </m:r>
+        <m:r>
+          <m:rPr>
+            <m:sty m:val="p"/>
+          </m:rPr>
+          <m:t>=</m:t>
+        </m:r>
+        <m:r>
+          <m:t>0.017936</m:t>
+        </m:r>
+      </m:oMath>
+      <w:r>
+        <w:rPr/>
+        <w:t>).</w:t>
       </w:r>
     </w:p>
     <w:p>
@@ -4890,7 +5877,88 @@
       </w:r>
       <w:r>
         <w:rPr/>
-        <w:t xml:space="preserve"> R² falls from 0.6506 to 0.6131, so the excluded predictors explained about 3.75% of the variation in Y. If any of them has a small real effect, it is no longer in the model. X7 (p = 0.057 in the full model) and X5 are the most likely examples, since AIC and Mallows' Cp kept both.</w:t>
+        <w:t xml:space="preserve"> </w:t>
+      </w:r>
+      <m:oMath>
+        <m:sSup>
+          <m:e>
+            <m:r>
+              <m:t>R</m:t>
+            </m:r>
+          </m:e>
+          <m:sup>
+            <m:r>
+              <m:t>2</m:t>
+            </m:r>
+          </m:sup>
+        </m:sSup>
+      </m:oMath>
+      <w:r>
+        <w:rPr/>
+        <w:t xml:space="preserve"> falls from </w:t>
+      </w:r>
+      <m:oMath>
+        <m:r>
+          <m:t>0.6506</m:t>
+        </m:r>
+      </m:oMath>
+      <w:r>
+        <w:rPr/>
+        <w:t xml:space="preserve"> to </w:t>
+      </w:r>
+      <m:oMath>
+        <m:r>
+          <m:t>0.6131</m:t>
+        </m:r>
+      </m:oMath>
+      <w:r>
+        <w:rPr/>
+        <w:t xml:space="preserve">, so the excluded predictors explained about 3.75% of the variation in </w:t>
+      </w:r>
+      <m:oMath>
+        <m:r>
+          <m:t>Y</m:t>
+        </m:r>
+      </m:oMath>
+      <w:r>
+        <w:rPr/>
+        <w:t>. If any of them has a small real effect, it is no longer in the model. X7 (</w:t>
+      </w:r>
+      <m:oMath>
+        <m:r>
+          <m:t>p</m:t>
+        </m:r>
+        <m:r>
+          <m:rPr>
+            <m:sty m:val="p"/>
+          </m:rPr>
+          <m:t>=</m:t>
+        </m:r>
+        <m:r>
+          <m:t>0.057</m:t>
+        </m:r>
+      </m:oMath>
+      <w:r>
+        <w:rPr/>
+        <w:t xml:space="preserve"> in the full model) and X5 are the most likely examples, since AIC and Mallows' </w:t>
+      </w:r>
+      <m:oMath>
+        <m:sSub>
+          <m:e>
+            <m:r>
+              <m:t>C</m:t>
+            </m:r>
+          </m:e>
+          <m:sub>
+            <m:r>
+              <m:t>p</m:t>
+            </m:r>
+          </m:sub>
+        </m:sSub>
+      </m:oMath>
+      <w:r>
+        <w:rPr/>
+        <w:t xml:space="preserve"> kept both.</w:t>
       </w:r>
     </w:p>
     <w:p>
@@ -5375,9 +6443,23 @@
         <w:spacing w:after="100" w:before="0"/>
         <w:ind w:left="288"/>
       </w:pPr>
+      <m:oMath>
+        <m:r>
+          <m:t>λ</m:t>
+        </m:r>
+        <m:r>
+          <m:rPr>
+            <m:sty m:val="p"/>
+          </m:rPr>
+          <m:t>≥</m:t>
+        </m:r>
+        <m:r>
+          <m:t>0</m:t>
+        </m:r>
+      </m:oMath>
       <w:r>
         <w:rPr/>
-        <w:t xml:space="preserve">λ is the </w:t>
+        <w:t xml:space="preserve"> is the </w:t>
       </w:r>
       <w:r>
         <w:rPr>
@@ -5387,7 +6469,67 @@
       </w:r>
       <w:r>
         <w:rPr/>
-        <w:t xml:space="preserve"> that controls the strength of the penalty λ·Σ|βⱼ|.</w:t>
+        <w:t xml:space="preserve"> that controls the strength of the penalty </w:t>
+      </w:r>
+      <m:oMath>
+        <m:r>
+          <m:t>λ</m:t>
+        </m:r>
+        <m:nary>
+          <m:naryPr>
+            <m:chr m:val="∑"/>
+            <m:limLoc m:val="undOvr"/>
+            <m:subHide m:val="off"/>
+            <m:supHide m:val="off"/>
+          </m:naryPr>
+          <m:sub>
+            <m:r>
+              <m:t>j</m:t>
+            </m:r>
+            <m:r>
+              <m:rPr>
+                <m:sty m:val="p"/>
+              </m:rPr>
+              <m:t>=</m:t>
+            </m:r>
+            <m:r>
+              <m:t>1</m:t>
+            </m:r>
+          </m:sub>
+          <m:sup>
+            <m:r>
+              <m:t>15</m:t>
+            </m:r>
+          </m:sup>
+          <m:e>
+            <m:d>
+              <m:dPr>
+                <m:begChr m:val="|"/>
+                <m:endChr m:val="|"/>
+                <m:sepChr m:val=""/>
+                <m:grow/>
+              </m:dPr>
+              <m:e>
+                <m:sSub>
+                  <m:e>
+                    <m:r>
+                      <m:t>β</m:t>
+                    </m:r>
+                  </m:e>
+                  <m:sub>
+                    <m:r>
+                      <m:t>j</m:t>
+                    </m:r>
+                  </m:sub>
+                </m:sSub>
+              </m:e>
+            </m:d>
+          </m:e>
+        </m:nary>
+      </m:oMath>
+      <w:r>
+        <w:rPr/>
+        <w:t>.</w:t>
       </w:r>
     </w:p>
     <w:p>
@@ -5401,7 +6543,25 @@
       </w:pPr>
       <w:r>
         <w:rPr/>
-        <w:t>When λ = 0 there is no penalty and LASSO gives the ordinary least-squares estimates.</w:t>
+        <w:t xml:space="preserve">When </w:t>
+      </w:r>
+      <m:oMath>
+        <m:r>
+          <m:t>λ</m:t>
+        </m:r>
+        <m:r>
+          <m:rPr>
+            <m:sty m:val="p"/>
+          </m:rPr>
+          <m:t>=</m:t>
+        </m:r>
+        <m:r>
+          <m:t>0</m:t>
+        </m:r>
+      </m:oMath>
+      <w:r>
+        <w:rPr/>
+        <w:t xml:space="preserve"> there is no penalty and LASSO gives the ordinary least-squares estimates.</w:t>
       </w:r>
     </w:p>
     <w:p>
@@ -5415,7 +6575,16 @@
       </w:pPr>
       <w:r>
         <w:rPr/>
-        <w:t>As λ increases, the coefficients are shrunk more toward zero and more of them become exactly zero.</w:t>
+        <w:t xml:space="preserve">As </w:t>
+      </w:r>
+      <m:oMath>
+        <m:r>
+          <m:t>λ</m:t>
+        </m:r>
+      </m:oMath>
+      <w:r>
+        <w:rPr/>
+        <w:t xml:space="preserve"> increases, the coefficients are shrunk more toward zero and more of them become exactly zero.</w:t>
       </w:r>
     </w:p>
     <w:p>
@@ -5429,7 +6598,64 @@
       </w:pPr>
       <w:r>
         <w:rPr/>
-        <w:t>When λ is very large, all slope coefficients are zero.</w:t>
+        <w:t xml:space="preserve">When </w:t>
+      </w:r>
+      <m:oMath>
+        <m:r>
+          <m:t>λ</m:t>
+        </m:r>
+      </m:oMath>
+      <w:r>
+        <w:rPr/>
+        <w:t xml:space="preserve"> is very large, all slope coefficients </w:t>
+      </w:r>
+      <m:oMath>
+        <m:sSub>
+          <m:e>
+            <m:r>
+              <m:t>β</m:t>
+            </m:r>
+          </m:e>
+          <m:sub>
+            <m:r>
+              <m:t>1</m:t>
+            </m:r>
+          </m:sub>
+        </m:sSub>
+        <m:r>
+          <m:rPr>
+            <m:sty m:val="p"/>
+          </m:rPr>
+          <m:t>,</m:t>
+        </m:r>
+        <m:r>
+          <m:rPr>
+            <m:sty m:val="p"/>
+          </m:rPr>
+          <m:t>…</m:t>
+        </m:r>
+        <m:r>
+          <m:rPr>
+            <m:sty m:val="p"/>
+          </m:rPr>
+          <m:t>,</m:t>
+        </m:r>
+        <m:sSub>
+          <m:e>
+            <m:r>
+              <m:t>β</m:t>
+            </m:r>
+          </m:e>
+          <m:sub>
+            <m:r>
+              <m:t>15</m:t>
+            </m:r>
+          </m:sub>
+        </m:sSub>
+      </m:oMath>
+      <w:r>
+        <w:rPr/>
+        <w:t xml:space="preserve"> are zero.</w:t>
       </w:r>
     </w:p>
     <w:p>
@@ -5442,7 +6668,16 @@
       </w:pPr>
       <w:r>
         <w:rPr/>
-        <w:t>So λ balances fitting the data well against keeping the model simple.</w:t>
+        <w:t xml:space="preserve">So </w:t>
+      </w:r>
+      <m:oMath>
+        <m:r>
+          <m:t>λ</m:t>
+        </m:r>
+      </m:oMath>
+      <w:r>
+        <w:rPr/>
+        <w:t xml:space="preserve"> balances fitting the data well against keeping the model simple.</w:t>
       </w:r>
     </w:p>
     <w:p>
@@ -5465,7 +6700,369 @@
       </w:pPr>
       <w:r>
         <w:rPr/>
-        <w:t>The penalty uses absolute values |βⱼ|, which have a sharp corner at zero. Because of this corner, the best solution for a weak predictor is often exactly βⱼ = 0: if a predictor does not reduce the squared error by more than λ, its coefficient is set to zero rather than just made small. Geometrically, the LASSO constraint Σ|βⱼ| ≤ t is a diamond with corners on the axes, and the solution often falls on a corner, where some coefficients are zero. The intercept β₀ is not penalized, so it is never shrunk.</w:t>
+        <w:t xml:space="preserve">The penalty uses absolute values </w:t>
+      </w:r>
+      <m:oMath>
+        <m:d>
+          <m:dPr>
+            <m:begChr m:val="|"/>
+            <m:endChr m:val="|"/>
+            <m:sepChr m:val=""/>
+            <m:grow/>
+          </m:dPr>
+          <m:e>
+            <m:sSub>
+              <m:e>
+                <m:r>
+                  <m:t>β</m:t>
+                </m:r>
+              </m:e>
+              <m:sub>
+                <m:r>
+                  <m:t>j</m:t>
+                </m:r>
+              </m:sub>
+            </m:sSub>
+          </m:e>
+        </m:d>
+      </m:oMath>
+      <w:r>
+        <w:rPr/>
+        <w:t xml:space="preserve">, which have a sharp corner at zero. Because of this corner, the best solution for a weak predictor is often exactly </w:t>
+      </w:r>
+      <m:oMath>
+        <m:sSub>
+          <m:e>
+            <m:acc>
+              <m:accPr>
+                <m:chr m:val="̂"/>
+              </m:accPr>
+              <m:e>
+                <m:r>
+                  <m:t>β</m:t>
+                </m:r>
+              </m:e>
+            </m:acc>
+          </m:e>
+          <m:sub>
+            <m:r>
+              <m:t>j</m:t>
+            </m:r>
+          </m:sub>
+        </m:sSub>
+        <m:r>
+          <m:rPr>
+            <m:sty m:val="p"/>
+          </m:rPr>
+          <m:t>=</m:t>
+        </m:r>
+        <m:r>
+          <m:t>0</m:t>
+        </m:r>
+      </m:oMath>
+      <w:r>
+        <w:rPr/>
+        <w:t>. With standardized predictors, each LASSO estimate is a soft-thresholded value:</w:t>
+      </w:r>
+    </w:p>
+    <w:p>
+      <w:pPr>
+        <w:pBdr>
+          <w:left w:val="single" w:sz="18" w:space="8" w:color="2F5496"/>
+        </w:pBdr>
+        <w:spacing w:before="40" w:after="120"/>
+        <w:ind w:left="288"/>
+      </w:pPr>
+      <m:oMathPara>
+        <m:oMath>
+          <m:sSub>
+            <m:e>
+              <m:acc>
+                <m:accPr>
+                  <m:chr m:val="̂"/>
+                </m:accPr>
+                <m:e>
+                  <m:r>
+                    <m:t>β</m:t>
+                  </m:r>
+                </m:e>
+              </m:acc>
+            </m:e>
+            <m:sub>
+              <m:r>
+                <m:t>j</m:t>
+              </m:r>
+            </m:sub>
+          </m:sSub>
+          <m:r>
+            <m:rPr>
+              <m:sty m:val="p"/>
+            </m:rPr>
+            <m:t>=</m:t>
+          </m:r>
+          <m:r>
+            <m:rPr>
+              <m:nor/>
+              <m:sty m:val="p"/>
+            </m:rPr>
+            <m:t>sign</m:t>
+          </m:r>
+          <m:d>
+            <m:dPr>
+              <m:begChr m:val="("/>
+              <m:endChr m:val=")"/>
+              <m:sepChr m:val=""/>
+              <m:grow/>
+            </m:dPr>
+            <m:e>
+              <m:sSub>
+                <m:e>
+                  <m:r>
+                    <m:t>z</m:t>
+                  </m:r>
+                </m:e>
+                <m:sub>
+                  <m:r>
+                    <m:t>j</m:t>
+                  </m:r>
+                </m:sub>
+              </m:sSub>
+            </m:e>
+          </m:d>
+          <m:r>
+            <m:t> </m:t>
+          </m:r>
+          <m:r>
+            <m:rPr>
+              <m:nor/>
+              <m:sty m:val="p"/>
+            </m:rPr>
+            <m:t>max</m:t>
+          </m:r>
+          <m:d>
+            <m:dPr>
+              <m:begChr m:val="("/>
+              <m:endChr m:val=")"/>
+              <m:sepChr m:val=""/>
+              <m:grow/>
+            </m:dPr>
+            <m:e>
+              <m:d>
+                <m:dPr>
+                  <m:begChr m:val="|"/>
+                  <m:endChr m:val="|"/>
+                  <m:sepChr m:val=""/>
+                  <m:grow/>
+                </m:dPr>
+                <m:e>
+                  <m:sSub>
+                    <m:e>
+                      <m:r>
+                        <m:t>z</m:t>
+                      </m:r>
+                    </m:e>
+                    <m:sub>
+                      <m:r>
+                        <m:t>j</m:t>
+                      </m:r>
+                    </m:sub>
+                  </m:sSub>
+                </m:e>
+              </m:d>
+              <m:r>
+                <m:rPr>
+                  <m:sty m:val="p"/>
+                </m:rPr>
+                <m:t>−</m:t>
+              </m:r>
+              <m:r>
+                <m:t>λ</m:t>
+              </m:r>
+              <m:r>
+                <m:rPr>
+                  <m:sty m:val="p"/>
+                </m:rPr>
+                <m:t>,</m:t>
+              </m:r>
+              <m:r>
+                <m:t> </m:t>
+              </m:r>
+              <m:r>
+                <m:t>0</m:t>
+              </m:r>
+            </m:e>
+          </m:d>
+        </m:oMath>
+      </m:oMathPara>
+    </w:p>
+    <w:p>
+      <w:pPr>
+        <w:pBdr>
+          <w:left w:val="single" w:sz="18" w:space="8" w:color="2F5496"/>
+        </w:pBdr>
+        <w:spacing w:after="100" w:before="0"/>
+        <w:ind w:left="288"/>
+      </w:pPr>
+      <w:r>
+        <w:rPr/>
+        <w:t xml:space="preserve">where </w:t>
+      </w:r>
+      <m:oMath>
+        <m:sSub>
+          <m:e>
+            <m:r>
+              <m:t>z</m:t>
+            </m:r>
+          </m:e>
+          <m:sub>
+            <m:r>
+              <m:t>j</m:t>
+            </m:r>
+          </m:sub>
+        </m:sSub>
+      </m:oMath>
+      <w:r>
+        <w:rPr/>
+        <w:t xml:space="preserve"> measures the association between </w:t>
+      </w:r>
+      <m:oMath>
+        <m:sSub>
+          <m:e>
+            <m:r>
+              <m:t>X</m:t>
+            </m:r>
+          </m:e>
+          <m:sub>
+            <m:r>
+              <m:t>j</m:t>
+            </m:r>
+          </m:sub>
+        </m:sSub>
+      </m:oMath>
+      <w:r>
+        <w:rPr/>
+        <w:t xml:space="preserve"> and the current residuals. Whenever </w:t>
+      </w:r>
+      <m:oMath>
+        <m:d>
+          <m:dPr>
+            <m:begChr m:val="|"/>
+            <m:endChr m:val="|"/>
+            <m:sepChr m:val=""/>
+            <m:grow/>
+          </m:dPr>
+          <m:e>
+            <m:sSub>
+              <m:e>
+                <m:r>
+                  <m:t>z</m:t>
+                </m:r>
+              </m:e>
+              <m:sub>
+                <m:r>
+                  <m:t>j</m:t>
+                </m:r>
+              </m:sub>
+            </m:sSub>
+          </m:e>
+        </m:d>
+        <m:r>
+          <m:rPr>
+            <m:sty m:val="p"/>
+          </m:rPr>
+          <m:t>≤</m:t>
+        </m:r>
+        <m:r>
+          <m:t>λ</m:t>
+        </m:r>
+      </m:oMath>
+      <w:r>
+        <w:rPr/>
+        <w:t xml:space="preserve">, the estimate is set exactly to zero rather than just made small. Geometrically, the constraint region </w:t>
+      </w:r>
+      <m:oMath>
+        <m:nary>
+          <m:naryPr>
+            <m:chr m:val="∑"/>
+            <m:limLoc m:val="undOvr"/>
+            <m:subHide m:val="off"/>
+            <m:supHide m:val="off"/>
+          </m:naryPr>
+          <m:sub>
+            <m:r>
+              <m:t>j</m:t>
+            </m:r>
+            <m:r>
+              <m:rPr>
+                <m:sty m:val="p"/>
+              </m:rPr>
+              <m:t>=</m:t>
+            </m:r>
+            <m:r>
+              <m:t>1</m:t>
+            </m:r>
+          </m:sub>
+          <m:sup>
+            <m:r>
+              <m:t>15</m:t>
+            </m:r>
+          </m:sup>
+          <m:e>
+            <m:d>
+              <m:dPr>
+                <m:begChr m:val="|"/>
+                <m:endChr m:val="|"/>
+                <m:sepChr m:val=""/>
+                <m:grow/>
+              </m:dPr>
+              <m:e>
+                <m:sSub>
+                  <m:e>
+                    <m:r>
+                      <m:t>β</m:t>
+                    </m:r>
+                  </m:e>
+                  <m:sub>
+                    <m:r>
+                      <m:t>j</m:t>
+                    </m:r>
+                  </m:sub>
+                </m:sSub>
+              </m:e>
+            </m:d>
+          </m:e>
+        </m:nary>
+        <m:r>
+          <m:rPr>
+            <m:sty m:val="p"/>
+          </m:rPr>
+          <m:t>≤</m:t>
+        </m:r>
+        <m:r>
+          <m:t>t</m:t>
+        </m:r>
+      </m:oMath>
+      <w:r>
+        <w:rPr/>
+        <w:t xml:space="preserve"> is a diamond with corners on the axes, and the solution often falls on a corner, where some coefficients are zero. The intercept </w:t>
+      </w:r>
+      <m:oMath>
+        <m:sSub>
+          <m:e>
+            <m:r>
+              <m:t>β</m:t>
+            </m:r>
+          </m:e>
+          <m:sub>
+            <m:r>
+              <m:t>0</m:t>
+            </m:r>
+          </m:sub>
+        </m:sSub>
+      </m:oMath>
+      <w:r>
+        <w:rPr/>
+        <w:t xml:space="preserve"> is not penalized, so it is never shrunk.</w:t>
       </w:r>
     </w:p>
     <w:p>
@@ -5565,22 +7162,42 @@
         <w:spacing w:after="100" w:before="0"/>
         <w:ind w:left="288"/>
       </w:pPr>
-      <w:r>
-        <w:rPr>
-          <w:b/>
-        </w:rPr>
-        <w:t>lambda.min = 0.5070394</w:t>
-      </w:r>
+      <m:oMath>
+        <m:sSub>
+          <m:e>
+            <m:r>
+              <m:t>λ</m:t>
+            </m:r>
+          </m:e>
+          <m:sub>
+            <m:r>
+              <m:rPr>
+                <m:nor/>
+                <m:sty m:val="p"/>
+              </m:rPr>
+              <m:t>min</m:t>
+            </m:r>
+          </m:sub>
+        </m:sSub>
+        <m:r>
+          <m:rPr>
+            <m:sty m:val="p"/>
+          </m:rPr>
+          <m:t>=</m:t>
+        </m:r>
+        <m:r>
+          <m:t>0.5070394</m:t>
+        </m:r>
+      </m:oMath>
       <w:r>
         <w:rPr/>
-        <w:t xml:space="preserve">, giving the smallest cross-validation MSE of </w:t>
-      </w:r>
-      <w:r>
-        <w:rPr>
-          <w:b/>
-        </w:rPr>
-        <w:t>44.2725</w:t>
-      </w:r>
+        <w:t xml:space="preserve"> (lambda.min), giving the smallest cross-validation MSE of </w:t>
+      </w:r>
+      <m:oMath>
+        <m:r>
+          <m:t>44.2725</m:t>
+        </m:r>
+      </m:oMath>
       <w:r>
         <w:rPr/>
         <w:t>.</w:t>
@@ -5788,7 +7405,271 @@
       </w:pPr>
       <w:r>
         <w:rPr/>
-        <w:t xml:space="preserve">The data are randomly split into 10 folds (seed 6166). For each value of λ, the LASSO model is fitted on 9 folds and its mean squared error is computed on the remaining fold. This is repeated so that each fold is left out once, and the 10 errors are averaged to give the cross-validation MSE for that λ. The λ with the </w:t>
+        <w:t xml:space="preserve">The data are randomly split into 10 folds (seed 6166). For each value of </w:t>
+      </w:r>
+      <m:oMath>
+        <m:r>
+          <m:t>λ</m:t>
+        </m:r>
+      </m:oMath>
+      <w:r>
+        <w:rPr/>
+        <w:t xml:space="preserve">, the LASSO model is fitted on 9 folds and its mean squared error </w:t>
+      </w:r>
+      <m:oMath>
+        <m:sSub>
+          <m:e>
+            <m:r>
+              <m:rPr>
+                <m:nor/>
+                <m:sty m:val="p"/>
+              </m:rPr>
+              <m:t>MSE</m:t>
+            </m:r>
+          </m:e>
+          <m:sub>
+            <m:r>
+              <m:t>k</m:t>
+            </m:r>
+          </m:sub>
+        </m:sSub>
+        <m:d>
+          <m:dPr>
+            <m:begChr m:val="("/>
+            <m:endChr m:val=")"/>
+            <m:sepChr m:val=""/>
+            <m:grow/>
+          </m:dPr>
+          <m:e>
+            <m:r>
+              <m:t>λ</m:t>
+            </m:r>
+          </m:e>
+        </m:d>
+      </m:oMath>
+      <w:r>
+        <w:rPr/>
+        <w:t xml:space="preserve"> is computed on the left-out fold </w:t>
+      </w:r>
+      <m:oMath>
+        <m:r>
+          <m:t>k</m:t>
+        </m:r>
+      </m:oMath>
+      <w:r>
+        <w:rPr/>
+        <w:t>. Repeating this so that each fold is left out once and averaging gives the cross-validation error:</w:t>
+      </w:r>
+    </w:p>
+    <w:p>
+      <w:pPr>
+        <w:pBdr>
+          <w:left w:val="single" w:sz="18" w:space="8" w:color="2F5496"/>
+        </w:pBdr>
+        <w:spacing w:before="40" w:after="120"/>
+        <w:ind w:left="288"/>
+      </w:pPr>
+      <m:oMathPara>
+        <m:oMath>
+          <m:r>
+            <m:rPr>
+              <m:nor/>
+              <m:sty m:val="p"/>
+            </m:rPr>
+            <m:t>CV</m:t>
+          </m:r>
+          <m:d>
+            <m:dPr>
+              <m:begChr m:val="("/>
+              <m:endChr m:val=")"/>
+              <m:sepChr m:val=""/>
+              <m:grow/>
+            </m:dPr>
+            <m:e>
+              <m:r>
+                <m:t>λ</m:t>
+              </m:r>
+            </m:e>
+          </m:d>
+          <m:r>
+            <m:rPr>
+              <m:sty m:val="p"/>
+            </m:rPr>
+            <m:t>=</m:t>
+          </m:r>
+          <m:f>
+            <m:fPr>
+              <m:type m:val="bar"/>
+            </m:fPr>
+            <m:num>
+              <m:r>
+                <m:t>1</m:t>
+              </m:r>
+            </m:num>
+            <m:den>
+              <m:r>
+                <m:t>10</m:t>
+              </m:r>
+            </m:den>
+          </m:f>
+          <m:nary>
+            <m:naryPr>
+              <m:chr m:val="∑"/>
+              <m:limLoc m:val="undOvr"/>
+              <m:subHide m:val="off"/>
+              <m:supHide m:val="off"/>
+            </m:naryPr>
+            <m:sub>
+              <m:r>
+                <m:t>k</m:t>
+              </m:r>
+              <m:r>
+                <m:rPr>
+                  <m:sty m:val="p"/>
+                </m:rPr>
+                <m:t>=</m:t>
+              </m:r>
+              <m:r>
+                <m:t>1</m:t>
+              </m:r>
+            </m:sub>
+            <m:sup>
+              <m:r>
+                <m:t>10</m:t>
+              </m:r>
+            </m:sup>
+            <m:e>
+              <m:sSub>
+                <m:e>
+                  <m:r>
+                    <m:rPr>
+                      <m:nor/>
+                      <m:sty m:val="p"/>
+                    </m:rPr>
+                    <m:t>MSE</m:t>
+                  </m:r>
+                </m:e>
+                <m:sub>
+                  <m:r>
+                    <m:t>k</m:t>
+                  </m:r>
+                </m:sub>
+              </m:sSub>
+            </m:e>
+          </m:nary>
+          <m:d>
+            <m:dPr>
+              <m:begChr m:val="("/>
+              <m:endChr m:val=")"/>
+              <m:sepChr m:val=""/>
+              <m:grow/>
+            </m:dPr>
+            <m:e>
+              <m:r>
+                <m:t>λ</m:t>
+              </m:r>
+            </m:e>
+          </m:d>
+          <m:r>
+            <m:rPr>
+              <m:sty m:val="p"/>
+            </m:rPr>
+            <m:t>,</m:t>
+          </m:r>
+          <m:r>
+            <m:t>  </m:t>
+          </m:r>
+          <m:sSub>
+            <m:e>
+              <m:r>
+                <m:t>λ</m:t>
+              </m:r>
+            </m:e>
+            <m:sub>
+              <m:r>
+                <m:rPr>
+                  <m:nor/>
+                  <m:sty m:val="p"/>
+                </m:rPr>
+                <m:t>min</m:t>
+              </m:r>
+            </m:sub>
+          </m:sSub>
+          <m:r>
+            <m:rPr>
+              <m:sty m:val="p"/>
+            </m:rPr>
+            <m:t>=</m:t>
+          </m:r>
+          <m:r>
+            <m:rPr>
+              <m:nor/>
+              <m:sty m:val="p"/>
+            </m:rPr>
+            <m:t>arg</m:t>
+          </m:r>
+          <m:sSub>
+            <m:e>
+              <m:r>
+                <m:rPr>
+                  <m:nor/>
+                  <m:sty m:val="p"/>
+                </m:rPr>
+                <m:t>min</m:t>
+              </m:r>
+            </m:e>
+            <m:sub>
+              <m:r>
+                <m:t>λ</m:t>
+              </m:r>
+            </m:sub>
+          </m:sSub>
+          <m:r>
+            <m:t> </m:t>
+          </m:r>
+          <m:r>
+            <m:rPr>
+              <m:nor/>
+              <m:sty m:val="p"/>
+            </m:rPr>
+            <m:t>CV</m:t>
+          </m:r>
+          <m:d>
+            <m:dPr>
+              <m:begChr m:val="("/>
+              <m:endChr m:val=")"/>
+              <m:sepChr m:val=""/>
+              <m:grow/>
+            </m:dPr>
+            <m:e>
+              <m:r>
+                <m:t>λ</m:t>
+              </m:r>
+            </m:e>
+          </m:d>
+        </m:oMath>
+      </m:oMathPara>
+    </w:p>
+    <w:p>
+      <w:pPr>
+        <w:pBdr>
+          <w:left w:val="single" w:sz="18" w:space="8" w:color="2F5496"/>
+        </w:pBdr>
+        <w:spacing w:after="100" w:before="0"/>
+        <w:ind w:left="288"/>
+      </w:pPr>
+      <w:r>
+        <w:rPr/>
+        <w:t xml:space="preserve">The </w:t>
+      </w:r>
+      <m:oMath>
+        <m:r>
+          <m:t>λ</m:t>
+        </m:r>
+      </m:oMath>
+      <w:r>
+        <w:rPr/>
+        <w:t xml:space="preserve"> with the </w:t>
       </w:r>
       <w:r>
         <w:rPr>
@@ -5798,7 +7679,16 @@
       </w:r>
       <w:r>
         <w:rPr/>
-        <w:t xml:space="preserve"> is lambda.min. A λ that is too small overfits the data, and one that is too large shrinks the coefficients too much, so the minimum lies in between. lambda.min is used for the rest of the analysis.</w:t>
+        <w:t xml:space="preserve"> is lambda.min. A </w:t>
+      </w:r>
+      <m:oMath>
+        <m:r>
+          <m:t>λ</m:t>
+        </m:r>
+      </m:oMath>
+      <w:r>
+        <w:rPr/>
+        <w:t xml:space="preserve"> that is too small overfits the data, and one that is too large shrinks the coefficients too much, so the minimum lies in between. lambda.min is used for the rest of the analysis.</w:t>
       </w:r>
     </w:p>
     <w:p>
@@ -6855,7 +8745,148 @@
       </w:r>
       <w:r>
         <w:rPr/>
-        <w:t xml:space="preserve"> the penalty shrinks the coefficients toward zero compared with ordinary least squares. For example, the estimate for X10 drops from 7.2157 (full model) to 6.6284, and X13 from −2.6675 to −1.6222. Weak predictors shrink the most: X6 drops from 0.9065 to only 0.0682.</w:t>
+        <w:t xml:space="preserve"> the penalty shrinks the coefficients toward zero compared with ordinary least squares. For example, </w:t>
+      </w:r>
+      <m:oMath>
+        <m:sSub>
+          <m:e>
+            <m:acc>
+              <m:accPr>
+                <m:chr m:val="̂"/>
+              </m:accPr>
+              <m:e>
+                <m:r>
+                  <m:t>β</m:t>
+                </m:r>
+              </m:e>
+            </m:acc>
+          </m:e>
+          <m:sub>
+            <m:r>
+              <m:t>10</m:t>
+            </m:r>
+          </m:sub>
+        </m:sSub>
+      </m:oMath>
+      <w:r>
+        <w:rPr/>
+        <w:t xml:space="preserve"> drops from </w:t>
+      </w:r>
+      <m:oMath>
+        <m:r>
+          <m:t>7.2157</m:t>
+        </m:r>
+      </m:oMath>
+      <w:r>
+        <w:rPr/>
+        <w:t xml:space="preserve"> (full model) to </w:t>
+      </w:r>
+      <m:oMath>
+        <m:r>
+          <m:t>6.6284</m:t>
+        </m:r>
+      </m:oMath>
+      <w:r>
+        <w:rPr/>
+        <w:t xml:space="preserve">, and </w:t>
+      </w:r>
+      <m:oMath>
+        <m:sSub>
+          <m:e>
+            <m:acc>
+              <m:accPr>
+                <m:chr m:val="̂"/>
+              </m:accPr>
+              <m:e>
+                <m:r>
+                  <m:t>β</m:t>
+                </m:r>
+              </m:e>
+            </m:acc>
+          </m:e>
+          <m:sub>
+            <m:r>
+              <m:t>13</m:t>
+            </m:r>
+          </m:sub>
+        </m:sSub>
+      </m:oMath>
+      <w:r>
+        <w:rPr/>
+        <w:t xml:space="preserve"> from </w:t>
+      </w:r>
+      <m:oMath>
+        <m:r>
+          <m:rPr>
+            <m:sty m:val="p"/>
+          </m:rPr>
+          <m:t>−</m:t>
+        </m:r>
+        <m:r>
+          <m:t>2.6675</m:t>
+        </m:r>
+      </m:oMath>
+      <w:r>
+        <w:rPr/>
+        <w:t xml:space="preserve"> to </w:t>
+      </w:r>
+      <m:oMath>
+        <m:r>
+          <m:rPr>
+            <m:sty m:val="p"/>
+          </m:rPr>
+          <m:t>−</m:t>
+        </m:r>
+        <m:r>
+          <m:t>1.6222</m:t>
+        </m:r>
+      </m:oMath>
+      <w:r>
+        <w:rPr/>
+        <w:t xml:space="preserve">. Weak predictors shrink the most: </w:t>
+      </w:r>
+      <m:oMath>
+        <m:sSub>
+          <m:e>
+            <m:acc>
+              <m:accPr>
+                <m:chr m:val="̂"/>
+              </m:accPr>
+              <m:e>
+                <m:r>
+                  <m:t>β</m:t>
+                </m:r>
+              </m:e>
+            </m:acc>
+          </m:e>
+          <m:sub>
+            <m:r>
+              <m:t>6</m:t>
+            </m:r>
+          </m:sub>
+        </m:sSub>
+      </m:oMath>
+      <w:r>
+        <w:rPr/>
+        <w:t xml:space="preserve"> drops from </w:t>
+      </w:r>
+      <m:oMath>
+        <m:r>
+          <m:t>0.9065</m:t>
+        </m:r>
+      </m:oMath>
+      <w:r>
+        <w:rPr/>
+        <w:t xml:space="preserve"> to only </w:t>
+      </w:r>
+      <m:oMath>
+        <m:r>
+          <m:t>0.0682</m:t>
+        </m:r>
+      </m:oMath>
+      <w:r>
+        <w:rPr/>
+        <w:t>.</w:t>
       </w:r>
     </w:p>
     <w:p>
@@ -6874,7 +8905,41 @@
       </w:r>
       <w:r>
         <w:rPr/>
-        <w:t xml:space="preserve"> a predictor whose contribution to reducing the squared error is smaller than the penalty is set exactly to zero. Here X2, X3, X8, X9, X11, X12 and X15 were excluded; they were all far from significant in the full model.</w:t>
+        <w:t xml:space="preserve"> a predictor whose contribution to reducing the squared error is smaller than the penalty is set exactly to zero (</w:t>
+      </w:r>
+      <m:oMath>
+        <m:sSub>
+          <m:e>
+            <m:acc>
+              <m:accPr>
+                <m:chr m:val="̂"/>
+              </m:accPr>
+              <m:e>
+                <m:r>
+                  <m:t>β</m:t>
+                </m:r>
+              </m:e>
+            </m:acc>
+          </m:e>
+          <m:sub>
+            <m:r>
+              <m:t>j</m:t>
+            </m:r>
+          </m:sub>
+        </m:sSub>
+        <m:r>
+          <m:rPr>
+            <m:sty m:val="p"/>
+          </m:rPr>
+          <m:t>=</m:t>
+        </m:r>
+        <m:r>
+          <m:t>0</m:t>
+        </m:r>
+      </m:oMath>
+      <w:r>
+        <w:rPr/>
+        <w:t>). Here X2, X3, X8, X9, X11, X12 and X15 were excluded; they were all far from significant in the full model.</w:t>
       </w:r>
     </w:p>
     <w:p>
@@ -6893,7 +8958,34 @@
       </w:r>
       <w:r>
         <w:rPr/>
-        <w:t xml:space="preserve"> the larger λ is, the sparser the model. The numbers on top of Figure 2 show the number of nonzero coefficients falling from 15 at small λ, to 8 at lambda.min, 6 at lambda.1se, and 0 at the largest λ.</w:t>
+        <w:t xml:space="preserve"> the larger </w:t>
+      </w:r>
+      <m:oMath>
+        <m:r>
+          <m:t>λ</m:t>
+        </m:r>
+      </m:oMath>
+      <w:r>
+        <w:rPr/>
+        <w:t xml:space="preserve"> is, the sparser the model. The numbers on top of Figure 2 show the number of nonzero coefficients falling from 15 at small </w:t>
+      </w:r>
+      <m:oMath>
+        <m:r>
+          <m:t>λ</m:t>
+        </m:r>
+      </m:oMath>
+      <w:r>
+        <w:rPr/>
+        <w:t xml:space="preserve">, to 8 at lambda.min, 6 at lambda.1se, and 0 at the largest </w:t>
+      </w:r>
+      <m:oMath>
+        <m:r>
+          <m:t>λ</m:t>
+        </m:r>
+      </m:oMath>
+      <w:r>
+        <w:rPr/>
+        <w:t>.</w:t>
       </w:r>
     </w:p>
     <w:p>
@@ -7845,7 +9937,43 @@
       </w:r>
       <w:r>
         <w:rPr/>
-        <w:t xml:space="preserve"> BIC has a heavy penalty for each extra predictor and aims for a simple model, whereas lambda.min minimizes cross-validation prediction error, which often keeps a few weak predictors. In the code, AIC and Cp also kept 7 predictors and adjusted R² kept the same 8 as LASSO.</w:t>
+        <w:t xml:space="preserve"> BIC has a heavy penalty for each extra predictor and aims for a simple model, whereas lambda.min minimizes cross-validation prediction error, which often keeps a few weak predictors. In the code, AIC and </w:t>
+      </w:r>
+      <m:oMath>
+        <m:sSub>
+          <m:e>
+            <m:r>
+              <m:t>C</m:t>
+            </m:r>
+          </m:e>
+          <m:sub>
+            <m:r>
+              <m:t>p</m:t>
+            </m:r>
+          </m:sub>
+        </m:sSub>
+      </m:oMath>
+      <w:r>
+        <w:rPr/>
+        <w:t xml:space="preserve"> also kept 7 predictors and adjusted </w:t>
+      </w:r>
+      <m:oMath>
+        <m:sSup>
+          <m:e>
+            <m:r>
+              <m:t>R</m:t>
+            </m:r>
+          </m:e>
+          <m:sup>
+            <m:r>
+              <m:t>2</m:t>
+            </m:r>
+          </m:sup>
+        </m:sSup>
+      </m:oMath>
+      <w:r>
+        <w:rPr/>
+        <w:t xml:space="preserve"> kept the same 8 as LASSO.</w:t>
       </w:r>
     </w:p>
     <w:p>
@@ -7865,7 +9993,41 @@
       </w:r>
       <w:r>
         <w:rPr/>
-        <w:t xml:space="preserve"> LASSO can keep a weak predictor with a very small coefficient (e.g., X6 = 0.068), while classical selection must include a predictor at its full OLS estimate or drop it completely.</w:t>
+        <w:t xml:space="preserve"> LASSO can keep a weak predictor with a very small coefficient (e.g., </w:t>
+      </w:r>
+      <m:oMath>
+        <m:sSub>
+          <m:e>
+            <m:acc>
+              <m:accPr>
+                <m:chr m:val="̂"/>
+              </m:accPr>
+              <m:e>
+                <m:r>
+                  <m:t>β</m:t>
+                </m:r>
+              </m:e>
+            </m:acc>
+          </m:e>
+          <m:sub>
+            <m:r>
+              <m:t>6</m:t>
+            </m:r>
+          </m:sub>
+        </m:sSub>
+        <m:r>
+          <m:rPr>
+            <m:sty m:val="p"/>
+          </m:rPr>
+          <m:t>=</m:t>
+        </m:r>
+        <m:r>
+          <m:t>0.068</m:t>
+        </m:r>
+      </m:oMath>
+      <w:r>
+        <w:rPr/>
+        <w:t>), while classical selection must include a predictor at its full OLS estimate or drop it completely.</w:t>
       </w:r>
     </w:p>
     <w:p>
@@ -7956,7 +10118,109 @@
       </w:r>
       <w:r>
         <w:rPr/>
-        <w:t xml:space="preserve"> its five predictors are exactly the ones both methods agree on. The three extra LASSO predictors have small coefficients (X5 = 0.418, X6 = 0.068, X7 = 0.899) and were not significant in the full model.</w:t>
+        <w:t xml:space="preserve"> its five predictors are exactly the ones both methods agree on. The three extra LASSO predictors have small coefficients (</w:t>
+      </w:r>
+      <m:oMath>
+        <m:sSub>
+          <m:e>
+            <m:acc>
+              <m:accPr>
+                <m:chr m:val="̂"/>
+              </m:accPr>
+              <m:e>
+                <m:r>
+                  <m:t>β</m:t>
+                </m:r>
+              </m:e>
+            </m:acc>
+          </m:e>
+          <m:sub>
+            <m:r>
+              <m:t>5</m:t>
+            </m:r>
+          </m:sub>
+        </m:sSub>
+        <m:r>
+          <m:rPr>
+            <m:sty m:val="p"/>
+          </m:rPr>
+          <m:t>=</m:t>
+        </m:r>
+        <m:r>
+          <m:t>0.418</m:t>
+        </m:r>
+      </m:oMath>
+      <w:r>
+        <w:rPr/>
+        <w:t xml:space="preserve">, </w:t>
+      </w:r>
+      <m:oMath>
+        <m:sSub>
+          <m:e>
+            <m:acc>
+              <m:accPr>
+                <m:chr m:val="̂"/>
+              </m:accPr>
+              <m:e>
+                <m:r>
+                  <m:t>β</m:t>
+                </m:r>
+              </m:e>
+            </m:acc>
+          </m:e>
+          <m:sub>
+            <m:r>
+              <m:t>6</m:t>
+            </m:r>
+          </m:sub>
+        </m:sSub>
+        <m:r>
+          <m:rPr>
+            <m:sty m:val="p"/>
+          </m:rPr>
+          <m:t>=</m:t>
+        </m:r>
+        <m:r>
+          <m:t>0.068</m:t>
+        </m:r>
+      </m:oMath>
+      <w:r>
+        <w:rPr/>
+        <w:t xml:space="preserve">, </w:t>
+      </w:r>
+      <m:oMath>
+        <m:sSub>
+          <m:e>
+            <m:acc>
+              <m:accPr>
+                <m:chr m:val="̂"/>
+              </m:accPr>
+              <m:e>
+                <m:r>
+                  <m:t>β</m:t>
+                </m:r>
+              </m:e>
+            </m:acc>
+          </m:e>
+          <m:sub>
+            <m:r>
+              <m:t>7</m:t>
+            </m:r>
+          </m:sub>
+        </m:sSub>
+        <m:r>
+          <m:rPr>
+            <m:sty m:val="p"/>
+          </m:rPr>
+          <m:t>=</m:t>
+        </m:r>
+        <m:r>
+          <m:t>0.899</m:t>
+        </m:r>
+      </m:oMath>
+      <w:r>
+        <w:rPr/>
+        <w:t>) and were not significant in the full model.</w:t>
       </w:r>
     </w:p>
     <w:p>
@@ -7976,7 +10240,52 @@
       </w:r>
       <w:r>
         <w:rPr/>
-        <w:t xml:space="preserve"> its adjusted R² (0.5925) is higher than the full model's (0.5882), the forward, backward and stepwise BIC searches all gave the same model, and print(cv_lasso) shows that the more conservative lambda.1se would keep only 6 predictors.</w:t>
+        <w:t xml:space="preserve"> its </w:t>
+      </w:r>
+      <m:oMath>
+        <m:sSubSup>
+          <m:e>
+            <m:r>
+              <m:t>R</m:t>
+            </m:r>
+          </m:e>
+          <m:sub>
+            <m:r>
+              <m:rPr>
+                <m:nor/>
+                <m:sty m:val="p"/>
+              </m:rPr>
+              <m:t>adj</m:t>
+            </m:r>
+          </m:sub>
+          <m:sup>
+            <m:r>
+              <m:t>2</m:t>
+            </m:r>
+          </m:sup>
+        </m:sSubSup>
+        <m:r>
+          <m:rPr>
+            <m:sty m:val="p"/>
+          </m:rPr>
+          <m:t>=</m:t>
+        </m:r>
+        <m:r>
+          <m:t>0.5925</m:t>
+        </m:r>
+      </m:oMath>
+      <w:r>
+        <w:rPr/>
+        <w:t xml:space="preserve"> is higher than the full model's </w:t>
+      </w:r>
+      <m:oMath>
+        <m:r>
+          <m:t>0.5882</m:t>
+        </m:r>
+      </m:oMath>
+      <w:r>
+        <w:rPr/>
+        <w:t>, the forward, backward and stepwise BIC searches all gave the same model, and print(cv_lasso) shows that the more conservative lambda.1se would keep only 6 predictors.</w:t>
       </w:r>
     </w:p>
     <w:p>
